--- a/Report/Data Warehousing & Business Intelligence Assesment 2.docx
+++ b/Report/Data Warehousing & Business Intelligence Assesment 2.docx
@@ -79,7 +79,15 @@
     <w:sdt>
       <w:sdtPr>
         <w:rPr>
-          <w:rFonts w:asciiTheme="minorHAnsi" w:hAnsiTheme="minorHAnsi"/>
+          <w:rFonts w:asciiTheme="minorHAnsi" w:eastAsiaTheme="minorHAnsi" w:hAnsiTheme="minorHAnsi" w:cstheme="minorBidi"/>
+          <w:b w:val="0"/>
+          <w:bCs w:val="0"/>
+          <w:color w:val="auto"/>
+          <w:kern w:val="2"/>
+          <w:sz w:val="24"/>
+          <w:szCs w:val="24"/>
+          <w:lang w:val="en-GB"/>
+          <w14:ligatures w14:val="standardContextual"/>
         </w:rPr>
         <w:id w:val="-1187441298"/>
         <w:docPartObj>
@@ -89,14 +97,7 @@
       </w:sdtPr>
       <w:sdtEndPr>
         <w:rPr>
-          <w:rFonts w:eastAsiaTheme="minorHAnsi" w:cstheme="minorBidi"/>
           <w:noProof/>
-          <w:color w:val="auto"/>
-          <w:kern w:val="2"/>
-          <w:sz w:val="24"/>
-          <w:szCs w:val="24"/>
-          <w:lang w:val="en-GB"/>
-          <w14:ligatures w14:val="standardContextual"/>
         </w:rPr>
       </w:sdtEndPr>
       <w:sdtContent>
@@ -147,7 +148,7 @@
             </w:rPr>
             <w:fldChar w:fldCharType="separate"/>
           </w:r>
-          <w:hyperlink w:anchor="_Toc226212758" w:history="1">
+          <w:hyperlink w:anchor="_Toc226965359" w:history="1">
             <w:r>
               <w:rPr>
                 <w:rStyle w:val="Hyperlink"/>
@@ -174,7 +175,7 @@
                 <w:noProof/>
                 <w:webHidden/>
               </w:rPr>
-              <w:instrText xml:space="preserve"> PAGEREF _Toc226212758 \h </w:instrText>
+              <w:instrText xml:space="preserve"> PAGEREF _Toc226965359 \h </w:instrText>
             </w:r>
             <w:r>
               <w:rPr>
@@ -194,7 +195,801 @@
                 <w:noProof/>
                 <w:webHidden/>
               </w:rPr>
-              <w:t>2</w:t>
+              <w:t>4</w:t>
+            </w:r>
+            <w:r>
+              <w:rPr>
+                <w:noProof/>
+                <w:webHidden/>
+              </w:rPr>
+              <w:fldChar w:fldCharType="end"/>
+            </w:r>
+          </w:hyperlink>
+        </w:p>
+        <w:p>
+          <w:pPr>
+            <w:pStyle w:val="TOC3"/>
+            <w:tabs>
+              <w:tab w:val="right" w:leader="dot" w:pos="9016"/>
+            </w:tabs>
+            <w:rPr>
+              <w:rFonts w:eastAsiaTheme="minorEastAsia"/>
+              <w:noProof/>
+              <w:sz w:val="24"/>
+              <w:szCs w:val="24"/>
+              <w:lang w:eastAsia="en-GB"/>
+            </w:rPr>
+          </w:pPr>
+          <w:hyperlink w:anchor="_Toc226965360" w:history="1">
+            <w:r>
+              <w:rPr>
+                <w:rStyle w:val="Hyperlink"/>
+                <w:noProof/>
+              </w:rPr>
+              <w:t>Figure 1. Tickers List</w:t>
+            </w:r>
+            <w:r>
+              <w:rPr>
+                <w:noProof/>
+                <w:webHidden/>
+              </w:rPr>
+              <w:tab/>
+            </w:r>
+            <w:r>
+              <w:rPr>
+                <w:noProof/>
+                <w:webHidden/>
+              </w:rPr>
+              <w:fldChar w:fldCharType="begin"/>
+            </w:r>
+            <w:r>
+              <w:rPr>
+                <w:noProof/>
+                <w:webHidden/>
+              </w:rPr>
+              <w:instrText xml:space="preserve"> PAGEREF _Toc226965360 \h </w:instrText>
+            </w:r>
+            <w:r>
+              <w:rPr>
+                <w:noProof/>
+                <w:webHidden/>
+              </w:rPr>
+            </w:r>
+            <w:r>
+              <w:rPr>
+                <w:noProof/>
+                <w:webHidden/>
+              </w:rPr>
+              <w:fldChar w:fldCharType="separate"/>
+            </w:r>
+            <w:r>
+              <w:rPr>
+                <w:noProof/>
+                <w:webHidden/>
+              </w:rPr>
+              <w:t>4</w:t>
+            </w:r>
+            <w:r>
+              <w:rPr>
+                <w:noProof/>
+                <w:webHidden/>
+              </w:rPr>
+              <w:fldChar w:fldCharType="end"/>
+            </w:r>
+          </w:hyperlink>
+        </w:p>
+        <w:p>
+          <w:pPr>
+            <w:pStyle w:val="TOC3"/>
+            <w:tabs>
+              <w:tab w:val="right" w:leader="dot" w:pos="9016"/>
+            </w:tabs>
+            <w:rPr>
+              <w:rFonts w:eastAsiaTheme="minorEastAsia"/>
+              <w:noProof/>
+              <w:sz w:val="24"/>
+              <w:szCs w:val="24"/>
+              <w:lang w:eastAsia="en-GB"/>
+            </w:rPr>
+          </w:pPr>
+          <w:hyperlink w:anchor="_Toc226965361" w:history="1">
+            <w:r>
+              <w:rPr>
+                <w:rStyle w:val="Hyperlink"/>
+                <w:noProof/>
+              </w:rPr>
+              <w:t>Figure 2. Dataset Shape</w:t>
+            </w:r>
+            <w:r>
+              <w:rPr>
+                <w:noProof/>
+                <w:webHidden/>
+              </w:rPr>
+              <w:tab/>
+            </w:r>
+            <w:r>
+              <w:rPr>
+                <w:noProof/>
+                <w:webHidden/>
+              </w:rPr>
+              <w:fldChar w:fldCharType="begin"/>
+            </w:r>
+            <w:r>
+              <w:rPr>
+                <w:noProof/>
+                <w:webHidden/>
+              </w:rPr>
+              <w:instrText xml:space="preserve"> PAGEREF _Toc226965361 \h </w:instrText>
+            </w:r>
+            <w:r>
+              <w:rPr>
+                <w:noProof/>
+                <w:webHidden/>
+              </w:rPr>
+            </w:r>
+            <w:r>
+              <w:rPr>
+                <w:noProof/>
+                <w:webHidden/>
+              </w:rPr>
+              <w:fldChar w:fldCharType="separate"/>
+            </w:r>
+            <w:r>
+              <w:rPr>
+                <w:noProof/>
+                <w:webHidden/>
+              </w:rPr>
+              <w:t>4</w:t>
+            </w:r>
+            <w:r>
+              <w:rPr>
+                <w:noProof/>
+                <w:webHidden/>
+              </w:rPr>
+              <w:fldChar w:fldCharType="end"/>
+            </w:r>
+          </w:hyperlink>
+        </w:p>
+        <w:p>
+          <w:pPr>
+            <w:pStyle w:val="TOC3"/>
+            <w:tabs>
+              <w:tab w:val="right" w:leader="dot" w:pos="9016"/>
+            </w:tabs>
+            <w:rPr>
+              <w:rFonts w:eastAsiaTheme="minorEastAsia"/>
+              <w:noProof/>
+              <w:sz w:val="24"/>
+              <w:szCs w:val="24"/>
+              <w:lang w:eastAsia="en-GB"/>
+            </w:rPr>
+          </w:pPr>
+          <w:hyperlink w:anchor="_Toc226965362" w:history="1">
+            <w:r>
+              <w:rPr>
+                <w:rStyle w:val="Hyperlink"/>
+                <w:noProof/>
+              </w:rPr>
+              <w:t>Figure 3. Cleaning (Before &amp; After)</w:t>
+            </w:r>
+            <w:r>
+              <w:rPr>
+                <w:noProof/>
+                <w:webHidden/>
+              </w:rPr>
+              <w:tab/>
+            </w:r>
+            <w:r>
+              <w:rPr>
+                <w:noProof/>
+                <w:webHidden/>
+              </w:rPr>
+              <w:fldChar w:fldCharType="begin"/>
+            </w:r>
+            <w:r>
+              <w:rPr>
+                <w:noProof/>
+                <w:webHidden/>
+              </w:rPr>
+              <w:instrText xml:space="preserve"> PAGEREF _Toc226965362 \h </w:instrText>
+            </w:r>
+            <w:r>
+              <w:rPr>
+                <w:noProof/>
+                <w:webHidden/>
+              </w:rPr>
+            </w:r>
+            <w:r>
+              <w:rPr>
+                <w:noProof/>
+                <w:webHidden/>
+              </w:rPr>
+              <w:fldChar w:fldCharType="separate"/>
+            </w:r>
+            <w:r>
+              <w:rPr>
+                <w:noProof/>
+                <w:webHidden/>
+              </w:rPr>
+              <w:t>5</w:t>
+            </w:r>
+            <w:r>
+              <w:rPr>
+                <w:noProof/>
+                <w:webHidden/>
+              </w:rPr>
+              <w:fldChar w:fldCharType="end"/>
+            </w:r>
+          </w:hyperlink>
+        </w:p>
+        <w:p>
+          <w:pPr>
+            <w:pStyle w:val="TOC3"/>
+            <w:tabs>
+              <w:tab w:val="right" w:leader="dot" w:pos="9016"/>
+            </w:tabs>
+            <w:rPr>
+              <w:rFonts w:eastAsiaTheme="minorEastAsia"/>
+              <w:noProof/>
+              <w:sz w:val="24"/>
+              <w:szCs w:val="24"/>
+              <w:lang w:eastAsia="en-GB"/>
+            </w:rPr>
+          </w:pPr>
+          <w:hyperlink w:anchor="_Toc226965363" w:history="1">
+            <w:r>
+              <w:rPr>
+                <w:rStyle w:val="Hyperlink"/>
+                <w:noProof/>
+              </w:rPr>
+              <w:t>Figure 4. Daily Returns</w:t>
+            </w:r>
+            <w:r>
+              <w:rPr>
+                <w:noProof/>
+                <w:webHidden/>
+              </w:rPr>
+              <w:tab/>
+            </w:r>
+            <w:r>
+              <w:rPr>
+                <w:noProof/>
+                <w:webHidden/>
+              </w:rPr>
+              <w:fldChar w:fldCharType="begin"/>
+            </w:r>
+            <w:r>
+              <w:rPr>
+                <w:noProof/>
+                <w:webHidden/>
+              </w:rPr>
+              <w:instrText xml:space="preserve"> PAGEREF _Toc226965363 \h </w:instrText>
+            </w:r>
+            <w:r>
+              <w:rPr>
+                <w:noProof/>
+                <w:webHidden/>
+              </w:rPr>
+            </w:r>
+            <w:r>
+              <w:rPr>
+                <w:noProof/>
+                <w:webHidden/>
+              </w:rPr>
+              <w:fldChar w:fldCharType="separate"/>
+            </w:r>
+            <w:r>
+              <w:rPr>
+                <w:noProof/>
+                <w:webHidden/>
+              </w:rPr>
+              <w:t>5</w:t>
+            </w:r>
+            <w:r>
+              <w:rPr>
+                <w:noProof/>
+                <w:webHidden/>
+              </w:rPr>
+              <w:fldChar w:fldCharType="end"/>
+            </w:r>
+          </w:hyperlink>
+        </w:p>
+        <w:p>
+          <w:pPr>
+            <w:pStyle w:val="TOC3"/>
+            <w:tabs>
+              <w:tab w:val="right" w:leader="dot" w:pos="9016"/>
+            </w:tabs>
+            <w:rPr>
+              <w:rFonts w:eastAsiaTheme="minorEastAsia"/>
+              <w:noProof/>
+              <w:sz w:val="24"/>
+              <w:szCs w:val="24"/>
+              <w:lang w:eastAsia="en-GB"/>
+            </w:rPr>
+          </w:pPr>
+          <w:hyperlink w:anchor="_Toc226965364" w:history="1">
+            <w:r>
+              <w:rPr>
+                <w:rStyle w:val="Hyperlink"/>
+                <w:noProof/>
+              </w:rPr>
+              <w:t>Figure 5. Beta Table</w:t>
+            </w:r>
+            <w:r>
+              <w:rPr>
+                <w:noProof/>
+                <w:webHidden/>
+              </w:rPr>
+              <w:tab/>
+            </w:r>
+            <w:r>
+              <w:rPr>
+                <w:noProof/>
+                <w:webHidden/>
+              </w:rPr>
+              <w:fldChar w:fldCharType="begin"/>
+            </w:r>
+            <w:r>
+              <w:rPr>
+                <w:noProof/>
+                <w:webHidden/>
+              </w:rPr>
+              <w:instrText xml:space="preserve"> PAGEREF _Toc226965364 \h </w:instrText>
+            </w:r>
+            <w:r>
+              <w:rPr>
+                <w:noProof/>
+                <w:webHidden/>
+              </w:rPr>
+            </w:r>
+            <w:r>
+              <w:rPr>
+                <w:noProof/>
+                <w:webHidden/>
+              </w:rPr>
+              <w:fldChar w:fldCharType="separate"/>
+            </w:r>
+            <w:r>
+              <w:rPr>
+                <w:noProof/>
+                <w:webHidden/>
+              </w:rPr>
+              <w:t>6</w:t>
+            </w:r>
+            <w:r>
+              <w:rPr>
+                <w:noProof/>
+                <w:webHidden/>
+              </w:rPr>
+              <w:fldChar w:fldCharType="end"/>
+            </w:r>
+          </w:hyperlink>
+        </w:p>
+        <w:p>
+          <w:pPr>
+            <w:pStyle w:val="TOC3"/>
+            <w:tabs>
+              <w:tab w:val="right" w:leader="dot" w:pos="9016"/>
+            </w:tabs>
+            <w:rPr>
+              <w:rFonts w:eastAsiaTheme="minorEastAsia"/>
+              <w:noProof/>
+              <w:sz w:val="24"/>
+              <w:szCs w:val="24"/>
+              <w:lang w:eastAsia="en-GB"/>
+            </w:rPr>
+          </w:pPr>
+          <w:hyperlink w:anchor="_Toc226965365" w:history="1">
+            <w:r>
+              <w:rPr>
+                <w:rStyle w:val="Hyperlink"/>
+                <w:noProof/>
+              </w:rPr>
+              <w:t>Figure 6. Volatility Table</w:t>
+            </w:r>
+            <w:r>
+              <w:rPr>
+                <w:noProof/>
+                <w:webHidden/>
+              </w:rPr>
+              <w:tab/>
+            </w:r>
+            <w:r>
+              <w:rPr>
+                <w:noProof/>
+                <w:webHidden/>
+              </w:rPr>
+              <w:fldChar w:fldCharType="begin"/>
+            </w:r>
+            <w:r>
+              <w:rPr>
+                <w:noProof/>
+                <w:webHidden/>
+              </w:rPr>
+              <w:instrText xml:space="preserve"> PAGEREF _Toc226965365 \h </w:instrText>
+            </w:r>
+            <w:r>
+              <w:rPr>
+                <w:noProof/>
+                <w:webHidden/>
+              </w:rPr>
+            </w:r>
+            <w:r>
+              <w:rPr>
+                <w:noProof/>
+                <w:webHidden/>
+              </w:rPr>
+              <w:fldChar w:fldCharType="separate"/>
+            </w:r>
+            <w:r>
+              <w:rPr>
+                <w:noProof/>
+                <w:webHidden/>
+              </w:rPr>
+              <w:t>7</w:t>
+            </w:r>
+            <w:r>
+              <w:rPr>
+                <w:noProof/>
+                <w:webHidden/>
+              </w:rPr>
+              <w:fldChar w:fldCharType="end"/>
+            </w:r>
+          </w:hyperlink>
+        </w:p>
+        <w:p>
+          <w:pPr>
+            <w:pStyle w:val="TOC3"/>
+            <w:tabs>
+              <w:tab w:val="right" w:leader="dot" w:pos="9016"/>
+            </w:tabs>
+            <w:rPr>
+              <w:rFonts w:eastAsiaTheme="minorEastAsia"/>
+              <w:noProof/>
+              <w:sz w:val="24"/>
+              <w:szCs w:val="24"/>
+              <w:lang w:eastAsia="en-GB"/>
+            </w:rPr>
+          </w:pPr>
+          <w:hyperlink w:anchor="_Toc226965366" w:history="1">
+            <w:r>
+              <w:rPr>
+                <w:rStyle w:val="Hyperlink"/>
+                <w:noProof/>
+              </w:rPr>
+              <w:t>Figure 7. Average Daily Returns Table</w:t>
+            </w:r>
+            <w:r>
+              <w:rPr>
+                <w:noProof/>
+                <w:webHidden/>
+              </w:rPr>
+              <w:tab/>
+            </w:r>
+            <w:r>
+              <w:rPr>
+                <w:noProof/>
+                <w:webHidden/>
+              </w:rPr>
+              <w:fldChar w:fldCharType="begin"/>
+            </w:r>
+            <w:r>
+              <w:rPr>
+                <w:noProof/>
+                <w:webHidden/>
+              </w:rPr>
+              <w:instrText xml:space="preserve"> PAGEREF _Toc226965366 \h </w:instrText>
+            </w:r>
+            <w:r>
+              <w:rPr>
+                <w:noProof/>
+                <w:webHidden/>
+              </w:rPr>
+            </w:r>
+            <w:r>
+              <w:rPr>
+                <w:noProof/>
+                <w:webHidden/>
+              </w:rPr>
+              <w:fldChar w:fldCharType="separate"/>
+            </w:r>
+            <w:r>
+              <w:rPr>
+                <w:noProof/>
+                <w:webHidden/>
+              </w:rPr>
+              <w:t>7</w:t>
+            </w:r>
+            <w:r>
+              <w:rPr>
+                <w:noProof/>
+                <w:webHidden/>
+              </w:rPr>
+              <w:fldChar w:fldCharType="end"/>
+            </w:r>
+          </w:hyperlink>
+        </w:p>
+        <w:p>
+          <w:pPr>
+            <w:pStyle w:val="TOC3"/>
+            <w:tabs>
+              <w:tab w:val="right" w:leader="dot" w:pos="9016"/>
+            </w:tabs>
+            <w:rPr>
+              <w:rFonts w:eastAsiaTheme="minorEastAsia"/>
+              <w:noProof/>
+              <w:sz w:val="24"/>
+              <w:szCs w:val="24"/>
+              <w:lang w:eastAsia="en-GB"/>
+            </w:rPr>
+          </w:pPr>
+          <w:hyperlink w:anchor="_Toc226965367" w:history="1">
+            <w:r>
+              <w:rPr>
+                <w:rStyle w:val="Hyperlink"/>
+                <w:noProof/>
+              </w:rPr>
+              <w:t>Figure 8. Summary Table</w:t>
+            </w:r>
+            <w:r>
+              <w:rPr>
+                <w:noProof/>
+                <w:webHidden/>
+              </w:rPr>
+              <w:tab/>
+            </w:r>
+            <w:r>
+              <w:rPr>
+                <w:noProof/>
+                <w:webHidden/>
+              </w:rPr>
+              <w:fldChar w:fldCharType="begin"/>
+            </w:r>
+            <w:r>
+              <w:rPr>
+                <w:noProof/>
+                <w:webHidden/>
+              </w:rPr>
+              <w:instrText xml:space="preserve"> PAGEREF _Toc226965367 \h </w:instrText>
+            </w:r>
+            <w:r>
+              <w:rPr>
+                <w:noProof/>
+                <w:webHidden/>
+              </w:rPr>
+            </w:r>
+            <w:r>
+              <w:rPr>
+                <w:noProof/>
+                <w:webHidden/>
+              </w:rPr>
+              <w:fldChar w:fldCharType="separate"/>
+            </w:r>
+            <w:r>
+              <w:rPr>
+                <w:noProof/>
+                <w:webHidden/>
+              </w:rPr>
+              <w:t>8</w:t>
+            </w:r>
+            <w:r>
+              <w:rPr>
+                <w:noProof/>
+                <w:webHidden/>
+              </w:rPr>
+              <w:fldChar w:fldCharType="end"/>
+            </w:r>
+          </w:hyperlink>
+        </w:p>
+        <w:p>
+          <w:pPr>
+            <w:pStyle w:val="TOC3"/>
+            <w:tabs>
+              <w:tab w:val="right" w:leader="dot" w:pos="9016"/>
+            </w:tabs>
+            <w:rPr>
+              <w:rFonts w:eastAsiaTheme="minorEastAsia"/>
+              <w:noProof/>
+              <w:sz w:val="24"/>
+              <w:szCs w:val="24"/>
+              <w:lang w:eastAsia="en-GB"/>
+            </w:rPr>
+          </w:pPr>
+          <w:hyperlink w:anchor="_Toc226965368" w:history="1">
+            <w:r>
+              <w:rPr>
+                <w:rStyle w:val="Hyperlink"/>
+                <w:noProof/>
+              </w:rPr>
+              <w:t>Figure 9. Graph 1 (Beta Vs Return)</w:t>
+            </w:r>
+            <w:r>
+              <w:rPr>
+                <w:noProof/>
+                <w:webHidden/>
+              </w:rPr>
+              <w:tab/>
+            </w:r>
+            <w:r>
+              <w:rPr>
+                <w:noProof/>
+                <w:webHidden/>
+              </w:rPr>
+              <w:fldChar w:fldCharType="begin"/>
+            </w:r>
+            <w:r>
+              <w:rPr>
+                <w:noProof/>
+                <w:webHidden/>
+              </w:rPr>
+              <w:instrText xml:space="preserve"> PAGEREF _Toc226965368 \h </w:instrText>
+            </w:r>
+            <w:r>
+              <w:rPr>
+                <w:noProof/>
+                <w:webHidden/>
+              </w:rPr>
+            </w:r>
+            <w:r>
+              <w:rPr>
+                <w:noProof/>
+                <w:webHidden/>
+              </w:rPr>
+              <w:fldChar w:fldCharType="separate"/>
+            </w:r>
+            <w:r>
+              <w:rPr>
+                <w:noProof/>
+                <w:webHidden/>
+              </w:rPr>
+              <w:t>9</w:t>
+            </w:r>
+            <w:r>
+              <w:rPr>
+                <w:noProof/>
+                <w:webHidden/>
+              </w:rPr>
+              <w:fldChar w:fldCharType="end"/>
+            </w:r>
+          </w:hyperlink>
+        </w:p>
+        <w:p>
+          <w:pPr>
+            <w:pStyle w:val="TOC3"/>
+            <w:tabs>
+              <w:tab w:val="right" w:leader="dot" w:pos="9016"/>
+            </w:tabs>
+            <w:rPr>
+              <w:rFonts w:eastAsiaTheme="minorEastAsia"/>
+              <w:noProof/>
+              <w:sz w:val="24"/>
+              <w:szCs w:val="24"/>
+              <w:lang w:eastAsia="en-GB"/>
+            </w:rPr>
+          </w:pPr>
+          <w:hyperlink w:anchor="_Toc226965369" w:history="1">
+            <w:r>
+              <w:rPr>
+                <w:rStyle w:val="Hyperlink"/>
+                <w:noProof/>
+              </w:rPr>
+              <w:t>Figure 10. Graph 2 (Volatility Distribution)</w:t>
+            </w:r>
+            <w:r>
+              <w:rPr>
+                <w:noProof/>
+                <w:webHidden/>
+              </w:rPr>
+              <w:tab/>
+            </w:r>
+            <w:r>
+              <w:rPr>
+                <w:noProof/>
+                <w:webHidden/>
+              </w:rPr>
+              <w:fldChar w:fldCharType="begin"/>
+            </w:r>
+            <w:r>
+              <w:rPr>
+                <w:noProof/>
+                <w:webHidden/>
+              </w:rPr>
+              <w:instrText xml:space="preserve"> PAGEREF _Toc226965369 \h </w:instrText>
+            </w:r>
+            <w:r>
+              <w:rPr>
+                <w:noProof/>
+                <w:webHidden/>
+              </w:rPr>
+            </w:r>
+            <w:r>
+              <w:rPr>
+                <w:noProof/>
+                <w:webHidden/>
+              </w:rPr>
+              <w:fldChar w:fldCharType="separate"/>
+            </w:r>
+            <w:r>
+              <w:rPr>
+                <w:noProof/>
+                <w:webHidden/>
+              </w:rPr>
+              <w:t>10</w:t>
+            </w:r>
+            <w:r>
+              <w:rPr>
+                <w:noProof/>
+                <w:webHidden/>
+              </w:rPr>
+              <w:fldChar w:fldCharType="end"/>
+            </w:r>
+          </w:hyperlink>
+        </w:p>
+        <w:p>
+          <w:pPr>
+            <w:pStyle w:val="TOC1"/>
+            <w:tabs>
+              <w:tab w:val="right" w:leader="dot" w:pos="9016"/>
+            </w:tabs>
+            <w:rPr>
+              <w:rFonts w:eastAsiaTheme="minorEastAsia"/>
+              <w:b w:val="0"/>
+              <w:bCs w:val="0"/>
+              <w:i w:val="0"/>
+              <w:iCs w:val="0"/>
+              <w:noProof/>
+              <w:lang w:eastAsia="en-GB"/>
+            </w:rPr>
+          </w:pPr>
+          <w:hyperlink w:anchor="_Toc226965370" w:history="1">
+            <w:r>
+              <w:rPr>
+                <w:rStyle w:val="Hyperlink"/>
+                <w:noProof/>
+              </w:rPr>
+              <w:t>Data Collection and Analysis</w:t>
+            </w:r>
+            <w:r>
+              <w:rPr>
+                <w:noProof/>
+                <w:webHidden/>
+              </w:rPr>
+              <w:tab/>
+            </w:r>
+            <w:r>
+              <w:rPr>
+                <w:noProof/>
+                <w:webHidden/>
+              </w:rPr>
+              <w:fldChar w:fldCharType="begin"/>
+            </w:r>
+            <w:r>
+              <w:rPr>
+                <w:noProof/>
+                <w:webHidden/>
+              </w:rPr>
+              <w:instrText xml:space="preserve"> PAGEREF _Toc226965370 \h </w:instrText>
+            </w:r>
+            <w:r>
+              <w:rPr>
+                <w:noProof/>
+                <w:webHidden/>
+              </w:rPr>
+            </w:r>
+            <w:r>
+              <w:rPr>
+                <w:noProof/>
+                <w:webHidden/>
+              </w:rPr>
+              <w:fldChar w:fldCharType="separate"/>
+            </w:r>
+            <w:r>
+              <w:rPr>
+                <w:noProof/>
+                <w:webHidden/>
+              </w:rPr>
+              <w:t>10</w:t>
             </w:r>
             <w:r>
               <w:rPr>
@@ -221,13 +1016,13 @@
               <w:lang w:eastAsia="en-GB"/>
             </w:rPr>
           </w:pPr>
-          <w:hyperlink w:anchor="_Toc226212759" w:history="1">
+          <w:hyperlink w:anchor="_Toc226965371" w:history="1">
             <w:r>
               <w:rPr>
                 <w:rStyle w:val="Hyperlink"/>
                 <w:noProof/>
               </w:rPr>
-              <w:t>Figure 1-Tickers List</w:t>
+              <w:t>Data Collection</w:t>
             </w:r>
             <w:r>
               <w:rPr>
@@ -248,7 +1043,7 @@
                 <w:noProof/>
                 <w:webHidden/>
               </w:rPr>
-              <w:instrText xml:space="preserve"> PAGEREF _Toc226212759 \h </w:instrText>
+              <w:instrText xml:space="preserve"> PAGEREF _Toc226965371 \h </w:instrText>
             </w:r>
             <w:r>
               <w:rPr>
@@ -268,7 +1063,7 @@
                 <w:noProof/>
                 <w:webHidden/>
               </w:rPr>
-              <w:t>2</w:t>
+              <w:t>10</w:t>
             </w:r>
             <w:r>
               <w:rPr>
@@ -295,13 +1090,13 @@
               <w:lang w:eastAsia="en-GB"/>
             </w:rPr>
           </w:pPr>
-          <w:hyperlink w:anchor="_Toc226212760" w:history="1">
+          <w:hyperlink w:anchor="_Toc226965372" w:history="1">
             <w:r>
               <w:rPr>
                 <w:rStyle w:val="Hyperlink"/>
                 <w:noProof/>
               </w:rPr>
-              <w:t>Figure 2-Dataset Shape</w:t>
+              <w:t>Data Cleaning</w:t>
             </w:r>
             <w:r>
               <w:rPr>
@@ -322,7 +1117,7 @@
                 <w:noProof/>
                 <w:webHidden/>
               </w:rPr>
-              <w:instrText xml:space="preserve"> PAGEREF _Toc226212760 \h </w:instrText>
+              <w:instrText xml:space="preserve"> PAGEREF _Toc226965372 \h </w:instrText>
             </w:r>
             <w:r>
               <w:rPr>
@@ -342,7 +1137,7 @@
                 <w:noProof/>
                 <w:webHidden/>
               </w:rPr>
-              <w:t>2</w:t>
+              <w:t>11</w:t>
             </w:r>
             <w:r>
               <w:rPr>
@@ -369,13 +1164,13 @@
               <w:lang w:eastAsia="en-GB"/>
             </w:rPr>
           </w:pPr>
-          <w:hyperlink w:anchor="_Toc226212761" w:history="1">
+          <w:hyperlink w:anchor="_Toc226965373" w:history="1">
             <w:r>
               <w:rPr>
                 <w:rStyle w:val="Hyperlink"/>
                 <w:noProof/>
               </w:rPr>
-              <w:t>Figure 3-Cleaning (Before &amp; After)</w:t>
+              <w:t>Return Calculation</w:t>
             </w:r>
             <w:r>
               <w:rPr>
@@ -396,7 +1191,7 @@
                 <w:noProof/>
                 <w:webHidden/>
               </w:rPr>
-              <w:instrText xml:space="preserve"> PAGEREF _Toc226212761 \h </w:instrText>
+              <w:instrText xml:space="preserve"> PAGEREF _Toc226965373 \h </w:instrText>
             </w:r>
             <w:r>
               <w:rPr>
@@ -416,7 +1211,7 @@
                 <w:noProof/>
                 <w:webHidden/>
               </w:rPr>
-              <w:t>2</w:t>
+              <w:t>11</w:t>
             </w:r>
             <w:r>
               <w:rPr>
@@ -443,13 +1238,13 @@
               <w:lang w:eastAsia="en-GB"/>
             </w:rPr>
           </w:pPr>
-          <w:hyperlink w:anchor="_Toc226212762" w:history="1">
+          <w:hyperlink w:anchor="_Toc226965374" w:history="1">
             <w:r>
               <w:rPr>
                 <w:rStyle w:val="Hyperlink"/>
                 <w:noProof/>
               </w:rPr>
-              <w:t>Figure 4-Daily Returns</w:t>
+              <w:t>Beta Calculation</w:t>
             </w:r>
             <w:r>
               <w:rPr>
@@ -470,7 +1265,7 @@
                 <w:noProof/>
                 <w:webHidden/>
               </w:rPr>
-              <w:instrText xml:space="preserve"> PAGEREF _Toc226212762 \h </w:instrText>
+              <w:instrText xml:space="preserve"> PAGEREF _Toc226965374 \h </w:instrText>
             </w:r>
             <w:r>
               <w:rPr>
@@ -490,7 +1285,7 @@
                 <w:noProof/>
                 <w:webHidden/>
               </w:rPr>
-              <w:t>3</w:t>
+              <w:t>11</w:t>
             </w:r>
             <w:r>
               <w:rPr>
@@ -517,13 +1312,13 @@
               <w:lang w:eastAsia="en-GB"/>
             </w:rPr>
           </w:pPr>
-          <w:hyperlink w:anchor="_Toc226212763" w:history="1">
+          <w:hyperlink w:anchor="_Toc226965375" w:history="1">
             <w:r>
               <w:rPr>
                 <w:rStyle w:val="Hyperlink"/>
                 <w:noProof/>
               </w:rPr>
-              <w:t>Figure 5-Beta Table</w:t>
+              <w:t>Volatility Calculation</w:t>
             </w:r>
             <w:r>
               <w:rPr>
@@ -544,7 +1339,7 @@
                 <w:noProof/>
                 <w:webHidden/>
               </w:rPr>
-              <w:instrText xml:space="preserve"> PAGEREF _Toc226212763 \h </w:instrText>
+              <w:instrText xml:space="preserve"> PAGEREF _Toc226965375 \h </w:instrText>
             </w:r>
             <w:r>
               <w:rPr>
@@ -564,7 +1359,7 @@
                 <w:noProof/>
                 <w:webHidden/>
               </w:rPr>
-              <w:t>3</w:t>
+              <w:t>11</w:t>
             </w:r>
             <w:r>
               <w:rPr>
@@ -591,13 +1386,13 @@
               <w:lang w:eastAsia="en-GB"/>
             </w:rPr>
           </w:pPr>
-          <w:hyperlink w:anchor="_Toc226212764" w:history="1">
+          <w:hyperlink w:anchor="_Toc226965376" w:history="1">
             <w:r>
               <w:rPr>
                 <w:rStyle w:val="Hyperlink"/>
                 <w:noProof/>
               </w:rPr>
-              <w:t>Figure 6-Volatility Table</w:t>
+              <w:t>Summary Metrics</w:t>
             </w:r>
             <w:r>
               <w:rPr>
@@ -618,7 +1413,7 @@
                 <w:noProof/>
                 <w:webHidden/>
               </w:rPr>
-              <w:instrText xml:space="preserve"> PAGEREF _Toc226212764 \h </w:instrText>
+              <w:instrText xml:space="preserve"> PAGEREF _Toc226965376 \h </w:instrText>
             </w:r>
             <w:r>
               <w:rPr>
@@ -638,7 +1433,7 @@
                 <w:noProof/>
                 <w:webHidden/>
               </w:rPr>
-              <w:t>4</w:t>
+              <w:t>11</w:t>
             </w:r>
             <w:r>
               <w:rPr>
@@ -665,13 +1460,13 @@
               <w:lang w:eastAsia="en-GB"/>
             </w:rPr>
           </w:pPr>
-          <w:hyperlink w:anchor="_Toc226212765" w:history="1">
+          <w:hyperlink w:anchor="_Toc226965377" w:history="1">
             <w:r>
               <w:rPr>
                 <w:rStyle w:val="Hyperlink"/>
                 <w:noProof/>
               </w:rPr>
-              <w:t>Figure 7-Average Daily Returns Table</w:t>
+              <w:t>Visual Analysis</w:t>
             </w:r>
             <w:r>
               <w:rPr>
@@ -692,7 +1487,7 @@
                 <w:noProof/>
                 <w:webHidden/>
               </w:rPr>
-              <w:instrText xml:space="preserve"> PAGEREF _Toc226212765 \h </w:instrText>
+              <w:instrText xml:space="preserve"> PAGEREF _Toc226965377 \h </w:instrText>
             </w:r>
             <w:r>
               <w:rPr>
@@ -712,7 +1507,155 @@
                 <w:noProof/>
                 <w:webHidden/>
               </w:rPr>
-              <w:t>4</w:t>
+              <w:t>12</w:t>
+            </w:r>
+            <w:r>
+              <w:rPr>
+                <w:noProof/>
+                <w:webHidden/>
+              </w:rPr>
+              <w:fldChar w:fldCharType="end"/>
+            </w:r>
+          </w:hyperlink>
+        </w:p>
+        <w:p>
+          <w:pPr>
+            <w:pStyle w:val="TOC1"/>
+            <w:tabs>
+              <w:tab w:val="right" w:leader="dot" w:pos="9016"/>
+            </w:tabs>
+            <w:rPr>
+              <w:rFonts w:eastAsiaTheme="minorEastAsia"/>
+              <w:b w:val="0"/>
+              <w:bCs w:val="0"/>
+              <w:i w:val="0"/>
+              <w:iCs w:val="0"/>
+              <w:noProof/>
+              <w:lang w:eastAsia="en-GB"/>
+            </w:rPr>
+          </w:pPr>
+          <w:hyperlink w:anchor="_Toc226965378" w:history="1">
+            <w:r>
+              <w:rPr>
+                <w:rStyle w:val="Hyperlink"/>
+                <w:noProof/>
+              </w:rPr>
+              <w:t>Task B</w:t>
+            </w:r>
+            <w:r>
+              <w:rPr>
+                <w:noProof/>
+                <w:webHidden/>
+              </w:rPr>
+              <w:tab/>
+            </w:r>
+            <w:r>
+              <w:rPr>
+                <w:noProof/>
+                <w:webHidden/>
+              </w:rPr>
+              <w:fldChar w:fldCharType="begin"/>
+            </w:r>
+            <w:r>
+              <w:rPr>
+                <w:noProof/>
+                <w:webHidden/>
+              </w:rPr>
+              <w:instrText xml:space="preserve"> PAGEREF _Toc226965378 \h </w:instrText>
+            </w:r>
+            <w:r>
+              <w:rPr>
+                <w:noProof/>
+                <w:webHidden/>
+              </w:rPr>
+            </w:r>
+            <w:r>
+              <w:rPr>
+                <w:noProof/>
+                <w:webHidden/>
+              </w:rPr>
+              <w:fldChar w:fldCharType="separate"/>
+            </w:r>
+            <w:r>
+              <w:rPr>
+                <w:noProof/>
+                <w:webHidden/>
+              </w:rPr>
+              <w:t>12</w:t>
+            </w:r>
+            <w:r>
+              <w:rPr>
+                <w:noProof/>
+                <w:webHidden/>
+              </w:rPr>
+              <w:fldChar w:fldCharType="end"/>
+            </w:r>
+          </w:hyperlink>
+        </w:p>
+        <w:p>
+          <w:pPr>
+            <w:pStyle w:val="TOC1"/>
+            <w:tabs>
+              <w:tab w:val="right" w:leader="dot" w:pos="9016"/>
+            </w:tabs>
+            <w:rPr>
+              <w:rFonts w:eastAsiaTheme="minorEastAsia"/>
+              <w:b w:val="0"/>
+              <w:bCs w:val="0"/>
+              <w:i w:val="0"/>
+              <w:iCs w:val="0"/>
+              <w:noProof/>
+              <w:lang w:eastAsia="en-GB"/>
+            </w:rPr>
+          </w:pPr>
+          <w:hyperlink w:anchor="_Toc226965379" w:history="1">
+            <w:r>
+              <w:rPr>
+                <w:rStyle w:val="Hyperlink"/>
+                <w:noProof/>
+              </w:rPr>
+              <w:t>Agglomerative Clustering</w:t>
+            </w:r>
+            <w:r>
+              <w:rPr>
+                <w:noProof/>
+                <w:webHidden/>
+              </w:rPr>
+              <w:tab/>
+            </w:r>
+            <w:r>
+              <w:rPr>
+                <w:noProof/>
+                <w:webHidden/>
+              </w:rPr>
+              <w:fldChar w:fldCharType="begin"/>
+            </w:r>
+            <w:r>
+              <w:rPr>
+                <w:noProof/>
+                <w:webHidden/>
+              </w:rPr>
+              <w:instrText xml:space="preserve"> PAGEREF _Toc226965379 \h </w:instrText>
+            </w:r>
+            <w:r>
+              <w:rPr>
+                <w:noProof/>
+                <w:webHidden/>
+              </w:rPr>
+            </w:r>
+            <w:r>
+              <w:rPr>
+                <w:noProof/>
+                <w:webHidden/>
+              </w:rPr>
+              <w:fldChar w:fldCharType="separate"/>
+            </w:r>
+            <w:r>
+              <w:rPr>
+                <w:noProof/>
+                <w:webHidden/>
+              </w:rPr>
+              <w:t>12</w:t>
             </w:r>
             <w:r>
               <w:rPr>
@@ -739,13 +1682,13 @@
               <w:lang w:eastAsia="en-GB"/>
             </w:rPr>
           </w:pPr>
-          <w:hyperlink w:anchor="_Toc226212766" w:history="1">
+          <w:hyperlink w:anchor="_Toc226965380" w:history="1">
             <w:r>
               <w:rPr>
                 <w:rStyle w:val="Hyperlink"/>
                 <w:noProof/>
               </w:rPr>
-              <w:t>Figure 8-Summary Table</w:t>
+              <w:t>Appropriateness of Agglomerative clustering</w:t>
             </w:r>
             <w:r>
               <w:rPr>
@@ -766,7 +1709,7 @@
                 <w:noProof/>
                 <w:webHidden/>
               </w:rPr>
-              <w:instrText xml:space="preserve"> PAGEREF _Toc226212766 \h </w:instrText>
+              <w:instrText xml:space="preserve"> PAGEREF _Toc226965380 \h </w:instrText>
             </w:r>
             <w:r>
               <w:rPr>
@@ -786,7 +1729,7 @@
                 <w:noProof/>
                 <w:webHidden/>
               </w:rPr>
-              <w:t>5</w:t>
+              <w:t>12</w:t>
             </w:r>
             <w:r>
               <w:rPr>
@@ -813,13 +1756,13 @@
               <w:lang w:eastAsia="en-GB"/>
             </w:rPr>
           </w:pPr>
-          <w:hyperlink w:anchor="_Toc226212767" w:history="1">
+          <w:hyperlink w:anchor="_Toc226965381" w:history="1">
             <w:r>
               <w:rPr>
                 <w:rStyle w:val="Hyperlink"/>
                 <w:noProof/>
               </w:rPr>
-              <w:t>Figure 9-Graph 1 (Beta Vs Return)</w:t>
+              <w:t>Agglomerative Clustering Implementation</w:t>
             </w:r>
             <w:r>
               <w:rPr>
@@ -840,7 +1783,7 @@
                 <w:noProof/>
                 <w:webHidden/>
               </w:rPr>
-              <w:instrText xml:space="preserve"> PAGEREF _Toc226212767 \h </w:instrText>
+              <w:instrText xml:space="preserve"> PAGEREF _Toc226965381 \h </w:instrText>
             </w:r>
             <w:r>
               <w:rPr>
@@ -860,7 +1803,225 @@
                 <w:noProof/>
                 <w:webHidden/>
               </w:rPr>
-              <w:t>5</w:t>
+              <w:t>13</w:t>
+            </w:r>
+            <w:r>
+              <w:rPr>
+                <w:noProof/>
+                <w:webHidden/>
+              </w:rPr>
+              <w:fldChar w:fldCharType="end"/>
+            </w:r>
+          </w:hyperlink>
+        </w:p>
+        <w:p>
+          <w:pPr>
+            <w:pStyle w:val="TOC3"/>
+            <w:tabs>
+              <w:tab w:val="right" w:leader="dot" w:pos="9016"/>
+            </w:tabs>
+            <w:rPr>
+              <w:rFonts w:eastAsiaTheme="minorEastAsia"/>
+              <w:noProof/>
+              <w:sz w:val="24"/>
+              <w:szCs w:val="24"/>
+              <w:lang w:eastAsia="en-GB"/>
+            </w:rPr>
+          </w:pPr>
+          <w:hyperlink w:anchor="_Toc226965382" w:history="1">
+            <w:r>
+              <w:rPr>
+                <w:rStyle w:val="Hyperlink"/>
+                <w:noProof/>
+              </w:rPr>
+              <w:t>Figure 11. Silhouette plot for 2-9 clusters</w:t>
+            </w:r>
+            <w:r>
+              <w:rPr>
+                <w:noProof/>
+                <w:webHidden/>
+              </w:rPr>
+              <w:tab/>
+            </w:r>
+            <w:r>
+              <w:rPr>
+                <w:noProof/>
+                <w:webHidden/>
+              </w:rPr>
+              <w:fldChar w:fldCharType="begin"/>
+            </w:r>
+            <w:r>
+              <w:rPr>
+                <w:noProof/>
+                <w:webHidden/>
+              </w:rPr>
+              <w:instrText xml:space="preserve"> PAGEREF _Toc226965382 \h </w:instrText>
+            </w:r>
+            <w:r>
+              <w:rPr>
+                <w:noProof/>
+                <w:webHidden/>
+              </w:rPr>
+            </w:r>
+            <w:r>
+              <w:rPr>
+                <w:noProof/>
+                <w:webHidden/>
+              </w:rPr>
+              <w:fldChar w:fldCharType="separate"/>
+            </w:r>
+            <w:r>
+              <w:rPr>
+                <w:noProof/>
+                <w:webHidden/>
+              </w:rPr>
+              <w:t>14</w:t>
+            </w:r>
+            <w:r>
+              <w:rPr>
+                <w:noProof/>
+                <w:webHidden/>
+              </w:rPr>
+              <w:fldChar w:fldCharType="end"/>
+            </w:r>
+          </w:hyperlink>
+        </w:p>
+        <w:p>
+          <w:pPr>
+            <w:pStyle w:val="TOC3"/>
+            <w:tabs>
+              <w:tab w:val="right" w:leader="dot" w:pos="9016"/>
+            </w:tabs>
+            <w:rPr>
+              <w:rFonts w:eastAsiaTheme="minorEastAsia"/>
+              <w:noProof/>
+              <w:sz w:val="24"/>
+              <w:szCs w:val="24"/>
+              <w:lang w:eastAsia="en-GB"/>
+            </w:rPr>
+          </w:pPr>
+          <w:hyperlink w:anchor="_Toc226965383" w:history="1">
+            <w:r>
+              <w:rPr>
+                <w:rStyle w:val="Hyperlink"/>
+                <w:noProof/>
+              </w:rPr>
+              <w:t>Figure 12. Plot for k=4 cluster segmentation.</w:t>
+            </w:r>
+            <w:r>
+              <w:rPr>
+                <w:noProof/>
+                <w:webHidden/>
+              </w:rPr>
+              <w:tab/>
+            </w:r>
+            <w:r>
+              <w:rPr>
+                <w:noProof/>
+                <w:webHidden/>
+              </w:rPr>
+              <w:fldChar w:fldCharType="begin"/>
+            </w:r>
+            <w:r>
+              <w:rPr>
+                <w:noProof/>
+                <w:webHidden/>
+              </w:rPr>
+              <w:instrText xml:space="preserve"> PAGEREF _Toc226965383 \h </w:instrText>
+            </w:r>
+            <w:r>
+              <w:rPr>
+                <w:noProof/>
+                <w:webHidden/>
+              </w:rPr>
+            </w:r>
+            <w:r>
+              <w:rPr>
+                <w:noProof/>
+                <w:webHidden/>
+              </w:rPr>
+              <w:fldChar w:fldCharType="separate"/>
+            </w:r>
+            <w:r>
+              <w:rPr>
+                <w:noProof/>
+                <w:webHidden/>
+              </w:rPr>
+              <w:t>14</w:t>
+            </w:r>
+            <w:r>
+              <w:rPr>
+                <w:noProof/>
+                <w:webHidden/>
+              </w:rPr>
+              <w:fldChar w:fldCharType="end"/>
+            </w:r>
+          </w:hyperlink>
+        </w:p>
+        <w:p>
+          <w:pPr>
+            <w:pStyle w:val="TOC1"/>
+            <w:tabs>
+              <w:tab w:val="right" w:leader="dot" w:pos="9016"/>
+            </w:tabs>
+            <w:rPr>
+              <w:rFonts w:eastAsiaTheme="minorEastAsia"/>
+              <w:b w:val="0"/>
+              <w:bCs w:val="0"/>
+              <w:i w:val="0"/>
+              <w:iCs w:val="0"/>
+              <w:noProof/>
+              <w:lang w:eastAsia="en-GB"/>
+            </w:rPr>
+          </w:pPr>
+          <w:hyperlink w:anchor="_Toc226965384" w:history="1">
+            <w:r>
+              <w:rPr>
+                <w:rStyle w:val="Hyperlink"/>
+                <w:noProof/>
+              </w:rPr>
+              <w:t>K-means Clustering</w:t>
+            </w:r>
+            <w:r>
+              <w:rPr>
+                <w:noProof/>
+                <w:webHidden/>
+              </w:rPr>
+              <w:tab/>
+            </w:r>
+            <w:r>
+              <w:rPr>
+                <w:noProof/>
+                <w:webHidden/>
+              </w:rPr>
+              <w:fldChar w:fldCharType="begin"/>
+            </w:r>
+            <w:r>
+              <w:rPr>
+                <w:noProof/>
+                <w:webHidden/>
+              </w:rPr>
+              <w:instrText xml:space="preserve"> PAGEREF _Toc226965384 \h </w:instrText>
+            </w:r>
+            <w:r>
+              <w:rPr>
+                <w:noProof/>
+                <w:webHidden/>
+              </w:rPr>
+            </w:r>
+            <w:r>
+              <w:rPr>
+                <w:noProof/>
+                <w:webHidden/>
+              </w:rPr>
+              <w:fldChar w:fldCharType="separate"/>
+            </w:r>
+            <w:r>
+              <w:rPr>
+                <w:noProof/>
+                <w:webHidden/>
+              </w:rPr>
+              <w:t>15</w:t>
             </w:r>
             <w:r>
               <w:rPr>
@@ -887,13 +2048,13 @@
               <w:lang w:eastAsia="en-GB"/>
             </w:rPr>
           </w:pPr>
-          <w:hyperlink w:anchor="_Toc226212768" w:history="1">
+          <w:hyperlink w:anchor="_Toc226965385" w:history="1">
             <w:r>
               <w:rPr>
                 <w:rStyle w:val="Hyperlink"/>
                 <w:noProof/>
               </w:rPr>
-              <w:t>Figure 10-Graph 2 (Volatility Distribution)</w:t>
+              <w:t>Appropriateness of K-means clustering</w:t>
             </w:r>
             <w:r>
               <w:rPr>
@@ -914,7 +2075,7 @@
                 <w:noProof/>
                 <w:webHidden/>
               </w:rPr>
-              <w:instrText xml:space="preserve"> PAGEREF _Toc226212768 \h </w:instrText>
+              <w:instrText xml:space="preserve"> PAGEREF _Toc226965385 \h </w:instrText>
             </w:r>
             <w:r>
               <w:rPr>
@@ -934,81 +2095,7 @@
                 <w:noProof/>
                 <w:webHidden/>
               </w:rPr>
-              <w:t>6</w:t>
-            </w:r>
-            <w:r>
-              <w:rPr>
-                <w:noProof/>
-                <w:webHidden/>
-              </w:rPr>
-              <w:fldChar w:fldCharType="end"/>
-            </w:r>
-          </w:hyperlink>
-        </w:p>
-        <w:p>
-          <w:pPr>
-            <w:pStyle w:val="TOC1"/>
-            <w:tabs>
-              <w:tab w:val="right" w:leader="dot" w:pos="9016"/>
-            </w:tabs>
-            <w:rPr>
-              <w:rFonts w:eastAsiaTheme="minorEastAsia"/>
-              <w:b w:val="0"/>
-              <w:bCs w:val="0"/>
-              <w:i w:val="0"/>
-              <w:iCs w:val="0"/>
-              <w:noProof/>
-              <w:lang w:eastAsia="en-GB"/>
-            </w:rPr>
-          </w:pPr>
-          <w:hyperlink w:anchor="_Toc226212769" w:history="1">
-            <w:r>
-              <w:rPr>
-                <w:rStyle w:val="Hyperlink"/>
-                <w:noProof/>
-              </w:rPr>
-              <w:t>Data Collection and Analysis</w:t>
-            </w:r>
-            <w:r>
-              <w:rPr>
-                <w:noProof/>
-                <w:webHidden/>
-              </w:rPr>
-              <w:tab/>
-            </w:r>
-            <w:r>
-              <w:rPr>
-                <w:noProof/>
-                <w:webHidden/>
-              </w:rPr>
-              <w:fldChar w:fldCharType="begin"/>
-            </w:r>
-            <w:r>
-              <w:rPr>
-                <w:noProof/>
-                <w:webHidden/>
-              </w:rPr>
-              <w:instrText xml:space="preserve"> PAGEREF _Toc226212769 \h </w:instrText>
-            </w:r>
-            <w:r>
-              <w:rPr>
-                <w:noProof/>
-                <w:webHidden/>
-              </w:rPr>
-            </w:r>
-            <w:r>
-              <w:rPr>
-                <w:noProof/>
-                <w:webHidden/>
-              </w:rPr>
-              <w:fldChar w:fldCharType="separate"/>
-            </w:r>
-            <w:r>
-              <w:rPr>
-                <w:noProof/>
-                <w:webHidden/>
-              </w:rPr>
-              <w:t>6</w:t>
+              <w:t>15</w:t>
             </w:r>
             <w:r>
               <w:rPr>
@@ -1035,13 +2122,13 @@
               <w:lang w:eastAsia="en-GB"/>
             </w:rPr>
           </w:pPr>
-          <w:hyperlink w:anchor="_Toc226212770" w:history="1">
+          <w:hyperlink w:anchor="_Toc226965386" w:history="1">
             <w:r>
               <w:rPr>
                 <w:rStyle w:val="Hyperlink"/>
                 <w:noProof/>
               </w:rPr>
-              <w:t>Data Collection</w:t>
+              <w:t>Remove Skewness and Scaling</w:t>
             </w:r>
             <w:r>
               <w:rPr>
@@ -1062,7 +2149,7 @@
                 <w:noProof/>
                 <w:webHidden/>
               </w:rPr>
-              <w:instrText xml:space="preserve"> PAGEREF _Toc226212770 \h </w:instrText>
+              <w:instrText xml:space="preserve"> PAGEREF _Toc226965386 \h </w:instrText>
             </w:r>
             <w:r>
               <w:rPr>
@@ -1082,7 +2169,151 @@
                 <w:noProof/>
                 <w:webHidden/>
               </w:rPr>
-              <w:t>6</w:t>
+              <w:t>16</w:t>
+            </w:r>
+            <w:r>
+              <w:rPr>
+                <w:noProof/>
+                <w:webHidden/>
+              </w:rPr>
+              <w:fldChar w:fldCharType="end"/>
+            </w:r>
+          </w:hyperlink>
+        </w:p>
+        <w:p>
+          <w:pPr>
+            <w:pStyle w:val="TOC3"/>
+            <w:tabs>
+              <w:tab w:val="right" w:leader="dot" w:pos="9016"/>
+            </w:tabs>
+            <w:rPr>
+              <w:rFonts w:eastAsiaTheme="minorEastAsia"/>
+              <w:noProof/>
+              <w:sz w:val="24"/>
+              <w:szCs w:val="24"/>
+              <w:lang w:eastAsia="en-GB"/>
+            </w:rPr>
+          </w:pPr>
+          <w:hyperlink w:anchor="_Toc226965387" w:history="1">
+            <w:r>
+              <w:rPr>
+                <w:rStyle w:val="Hyperlink"/>
+                <w:noProof/>
+              </w:rPr>
+              <w:t>Figure 13. Histogram of distribution of input data before normalisation.</w:t>
+            </w:r>
+            <w:r>
+              <w:rPr>
+                <w:noProof/>
+                <w:webHidden/>
+              </w:rPr>
+              <w:tab/>
+            </w:r>
+            <w:r>
+              <w:rPr>
+                <w:noProof/>
+                <w:webHidden/>
+              </w:rPr>
+              <w:fldChar w:fldCharType="begin"/>
+            </w:r>
+            <w:r>
+              <w:rPr>
+                <w:noProof/>
+                <w:webHidden/>
+              </w:rPr>
+              <w:instrText xml:space="preserve"> PAGEREF _Toc226965387 \h </w:instrText>
+            </w:r>
+            <w:r>
+              <w:rPr>
+                <w:noProof/>
+                <w:webHidden/>
+              </w:rPr>
+            </w:r>
+            <w:r>
+              <w:rPr>
+                <w:noProof/>
+                <w:webHidden/>
+              </w:rPr>
+              <w:fldChar w:fldCharType="separate"/>
+            </w:r>
+            <w:r>
+              <w:rPr>
+                <w:noProof/>
+                <w:webHidden/>
+              </w:rPr>
+              <w:t>17</w:t>
+            </w:r>
+            <w:r>
+              <w:rPr>
+                <w:noProof/>
+                <w:webHidden/>
+              </w:rPr>
+              <w:fldChar w:fldCharType="end"/>
+            </w:r>
+          </w:hyperlink>
+        </w:p>
+        <w:p>
+          <w:pPr>
+            <w:pStyle w:val="TOC3"/>
+            <w:tabs>
+              <w:tab w:val="right" w:leader="dot" w:pos="9016"/>
+            </w:tabs>
+            <w:rPr>
+              <w:rFonts w:eastAsiaTheme="minorEastAsia"/>
+              <w:noProof/>
+              <w:sz w:val="24"/>
+              <w:szCs w:val="24"/>
+              <w:lang w:eastAsia="en-GB"/>
+            </w:rPr>
+          </w:pPr>
+          <w:hyperlink w:anchor="_Toc226965388" w:history="1">
+            <w:r>
+              <w:rPr>
+                <w:rStyle w:val="Hyperlink"/>
+                <w:noProof/>
+              </w:rPr>
+              <w:t>Figure 14. Distribution of input data prior to normalisation.</w:t>
+            </w:r>
+            <w:r>
+              <w:rPr>
+                <w:noProof/>
+                <w:webHidden/>
+              </w:rPr>
+              <w:tab/>
+            </w:r>
+            <w:r>
+              <w:rPr>
+                <w:noProof/>
+                <w:webHidden/>
+              </w:rPr>
+              <w:fldChar w:fldCharType="begin"/>
+            </w:r>
+            <w:r>
+              <w:rPr>
+                <w:noProof/>
+                <w:webHidden/>
+              </w:rPr>
+              <w:instrText xml:space="preserve"> PAGEREF _Toc226965388 \h </w:instrText>
+            </w:r>
+            <w:r>
+              <w:rPr>
+                <w:noProof/>
+                <w:webHidden/>
+              </w:rPr>
+            </w:r>
+            <w:r>
+              <w:rPr>
+                <w:noProof/>
+                <w:webHidden/>
+              </w:rPr>
+              <w:fldChar w:fldCharType="separate"/>
+            </w:r>
+            <w:r>
+              <w:rPr>
+                <w:noProof/>
+                <w:webHidden/>
+              </w:rPr>
+              <w:t>18</w:t>
             </w:r>
             <w:r>
               <w:rPr>
@@ -1109,13 +2340,13 @@
               <w:lang w:eastAsia="en-GB"/>
             </w:rPr>
           </w:pPr>
-          <w:hyperlink w:anchor="_Toc226212771" w:history="1">
+          <w:hyperlink w:anchor="_Toc226965389" w:history="1">
             <w:r>
               <w:rPr>
                 <w:rStyle w:val="Hyperlink"/>
                 <w:noProof/>
               </w:rPr>
-              <w:t>Data Cleaning</w:t>
+              <w:t>K-means Clustering Implementation</w:t>
             </w:r>
             <w:r>
               <w:rPr>
@@ -1136,7 +2367,7 @@
                 <w:noProof/>
                 <w:webHidden/>
               </w:rPr>
-              <w:instrText xml:space="preserve"> PAGEREF _Toc226212771 \h </w:instrText>
+              <w:instrText xml:space="preserve"> PAGEREF _Toc226965389 \h </w:instrText>
             </w:r>
             <w:r>
               <w:rPr>
@@ -1156,7 +2387,7 @@
                 <w:noProof/>
                 <w:webHidden/>
               </w:rPr>
-              <w:t>6</w:t>
+              <w:t>19</w:t>
             </w:r>
             <w:r>
               <w:rPr>
@@ -1169,27 +2400,25 @@
         </w:p>
         <w:p>
           <w:pPr>
-            <w:pStyle w:val="TOC2"/>
+            <w:pStyle w:val="TOC3"/>
             <w:tabs>
               <w:tab w:val="right" w:leader="dot" w:pos="9016"/>
             </w:tabs>
             <w:rPr>
               <w:rFonts w:eastAsiaTheme="minorEastAsia"/>
-              <w:b w:val="0"/>
-              <w:bCs w:val="0"/>
               <w:noProof/>
               <w:sz w:val="24"/>
               <w:szCs w:val="24"/>
               <w:lang w:eastAsia="en-GB"/>
             </w:rPr>
           </w:pPr>
-          <w:hyperlink w:anchor="_Toc226212772" w:history="1">
+          <w:hyperlink w:anchor="_Toc226965390" w:history="1">
             <w:r>
               <w:rPr>
                 <w:rStyle w:val="Hyperlink"/>
                 <w:noProof/>
               </w:rPr>
-              <w:t>Return Calculation</w:t>
+              <w:t>Figure 15. Graph of inertia values for k-means models from 1-10 cluster values.</w:t>
             </w:r>
             <w:r>
               <w:rPr>
@@ -1210,7 +2439,7 @@
                 <w:noProof/>
                 <w:webHidden/>
               </w:rPr>
-              <w:instrText xml:space="preserve"> PAGEREF _Toc226212772 \h </w:instrText>
+              <w:instrText xml:space="preserve"> PAGEREF _Toc226965390 \h </w:instrText>
             </w:r>
             <w:r>
               <w:rPr>
@@ -1230,7 +2459,7 @@
                 <w:noProof/>
                 <w:webHidden/>
               </w:rPr>
-              <w:t>7</w:t>
+              <w:t>20</w:t>
             </w:r>
             <w:r>
               <w:rPr>
@@ -1243,27 +2472,25 @@
         </w:p>
         <w:p>
           <w:pPr>
-            <w:pStyle w:val="TOC2"/>
+            <w:pStyle w:val="TOC3"/>
             <w:tabs>
               <w:tab w:val="right" w:leader="dot" w:pos="9016"/>
             </w:tabs>
             <w:rPr>
               <w:rFonts w:eastAsiaTheme="minorEastAsia"/>
-              <w:b w:val="0"/>
-              <w:bCs w:val="0"/>
               <w:noProof/>
               <w:sz w:val="24"/>
               <w:szCs w:val="24"/>
               <w:lang w:eastAsia="en-GB"/>
             </w:rPr>
           </w:pPr>
-          <w:hyperlink w:anchor="_Toc226212773" w:history="1">
+          <w:hyperlink w:anchor="_Toc226965391" w:history="1">
             <w:r>
               <w:rPr>
                 <w:rStyle w:val="Hyperlink"/>
                 <w:noProof/>
               </w:rPr>
-              <w:t>Beta Calculation</w:t>
+              <w:t>Figure 16. K=4 cluster segmentation plot.</w:t>
             </w:r>
             <w:r>
               <w:rPr>
@@ -1284,7 +2511,7 @@
                 <w:noProof/>
                 <w:webHidden/>
               </w:rPr>
-              <w:instrText xml:space="preserve"> PAGEREF _Toc226212773 \h </w:instrText>
+              <w:instrText xml:space="preserve"> PAGEREF _Toc226965391 \h </w:instrText>
             </w:r>
             <w:r>
               <w:rPr>
@@ -1304,7 +2531,7 @@
                 <w:noProof/>
                 <w:webHidden/>
               </w:rPr>
-              <w:t>7</w:t>
+              <w:t>20</w:t>
             </w:r>
             <w:r>
               <w:rPr>
@@ -1317,27 +2544,25 @@
         </w:p>
         <w:p>
           <w:pPr>
-            <w:pStyle w:val="TOC2"/>
+            <w:pStyle w:val="TOC3"/>
             <w:tabs>
               <w:tab w:val="right" w:leader="dot" w:pos="9016"/>
             </w:tabs>
             <w:rPr>
               <w:rFonts w:eastAsiaTheme="minorEastAsia"/>
-              <w:b w:val="0"/>
-              <w:bCs w:val="0"/>
               <w:noProof/>
               <w:sz w:val="24"/>
               <w:szCs w:val="24"/>
               <w:lang w:eastAsia="en-GB"/>
             </w:rPr>
           </w:pPr>
-          <w:hyperlink w:anchor="_Toc226212774" w:history="1">
+          <w:hyperlink w:anchor="_Toc226965392" w:history="1">
             <w:r>
               <w:rPr>
                 <w:rStyle w:val="Hyperlink"/>
                 <w:noProof/>
               </w:rPr>
-              <w:t>Volatility Calculation</w:t>
+              <w:t>Figure 17. K=4 cluster segmentation plot.</w:t>
             </w:r>
             <w:r>
               <w:rPr>
@@ -1358,7 +2583,7 @@
                 <w:noProof/>
                 <w:webHidden/>
               </w:rPr>
-              <w:instrText xml:space="preserve"> PAGEREF _Toc226212774 \h </w:instrText>
+              <w:instrText xml:space="preserve"> PAGEREF _Toc226965392 \h </w:instrText>
             </w:r>
             <w:r>
               <w:rPr>
@@ -1378,155 +2603,7 @@
                 <w:noProof/>
                 <w:webHidden/>
               </w:rPr>
-              <w:t>7</w:t>
-            </w:r>
-            <w:r>
-              <w:rPr>
-                <w:noProof/>
-                <w:webHidden/>
-              </w:rPr>
-              <w:fldChar w:fldCharType="end"/>
-            </w:r>
-          </w:hyperlink>
-        </w:p>
-        <w:p>
-          <w:pPr>
-            <w:pStyle w:val="TOC2"/>
-            <w:tabs>
-              <w:tab w:val="right" w:leader="dot" w:pos="9016"/>
-            </w:tabs>
-            <w:rPr>
-              <w:rFonts w:eastAsiaTheme="minorEastAsia"/>
-              <w:b w:val="0"/>
-              <w:bCs w:val="0"/>
-              <w:noProof/>
-              <w:sz w:val="24"/>
-              <w:szCs w:val="24"/>
-              <w:lang w:eastAsia="en-GB"/>
-            </w:rPr>
-          </w:pPr>
-          <w:hyperlink w:anchor="_Toc226212775" w:history="1">
-            <w:r>
-              <w:rPr>
-                <w:rStyle w:val="Hyperlink"/>
-                <w:noProof/>
-              </w:rPr>
-              <w:t>Summary Metrics</w:t>
-            </w:r>
-            <w:r>
-              <w:rPr>
-                <w:noProof/>
-                <w:webHidden/>
-              </w:rPr>
-              <w:tab/>
-            </w:r>
-            <w:r>
-              <w:rPr>
-                <w:noProof/>
-                <w:webHidden/>
-              </w:rPr>
-              <w:fldChar w:fldCharType="begin"/>
-            </w:r>
-            <w:r>
-              <w:rPr>
-                <w:noProof/>
-                <w:webHidden/>
-              </w:rPr>
-              <w:instrText xml:space="preserve"> PAGEREF _Toc226212775 \h </w:instrText>
-            </w:r>
-            <w:r>
-              <w:rPr>
-                <w:noProof/>
-                <w:webHidden/>
-              </w:rPr>
-            </w:r>
-            <w:r>
-              <w:rPr>
-                <w:noProof/>
-                <w:webHidden/>
-              </w:rPr>
-              <w:fldChar w:fldCharType="separate"/>
-            </w:r>
-            <w:r>
-              <w:rPr>
-                <w:noProof/>
-                <w:webHidden/>
-              </w:rPr>
-              <w:t>7</w:t>
-            </w:r>
-            <w:r>
-              <w:rPr>
-                <w:noProof/>
-                <w:webHidden/>
-              </w:rPr>
-              <w:fldChar w:fldCharType="end"/>
-            </w:r>
-          </w:hyperlink>
-        </w:p>
-        <w:p>
-          <w:pPr>
-            <w:pStyle w:val="TOC2"/>
-            <w:tabs>
-              <w:tab w:val="right" w:leader="dot" w:pos="9016"/>
-            </w:tabs>
-            <w:rPr>
-              <w:rFonts w:eastAsiaTheme="minorEastAsia"/>
-              <w:b w:val="0"/>
-              <w:bCs w:val="0"/>
-              <w:noProof/>
-              <w:sz w:val="24"/>
-              <w:szCs w:val="24"/>
-              <w:lang w:eastAsia="en-GB"/>
-            </w:rPr>
-          </w:pPr>
-          <w:hyperlink w:anchor="_Toc226212776" w:history="1">
-            <w:r>
-              <w:rPr>
-                <w:rStyle w:val="Hyperlink"/>
-                <w:noProof/>
-              </w:rPr>
-              <w:t>Visual Analysis</w:t>
-            </w:r>
-            <w:r>
-              <w:rPr>
-                <w:noProof/>
-                <w:webHidden/>
-              </w:rPr>
-              <w:tab/>
-            </w:r>
-            <w:r>
-              <w:rPr>
-                <w:noProof/>
-                <w:webHidden/>
-              </w:rPr>
-              <w:fldChar w:fldCharType="begin"/>
-            </w:r>
-            <w:r>
-              <w:rPr>
-                <w:noProof/>
-                <w:webHidden/>
-              </w:rPr>
-              <w:instrText xml:space="preserve"> PAGEREF _Toc226212776 \h </w:instrText>
-            </w:r>
-            <w:r>
-              <w:rPr>
-                <w:noProof/>
-                <w:webHidden/>
-              </w:rPr>
-            </w:r>
-            <w:r>
-              <w:rPr>
-                <w:noProof/>
-                <w:webHidden/>
-              </w:rPr>
-              <w:fldChar w:fldCharType="separate"/>
-            </w:r>
-            <w:r>
-              <w:rPr>
-                <w:noProof/>
-                <w:webHidden/>
-              </w:rPr>
-              <w:t>7</w:t>
+              <w:t>21</w:t>
             </w:r>
             <w:r>
               <w:rPr>
@@ -1607,28 +2684,78 @@
           <w:rFonts w:asciiTheme="minorHAnsi" w:hAnsiTheme="minorHAnsi"/>
         </w:rPr>
       </w:pPr>
-      <w:bookmarkStart w:id="0" w:name="_Toc226212758"/>
-      <w:r>
+    </w:p>
+    <w:p>
+      <w:pPr>
+        <w:pStyle w:val="Heading1"/>
         <w:rPr>
           <w:rFonts w:asciiTheme="minorHAnsi" w:hAnsiTheme="minorHAnsi"/>
         </w:rPr>
+      </w:pPr>
+    </w:p>
+    <w:p>
+      <w:pPr>
+        <w:pStyle w:val="Heading1"/>
+        <w:rPr>
+          <w:rFonts w:asciiTheme="minorHAnsi" w:hAnsiTheme="minorHAnsi"/>
+        </w:rPr>
+      </w:pPr>
+    </w:p>
+    <w:p>
+      <w:pPr>
+        <w:pStyle w:val="Heading1"/>
+        <w:rPr>
+          <w:rFonts w:asciiTheme="minorHAnsi" w:hAnsiTheme="minorHAnsi"/>
+        </w:rPr>
+      </w:pPr>
+    </w:p>
+    <w:p>
+      <w:pPr>
+        <w:pStyle w:val="Heading1"/>
+        <w:rPr>
+          <w:rFonts w:asciiTheme="minorHAnsi" w:hAnsiTheme="minorHAnsi"/>
+        </w:rPr>
+      </w:pPr>
+    </w:p>
+    <w:p/>
+    <w:p/>
+    <w:p>
+      <w:pPr>
+        <w:pStyle w:val="Heading1"/>
+        <w:rPr>
+          <w:rFonts w:asciiTheme="minorHAnsi" w:hAnsiTheme="minorHAnsi"/>
+        </w:rPr>
+      </w:pPr>
+    </w:p>
+    <w:p>
+      <w:pPr>
+        <w:pStyle w:val="Heading1"/>
+        <w:rPr>
+          <w:rFonts w:asciiTheme="minorHAnsi" w:hAnsiTheme="minorHAnsi"/>
+        </w:rPr>
+      </w:pPr>
+      <w:bookmarkStart w:id="0" w:name="_Toc226965359"/>
+      <w:r>
+        <w:rPr>
+          <w:rFonts w:asciiTheme="minorHAnsi" w:hAnsiTheme="minorHAnsi"/>
+        </w:rPr>
         <w:t>Task A</w:t>
       </w:r>
       <w:bookmarkEnd w:id="0"/>
     </w:p>
     <w:p>
       <w:pPr>
-        <w:pStyle w:val="Heading2"/>
-        <w:rPr>
-          <w:rFonts w:asciiTheme="minorHAnsi" w:hAnsiTheme="minorHAnsi"/>
-        </w:rPr>
-      </w:pPr>
-      <w:bookmarkStart w:id="1" w:name="_Toc226212759"/>
-      <w:r>
-        <w:rPr>
-          <w:rFonts w:asciiTheme="minorHAnsi" w:hAnsiTheme="minorHAnsi"/>
-        </w:rPr>
-        <w:t>Figure 1-Tickers List</w:t>
+        <w:pStyle w:val="Heading3"/>
+      </w:pPr>
+      <w:bookmarkStart w:id="1" w:name="_Toc226965360"/>
+      <w:r>
+        <w:t>Figure 1</w:t>
+      </w:r>
+      <w:r>
+        <w:t xml:space="preserve">. </w:t>
+      </w:r>
+      <w:r>
+        <w:t>Tickers List</w:t>
       </w:r>
       <w:bookmarkEnd w:id="1"/>
     </w:p>
@@ -1699,17 +2826,17 @@
     </w:p>
     <w:p>
       <w:pPr>
-        <w:pStyle w:val="Heading2"/>
-        <w:rPr>
-          <w:rFonts w:asciiTheme="minorHAnsi" w:hAnsiTheme="minorHAnsi"/>
-        </w:rPr>
-      </w:pPr>
-      <w:bookmarkStart w:id="2" w:name="_Toc226212760"/>
-      <w:r>
-        <w:rPr>
-          <w:rFonts w:asciiTheme="minorHAnsi" w:hAnsiTheme="minorHAnsi"/>
-        </w:rPr>
-        <w:t>Figure 2-Dataset Shape</w:t>
+        <w:pStyle w:val="Heading3"/>
+      </w:pPr>
+      <w:bookmarkStart w:id="2" w:name="_Toc226965361"/>
+      <w:r>
+        <w:t>Figure 2</w:t>
+      </w:r>
+      <w:r>
+        <w:t xml:space="preserve">. </w:t>
+      </w:r>
+      <w:r>
+        <w:t>Dataset Shape</w:t>
       </w:r>
       <w:bookmarkEnd w:id="2"/>
     </w:p>
@@ -1775,40 +2902,23 @@
           <w:sz w:val="27"/>
           <w:szCs w:val="27"/>
         </w:rPr>
-        <w:t xml:space="preserve">This confirms that price data was successfully downloaded for all tickers over the selected </w:t>
-      </w:r>
-      <w:proofErr w:type="gramStart"/>
-      <w:r>
-        <w:rPr>
-          <w:color w:val="000000"/>
-          <w:sz w:val="27"/>
-          <w:szCs w:val="27"/>
-        </w:rPr>
-        <w:t>time period</w:t>
-      </w:r>
-      <w:proofErr w:type="gramEnd"/>
-      <w:r>
-        <w:rPr>
-          <w:color w:val="000000"/>
-          <w:sz w:val="27"/>
-          <w:szCs w:val="27"/>
-        </w:rPr>
-        <w:t>.</w:t>
-      </w:r>
-    </w:p>
-    <w:p>
-      <w:pPr>
-        <w:pStyle w:val="Heading2"/>
-        <w:rPr>
-          <w:rFonts w:asciiTheme="minorHAnsi" w:hAnsiTheme="minorHAnsi"/>
-        </w:rPr>
-      </w:pPr>
-      <w:bookmarkStart w:id="3" w:name="_Toc226212761"/>
-      <w:r>
-        <w:rPr>
-          <w:rFonts w:asciiTheme="minorHAnsi" w:hAnsiTheme="minorHAnsi"/>
-        </w:rPr>
-        <w:t>Figure 3-Cleaning (Before &amp; After)</w:t>
+        <w:t>This confirms that price data was successfully downloaded for all tickers over the selected time period.</w:t>
+      </w:r>
+    </w:p>
+    <w:p>
+      <w:pPr>
+        <w:pStyle w:val="Heading3"/>
+      </w:pPr>
+      <w:bookmarkStart w:id="3" w:name="_Toc226965362"/>
+      <w:r>
+        <w:lastRenderedPageBreak/>
+        <w:t>Figure 3</w:t>
+      </w:r>
+      <w:r>
+        <w:t xml:space="preserve">. </w:t>
+      </w:r>
+      <w:r>
+        <w:t>Cleaning (Before &amp; After)</w:t>
       </w:r>
       <w:bookmarkEnd w:id="3"/>
     </w:p>
@@ -1888,18 +2998,17 @@
     </w:p>
     <w:p>
       <w:pPr>
-        <w:pStyle w:val="Heading2"/>
-        <w:rPr>
-          <w:rFonts w:asciiTheme="minorHAnsi" w:hAnsiTheme="minorHAnsi"/>
-        </w:rPr>
-      </w:pPr>
-      <w:bookmarkStart w:id="4" w:name="_Toc226212762"/>
-      <w:r>
-        <w:rPr>
-          <w:rFonts w:asciiTheme="minorHAnsi" w:hAnsiTheme="minorHAnsi"/>
-        </w:rPr>
-        <w:lastRenderedPageBreak/>
-        <w:t>Figure 4-Daily Returns</w:t>
+        <w:pStyle w:val="Heading3"/>
+      </w:pPr>
+      <w:bookmarkStart w:id="4" w:name="_Toc226965363"/>
+      <w:r>
+        <w:t>Figure 4</w:t>
+      </w:r>
+      <w:r>
+        <w:t xml:space="preserve">. </w:t>
+      </w:r>
+      <w:r>
+        <w:t>Daily Returns</w:t>
       </w:r>
       <w:bookmarkEnd w:id="4"/>
     </w:p>
@@ -1970,17 +3079,18 @@
     </w:p>
     <w:p>
       <w:pPr>
-        <w:pStyle w:val="Heading2"/>
-        <w:rPr>
-          <w:rFonts w:asciiTheme="minorHAnsi" w:hAnsiTheme="minorHAnsi"/>
-        </w:rPr>
-      </w:pPr>
-      <w:bookmarkStart w:id="5" w:name="_Toc226212763"/>
-      <w:r>
-        <w:rPr>
-          <w:rFonts w:asciiTheme="minorHAnsi" w:hAnsiTheme="minorHAnsi"/>
-        </w:rPr>
-        <w:t>Figure 5-Beta Table</w:t>
+        <w:pStyle w:val="Heading3"/>
+      </w:pPr>
+      <w:bookmarkStart w:id="5" w:name="_Toc226965364"/>
+      <w:r>
+        <w:lastRenderedPageBreak/>
+        <w:t>Figure 5</w:t>
+      </w:r>
+      <w:r>
+        <w:t xml:space="preserve">. </w:t>
+      </w:r>
+      <w:r>
+        <w:t>Beta Table</w:t>
       </w:r>
       <w:bookmarkEnd w:id="5"/>
     </w:p>
@@ -2051,18 +3161,18 @@
     </w:p>
     <w:p>
       <w:pPr>
-        <w:pStyle w:val="Heading2"/>
-        <w:rPr>
-          <w:rFonts w:asciiTheme="minorHAnsi" w:hAnsiTheme="minorHAnsi"/>
-        </w:rPr>
-      </w:pPr>
-      <w:bookmarkStart w:id="6" w:name="_Toc226212764"/>
-      <w:r>
-        <w:rPr>
-          <w:rFonts w:asciiTheme="minorHAnsi" w:hAnsiTheme="minorHAnsi"/>
-        </w:rPr>
+        <w:pStyle w:val="Heading3"/>
+      </w:pPr>
+      <w:bookmarkStart w:id="6" w:name="_Toc226965365"/>
+      <w:r>
         <w:lastRenderedPageBreak/>
-        <w:t>Figure 6-Volatility Table</w:t>
+        <w:t>Figure 6</w:t>
+      </w:r>
+      <w:r>
+        <w:t xml:space="preserve">. </w:t>
+      </w:r>
+      <w:r>
+        <w:t>Volatility Table</w:t>
       </w:r>
       <w:bookmarkEnd w:id="6"/>
     </w:p>
@@ -2126,17 +3236,17 @@
     </w:p>
     <w:p>
       <w:pPr>
-        <w:pStyle w:val="Heading2"/>
-        <w:rPr>
-          <w:rFonts w:asciiTheme="minorHAnsi" w:hAnsiTheme="minorHAnsi"/>
-        </w:rPr>
-      </w:pPr>
-      <w:bookmarkStart w:id="7" w:name="_Toc226212765"/>
-      <w:r>
-        <w:rPr>
-          <w:rFonts w:asciiTheme="minorHAnsi" w:hAnsiTheme="minorHAnsi"/>
-        </w:rPr>
-        <w:t>Figure 7-Average Daily Returns Table</w:t>
+        <w:pStyle w:val="Heading3"/>
+      </w:pPr>
+      <w:bookmarkStart w:id="7" w:name="_Toc226965366"/>
+      <w:r>
+        <w:t>Figure 7</w:t>
+      </w:r>
+      <w:r>
+        <w:t xml:space="preserve">. </w:t>
+      </w:r>
+      <w:r>
+        <w:t>Average Daily Returns Table</w:t>
       </w:r>
       <w:bookmarkEnd w:id="7"/>
     </w:p>
@@ -2194,7 +3304,6 @@
           </wp:inline>
         </w:drawing>
       </w:r>
-      <w:bookmarkStart w:id="8" w:name="_Toc226212766"/>
     </w:p>
     <w:p>
       <w:r>
@@ -2203,22 +3312,23 @@
           <w:sz w:val="27"/>
           <w:szCs w:val="27"/>
         </w:rPr>
+        <w:lastRenderedPageBreak/>
         <w:t>This shows the average return generated by each stock, providing a measure of overall performance.</w:t>
       </w:r>
     </w:p>
     <w:p>
       <w:pPr>
-        <w:pStyle w:val="Heading2"/>
-        <w:rPr>
-          <w:rFonts w:asciiTheme="minorHAnsi" w:hAnsiTheme="minorHAnsi"/>
-        </w:rPr>
-      </w:pPr>
-      <w:r>
-        <w:rPr>
-          <w:rFonts w:asciiTheme="minorHAnsi" w:hAnsiTheme="minorHAnsi"/>
-        </w:rPr>
-        <w:lastRenderedPageBreak/>
-        <w:t>Figure 8-Summary Table</w:t>
+        <w:pStyle w:val="Heading3"/>
+      </w:pPr>
+      <w:bookmarkStart w:id="8" w:name="_Toc226965367"/>
+      <w:r>
+        <w:t>Figure 8</w:t>
+      </w:r>
+      <w:r>
+        <w:t xml:space="preserve">. </w:t>
+      </w:r>
+      <w:r>
+        <w:t>Summary Table</w:t>
       </w:r>
       <w:bookmarkEnd w:id="8"/>
     </w:p>
@@ -2290,17 +3400,18 @@
     </w:p>
     <w:p>
       <w:pPr>
-        <w:pStyle w:val="Heading2"/>
-        <w:rPr>
-          <w:rFonts w:asciiTheme="minorHAnsi" w:hAnsiTheme="minorHAnsi"/>
-        </w:rPr>
-      </w:pPr>
-      <w:bookmarkStart w:id="9" w:name="_Toc226212767"/>
-      <w:r>
-        <w:rPr>
-          <w:rFonts w:asciiTheme="minorHAnsi" w:hAnsiTheme="minorHAnsi"/>
-        </w:rPr>
-        <w:t>Figure 9-Graph 1 (Beta Vs Return)</w:t>
+        <w:pStyle w:val="Heading3"/>
+      </w:pPr>
+      <w:bookmarkStart w:id="9" w:name="_Toc226965368"/>
+      <w:r>
+        <w:lastRenderedPageBreak/>
+        <w:t>Figure 9</w:t>
+      </w:r>
+      <w:r>
+        <w:t xml:space="preserve">. </w:t>
+      </w:r>
+      <w:r>
+        <w:t>Graph 1 (Beta Vs Return)</w:t>
       </w:r>
       <w:bookmarkEnd w:id="9"/>
     </w:p>
@@ -2359,7 +3470,6 @@
           </wp:inline>
         </w:drawing>
       </w:r>
-      <w:bookmarkStart w:id="10" w:name="_Toc226212768"/>
       <w:r>
         <w:rPr>
           <w:rFonts w:ascii="-webkit-standard" w:hAnsi="-webkit-standard"/>
@@ -2392,11 +3502,18 @@
     </w:p>
     <w:p>
       <w:pPr>
-        <w:pStyle w:val="Heading2"/>
-      </w:pPr>
+        <w:pStyle w:val="Heading3"/>
+      </w:pPr>
+      <w:bookmarkStart w:id="10" w:name="_Toc226965369"/>
       <w:r>
         <w:lastRenderedPageBreak/>
-        <w:t>Figure 10-Graph 2 (Volatility Distribution)</w:t>
+        <w:t>Figure 10</w:t>
+      </w:r>
+      <w:r>
+        <w:t xml:space="preserve">. </w:t>
+      </w:r>
+      <w:r>
+        <w:t>Graph 2 (Volatility Distribution)</w:t>
       </w:r>
       <w:bookmarkEnd w:id="10"/>
     </w:p>
@@ -2449,49 +3566,36 @@
       </w:r>
     </w:p>
     <w:p>
+      <w:bookmarkStart w:id="11" w:name="_Toc226963434"/>
+      <w:r>
+        <w:t>This histogram shows the distribution of stock volatility, highlighting how risk levels vary across the S&amp;P 500.</w:t>
+      </w:r>
+      <w:bookmarkEnd w:id="11"/>
+    </w:p>
+    <w:p>
       <w:pPr>
         <w:pStyle w:val="Heading1"/>
         <w:rPr>
           <w:rFonts w:asciiTheme="minorHAnsi" w:hAnsiTheme="minorHAnsi"/>
-          <w:color w:val="000000"/>
-          <w:sz w:val="27"/>
-          <w:szCs w:val="27"/>
-        </w:rPr>
-      </w:pPr>
-      <w:bookmarkStart w:id="11" w:name="_Toc226212769"/>
+        </w:rPr>
+      </w:pPr>
+      <w:bookmarkStart w:id="12" w:name="_Toc226965370"/>
       <w:r>
         <w:rPr>
           <w:rFonts w:asciiTheme="minorHAnsi" w:hAnsiTheme="minorHAnsi"/>
-          <w:color w:val="000000"/>
-          <w:sz w:val="27"/>
-          <w:szCs w:val="27"/>
-        </w:rPr>
-        <w:t>This histogram shows the distribution of stock volatility, highlighting how risk levels vary across the S&amp;P 500.</w:t>
-      </w:r>
-    </w:p>
-    <w:p>
-      <w:pPr>
-        <w:pStyle w:val="Heading1"/>
+        </w:rPr>
+        <w:t>Data Collection and Analysis</w:t>
+      </w:r>
+      <w:bookmarkEnd w:id="12"/>
+    </w:p>
+    <w:p>
+      <w:pPr>
+        <w:pStyle w:val="Heading2"/>
         <w:rPr>
           <w:rFonts w:asciiTheme="minorHAnsi" w:hAnsiTheme="minorHAnsi"/>
         </w:rPr>
       </w:pPr>
-      <w:r>
-        <w:rPr>
-          <w:rFonts w:asciiTheme="minorHAnsi" w:hAnsiTheme="minorHAnsi"/>
-        </w:rPr>
-        <w:t>Data Collection and Analysis</w:t>
-      </w:r>
-      <w:bookmarkEnd w:id="11"/>
-    </w:p>
-    <w:p>
-      <w:pPr>
-        <w:pStyle w:val="Heading2"/>
-        <w:rPr>
-          <w:rFonts w:asciiTheme="minorHAnsi" w:hAnsiTheme="minorHAnsi"/>
-        </w:rPr>
-      </w:pPr>
-      <w:bookmarkStart w:id="12" w:name="_Toc226212770"/>
+      <w:bookmarkStart w:id="13" w:name="_Toc226965371"/>
       <w:r>
         <w:rPr>
           <w:rStyle w:val="Strong"/>
@@ -2502,7 +3606,7 @@
         </w:rPr>
         <w:t>Data Collection</w:t>
       </w:r>
-      <w:bookmarkEnd w:id="12"/>
+      <w:bookmarkEnd w:id="13"/>
     </w:p>
     <w:p>
       <w:pPr>
@@ -2544,7 +3648,7 @@
           <w:rFonts w:asciiTheme="minorHAnsi" w:hAnsiTheme="minorHAnsi"/>
         </w:rPr>
       </w:pPr>
-      <w:bookmarkStart w:id="13" w:name="_Toc226212771"/>
+      <w:bookmarkStart w:id="14" w:name="_Toc226965372"/>
       <w:r>
         <w:rPr>
           <w:rStyle w:val="Strong"/>
@@ -2553,9 +3657,10 @@
           <w:bCs w:val="0"/>
           <w:color w:val="000000"/>
         </w:rPr>
+        <w:lastRenderedPageBreak/>
         <w:t>Data Cleaning</w:t>
       </w:r>
-      <w:bookmarkEnd w:id="13"/>
+      <w:bookmarkEnd w:id="14"/>
     </w:p>
     <w:p>
       <w:pPr>
@@ -2570,34 +3675,18 @@
           <w:rFonts w:asciiTheme="minorHAnsi" w:hAnsiTheme="minorHAnsi"/>
           <w:color w:val="000000"/>
         </w:rPr>
-        <w:t xml:space="preserve">The dataset initially contained missing values for some companies. To ensure consistency, any stocks with incomplete data were removed. This resulted in a clean dataset with fewer tickers but complete observations across the entire </w:t>
-      </w:r>
-      <w:proofErr w:type="gramStart"/>
-      <w:r>
+        <w:t>The dataset initially contained missing values for some companies. To ensure consistency, any stocks with incomplete data were removed. This resulted in a clean dataset with fewer tickers but complete observations across the entire time period.</w:t>
+      </w:r>
+    </w:p>
+    <w:p/>
+    <w:p>
+      <w:pPr>
+        <w:pStyle w:val="Heading2"/>
         <w:rPr>
           <w:rFonts w:asciiTheme="minorHAnsi" w:hAnsiTheme="minorHAnsi"/>
-          <w:color w:val="000000"/>
-        </w:rPr>
-        <w:t>time period</w:t>
-      </w:r>
-      <w:proofErr w:type="gramEnd"/>
-      <w:r>
-        <w:rPr>
-          <w:rFonts w:asciiTheme="minorHAnsi" w:hAnsiTheme="minorHAnsi"/>
-          <w:color w:val="000000"/>
-        </w:rPr>
-        <w:t>.</w:t>
-      </w:r>
-    </w:p>
-    <w:p/>
-    <w:p>
-      <w:pPr>
-        <w:pStyle w:val="Heading2"/>
-        <w:rPr>
-          <w:rFonts w:asciiTheme="minorHAnsi" w:hAnsiTheme="minorHAnsi"/>
-        </w:rPr>
-      </w:pPr>
-      <w:bookmarkStart w:id="14" w:name="_Toc226212772"/>
+        </w:rPr>
+      </w:pPr>
+      <w:bookmarkStart w:id="15" w:name="_Toc226965373"/>
       <w:r>
         <w:rPr>
           <w:rStyle w:val="Strong"/>
@@ -2608,7 +3697,7 @@
         </w:rPr>
         <w:t>Return Calculation</w:t>
       </w:r>
-      <w:bookmarkEnd w:id="14"/>
+      <w:bookmarkEnd w:id="15"/>
     </w:p>
     <w:p>
       <w:pPr>
@@ -2634,7 +3723,7 @@
           <w:rFonts w:asciiTheme="minorHAnsi" w:hAnsiTheme="minorHAnsi"/>
         </w:rPr>
       </w:pPr>
-      <w:bookmarkStart w:id="15" w:name="_Toc226212773"/>
+      <w:bookmarkStart w:id="16" w:name="_Toc226965374"/>
       <w:r>
         <w:rPr>
           <w:rStyle w:val="Strong"/>
@@ -2645,7 +3734,7 @@
         </w:rPr>
         <w:t>Beta Calculation</w:t>
       </w:r>
-      <w:bookmarkEnd w:id="15"/>
+      <w:bookmarkEnd w:id="16"/>
     </w:p>
     <w:p>
       <w:pPr>
@@ -2671,7 +3760,7 @@
           <w:rFonts w:asciiTheme="minorHAnsi" w:hAnsiTheme="minorHAnsi"/>
         </w:rPr>
       </w:pPr>
-      <w:bookmarkStart w:id="16" w:name="_Toc226212774"/>
+      <w:bookmarkStart w:id="17" w:name="_Toc226965375"/>
       <w:r>
         <w:rPr>
           <w:rStyle w:val="Strong"/>
@@ -2682,7 +3771,7 @@
         </w:rPr>
         <w:t>Volatility Calculation</w:t>
       </w:r>
-      <w:bookmarkEnd w:id="16"/>
+      <w:bookmarkEnd w:id="17"/>
     </w:p>
     <w:p>
       <w:pPr>
@@ -2708,7 +3797,7 @@
           <w:rFonts w:asciiTheme="minorHAnsi" w:hAnsiTheme="minorHAnsi"/>
         </w:rPr>
       </w:pPr>
-      <w:bookmarkStart w:id="17" w:name="_Toc226212775"/>
+      <w:bookmarkStart w:id="18" w:name="_Toc226965376"/>
       <w:r>
         <w:rPr>
           <w:rStyle w:val="Strong"/>
@@ -2719,7 +3808,7 @@
         </w:rPr>
         <w:t>Summary Metrics</w:t>
       </w:r>
-      <w:bookmarkEnd w:id="17"/>
+      <w:bookmarkEnd w:id="18"/>
     </w:p>
     <w:p>
       <w:pPr>
@@ -2745,7 +3834,7 @@
           <w:rFonts w:asciiTheme="minorHAnsi" w:hAnsiTheme="minorHAnsi"/>
         </w:rPr>
       </w:pPr>
-      <w:bookmarkStart w:id="18" w:name="_Toc226212776"/>
+      <w:bookmarkStart w:id="19" w:name="_Toc226965377"/>
       <w:r>
         <w:rPr>
           <w:rStyle w:val="Strong"/>
@@ -2756,7 +3845,7 @@
         </w:rPr>
         <w:t>Visual Analysis</w:t>
       </w:r>
-      <w:bookmarkEnd w:id="18"/>
+      <w:bookmarkEnd w:id="19"/>
     </w:p>
     <w:p>
       <w:pPr>
@@ -2827,9 +3916,1243 @@
       </w:r>
     </w:p>
     <w:p/>
+    <w:p>
+      <w:pPr>
+        <w:pStyle w:val="Heading1"/>
+        <w:rPr>
+          <w:rFonts w:asciiTheme="minorHAnsi" w:hAnsiTheme="minorHAnsi"/>
+        </w:rPr>
+      </w:pPr>
+      <w:bookmarkStart w:id="20" w:name="_Toc226965378"/>
+      <w:r>
+        <w:rPr>
+          <w:rFonts w:asciiTheme="minorHAnsi" w:hAnsiTheme="minorHAnsi"/>
+        </w:rPr>
+        <w:t xml:space="preserve">Task </w:t>
+      </w:r>
+      <w:r>
+        <w:rPr>
+          <w:rFonts w:asciiTheme="minorHAnsi" w:hAnsiTheme="minorHAnsi"/>
+        </w:rPr>
+        <w:t>B</w:t>
+      </w:r>
+      <w:bookmarkEnd w:id="20"/>
+    </w:p>
+    <w:p>
+      <w:pPr>
+        <w:pStyle w:val="Heading1"/>
+        <w:rPr>
+          <w:rFonts w:asciiTheme="minorHAnsi" w:hAnsiTheme="minorHAnsi"/>
+        </w:rPr>
+      </w:pPr>
+      <w:bookmarkStart w:id="21" w:name="_Toc226965379"/>
+      <w:r>
+        <w:rPr>
+          <w:rFonts w:asciiTheme="minorHAnsi" w:hAnsiTheme="minorHAnsi"/>
+        </w:rPr>
+        <w:t>Agglomerative Clustering</w:t>
+      </w:r>
+      <w:bookmarkEnd w:id="21"/>
+    </w:p>
+    <w:p>
+      <w:pPr>
+        <w:pStyle w:val="Heading2"/>
+        <w:rPr>
+          <w:rStyle w:val="Strong"/>
+          <w:b w:val="0"/>
+          <w:bCs w:val="0"/>
+        </w:rPr>
+      </w:pPr>
+      <w:bookmarkStart w:id="22" w:name="_Toc226965380"/>
+      <w:r>
+        <w:rPr>
+          <w:rStyle w:val="Strong"/>
+          <w:b w:val="0"/>
+          <w:bCs w:val="0"/>
+        </w:rPr>
+        <w:t>Appropriateness of Agglomerative clustering</w:t>
+      </w:r>
+      <w:bookmarkEnd w:id="22"/>
+    </w:p>
+    <w:p>
+      <w:r>
+        <w:t xml:space="preserve">Agglomerative clustering </w:t>
+      </w:r>
+      <w:r>
+        <w:t xml:space="preserve">is an appropriate clustering technique for this analysis as it is well suited to </w:t>
+      </w:r>
+      <w:r>
+        <w:t xml:space="preserve">exploratory financial segmentation where it is not clear to the natural structure of the data. </w:t>
+      </w:r>
+      <w:r>
+        <w:t xml:space="preserve">Agglomerative clustering builds clusters hierarchically </w:t>
+      </w:r>
+      <w:r>
+        <w:t xml:space="preserve">by progressively merging similar observations. This makes it </w:t>
+      </w:r>
+      <w:r>
+        <w:t xml:space="preserve">an effective modelling technique to identify the nested relationships between stocks and their </w:t>
+      </w:r>
+      <w:r>
+        <w:t xml:space="preserve">varying risk profiles. </w:t>
+      </w:r>
+    </w:p>
+    <w:p>
+      <w:r>
+        <w:t xml:space="preserve">For the clustering process, the summary </w:t>
+      </w:r>
+      <w:r>
+        <w:t xml:space="preserve">features engineered during the previous task </w:t>
+      </w:r>
+      <w:r>
+        <w:t>would be the features used for</w:t>
+      </w:r>
+      <w:r>
+        <w:t xml:space="preserve"> modelling the clust</w:t>
+      </w:r>
+      <w:r>
+        <w:t xml:space="preserve">ers. Average daily return, annual </w:t>
+      </w:r>
+      <w:r>
+        <w:lastRenderedPageBreak/>
+        <w:t xml:space="preserve">volatility and beta </w:t>
+      </w:r>
+      <w:r>
+        <w:t xml:space="preserve">are all continuous variables that observe gradual transitions </w:t>
+      </w:r>
+      <w:r>
+        <w:t>in stocks rather than sharply separated groups.</w:t>
+      </w:r>
+      <w:r>
+        <w:t xml:space="preserve"> This makes agglomerative clustering particularly suitable in this context as it does not assume spherical cluster shapes and can reveal meaningful and insightful</w:t>
+      </w:r>
+      <w:r>
+        <w:t xml:space="preserve"> hierarchal groupings among the stocks with similar mar</w:t>
+      </w:r>
+      <w:r>
+        <w:t>ket behaviour. Furthermore, th</w:t>
+      </w:r>
+      <w:r>
+        <w:t xml:space="preserve">e interpretability of agglomerative clustering </w:t>
+      </w:r>
+      <w:r>
+        <w:t xml:space="preserve">makes it effective at </w:t>
+      </w:r>
+      <w:r>
+        <w:t>produc</w:t>
+      </w:r>
+      <w:r>
+        <w:t>ing</w:t>
+      </w:r>
+      <w:r>
+        <w:t xml:space="preserve"> actionable portfolio grouping</w:t>
+      </w:r>
+      <w:r>
+        <w:t xml:space="preserve">. </w:t>
+      </w:r>
+    </w:p>
+    <w:p>
+      <w:r>
+        <w:t xml:space="preserve">However, a potential limitation of this </w:t>
+      </w:r>
+      <w:r>
+        <w:t>method is the computational power necessary can become expensive</w:t>
+      </w:r>
+      <w:r>
+        <w:t xml:space="preserve"> and it can also be distorted by </w:t>
+      </w:r>
+      <w:r>
+        <w:t xml:space="preserve">extreme outliers. Despite this, its overall ability to uncover structured </w:t>
+      </w:r>
+      <w:r>
+        <w:t>stock relationships affirms it as a</w:t>
+      </w:r>
+      <w:r>
+        <w:t xml:space="preserve"> highly </w:t>
+      </w:r>
+      <w:r>
+        <w:t>appropriate method for th</w:t>
+      </w:r>
+      <w:r>
+        <w:t xml:space="preserve">is stock portfolio analysis. </w:t>
+      </w:r>
+    </w:p>
+    <w:p/>
+    <w:p>
+      <w:pPr>
+        <w:pStyle w:val="Heading2"/>
+        <w:rPr>
+          <w:rStyle w:val="Strong"/>
+          <w:b w:val="0"/>
+          <w:bCs w:val="0"/>
+        </w:rPr>
+      </w:pPr>
+      <w:bookmarkStart w:id="23" w:name="_Toc226965381"/>
+      <w:r>
+        <w:rPr>
+          <w:rStyle w:val="Strong"/>
+          <w:b w:val="0"/>
+          <w:bCs w:val="0"/>
+        </w:rPr>
+        <w:t xml:space="preserve">Agglomerative Clustering </w:t>
+      </w:r>
+      <w:r>
+        <w:rPr>
+          <w:rStyle w:val="Strong"/>
+          <w:b w:val="0"/>
+          <w:bCs w:val="0"/>
+        </w:rPr>
+        <w:t>Implementation</w:t>
+      </w:r>
+      <w:bookmarkEnd w:id="23"/>
+    </w:p>
+    <w:p>
+      <w:r>
+        <w:t>T</w:t>
+      </w:r>
+      <w:r>
+        <w:t xml:space="preserve">he optimal number of clusters was investigated using the silhouette method. </w:t>
+      </w:r>
+      <w:r>
+        <w:t xml:space="preserve">The silhouette score </w:t>
+      </w:r>
+      <w:r>
+        <w:t>was</w:t>
+      </w:r>
+      <w:r>
+        <w:t xml:space="preserve"> calculated and </w:t>
+      </w:r>
+      <w:r>
+        <w:t xml:space="preserve">put into a plot for 2-9 clusters. </w:t>
+      </w:r>
+    </w:p>
+    <w:p>
+      <w:r>
+        <w:rPr>
+          <w:noProof/>
+        </w:rPr>
+        <w:drawing>
+          <wp:inline distT="0" distB="0" distL="0" distR="0" wp14:anchorId="1C47E2AC" wp14:editId="78078A08">
+            <wp:extent cx="3657600" cy="2895600"/>
+            <wp:effectExtent l="0" t="0" r="0" b="0"/>
+            <wp:docPr id="110019010" name="Picture 3"/>
+            <wp:cNvGraphicFramePr>
+              <a:graphicFrameLocks xmlns:a="http://schemas.openxmlformats.org/drawingml/2006/main" noChangeAspect="1"/>
+            </wp:cNvGraphicFramePr>
+            <a:graphic xmlns:a="http://schemas.openxmlformats.org/drawingml/2006/main">
+              <a:graphicData uri="http://schemas.openxmlformats.org/drawingml/2006/picture">
+                <pic:pic xmlns:pic="http://schemas.openxmlformats.org/drawingml/2006/picture">
+                  <pic:nvPicPr>
+                    <pic:cNvPr id="0" name="Picture 5"/>
+                    <pic:cNvPicPr>
+                      <a:picLocks noChangeAspect="1" noChangeArrowheads="1"/>
+                    </pic:cNvPicPr>
+                  </pic:nvPicPr>
+                  <pic:blipFill>
+                    <a:blip r:embed="rId18">
+                      <a:extLst>
+                        <a:ext uri="{28A0092B-C50C-407E-A947-70E740481C1C}">
+                          <a14:useLocalDpi xmlns:a14="http://schemas.microsoft.com/office/drawing/2010/main" val="0"/>
+                        </a:ext>
+                      </a:extLst>
+                    </a:blip>
+                    <a:srcRect/>
+                    <a:stretch>
+                      <a:fillRect/>
+                    </a:stretch>
+                  </pic:blipFill>
+                  <pic:spPr bwMode="auto">
+                    <a:xfrm>
+                      <a:off x="0" y="0"/>
+                      <a:ext cx="3657600" cy="2895600"/>
+                    </a:xfrm>
+                    <a:prstGeom prst="rect">
+                      <a:avLst/>
+                    </a:prstGeom>
+                    <a:noFill/>
+                    <a:ln>
+                      <a:noFill/>
+                    </a:ln>
+                  </pic:spPr>
+                </pic:pic>
+              </a:graphicData>
+            </a:graphic>
+          </wp:inline>
+        </w:drawing>
+      </w:r>
+    </w:p>
+    <w:p>
+      <w:pPr>
+        <w:pStyle w:val="Heading3"/>
+      </w:pPr>
+      <w:bookmarkStart w:id="24" w:name="_Toc226965382"/>
+      <w:r>
+        <w:lastRenderedPageBreak/>
+        <w:t xml:space="preserve">Figure </w:t>
+      </w:r>
+      <w:r>
+        <w:t>1</w:t>
+      </w:r>
+      <w:r>
+        <w:t>1</w:t>
+      </w:r>
+      <w:r>
+        <w:t>.</w:t>
+      </w:r>
+      <w:r>
+        <w:t xml:space="preserve"> Silhouette plot for </w:t>
+      </w:r>
+      <w:r>
+        <w:t>2-9 clusters</w:t>
+      </w:r>
+      <w:bookmarkEnd w:id="24"/>
+    </w:p>
+    <w:p>
+      <w:r>
+        <w:t xml:space="preserve">3,4 and 5 clusters </w:t>
+      </w:r>
+      <w:r>
+        <w:t xml:space="preserve">were moved forward for further visual analysis as they </w:t>
+      </w:r>
+      <w:r>
+        <w:t xml:space="preserve">showed strong silhouette scores while also offering a richer and more informative segmentation structure. </w:t>
+      </w:r>
+    </w:p>
+    <w:p>
+      <w:r>
+        <w:t xml:space="preserve">In order to further investigate the cluster segmentation of these </w:t>
+      </w:r>
+      <w:r>
+        <w:t xml:space="preserve">clusters, each number of clusters was </w:t>
+      </w:r>
+      <w:r>
+        <w:t>put into an agglomerative clustering model</w:t>
+      </w:r>
+      <w:r>
+        <w:t xml:space="preserve">. A plot for each model was then made for visual analysis. </w:t>
+      </w:r>
+    </w:p>
+    <w:p>
+      <w:r>
+        <w:t>After visually comparing the three c</w:t>
+      </w:r>
+      <w:r>
+        <w:t>luster</w:t>
+      </w:r>
+      <w:r>
+        <w:t xml:space="preserve"> model</w:t>
+      </w:r>
+      <w:r>
+        <w:t xml:space="preserve"> solutions, the four-cluster model was selected as the most appropriate configuration because it provided the strongest balance between interpretability, granularity, and meaningful financial segmentation.</w:t>
+      </w:r>
+    </w:p>
+    <w:p/>
+    <w:p>
+      <w:r>
+        <w:rPr>
+          <w:noProof/>
+        </w:rPr>
+        <w:drawing>
+          <wp:inline distT="0" distB="0" distL="0" distR="0" wp14:anchorId="27490013" wp14:editId="43EB0205">
+            <wp:extent cx="3606800" cy="2895600"/>
+            <wp:effectExtent l="0" t="0" r="0" b="0"/>
+            <wp:docPr id="276821779" name="Picture 8"/>
+            <wp:cNvGraphicFramePr>
+              <a:graphicFrameLocks xmlns:a="http://schemas.openxmlformats.org/drawingml/2006/main" noChangeAspect="1"/>
+            </wp:cNvGraphicFramePr>
+            <a:graphic xmlns:a="http://schemas.openxmlformats.org/drawingml/2006/main">
+              <a:graphicData uri="http://schemas.openxmlformats.org/drawingml/2006/picture">
+                <pic:pic xmlns:pic="http://schemas.openxmlformats.org/drawingml/2006/picture">
+                  <pic:nvPicPr>
+                    <pic:cNvPr id="0" name="Picture 13"/>
+                    <pic:cNvPicPr>
+                      <a:picLocks noChangeAspect="1" noChangeArrowheads="1"/>
+                    </pic:cNvPicPr>
+                  </pic:nvPicPr>
+                  <pic:blipFill>
+                    <a:blip r:embed="rId19">
+                      <a:extLst>
+                        <a:ext uri="{28A0092B-C50C-407E-A947-70E740481C1C}">
+                          <a14:useLocalDpi xmlns:a14="http://schemas.microsoft.com/office/drawing/2010/main" val="0"/>
+                        </a:ext>
+                      </a:extLst>
+                    </a:blip>
+                    <a:srcRect/>
+                    <a:stretch>
+                      <a:fillRect/>
+                    </a:stretch>
+                  </pic:blipFill>
+                  <pic:spPr bwMode="auto">
+                    <a:xfrm>
+                      <a:off x="0" y="0"/>
+                      <a:ext cx="3606800" cy="2895600"/>
+                    </a:xfrm>
+                    <a:prstGeom prst="rect">
+                      <a:avLst/>
+                    </a:prstGeom>
+                    <a:noFill/>
+                    <a:ln>
+                      <a:noFill/>
+                    </a:ln>
+                  </pic:spPr>
+                </pic:pic>
+              </a:graphicData>
+            </a:graphic>
+          </wp:inline>
+        </w:drawing>
+      </w:r>
+    </w:p>
+    <w:p>
+      <w:pPr>
+        <w:pStyle w:val="Heading3"/>
+      </w:pPr>
+      <w:bookmarkStart w:id="25" w:name="_Toc226965383"/>
+      <w:r>
+        <w:t xml:space="preserve">Figure </w:t>
+      </w:r>
+      <w:r>
+        <w:t>1</w:t>
+      </w:r>
+      <w:r>
+        <w:t>2.</w:t>
+      </w:r>
+      <w:r>
+        <w:t xml:space="preserve"> Plot for </w:t>
+      </w:r>
+      <w:r>
+        <w:t>k=4 cluster segmentation.</w:t>
+      </w:r>
+      <w:bookmarkEnd w:id="25"/>
+      <w:r>
+        <w:t xml:space="preserve"> </w:t>
+      </w:r>
+    </w:p>
+    <w:p>
+      <w:r>
+        <w:t>While the three</w:t>
+      </w:r>
+      <w:r>
+        <w:t>-</w:t>
+      </w:r>
+      <w:r>
+        <w:t xml:space="preserve">cluster solution </w:t>
+      </w:r>
+      <w:r>
+        <w:t>presented clear separation among cluster groups, it grouped too many medium-risk stocks into broad middle categories</w:t>
+      </w:r>
+      <w:r>
+        <w:t xml:space="preserve">. This would limit </w:t>
+      </w:r>
+      <w:r>
+        <w:lastRenderedPageBreak/>
+        <w:t xml:space="preserve">the level insight that could be drawn from any analysis. </w:t>
+      </w:r>
+      <w:r>
+        <w:t xml:space="preserve">This would also mean that values with largely different beta and volatility value characteristics were merged in the same clusters, this therefore meant no distinction between lower-medium risk and higher-medium risk could be made. </w:t>
+      </w:r>
+    </w:p>
+    <w:p>
+      <w:r>
+        <w:t xml:space="preserve">The </w:t>
+      </w:r>
+      <w:r>
+        <w:t>four-cluster</w:t>
+      </w:r>
+      <w:r>
+        <w:t xml:space="preserve"> solution </w:t>
+      </w:r>
+      <w:r>
+        <w:t>would add an additional level of segmentation in this regard</w:t>
+      </w:r>
+      <w:r>
+        <w:t xml:space="preserve">, without overcomplicating the model. </w:t>
+      </w:r>
+      <w:r>
+        <w:t>This meant that clusters could be categorized into more meaningful and insightful subgroups</w:t>
+      </w:r>
+      <w:r>
+        <w:t xml:space="preserve">, especially distinguishing between </w:t>
+      </w:r>
+      <w:r>
+        <w:t>defensive low-risk stocks, stable core holdings, moderate growth stocks, and aggressive high-risk stocks.</w:t>
+      </w:r>
+      <w:r>
+        <w:t xml:space="preserve"> In terms of portfolio investment, this model </w:t>
+      </w:r>
+      <w:r>
+        <w:t>would be more aligned to reflecting different investment strategies.</w:t>
+      </w:r>
+      <w:r>
+        <w:t xml:space="preserve"> </w:t>
+      </w:r>
+    </w:p>
+    <w:p>
+      <w:r>
+        <w:t xml:space="preserve">While the five cluster model </w:t>
+      </w:r>
+      <w:r>
+        <w:t xml:space="preserve">would potentially offer greater detail in terms of sub-group, it was not chosen as the optimal model as it began to over-segment the lower risk region of the data, </w:t>
+      </w:r>
+      <w:r>
+        <w:t>Several clusters in the low-beta, low-volatility range became fragmented into groups that were visually close together and financially similar, making them harder to justify as genuinely distinct investment categories</w:t>
+      </w:r>
+      <w:r>
+        <w:t>. Therefore</w:t>
+      </w:r>
+      <w:r>
+        <w:t>,</w:t>
+      </w:r>
+      <w:r>
+        <w:t xml:space="preserve"> continuing with this model would risk </w:t>
+      </w:r>
+      <w:r>
+        <w:t xml:space="preserve">diluting the usefulness for portfolio analysis. </w:t>
+      </w:r>
+    </w:p>
+    <w:p>
+      <w:pPr>
+        <w:pStyle w:val="Heading1"/>
+        <w:rPr>
+          <w:rFonts w:asciiTheme="minorHAnsi" w:hAnsiTheme="minorHAnsi"/>
+        </w:rPr>
+      </w:pPr>
+      <w:bookmarkStart w:id="26" w:name="_Toc226965384"/>
+      <w:r>
+        <w:rPr>
+          <w:rFonts w:asciiTheme="minorHAnsi" w:hAnsiTheme="minorHAnsi"/>
+        </w:rPr>
+        <w:t>K-means</w:t>
+      </w:r>
+      <w:r>
+        <w:rPr>
+          <w:rFonts w:asciiTheme="minorHAnsi" w:hAnsiTheme="minorHAnsi"/>
+        </w:rPr>
+        <w:t xml:space="preserve"> Clustering</w:t>
+      </w:r>
+      <w:bookmarkEnd w:id="26"/>
+    </w:p>
+    <w:p>
+      <w:pPr>
+        <w:pStyle w:val="Heading2"/>
+        <w:rPr>
+          <w:rStyle w:val="Strong"/>
+          <w:b w:val="0"/>
+          <w:bCs w:val="0"/>
+        </w:rPr>
+      </w:pPr>
+      <w:bookmarkStart w:id="27" w:name="_Toc226965385"/>
+      <w:r>
+        <w:rPr>
+          <w:rStyle w:val="Strong"/>
+          <w:b w:val="0"/>
+          <w:bCs w:val="0"/>
+        </w:rPr>
+        <w:t>Appropriateness of K-means clustering</w:t>
+      </w:r>
+      <w:bookmarkEnd w:id="27"/>
+    </w:p>
+    <w:p>
+      <w:r>
+        <w:t>K</w:t>
+      </w:r>
+      <w:r>
+        <w:t xml:space="preserve">-means clustering is highly effective for partitioning numerical financial data into interpretable groups based on similarity </w:t>
+      </w:r>
+      <w:r>
+        <w:t xml:space="preserve">within groups. </w:t>
+      </w:r>
+      <w:r>
+        <w:t xml:space="preserve">The algorithm is designed to cluster values by minimising the distance between data points and their assigned </w:t>
+      </w:r>
+      <w:r>
+        <w:lastRenderedPageBreak/>
+        <w:t xml:space="preserve">cluster centroid. In terms of </w:t>
+      </w:r>
+      <w:r>
+        <w:t>stock-risk analysis, this allows similar risk-return characteristics to be grouped together efficiently</w:t>
+      </w:r>
+      <w:r>
+        <w:t xml:space="preserve">, making it suited for portfolio segmentation. </w:t>
+      </w:r>
+    </w:p>
+    <w:p>
+      <w:r>
+        <w:t>The simplicity and in turn</w:t>
+      </w:r>
+      <w:r>
+        <w:t xml:space="preserve"> lack of computational power needed to run, </w:t>
+      </w:r>
+      <w:r>
+        <w:t xml:space="preserve">makes it potentially more suited </w:t>
+      </w:r>
+      <w:r>
+        <w:t xml:space="preserve">for financial analysis. It is much faster to compute than agglomerative clustering </w:t>
+      </w:r>
+      <w:r>
+        <w:t xml:space="preserve">on large datasets and produces clear centroid-based clusters that are fairly easy to interpret. </w:t>
+      </w:r>
+    </w:p>
+    <w:p>
+      <w:pPr>
+        <w:pStyle w:val="Heading2"/>
+        <w:rPr>
+          <w:rStyle w:val="Strong"/>
+          <w:b w:val="0"/>
+          <w:bCs w:val="0"/>
+        </w:rPr>
+      </w:pPr>
+      <w:bookmarkStart w:id="28" w:name="_Toc226965386"/>
+      <w:r>
+        <w:rPr>
+          <w:rStyle w:val="Strong"/>
+          <w:b w:val="0"/>
+          <w:bCs w:val="0"/>
+        </w:rPr>
+        <w:t>Remove Skewness and Scaling</w:t>
+      </w:r>
+      <w:bookmarkEnd w:id="28"/>
+    </w:p>
+    <w:p>
+      <w:r>
+        <w:t xml:space="preserve">Before proceeding with the clustering, it was important to check the input data for skewness. </w:t>
+      </w:r>
+      <w:r>
+        <w:t xml:space="preserve">This is because k-means is highly sensitive to feature distributions and scale. K-means assigns clusters by calculating Euclidean distance of points based around a cluster centroid. However, if there are large numerical ranges or data that is highly skewed, it can dominate distance calculations and therefore distort the results.  </w:t>
+      </w:r>
+    </w:p>
+    <w:p/>
+    <w:p>
+      <w:r>
+        <w:lastRenderedPageBreak/>
+        <w:t xml:space="preserve">In order to identify this visually, the input data for the 3 features were plotted in a histogram to identify the shape of the distribution. </w:t>
+      </w:r>
+      <w:r>
+        <w:rPr>
+          <w:noProof/>
+        </w:rPr>
+        <w:drawing>
+          <wp:inline distT="0" distB="0" distL="0" distR="0" wp14:anchorId="4611109A" wp14:editId="17B6BF23">
+            <wp:extent cx="5731510" cy="4768215"/>
+            <wp:effectExtent l="0" t="0" r="0" b="0"/>
+            <wp:docPr id="367983986" name="Picture 1"/>
+            <wp:cNvGraphicFramePr>
+              <a:graphicFrameLocks xmlns:a="http://schemas.openxmlformats.org/drawingml/2006/main" noChangeAspect="1"/>
+            </wp:cNvGraphicFramePr>
+            <a:graphic xmlns:a="http://schemas.openxmlformats.org/drawingml/2006/main">
+              <a:graphicData uri="http://schemas.openxmlformats.org/drawingml/2006/picture">
+                <pic:pic xmlns:pic="http://schemas.openxmlformats.org/drawingml/2006/picture">
+                  <pic:nvPicPr>
+                    <pic:cNvPr id="0" name="Picture 1"/>
+                    <pic:cNvPicPr>
+                      <a:picLocks noChangeAspect="1" noChangeArrowheads="1"/>
+                    </pic:cNvPicPr>
+                  </pic:nvPicPr>
+                  <pic:blipFill>
+                    <a:blip r:embed="rId20">
+                      <a:extLst>
+                        <a:ext uri="{28A0092B-C50C-407E-A947-70E740481C1C}">
+                          <a14:useLocalDpi xmlns:a14="http://schemas.microsoft.com/office/drawing/2010/main" val="0"/>
+                        </a:ext>
+                      </a:extLst>
+                    </a:blip>
+                    <a:srcRect/>
+                    <a:stretch>
+                      <a:fillRect/>
+                    </a:stretch>
+                  </pic:blipFill>
+                  <pic:spPr bwMode="auto">
+                    <a:xfrm>
+                      <a:off x="0" y="0"/>
+                      <a:ext cx="5731510" cy="4768215"/>
+                    </a:xfrm>
+                    <a:prstGeom prst="rect">
+                      <a:avLst/>
+                    </a:prstGeom>
+                    <a:noFill/>
+                    <a:ln>
+                      <a:noFill/>
+                    </a:ln>
+                  </pic:spPr>
+                </pic:pic>
+              </a:graphicData>
+            </a:graphic>
+          </wp:inline>
+        </w:drawing>
+      </w:r>
+    </w:p>
+    <w:p/>
+    <w:p>
+      <w:pPr>
+        <w:pStyle w:val="Heading3"/>
+      </w:pPr>
+      <w:bookmarkStart w:id="29" w:name="_Toc226965387"/>
+      <w:r>
+        <w:t>Figure 1</w:t>
+      </w:r>
+      <w:r>
+        <w:t>3</w:t>
+      </w:r>
+      <w:r>
+        <w:t>. Histogram of distribution of input data before normalisation.</w:t>
+      </w:r>
+      <w:bookmarkEnd w:id="29"/>
+    </w:p>
+    <w:p>
+      <w:r>
+        <w:t xml:space="preserve">The plots showed that all 3 of the variable distributions displayed skewness. Beta and annual volatility in particular showed heavy left-sides skewness. </w:t>
+      </w:r>
+    </w:p>
+    <w:p>
+      <w:r>
+        <w:t xml:space="preserve">To remove this skewness, the data would need to be transformed, the chosen method of transformation was Box-Cox transformation. Although, average daily return could not be </w:t>
+      </w:r>
+      <w:r>
+        <w:lastRenderedPageBreak/>
+        <w:t xml:space="preserve">directly put into this algorithm as it contained negative values and in order to perform any logarithm, the values would need to all be positive in order to the output to be valid. </w:t>
+      </w:r>
+    </w:p>
+    <w:p>
+      <w:r>
+        <w:t xml:space="preserve">To address this, average daily return was shifted upward so that all values would become positive. </w:t>
+      </w:r>
+      <w:r>
+        <w:t>A</w:t>
+      </w:r>
+      <w:r>
+        <w:t xml:space="preserve">ll the input values were </w:t>
+      </w:r>
+      <w:r>
+        <w:t xml:space="preserve">then </w:t>
+      </w:r>
+      <w:r>
+        <w:t xml:space="preserve">put through a box-cox transformation. </w:t>
+      </w:r>
+    </w:p>
+    <w:p>
+      <w:r>
+        <w:t xml:space="preserve">The distributions for each feature were then replotted for visual skew analysis. </w:t>
+      </w:r>
+    </w:p>
+    <w:p>
+      <w:r>
+        <w:rPr>
+          <w:noProof/>
+        </w:rPr>
+        <w:drawing>
+          <wp:inline distT="0" distB="0" distL="0" distR="0" wp14:anchorId="58CF575D" wp14:editId="255766B9">
+            <wp:extent cx="5731510" cy="4768215"/>
+            <wp:effectExtent l="0" t="0" r="0" b="0"/>
+            <wp:docPr id="354654531" name="Picture 2"/>
+            <wp:cNvGraphicFramePr>
+              <a:graphicFrameLocks xmlns:a="http://schemas.openxmlformats.org/drawingml/2006/main" noChangeAspect="1"/>
+            </wp:cNvGraphicFramePr>
+            <a:graphic xmlns:a="http://schemas.openxmlformats.org/drawingml/2006/main">
+              <a:graphicData uri="http://schemas.openxmlformats.org/drawingml/2006/picture">
+                <pic:pic xmlns:pic="http://schemas.openxmlformats.org/drawingml/2006/picture">
+                  <pic:nvPicPr>
+                    <pic:cNvPr id="0" name="Picture 3"/>
+                    <pic:cNvPicPr>
+                      <a:picLocks noChangeAspect="1" noChangeArrowheads="1"/>
+                    </pic:cNvPicPr>
+                  </pic:nvPicPr>
+                  <pic:blipFill>
+                    <a:blip r:embed="rId21">
+                      <a:extLst>
+                        <a:ext uri="{28A0092B-C50C-407E-A947-70E740481C1C}">
+                          <a14:useLocalDpi xmlns:a14="http://schemas.microsoft.com/office/drawing/2010/main" val="0"/>
+                        </a:ext>
+                      </a:extLst>
+                    </a:blip>
+                    <a:srcRect/>
+                    <a:stretch>
+                      <a:fillRect/>
+                    </a:stretch>
+                  </pic:blipFill>
+                  <pic:spPr bwMode="auto">
+                    <a:xfrm>
+                      <a:off x="0" y="0"/>
+                      <a:ext cx="5731510" cy="4768215"/>
+                    </a:xfrm>
+                    <a:prstGeom prst="rect">
+                      <a:avLst/>
+                    </a:prstGeom>
+                    <a:noFill/>
+                    <a:ln>
+                      <a:noFill/>
+                    </a:ln>
+                  </pic:spPr>
+                </pic:pic>
+              </a:graphicData>
+            </a:graphic>
+          </wp:inline>
+        </w:drawing>
+      </w:r>
+    </w:p>
+    <w:p>
+      <w:pPr>
+        <w:pStyle w:val="Heading3"/>
+      </w:pPr>
+      <w:bookmarkStart w:id="30" w:name="_Toc226965388"/>
+      <w:r>
+        <w:t>Figure 1</w:t>
+      </w:r>
+      <w:r>
+        <w:t>4</w:t>
+      </w:r>
+      <w:r>
+        <w:t>. Distribution of input data prior to normalisation.</w:t>
+      </w:r>
+      <w:bookmarkEnd w:id="30"/>
+    </w:p>
+    <w:p>
+      <w:r>
+        <w:t xml:space="preserve">The new plots show a much more even and symmetrical distribution and confirms normalisation of the input data. </w:t>
+      </w:r>
+    </w:p>
+    <w:p>
+      <w:r>
+        <w:lastRenderedPageBreak/>
+        <w:t xml:space="preserve">After the removal of skewness in the data, all the transformed variables were standardised using the </w:t>
+      </w:r>
+      <w:proofErr w:type="spellStart"/>
+      <w:r>
+        <w:t>StandardScaler</w:t>
+      </w:r>
+      <w:proofErr w:type="spellEnd"/>
+      <w:r>
+        <w:t xml:space="preserve">. </w:t>
+      </w:r>
+      <w:r>
+        <w:t>This would ensure equal contribution in distance-based clustering.</w:t>
+      </w:r>
+    </w:p>
+    <w:p>
+      <w:r>
+        <w:t xml:space="preserve">Scaling is also vitally important as the 3 variables operate on different numerical scales; therefore, it needs to be standardised as variables that inherently contain larger magnitudes will dominate the distance calculation. To ensure each variable would equally contribute to centroid formation the variables were all scaled. </w:t>
+      </w:r>
+    </w:p>
+    <w:p>
+      <w:pPr>
+        <w:pStyle w:val="Heading2"/>
+        <w:rPr>
+          <w:rStyle w:val="Strong"/>
+          <w:b w:val="0"/>
+          <w:bCs w:val="0"/>
+        </w:rPr>
+      </w:pPr>
+      <w:bookmarkStart w:id="31" w:name="_Toc226965389"/>
+      <w:r>
+        <w:rPr>
+          <w:rStyle w:val="Strong"/>
+          <w:b w:val="0"/>
+          <w:bCs w:val="0"/>
+        </w:rPr>
+        <w:t>K-means Clustering Implementation</w:t>
+      </w:r>
+      <w:bookmarkEnd w:id="31"/>
+    </w:p>
+    <w:p>
+      <w:r>
+        <w:t xml:space="preserve">In order to </w:t>
+      </w:r>
+      <w:r>
+        <w:t xml:space="preserve">determine the optimal number of clusters, initially the elbow method was used. </w:t>
+      </w:r>
+      <w:r>
+        <w:t>This technique evaluates cluster performance by calculating inertia</w:t>
+      </w:r>
+      <w:r>
+        <w:t xml:space="preserve"> between data points and their centroids. </w:t>
+      </w:r>
+      <w:r>
+        <w:t>T</w:t>
+      </w:r>
+      <w:r>
+        <w:t xml:space="preserve">he inertia for </w:t>
+      </w:r>
+      <w:r>
+        <w:t>cluster</w:t>
+      </w:r>
+      <w:r>
+        <w:t xml:space="preserve"> values from 1 to 10 were </w:t>
+      </w:r>
+      <w:r>
+        <w:t xml:space="preserve">generated and plotted using the matplotlib library. </w:t>
+      </w:r>
+    </w:p>
+    <w:p>
+      <w:r>
+        <w:rPr>
+          <w:noProof/>
+        </w:rPr>
+        <w:drawing>
+          <wp:inline distT="0" distB="0" distL="0" distR="0" wp14:anchorId="23F68DB0" wp14:editId="01ED40BA">
+            <wp:extent cx="4470400" cy="2984500"/>
+            <wp:effectExtent l="0" t="0" r="0" b="0"/>
+            <wp:docPr id="903431804" name="Picture 9"/>
+            <wp:cNvGraphicFramePr>
+              <a:graphicFrameLocks xmlns:a="http://schemas.openxmlformats.org/drawingml/2006/main" noChangeAspect="1"/>
+            </wp:cNvGraphicFramePr>
+            <a:graphic xmlns:a="http://schemas.openxmlformats.org/drawingml/2006/main">
+              <a:graphicData uri="http://schemas.openxmlformats.org/drawingml/2006/picture">
+                <pic:pic xmlns:pic="http://schemas.openxmlformats.org/drawingml/2006/picture">
+                  <pic:nvPicPr>
+                    <pic:cNvPr id="0" name="Picture 15"/>
+                    <pic:cNvPicPr>
+                      <a:picLocks noChangeAspect="1" noChangeArrowheads="1"/>
+                    </pic:cNvPicPr>
+                  </pic:nvPicPr>
+                  <pic:blipFill>
+                    <a:blip r:embed="rId22">
+                      <a:extLst>
+                        <a:ext uri="{28A0092B-C50C-407E-A947-70E740481C1C}">
+                          <a14:useLocalDpi xmlns:a14="http://schemas.microsoft.com/office/drawing/2010/main" val="0"/>
+                        </a:ext>
+                      </a:extLst>
+                    </a:blip>
+                    <a:srcRect/>
+                    <a:stretch>
+                      <a:fillRect/>
+                    </a:stretch>
+                  </pic:blipFill>
+                  <pic:spPr bwMode="auto">
+                    <a:xfrm>
+                      <a:off x="0" y="0"/>
+                      <a:ext cx="4470400" cy="2984500"/>
+                    </a:xfrm>
+                    <a:prstGeom prst="rect">
+                      <a:avLst/>
+                    </a:prstGeom>
+                    <a:noFill/>
+                    <a:ln>
+                      <a:noFill/>
+                    </a:ln>
+                  </pic:spPr>
+                </pic:pic>
+              </a:graphicData>
+            </a:graphic>
+          </wp:inline>
+        </w:drawing>
+      </w:r>
+    </w:p>
+    <w:p>
+      <w:pPr>
+        <w:pStyle w:val="Heading3"/>
+      </w:pPr>
+      <w:bookmarkStart w:id="32" w:name="_Toc226965390"/>
+      <w:r>
+        <w:lastRenderedPageBreak/>
+        <w:t xml:space="preserve">Figure </w:t>
+      </w:r>
+      <w:r>
+        <w:t>15</w:t>
+      </w:r>
+      <w:r>
+        <w:t>.</w:t>
+      </w:r>
+      <w:r>
+        <w:t xml:space="preserve"> </w:t>
+      </w:r>
+      <w:r>
+        <w:t xml:space="preserve">Graph </w:t>
+      </w:r>
+      <w:r>
+        <w:t xml:space="preserve">of inertia values for k-means models </w:t>
+      </w:r>
+      <w:r>
+        <w:t>from 1-10 cluster values.</w:t>
+      </w:r>
+      <w:bookmarkEnd w:id="32"/>
+      <w:r>
+        <w:t xml:space="preserve"> </w:t>
+      </w:r>
+    </w:p>
+    <w:p>
+      <w:r>
+        <w:t xml:space="preserve">The results showed a sharp decrease in inertia values from 1 to 3 </w:t>
+      </w:r>
+      <w:r>
+        <w:t>clusters;</w:t>
+      </w:r>
+      <w:r>
+        <w:t xml:space="preserve"> this was then followed </w:t>
+      </w:r>
+      <w:r>
+        <w:t>by a noticeable reduction in improvement after 4 clusters. This is represented as the elbow</w:t>
+      </w:r>
+      <w:r>
+        <w:t xml:space="preserve"> and represents the point of diminishing returns. Based off this cluster values around 3 and 4 were identified as the strongest candidates</w:t>
+      </w:r>
+      <w:r>
+        <w:t xml:space="preserve">. </w:t>
+      </w:r>
+    </w:p>
+    <w:p>
+      <w:r>
+        <w:t xml:space="preserve">Given the results from the elbow method, cluster values of 3 and 4 were </w:t>
+      </w:r>
+      <w:r>
+        <w:t xml:space="preserve">evaluated further through visual inspection. </w:t>
+      </w:r>
+    </w:p>
+    <w:p>
+      <w:r>
+        <w:rPr>
+          <w:noProof/>
+        </w:rPr>
+        <w:drawing>
+          <wp:inline distT="0" distB="0" distL="0" distR="0" wp14:anchorId="53D86E1A" wp14:editId="64516C6A">
+            <wp:extent cx="4394200" cy="2984500"/>
+            <wp:effectExtent l="0" t="0" r="0" b="0"/>
+            <wp:docPr id="1428729114" name="Picture 10"/>
+            <wp:cNvGraphicFramePr>
+              <a:graphicFrameLocks xmlns:a="http://schemas.openxmlformats.org/drawingml/2006/main" noChangeAspect="1"/>
+            </wp:cNvGraphicFramePr>
+            <a:graphic xmlns:a="http://schemas.openxmlformats.org/drawingml/2006/main">
+              <a:graphicData uri="http://schemas.openxmlformats.org/drawingml/2006/picture">
+                <pic:pic xmlns:pic="http://schemas.openxmlformats.org/drawingml/2006/picture">
+                  <pic:nvPicPr>
+                    <pic:cNvPr id="0" name="Picture 17"/>
+                    <pic:cNvPicPr>
+                      <a:picLocks noChangeAspect="1" noChangeArrowheads="1"/>
+                    </pic:cNvPicPr>
+                  </pic:nvPicPr>
+                  <pic:blipFill>
+                    <a:blip r:embed="rId23">
+                      <a:extLst>
+                        <a:ext uri="{28A0092B-C50C-407E-A947-70E740481C1C}">
+                          <a14:useLocalDpi xmlns:a14="http://schemas.microsoft.com/office/drawing/2010/main" val="0"/>
+                        </a:ext>
+                      </a:extLst>
+                    </a:blip>
+                    <a:srcRect/>
+                    <a:stretch>
+                      <a:fillRect/>
+                    </a:stretch>
+                  </pic:blipFill>
+                  <pic:spPr bwMode="auto">
+                    <a:xfrm>
+                      <a:off x="0" y="0"/>
+                      <a:ext cx="4394200" cy="2984500"/>
+                    </a:xfrm>
+                    <a:prstGeom prst="rect">
+                      <a:avLst/>
+                    </a:prstGeom>
+                    <a:noFill/>
+                    <a:ln>
+                      <a:noFill/>
+                    </a:ln>
+                  </pic:spPr>
+                </pic:pic>
+              </a:graphicData>
+            </a:graphic>
+          </wp:inline>
+        </w:drawing>
+      </w:r>
+    </w:p>
+    <w:p>
+      <w:pPr>
+        <w:pStyle w:val="Heading3"/>
+      </w:pPr>
+      <w:bookmarkStart w:id="33" w:name="_Toc226965391"/>
+      <w:r>
+        <w:t>Figure 16</w:t>
+      </w:r>
+      <w:r>
+        <w:t>.</w:t>
+      </w:r>
+      <w:r>
+        <w:t xml:space="preserve"> K=4 cluster segmentation plot.</w:t>
+      </w:r>
+      <w:bookmarkEnd w:id="33"/>
+    </w:p>
+    <w:p/>
+    <w:p>
+      <w:r>
+        <w:t xml:space="preserve">The k=3 </w:t>
+      </w:r>
+      <w:r>
+        <w:t>solution p</w:t>
+      </w:r>
+      <w:r>
+        <w:t>roduces three clearly defined groups that correspond loosely to low-risk, medium-risk and high-risk stocks. Although</w:t>
+      </w:r>
+      <w:r>
+        <w:t xml:space="preserve">, despite the clear separation between </w:t>
+      </w:r>
+      <w:r>
+        <w:lastRenderedPageBreak/>
+        <w:t xml:space="preserve">groups, the middle cluster in particular lacks </w:t>
+      </w:r>
+      <w:r>
+        <w:t xml:space="preserve">any real depth as it is extremely broad. </w:t>
+      </w:r>
+      <w:r>
+        <w:t xml:space="preserve">This therefore limits its </w:t>
+      </w:r>
+      <w:r>
+        <w:t xml:space="preserve">relevance to a detailed portfolio analysis. </w:t>
+      </w:r>
+    </w:p>
+    <w:p>
+      <w:r>
+        <w:rPr>
+          <w:noProof/>
+        </w:rPr>
+        <w:drawing>
+          <wp:inline distT="0" distB="0" distL="0" distR="0" wp14:anchorId="67782DEC" wp14:editId="51754F69">
+            <wp:extent cx="4394200" cy="2984500"/>
+            <wp:effectExtent l="0" t="0" r="0" b="0"/>
+            <wp:docPr id="1127199562" name="Picture 11"/>
+            <wp:cNvGraphicFramePr>
+              <a:graphicFrameLocks xmlns:a="http://schemas.openxmlformats.org/drawingml/2006/main" noChangeAspect="1"/>
+            </wp:cNvGraphicFramePr>
+            <a:graphic xmlns:a="http://schemas.openxmlformats.org/drawingml/2006/main">
+              <a:graphicData uri="http://schemas.openxmlformats.org/drawingml/2006/picture">
+                <pic:pic xmlns:pic="http://schemas.openxmlformats.org/drawingml/2006/picture">
+                  <pic:nvPicPr>
+                    <pic:cNvPr id="0" name="Picture 19"/>
+                    <pic:cNvPicPr>
+                      <a:picLocks noChangeAspect="1" noChangeArrowheads="1"/>
+                    </pic:cNvPicPr>
+                  </pic:nvPicPr>
+                  <pic:blipFill>
+                    <a:blip r:embed="rId24">
+                      <a:extLst>
+                        <a:ext uri="{28A0092B-C50C-407E-A947-70E740481C1C}">
+                          <a14:useLocalDpi xmlns:a14="http://schemas.microsoft.com/office/drawing/2010/main" val="0"/>
+                        </a:ext>
+                      </a:extLst>
+                    </a:blip>
+                    <a:srcRect/>
+                    <a:stretch>
+                      <a:fillRect/>
+                    </a:stretch>
+                  </pic:blipFill>
+                  <pic:spPr bwMode="auto">
+                    <a:xfrm>
+                      <a:off x="0" y="0"/>
+                      <a:ext cx="4394200" cy="2984500"/>
+                    </a:xfrm>
+                    <a:prstGeom prst="rect">
+                      <a:avLst/>
+                    </a:prstGeom>
+                    <a:noFill/>
+                    <a:ln>
+                      <a:noFill/>
+                    </a:ln>
+                  </pic:spPr>
+                </pic:pic>
+              </a:graphicData>
+            </a:graphic>
+          </wp:inline>
+        </w:drawing>
+      </w:r>
+    </w:p>
+    <w:p>
+      <w:pPr>
+        <w:pStyle w:val="Heading3"/>
+      </w:pPr>
+      <w:bookmarkStart w:id="34" w:name="_Toc226965392"/>
+      <w:r>
+        <w:t>Figure 1</w:t>
+      </w:r>
+      <w:r>
+        <w:t>7</w:t>
+      </w:r>
+      <w:r>
+        <w:t>.</w:t>
+      </w:r>
+      <w:r>
+        <w:t xml:space="preserve"> </w:t>
+      </w:r>
+      <w:r>
+        <w:t xml:space="preserve">K=4 </w:t>
+      </w:r>
+      <w:r>
+        <w:t>cluster segmentation plot</w:t>
+      </w:r>
+      <w:r>
+        <w:t>.</w:t>
+      </w:r>
+      <w:bookmarkEnd w:id="34"/>
+    </w:p>
+    <w:p>
+      <w:r>
+        <w:t xml:space="preserve">The k=4 solution provides a more refined segmentation of the data. </w:t>
+      </w:r>
+      <w:r>
+        <w:t xml:space="preserve">This extra level of detail is valuable for portfolio analysis and allows four interpretable and financially meaningful categories. </w:t>
+      </w:r>
+    </w:p>
+    <w:p>
+      <w:pPr>
+        <w:pStyle w:val="ListParagraph"/>
+        <w:numPr>
+          <w:ilvl w:val="0"/>
+          <w:numId w:val="2"/>
+        </w:numPr>
+      </w:pPr>
+      <w:r>
+        <w:t>Defensive low-risk stocks (low beta, low volatility)</w:t>
+      </w:r>
+    </w:p>
+    <w:p>
+      <w:pPr>
+        <w:pStyle w:val="ListParagraph"/>
+        <w:numPr>
+          <w:ilvl w:val="0"/>
+          <w:numId w:val="2"/>
+        </w:numPr>
+      </w:pPr>
+      <w:r>
+        <w:t>Stable core holdings (moderate beta, low volatility)</w:t>
+      </w:r>
+    </w:p>
+    <w:p>
+      <w:pPr>
+        <w:pStyle w:val="ListParagraph"/>
+        <w:numPr>
+          <w:ilvl w:val="0"/>
+          <w:numId w:val="2"/>
+        </w:numPr>
+      </w:pPr>
+      <w:r>
+        <w:t>Moderate growth stocks (higher beta, moderate volatility)</w:t>
+      </w:r>
+    </w:p>
+    <w:p>
+      <w:pPr>
+        <w:pStyle w:val="ListParagraph"/>
+        <w:numPr>
+          <w:ilvl w:val="0"/>
+          <w:numId w:val="2"/>
+        </w:numPr>
+      </w:pPr>
+      <w:r>
+        <w:t>Aggressive high-risk stocks (high beta, high volatility)</w:t>
+      </w:r>
+    </w:p>
+    <w:p>
+      <w:r>
+        <w:t xml:space="preserve">As a result, K=4 was selected as the optimal number of clusters for the final k-means model. </w:t>
+      </w:r>
+    </w:p>
+    <w:p/>
+    <w:p/>
+    <w:p/>
+    <w:p/>
+    <w:p/>
+    <w:p/>
+    <w:p/>
+    <w:p>
+      <w:r>
+        <w:t xml:space="preserve"> </w:t>
+      </w:r>
+    </w:p>
     <w:sectPr>
-      <w:footerReference w:type="even" r:id="rId18"/>
-      <w:footerReference w:type="default" r:id="rId19"/>
+      <w:footerReference w:type="even" r:id="rId25"/>
+      <w:footerReference w:type="default" r:id="rId26"/>
       <w:pgSz w:w="11906" w:h="16838"/>
       <w:pgMar w:top="1440" w:right="1440" w:bottom="1440" w:left="1440" w:header="708" w:footer="708" w:gutter="0"/>
       <w:cols w:space="708"/>
@@ -2877,6 +5200,11 @@
         <w:docPartUnique/>
       </w:docPartObj>
     </w:sdtPr>
+    <w:sdtEndPr>
+      <w:rPr>
+        <w:rStyle w:val="PageNumber"/>
+      </w:rPr>
+    </w:sdtEndPr>
     <w:sdtContent>
       <w:p>
         <w:pPr>
@@ -2935,6 +5263,11 @@
         <w:docPartUnique/>
       </w:docPartObj>
     </w:sdtPr>
+    <w:sdtEndPr>
+      <w:rPr>
+        <w:rStyle w:val="PageNumber"/>
+      </w:rPr>
+    </w:sdtEndPr>
     <w:sdtContent>
       <w:p>
         <w:pPr>
@@ -3163,8 +5496,124 @@
       </w:rPr>
     </w:lvl>
   </w:abstractNum>
+  <w:abstractNum w:abstractNumId="1" w15:restartNumberingAfterBreak="0">
+    <w:nsid w:val="5D0002CE"/>
+    <w:multiLevelType w:val="hybridMultilevel"/>
+    <w:tmpl w:val="FD60E208"/>
+    <w:lvl w:ilvl="0" w:tplc="08090001">
+      <w:start w:val="1"/>
+      <w:numFmt w:val="bullet"/>
+      <w:lvlText w:val=""/>
+      <w:lvlJc w:val="left"/>
+      <w:pPr>
+        <w:ind w:left="720" w:hanging="360"/>
+      </w:pPr>
+      <w:rPr>
+        <w:rFonts w:ascii="Symbol" w:hAnsi="Symbol" w:hint="default"/>
+      </w:rPr>
+    </w:lvl>
+    <w:lvl w:ilvl="1" w:tplc="08090003" w:tentative="1">
+      <w:start w:val="1"/>
+      <w:numFmt w:val="bullet"/>
+      <w:lvlText w:val="o"/>
+      <w:lvlJc w:val="left"/>
+      <w:pPr>
+        <w:ind w:left="1440" w:hanging="360"/>
+      </w:pPr>
+      <w:rPr>
+        <w:rFonts w:ascii="Courier New" w:hAnsi="Courier New" w:cs="Courier New" w:hint="default"/>
+      </w:rPr>
+    </w:lvl>
+    <w:lvl w:ilvl="2" w:tplc="08090005" w:tentative="1">
+      <w:start w:val="1"/>
+      <w:numFmt w:val="bullet"/>
+      <w:lvlText w:val=""/>
+      <w:lvlJc w:val="left"/>
+      <w:pPr>
+        <w:ind w:left="2160" w:hanging="360"/>
+      </w:pPr>
+      <w:rPr>
+        <w:rFonts w:ascii="Wingdings" w:hAnsi="Wingdings" w:hint="default"/>
+      </w:rPr>
+    </w:lvl>
+    <w:lvl w:ilvl="3" w:tplc="08090001" w:tentative="1">
+      <w:start w:val="1"/>
+      <w:numFmt w:val="bullet"/>
+      <w:lvlText w:val=""/>
+      <w:lvlJc w:val="left"/>
+      <w:pPr>
+        <w:ind w:left="2880" w:hanging="360"/>
+      </w:pPr>
+      <w:rPr>
+        <w:rFonts w:ascii="Symbol" w:hAnsi="Symbol" w:hint="default"/>
+      </w:rPr>
+    </w:lvl>
+    <w:lvl w:ilvl="4" w:tplc="08090003" w:tentative="1">
+      <w:start w:val="1"/>
+      <w:numFmt w:val="bullet"/>
+      <w:lvlText w:val="o"/>
+      <w:lvlJc w:val="left"/>
+      <w:pPr>
+        <w:ind w:left="3600" w:hanging="360"/>
+      </w:pPr>
+      <w:rPr>
+        <w:rFonts w:ascii="Courier New" w:hAnsi="Courier New" w:cs="Courier New" w:hint="default"/>
+      </w:rPr>
+    </w:lvl>
+    <w:lvl w:ilvl="5" w:tplc="08090005" w:tentative="1">
+      <w:start w:val="1"/>
+      <w:numFmt w:val="bullet"/>
+      <w:lvlText w:val=""/>
+      <w:lvlJc w:val="left"/>
+      <w:pPr>
+        <w:ind w:left="4320" w:hanging="360"/>
+      </w:pPr>
+      <w:rPr>
+        <w:rFonts w:ascii="Wingdings" w:hAnsi="Wingdings" w:hint="default"/>
+      </w:rPr>
+    </w:lvl>
+    <w:lvl w:ilvl="6" w:tplc="08090001" w:tentative="1">
+      <w:start w:val="1"/>
+      <w:numFmt w:val="bullet"/>
+      <w:lvlText w:val=""/>
+      <w:lvlJc w:val="left"/>
+      <w:pPr>
+        <w:ind w:left="5040" w:hanging="360"/>
+      </w:pPr>
+      <w:rPr>
+        <w:rFonts w:ascii="Symbol" w:hAnsi="Symbol" w:hint="default"/>
+      </w:rPr>
+    </w:lvl>
+    <w:lvl w:ilvl="7" w:tplc="08090003" w:tentative="1">
+      <w:start w:val="1"/>
+      <w:numFmt w:val="bullet"/>
+      <w:lvlText w:val="o"/>
+      <w:lvlJc w:val="left"/>
+      <w:pPr>
+        <w:ind w:left="5760" w:hanging="360"/>
+      </w:pPr>
+      <w:rPr>
+        <w:rFonts w:ascii="Courier New" w:hAnsi="Courier New" w:cs="Courier New" w:hint="default"/>
+      </w:rPr>
+    </w:lvl>
+    <w:lvl w:ilvl="8" w:tplc="08090005" w:tentative="1">
+      <w:start w:val="1"/>
+      <w:numFmt w:val="bullet"/>
+      <w:lvlText w:val=""/>
+      <w:lvlJc w:val="left"/>
+      <w:pPr>
+        <w:ind w:left="6480" w:hanging="360"/>
+      </w:pPr>
+      <w:rPr>
+        <w:rFonts w:ascii="Wingdings" w:hAnsi="Wingdings" w:hint="default"/>
+      </w:rPr>
+    </w:lvl>
+  </w:abstractNum>
   <w:num w:numId="1" w16cid:durableId="1874533880">
     <w:abstractNumId w:val="0"/>
+  </w:num>
+  <w:num w:numId="2" w16cid:durableId="1892381202">
+    <w:abstractNumId w:val="1"/>
   </w:num>
 </w:numbering>
 </file>
@@ -3184,7 +5633,7 @@
     </w:rPrDefault>
     <w:pPrDefault>
       <w:pPr>
-        <w:spacing w:after="160" w:line="278" w:lineRule="auto"/>
+        <w:spacing w:after="160" w:line="480" w:lineRule="auto"/>
       </w:pPr>
     </w:pPrDefault>
   </w:docDefaults>
@@ -3619,7 +6068,6 @@
     <w:next w:val="Normal"/>
     <w:link w:val="Heading3Char"/>
     <w:uiPriority w:val="9"/>
-    <w:semiHidden/>
     <w:unhideWhenUsed/>
     <w:qFormat/>
     <w:rsid w:val="001260BC"/>
@@ -3771,7 +6219,6 @@
   <w:style w:type="character" w:default="1" w:styleId="DefaultParagraphFont">
     <w:name w:val="Default Paragraph Font"/>
     <w:uiPriority w:val="1"/>
-    <w:semiHidden/>
     <w:unhideWhenUsed/>
   </w:style>
   <w:style w:type="table" w:default="1" w:styleId="TableNormal">
@@ -3826,7 +6273,6 @@
     <w:basedOn w:val="DefaultParagraphFont"/>
     <w:link w:val="Heading3"/>
     <w:uiPriority w:val="9"/>
-    <w:semiHidden/>
     <w:rsid w:val="001260BC"/>
     <w:rPr>
       <w:rFonts w:eastAsiaTheme="majorEastAsia" w:cstheme="majorBidi"/>
@@ -4160,7 +6606,6 @@
     <w:next w:val="Normal"/>
     <w:autoRedefine/>
     <w:uiPriority w:val="39"/>
-    <w:semiHidden/>
     <w:unhideWhenUsed/>
     <w:rsid w:val="001260BC"/>
     <w:pPr>
@@ -4337,6 +6782,28 @@
     <w:semiHidden/>
     <w:unhideWhenUsed/>
     <w:rsid w:val="001260BC"/>
+  </w:style>
+  <w:style w:type="paragraph" w:styleId="Header">
+    <w:name w:val="header"/>
+    <w:basedOn w:val="Normal"/>
+    <w:link w:val="HeaderChar"/>
+    <w:uiPriority w:val="99"/>
+    <w:unhideWhenUsed/>
+    <w:rsid w:val="00B32BC6"/>
+    <w:pPr>
+      <w:tabs>
+        <w:tab w:val="center" w:pos="4513"/>
+        <w:tab w:val="right" w:pos="9026"/>
+      </w:tabs>
+      <w:spacing w:after="0" w:line="240" w:lineRule="auto"/>
+    </w:pPr>
+  </w:style>
+  <w:style w:type="character" w:customStyle="1" w:styleId="HeaderChar">
+    <w:name w:val="Header Char"/>
+    <w:basedOn w:val="DefaultParagraphFont"/>
+    <w:link w:val="Header"/>
+    <w:uiPriority w:val="99"/>
+    <w:rsid w:val="00B32BC6"/>
   </w:style>
 </w:styles>
 </file>

--- a/Report/Data Warehousing & Business Intelligence Assesment 2.docx
+++ b/Report/Data Warehousing & Business Intelligence Assesment 2.docx
@@ -8,67 +8,263 @@
         <w:rPr>
           <w:b/>
           <w:bCs/>
+          <w:color w:val="0F4761" w:themeColor="accent1" w:themeShade="BF"/>
+          <w:sz w:val="40"/>
+          <w:szCs w:val="40"/>
+        </w:rPr>
+      </w:pPr>
+    </w:p>
+    <w:p>
+      <w:pPr>
+        <w:jc w:val="center"/>
+        <w:rPr>
+          <w:b/>
+          <w:bCs/>
+          <w:color w:val="0F4761" w:themeColor="accent1" w:themeShade="BF"/>
+          <w:sz w:val="40"/>
+          <w:szCs w:val="40"/>
+        </w:rPr>
+      </w:pPr>
+    </w:p>
+    <w:p>
+      <w:pPr>
+        <w:jc w:val="center"/>
+        <w:rPr>
+          <w:b/>
+          <w:bCs/>
+          <w:color w:val="0F4761" w:themeColor="accent1" w:themeShade="BF"/>
+          <w:sz w:val="44"/>
+          <w:szCs w:val="44"/>
+        </w:rPr>
+      </w:pPr>
+      <w:r>
+        <w:rPr>
+          <w:b/>
+          <w:bCs/>
+          <w:color w:val="0F4761" w:themeColor="accent1" w:themeShade="BF"/>
+          <w:sz w:val="44"/>
+          <w:szCs w:val="44"/>
+        </w:rPr>
+        <w:t>Data Warehousing &amp; Business Intelligence</w:t>
+      </w:r>
+    </w:p>
+    <w:p>
+      <w:pPr>
+        <w:jc w:val="center"/>
+        <w:rPr>
+          <w:b/>
+          <w:bCs/>
+          <w:color w:val="0F4761" w:themeColor="accent1" w:themeShade="BF"/>
+          <w:sz w:val="44"/>
+          <w:szCs w:val="44"/>
+        </w:rPr>
+      </w:pPr>
+      <w:r>
+        <w:rPr>
+          <w:b/>
+          <w:bCs/>
+          <w:color w:val="0F4761" w:themeColor="accent1" w:themeShade="BF"/>
+          <w:sz w:val="44"/>
+          <w:szCs w:val="44"/>
+        </w:rPr>
+        <w:t>7BUIS010W</w:t>
+      </w:r>
+    </w:p>
+    <w:p>
+      <w:pPr>
+        <w:jc w:val="center"/>
+        <w:rPr>
+          <w:b/>
+          <w:bCs/>
+          <w:color w:val="0F4761" w:themeColor="accent1" w:themeShade="BF"/>
+          <w:sz w:val="44"/>
+          <w:szCs w:val="44"/>
+        </w:rPr>
+      </w:pPr>
+      <w:r>
+        <w:rPr>
+          <w:b/>
+          <w:bCs/>
+          <w:color w:val="0F4761" w:themeColor="accent1" w:themeShade="BF"/>
+          <w:sz w:val="44"/>
+          <w:szCs w:val="44"/>
+        </w:rPr>
+        <w:t>Assessment 2</w:t>
+      </w:r>
+    </w:p>
+    <w:p>
+      <w:pPr>
+        <w:jc w:val="center"/>
+        <w:rPr>
+          <w:b/>
+          <w:bCs/>
+          <w:color w:val="0F4761" w:themeColor="accent1" w:themeShade="BF"/>
+          <w:sz w:val="40"/>
+          <w:szCs w:val="40"/>
           <w:u w:val="single"/>
         </w:rPr>
       </w:pPr>
       <w:r>
+        <w:rPr>
+          <w:b/>
+          <w:bCs/>
+          <w:color w:val="0F4761" w:themeColor="accent1" w:themeShade="BF"/>
+          <w:sz w:val="40"/>
+          <w:szCs w:val="40"/>
+          <w:u w:val="single"/>
+        </w:rPr>
+        <w:t>Contributors</w:t>
+      </w:r>
+    </w:p>
+    <w:p>
+      <w:pPr>
+        <w:jc w:val="center"/>
+        <w:rPr>
+          <w:b/>
+          <w:bCs/>
+          <w:sz w:val="32"/>
+          <w:szCs w:val="32"/>
+        </w:rPr>
+      </w:pPr>
+      <w:r>
+        <w:rPr>
+          <w:b/>
+          <w:bCs/>
+          <w:sz w:val="32"/>
+          <w:szCs w:val="32"/>
+        </w:rPr>
+        <w:t>Razin Haque</w:t>
+      </w:r>
+      <w:r>
+        <w:rPr>
+          <w:b/>
+          <w:bCs/>
+          <w:sz w:val="32"/>
+          <w:szCs w:val="32"/>
+        </w:rPr>
+        <w:t xml:space="preserve"> - </w:t>
+      </w:r>
+    </w:p>
+    <w:p>
+      <w:pPr>
+        <w:jc w:val="center"/>
+        <w:rPr>
+          <w:b/>
+          <w:bCs/>
+          <w:sz w:val="32"/>
+          <w:szCs w:val="32"/>
+        </w:rPr>
+      </w:pPr>
+      <w:r>
+        <w:rPr>
+          <w:b/>
+          <w:bCs/>
+          <w:sz w:val="32"/>
+          <w:szCs w:val="32"/>
+        </w:rPr>
+        <w:t>Michael Ewer</w:t>
+      </w:r>
+      <w:r>
+        <w:rPr>
+          <w:b/>
+          <w:bCs/>
+          <w:sz w:val="32"/>
+          <w:szCs w:val="32"/>
+        </w:rPr>
+        <w:t xml:space="preserve"> - </w:t>
+      </w:r>
+    </w:p>
+    <w:p>
+      <w:pPr>
+        <w:jc w:val="center"/>
+        <w:rPr>
+          <w:b/>
+          <w:bCs/>
+          <w:sz w:val="32"/>
+          <w:szCs w:val="32"/>
+        </w:rPr>
+      </w:pPr>
+      <w:r>
+        <w:rPr>
+          <w:b/>
+          <w:bCs/>
+          <w:sz w:val="32"/>
+          <w:szCs w:val="32"/>
+        </w:rPr>
+        <w:t>Stephen Ugbana</w:t>
+      </w:r>
+      <w:r>
+        <w:rPr>
+          <w:b/>
+          <w:bCs/>
+          <w:sz w:val="32"/>
+          <w:szCs w:val="32"/>
+        </w:rPr>
+        <w:t xml:space="preserve"> </w:t>
+      </w:r>
+      <w:r>
+        <w:rPr>
+          <w:b/>
+          <w:bCs/>
+          <w:sz w:val="32"/>
+          <w:szCs w:val="32"/>
+        </w:rPr>
+        <w:t>–</w:t>
+      </w:r>
+      <w:r>
+        <w:rPr>
+          <w:b/>
+          <w:bCs/>
+          <w:sz w:val="32"/>
+          <w:szCs w:val="32"/>
+        </w:rPr>
+        <w:t xml:space="preserve"> 21876543</w:t>
+      </w:r>
+    </w:p>
+    <w:p>
+      <w:pPr>
+        <w:jc w:val="center"/>
+        <w:rPr>
+          <w:sz w:val="28"/>
+          <w:szCs w:val="28"/>
+        </w:rPr>
+      </w:pPr>
+      <w:r>
+        <w:rPr>
+          <w:b/>
+          <w:bCs/>
+          <w:sz w:val="28"/>
+          <w:szCs w:val="28"/>
+        </w:rPr>
+        <w:t xml:space="preserve">GitHub Repo: </w:t>
+      </w:r>
+      <w:hyperlink r:id="rId8" w:history="1">
+        <w:r>
+          <w:rPr>
+            <w:rStyle w:val="Hyperlink"/>
+            <w:sz w:val="28"/>
+            <w:szCs w:val="28"/>
+          </w:rPr>
+          <w:t>https://github.com/Raz-Haque/sp500-portfolio-analysis</w:t>
+        </w:r>
+      </w:hyperlink>
+    </w:p>
+    <w:p>
+      <w:pPr>
+        <w:jc w:val="center"/>
+      </w:pPr>
+    </w:p>
+    <w:p>
+      <w:pPr>
         <w:rPr>
           <w:b/>
           <w:bCs/>
           <w:u w:val="single"/>
         </w:rPr>
-        <w:t>Data Warehousing &amp; Business Intelligence</w:t>
-      </w:r>
-    </w:p>
-    <w:p>
-      <w:pPr>
-        <w:jc w:val="center"/>
-        <w:rPr>
-          <w:b/>
-          <w:bCs/>
-          <w:u w:val="single"/>
-        </w:rPr>
-      </w:pPr>
-      <w:r>
-        <w:rPr>
-          <w:b/>
-          <w:bCs/>
-          <w:u w:val="single"/>
-        </w:rPr>
-        <w:t>7BUIS010W</w:t>
-      </w:r>
-    </w:p>
-    <w:p>
-      <w:pPr>
-        <w:jc w:val="center"/>
-        <w:rPr>
-          <w:b/>
-          <w:bCs/>
-          <w:u w:val="single"/>
-        </w:rPr>
-      </w:pPr>
-      <w:r>
-        <w:rPr>
-          <w:b/>
-          <w:bCs/>
-          <w:u w:val="single"/>
-        </w:rPr>
-        <w:t>Assessment 2</w:t>
-      </w:r>
-    </w:p>
-    <w:p>
-      <w:pPr>
-        <w:jc w:val="center"/>
-        <w:rPr>
-          <w:b/>
-          <w:bCs/>
-          <w:u w:val="single"/>
-        </w:rPr>
-      </w:pPr>
-    </w:p>
-    <w:p>
-      <w:pPr>
-        <w:jc w:val="center"/>
+      </w:pPr>
+    </w:p>
+    <w:p>
+      <w:pPr>
         <w:rPr>
           <w:b/>
           <w:bCs/>
@@ -148,7 +344,7 @@
             </w:rPr>
             <w:fldChar w:fldCharType="separate"/>
           </w:r>
-          <w:hyperlink w:anchor="_Toc226965359" w:history="1">
+          <w:hyperlink w:anchor="_Toc227963455" w:history="1">
             <w:r>
               <w:rPr>
                 <w:rStyle w:val="Hyperlink"/>
@@ -175,7 +371,7 @@
                 <w:noProof/>
                 <w:webHidden/>
               </w:rPr>
-              <w:instrText xml:space="preserve"> PAGEREF _Toc226965359 \h </w:instrText>
+              <w:instrText xml:space="preserve"> PAGEREF _Toc227963455 \h </w:instrText>
             </w:r>
             <w:r>
               <w:rPr>
@@ -220,7 +416,7 @@
               <w:lang w:eastAsia="en-GB"/>
             </w:rPr>
           </w:pPr>
-          <w:hyperlink w:anchor="_Toc226965360" w:history="1">
+          <w:hyperlink w:anchor="_Toc227963456" w:history="1">
             <w:r>
               <w:rPr>
                 <w:rStyle w:val="Hyperlink"/>
@@ -247,7 +443,7 @@
                 <w:noProof/>
                 <w:webHidden/>
               </w:rPr>
-              <w:instrText xml:space="preserve"> PAGEREF _Toc226965360 \h </w:instrText>
+              <w:instrText xml:space="preserve"> PAGEREF _Toc227963456 \h </w:instrText>
             </w:r>
             <w:r>
               <w:rPr>
@@ -292,7 +488,7 @@
               <w:lang w:eastAsia="en-GB"/>
             </w:rPr>
           </w:pPr>
-          <w:hyperlink w:anchor="_Toc226965361" w:history="1">
+          <w:hyperlink w:anchor="_Toc227963457" w:history="1">
             <w:r>
               <w:rPr>
                 <w:rStyle w:val="Hyperlink"/>
@@ -319,7 +515,7 @@
                 <w:noProof/>
                 <w:webHidden/>
               </w:rPr>
-              <w:instrText xml:space="preserve"> PAGEREF _Toc226965361 \h </w:instrText>
+              <w:instrText xml:space="preserve"> PAGEREF _Toc227963457 \h </w:instrText>
             </w:r>
             <w:r>
               <w:rPr>
@@ -364,7 +560,7 @@
               <w:lang w:eastAsia="en-GB"/>
             </w:rPr>
           </w:pPr>
-          <w:hyperlink w:anchor="_Toc226965362" w:history="1">
+          <w:hyperlink w:anchor="_Toc227963458" w:history="1">
             <w:r>
               <w:rPr>
                 <w:rStyle w:val="Hyperlink"/>
@@ -391,7 +587,7 @@
                 <w:noProof/>
                 <w:webHidden/>
               </w:rPr>
-              <w:instrText xml:space="preserve"> PAGEREF _Toc226965362 \h </w:instrText>
+              <w:instrText xml:space="preserve"> PAGEREF _Toc227963458 \h </w:instrText>
             </w:r>
             <w:r>
               <w:rPr>
@@ -411,7 +607,7 @@
                 <w:noProof/>
                 <w:webHidden/>
               </w:rPr>
-              <w:t>5</w:t>
+              <w:t>4</w:t>
             </w:r>
             <w:r>
               <w:rPr>
@@ -436,7 +632,7 @@
               <w:lang w:eastAsia="en-GB"/>
             </w:rPr>
           </w:pPr>
-          <w:hyperlink w:anchor="_Toc226965363" w:history="1">
+          <w:hyperlink w:anchor="_Toc227963459" w:history="1">
             <w:r>
               <w:rPr>
                 <w:rStyle w:val="Hyperlink"/>
@@ -463,7 +659,7 @@
                 <w:noProof/>
                 <w:webHidden/>
               </w:rPr>
-              <w:instrText xml:space="preserve"> PAGEREF _Toc226965363 \h </w:instrText>
+              <w:instrText xml:space="preserve"> PAGEREF _Toc227963459 \h </w:instrText>
             </w:r>
             <w:r>
               <w:rPr>
@@ -508,7 +704,7 @@
               <w:lang w:eastAsia="en-GB"/>
             </w:rPr>
           </w:pPr>
-          <w:hyperlink w:anchor="_Toc226965364" w:history="1">
+          <w:hyperlink w:anchor="_Toc227963460" w:history="1">
             <w:r>
               <w:rPr>
                 <w:rStyle w:val="Hyperlink"/>
@@ -535,7 +731,7 @@
                 <w:noProof/>
                 <w:webHidden/>
               </w:rPr>
-              <w:instrText xml:space="preserve"> PAGEREF _Toc226965364 \h </w:instrText>
+              <w:instrText xml:space="preserve"> PAGEREF _Toc227963460 \h </w:instrText>
             </w:r>
             <w:r>
               <w:rPr>
@@ -555,7 +751,7 @@
                 <w:noProof/>
                 <w:webHidden/>
               </w:rPr>
-              <w:t>6</w:t>
+              <w:t>5</w:t>
             </w:r>
             <w:r>
               <w:rPr>
@@ -580,7 +776,7 @@
               <w:lang w:eastAsia="en-GB"/>
             </w:rPr>
           </w:pPr>
-          <w:hyperlink w:anchor="_Toc226965365" w:history="1">
+          <w:hyperlink w:anchor="_Toc227963461" w:history="1">
             <w:r>
               <w:rPr>
                 <w:rStyle w:val="Hyperlink"/>
@@ -607,7 +803,7 @@
                 <w:noProof/>
                 <w:webHidden/>
               </w:rPr>
-              <w:instrText xml:space="preserve"> PAGEREF _Toc226965365 \h </w:instrText>
+              <w:instrText xml:space="preserve"> PAGEREF _Toc227963461 \h </w:instrText>
             </w:r>
             <w:r>
               <w:rPr>
@@ -627,11 +823,200 @@
                 <w:noProof/>
                 <w:webHidden/>
               </w:rPr>
+              <w:t>6</w:t>
+            </w:r>
+            <w:r>
+              <w:rPr>
+                <w:noProof/>
+                <w:webHidden/>
+              </w:rPr>
+              <w:fldChar w:fldCharType="end"/>
+            </w:r>
+          </w:hyperlink>
+        </w:p>
+        <w:p>
+          <w:pPr>
+            <w:pStyle w:val="TOC3"/>
+            <w:tabs>
+              <w:tab w:val="right" w:leader="dot" w:pos="9016"/>
+            </w:tabs>
+            <w:rPr>
+              <w:rStyle w:val="Hyperlink"/>
+              <w:noProof/>
+            </w:rPr>
+          </w:pPr>
+          <w:hyperlink w:anchor="_Toc227963462" w:history="1">
+            <w:r>
+              <w:rPr>
+                <w:rStyle w:val="Hyperlink"/>
+                <w:noProof/>
+              </w:rPr>
+              <w:t>Figure 7. Average Daily Returns Table</w:t>
+            </w:r>
+            <w:r>
+              <w:rPr>
+                <w:noProof/>
+                <w:webHidden/>
+              </w:rPr>
+              <w:tab/>
+            </w:r>
+            <w:r>
+              <w:rPr>
+                <w:noProof/>
+                <w:webHidden/>
+              </w:rPr>
+              <w:fldChar w:fldCharType="begin"/>
+            </w:r>
+            <w:r>
+              <w:rPr>
+                <w:noProof/>
+                <w:webHidden/>
+              </w:rPr>
+              <w:instrText xml:space="preserve"> PAGEREF _Toc227963462 \h </w:instrText>
+            </w:r>
+            <w:r>
+              <w:rPr>
+                <w:noProof/>
+                <w:webHidden/>
+              </w:rPr>
+            </w:r>
+            <w:r>
+              <w:rPr>
+                <w:noProof/>
+                <w:webHidden/>
+              </w:rPr>
+              <w:fldChar w:fldCharType="separate"/>
+            </w:r>
+            <w:r>
+              <w:rPr>
+                <w:noProof/>
+                <w:webHidden/>
+              </w:rPr>
+              <w:t>6</w:t>
+            </w:r>
+            <w:r>
+              <w:rPr>
+                <w:noProof/>
+                <w:webHidden/>
+              </w:rPr>
+              <w:fldChar w:fldCharType="end"/>
+            </w:r>
+          </w:hyperlink>
+        </w:p>
+        <w:p>
+          <w:pPr>
+            <w:pStyle w:val="TOC2"/>
+            <w:rPr>
+              <w:rFonts w:eastAsiaTheme="minorEastAsia"/>
+              <w:sz w:val="24"/>
+              <w:szCs w:val="24"/>
+              <w:lang w:eastAsia="en-GB"/>
+            </w:rPr>
+          </w:pPr>
+          <w:hyperlink w:anchor="_Toc227963463" w:history="1">
+            <w:r>
+              <w:rPr>
+                <w:rStyle w:val="Hyperlink"/>
+              </w:rPr>
+              <w:t xml:space="preserve">     Figure 8. Summary Table</w:t>
+            </w:r>
+            <w:r>
+              <w:rPr>
+                <w:webHidden/>
+              </w:rPr>
+              <w:tab/>
+            </w:r>
+            <w:r>
+              <w:rPr>
+                <w:webHidden/>
+              </w:rPr>
+              <w:fldChar w:fldCharType="begin"/>
+            </w:r>
+            <w:r>
+              <w:rPr>
+                <w:webHidden/>
+              </w:rPr>
+              <w:instrText xml:space="preserve"> PAGEREF _Toc227963463 \h </w:instrText>
+            </w:r>
+            <w:r>
+              <w:rPr>
+                <w:webHidden/>
+              </w:rPr>
+            </w:r>
+            <w:r>
+              <w:rPr>
+                <w:webHidden/>
+              </w:rPr>
+              <w:fldChar w:fldCharType="separate"/>
+            </w:r>
+            <w:r>
+              <w:rPr>
+                <w:webHidden/>
+              </w:rPr>
               <w:t>7</w:t>
             </w:r>
             <w:r>
               <w:rPr>
-                <w:noProof/>
+                <w:webHidden/>
+              </w:rPr>
+              <w:fldChar w:fldCharType="end"/>
+            </w:r>
+          </w:hyperlink>
+        </w:p>
+        <w:p>
+          <w:pPr>
+            <w:pStyle w:val="TOC2"/>
+            <w:rPr>
+              <w:rFonts w:eastAsiaTheme="minorEastAsia"/>
+              <w:sz w:val="24"/>
+              <w:szCs w:val="24"/>
+              <w:lang w:eastAsia="en-GB"/>
+            </w:rPr>
+          </w:pPr>
+          <w:hyperlink w:anchor="_Toc227963463" w:history="1">
+            <w:r>
+              <w:rPr>
+                <w:rStyle w:val="Hyperlink"/>
+              </w:rPr>
+              <w:t>Diagrams for Analysis and Insights</w:t>
+            </w:r>
+            <w:r>
+              <w:rPr>
+                <w:webHidden/>
+              </w:rPr>
+              <w:tab/>
+            </w:r>
+            <w:r>
+              <w:rPr>
+                <w:webHidden/>
+              </w:rPr>
+              <w:fldChar w:fldCharType="begin"/>
+            </w:r>
+            <w:r>
+              <w:rPr>
+                <w:webHidden/>
+              </w:rPr>
+              <w:instrText xml:space="preserve"> PAGEREF _Toc227963463 \h </w:instrText>
+            </w:r>
+            <w:r>
+              <w:rPr>
+                <w:webHidden/>
+              </w:rPr>
+            </w:r>
+            <w:r>
+              <w:rPr>
+                <w:webHidden/>
+              </w:rPr>
+              <w:fldChar w:fldCharType="separate"/>
+            </w:r>
+            <w:r>
+              <w:rPr>
+                <w:webHidden/>
+              </w:rPr>
+              <w:t>7</w:t>
+            </w:r>
+            <w:r>
+              <w:rPr>
                 <w:webHidden/>
               </w:rPr>
               <w:fldChar w:fldCharType="end"/>
@@ -652,13 +1037,13 @@
               <w:lang w:eastAsia="en-GB"/>
             </w:rPr>
           </w:pPr>
-          <w:hyperlink w:anchor="_Toc226965366" w:history="1">
+          <w:hyperlink w:anchor="_Toc227963464" w:history="1">
             <w:r>
               <w:rPr>
                 <w:rStyle w:val="Hyperlink"/>
                 <w:noProof/>
               </w:rPr>
-              <w:t>Figure 7. Average Daily Returns Table</w:t>
+              <w:t>Figure 9. Graph 1 (Beta Vs Return)</w:t>
             </w:r>
             <w:r>
               <w:rPr>
@@ -679,7 +1064,7 @@
                 <w:noProof/>
                 <w:webHidden/>
               </w:rPr>
-              <w:instrText xml:space="preserve"> PAGEREF _Toc226965366 \h </w:instrText>
+              <w:instrText xml:space="preserve"> PAGEREF _Toc227963464 \h </w:instrText>
             </w:r>
             <w:r>
               <w:rPr>
@@ -699,7 +1084,7 @@
                 <w:noProof/>
                 <w:webHidden/>
               </w:rPr>
-              <w:t>7</w:t>
+              <w:t>8</w:t>
             </w:r>
             <w:r>
               <w:rPr>
@@ -724,13 +1109,13 @@
               <w:lang w:eastAsia="en-GB"/>
             </w:rPr>
           </w:pPr>
-          <w:hyperlink w:anchor="_Toc226965367" w:history="1">
+          <w:hyperlink w:anchor="_Toc227963465" w:history="1">
             <w:r>
               <w:rPr>
                 <w:rStyle w:val="Hyperlink"/>
                 <w:noProof/>
               </w:rPr>
-              <w:t>Figure 8. Summary Table</w:t>
+              <w:t>Figure 10. Graph 2 (Volatility Distribution)</w:t>
             </w:r>
             <w:r>
               <w:rPr>
@@ -751,7 +1136,7 @@
                 <w:noProof/>
                 <w:webHidden/>
               </w:rPr>
-              <w:instrText xml:space="preserve"> PAGEREF _Toc226965367 \h </w:instrText>
+              <w:instrText xml:space="preserve"> PAGEREF _Toc227963465 \h </w:instrText>
             </w:r>
             <w:r>
               <w:rPr>
@@ -776,6 +1161,68 @@
             <w:r>
               <w:rPr>
                 <w:noProof/>
+                <w:webHidden/>
+              </w:rPr>
+              <w:fldChar w:fldCharType="end"/>
+            </w:r>
+          </w:hyperlink>
+        </w:p>
+        <w:p>
+          <w:pPr>
+            <w:pStyle w:val="TOC2"/>
+            <w:rPr>
+              <w:rFonts w:eastAsiaTheme="minorEastAsia"/>
+              <w:b/>
+              <w:bCs/>
+              <w:sz w:val="24"/>
+              <w:szCs w:val="24"/>
+              <w:lang w:eastAsia="en-GB"/>
+            </w:rPr>
+          </w:pPr>
+          <w:hyperlink w:anchor="_Toc227963466" w:history="1">
+            <w:r>
+              <w:rPr>
+                <w:rStyle w:val="Hyperlink"/>
+              </w:rPr>
+              <w:t>Process for Data Collection and Analysis</w:t>
+            </w:r>
+            <w:r>
+              <w:rPr>
+                <w:webHidden/>
+              </w:rPr>
+              <w:tab/>
+            </w:r>
+            <w:r>
+              <w:rPr>
+                <w:webHidden/>
+              </w:rPr>
+              <w:fldChar w:fldCharType="begin"/>
+            </w:r>
+            <w:r>
+              <w:rPr>
+                <w:webHidden/>
+              </w:rPr>
+              <w:instrText xml:space="preserve"> PAGEREF _Toc227963466 \h </w:instrText>
+            </w:r>
+            <w:r>
+              <w:rPr>
+                <w:webHidden/>
+              </w:rPr>
+            </w:r>
+            <w:r>
+              <w:rPr>
+                <w:webHidden/>
+              </w:rPr>
+              <w:fldChar w:fldCharType="separate"/>
+            </w:r>
+            <w:r>
+              <w:rPr>
+                <w:webHidden/>
+              </w:rPr>
+              <w:t>8</w:t>
+            </w:r>
+            <w:r>
+              <w:rPr>
                 <w:webHidden/>
               </w:rPr>
               <w:fldChar w:fldCharType="end"/>
@@ -796,13 +1243,14 @@
               <w:lang w:eastAsia="en-GB"/>
             </w:rPr>
           </w:pPr>
-          <w:hyperlink w:anchor="_Toc226965368" w:history="1">
+          <w:hyperlink w:anchor="_Toc227963467" w:history="1">
             <w:r>
               <w:rPr>
                 <w:rStyle w:val="Hyperlink"/>
                 <w:noProof/>
-              </w:rPr>
-              <w:t>Figure 9. Graph 1 (Beta Vs Return)</w:t>
+                <w:color w:val="auto"/>
+              </w:rPr>
+              <w:t>Data Collection</w:t>
             </w:r>
             <w:r>
               <w:rPr>
@@ -823,7 +1271,7 @@
                 <w:noProof/>
                 <w:webHidden/>
               </w:rPr>
-              <w:instrText xml:space="preserve"> PAGEREF _Toc226965368 \h </w:instrText>
+              <w:instrText xml:space="preserve"> PAGEREF _Toc227963467 \h </w:instrText>
             </w:r>
             <w:r>
               <w:rPr>
@@ -843,7 +1291,7 @@
                 <w:noProof/>
                 <w:webHidden/>
               </w:rPr>
-              <w:t>9</w:t>
+              <w:t>8</w:t>
             </w:r>
             <w:r>
               <w:rPr>
@@ -868,13 +1316,14 @@
               <w:lang w:eastAsia="en-GB"/>
             </w:rPr>
           </w:pPr>
-          <w:hyperlink w:anchor="_Toc226965369" w:history="1">
+          <w:hyperlink w:anchor="_Toc227963468" w:history="1">
             <w:r>
               <w:rPr>
                 <w:rStyle w:val="Hyperlink"/>
                 <w:noProof/>
-              </w:rPr>
-              <w:t>Figure 10. Graph 2 (Volatility Distribution)</w:t>
+                <w:color w:val="auto"/>
+              </w:rPr>
+              <w:t>Data Cleaning</w:t>
             </w:r>
             <w:r>
               <w:rPr>
@@ -895,7 +1344,372 @@
                 <w:noProof/>
                 <w:webHidden/>
               </w:rPr>
-              <w:instrText xml:space="preserve"> PAGEREF _Toc226965369 \h </w:instrText>
+              <w:instrText xml:space="preserve"> PAGEREF _Toc227963468 \h </w:instrText>
+            </w:r>
+            <w:r>
+              <w:rPr>
+                <w:noProof/>
+                <w:webHidden/>
+              </w:rPr>
+            </w:r>
+            <w:r>
+              <w:rPr>
+                <w:noProof/>
+                <w:webHidden/>
+              </w:rPr>
+              <w:fldChar w:fldCharType="separate"/>
+            </w:r>
+            <w:r>
+              <w:rPr>
+                <w:noProof/>
+                <w:webHidden/>
+              </w:rPr>
+              <w:t>9</w:t>
+            </w:r>
+            <w:r>
+              <w:rPr>
+                <w:noProof/>
+                <w:webHidden/>
+              </w:rPr>
+              <w:fldChar w:fldCharType="end"/>
+            </w:r>
+          </w:hyperlink>
+        </w:p>
+        <w:p>
+          <w:pPr>
+            <w:pStyle w:val="TOC3"/>
+            <w:tabs>
+              <w:tab w:val="right" w:leader="dot" w:pos="9016"/>
+            </w:tabs>
+            <w:rPr>
+              <w:rFonts w:eastAsiaTheme="minorEastAsia"/>
+              <w:noProof/>
+              <w:sz w:val="24"/>
+              <w:szCs w:val="24"/>
+              <w:lang w:eastAsia="en-GB"/>
+            </w:rPr>
+          </w:pPr>
+          <w:hyperlink w:anchor="_Toc227963469" w:history="1">
+            <w:r>
+              <w:rPr>
+                <w:rStyle w:val="Hyperlink"/>
+                <w:noProof/>
+                <w:color w:val="auto"/>
+              </w:rPr>
+              <w:t>Return Calculation</w:t>
+            </w:r>
+            <w:r>
+              <w:rPr>
+                <w:noProof/>
+                <w:webHidden/>
+              </w:rPr>
+              <w:tab/>
+            </w:r>
+            <w:r>
+              <w:rPr>
+                <w:noProof/>
+                <w:webHidden/>
+              </w:rPr>
+              <w:fldChar w:fldCharType="begin"/>
+            </w:r>
+            <w:r>
+              <w:rPr>
+                <w:noProof/>
+                <w:webHidden/>
+              </w:rPr>
+              <w:instrText xml:space="preserve"> PAGEREF _Toc227963469 \h </w:instrText>
+            </w:r>
+            <w:r>
+              <w:rPr>
+                <w:noProof/>
+                <w:webHidden/>
+              </w:rPr>
+            </w:r>
+            <w:r>
+              <w:rPr>
+                <w:noProof/>
+                <w:webHidden/>
+              </w:rPr>
+              <w:fldChar w:fldCharType="separate"/>
+            </w:r>
+            <w:r>
+              <w:rPr>
+                <w:noProof/>
+                <w:webHidden/>
+              </w:rPr>
+              <w:t>9</w:t>
+            </w:r>
+            <w:r>
+              <w:rPr>
+                <w:noProof/>
+                <w:webHidden/>
+              </w:rPr>
+              <w:fldChar w:fldCharType="end"/>
+            </w:r>
+          </w:hyperlink>
+        </w:p>
+        <w:p>
+          <w:pPr>
+            <w:pStyle w:val="TOC3"/>
+            <w:tabs>
+              <w:tab w:val="right" w:leader="dot" w:pos="9016"/>
+            </w:tabs>
+            <w:rPr>
+              <w:rFonts w:eastAsiaTheme="minorEastAsia"/>
+              <w:noProof/>
+              <w:sz w:val="24"/>
+              <w:szCs w:val="24"/>
+              <w:lang w:eastAsia="en-GB"/>
+            </w:rPr>
+          </w:pPr>
+          <w:hyperlink w:anchor="_Toc227963470" w:history="1">
+            <w:r>
+              <w:rPr>
+                <w:rStyle w:val="Hyperlink"/>
+                <w:noProof/>
+                <w:color w:val="auto"/>
+              </w:rPr>
+              <w:t>Beta Calculation</w:t>
+            </w:r>
+            <w:r>
+              <w:rPr>
+                <w:noProof/>
+                <w:webHidden/>
+              </w:rPr>
+              <w:tab/>
+            </w:r>
+            <w:r>
+              <w:rPr>
+                <w:noProof/>
+                <w:webHidden/>
+              </w:rPr>
+              <w:fldChar w:fldCharType="begin"/>
+            </w:r>
+            <w:r>
+              <w:rPr>
+                <w:noProof/>
+                <w:webHidden/>
+              </w:rPr>
+              <w:instrText xml:space="preserve"> PAGEREF _Toc227963470 \h </w:instrText>
+            </w:r>
+            <w:r>
+              <w:rPr>
+                <w:noProof/>
+                <w:webHidden/>
+              </w:rPr>
+            </w:r>
+            <w:r>
+              <w:rPr>
+                <w:noProof/>
+                <w:webHidden/>
+              </w:rPr>
+              <w:fldChar w:fldCharType="separate"/>
+            </w:r>
+            <w:r>
+              <w:rPr>
+                <w:noProof/>
+                <w:webHidden/>
+              </w:rPr>
+              <w:t>9</w:t>
+            </w:r>
+            <w:r>
+              <w:rPr>
+                <w:noProof/>
+                <w:webHidden/>
+              </w:rPr>
+              <w:fldChar w:fldCharType="end"/>
+            </w:r>
+          </w:hyperlink>
+        </w:p>
+        <w:p>
+          <w:pPr>
+            <w:pStyle w:val="TOC3"/>
+            <w:tabs>
+              <w:tab w:val="right" w:leader="dot" w:pos="9016"/>
+            </w:tabs>
+            <w:rPr>
+              <w:rFonts w:eastAsiaTheme="minorEastAsia"/>
+              <w:noProof/>
+              <w:sz w:val="24"/>
+              <w:szCs w:val="24"/>
+              <w:lang w:eastAsia="en-GB"/>
+            </w:rPr>
+          </w:pPr>
+          <w:hyperlink w:anchor="_Toc227963471" w:history="1">
+            <w:r>
+              <w:rPr>
+                <w:rStyle w:val="Hyperlink"/>
+                <w:noProof/>
+                <w:color w:val="auto"/>
+              </w:rPr>
+              <w:t>Volatility Calculation</w:t>
+            </w:r>
+            <w:r>
+              <w:rPr>
+                <w:noProof/>
+                <w:webHidden/>
+              </w:rPr>
+              <w:tab/>
+            </w:r>
+            <w:r>
+              <w:rPr>
+                <w:noProof/>
+                <w:webHidden/>
+              </w:rPr>
+              <w:fldChar w:fldCharType="begin"/>
+            </w:r>
+            <w:r>
+              <w:rPr>
+                <w:noProof/>
+                <w:webHidden/>
+              </w:rPr>
+              <w:instrText xml:space="preserve"> PAGEREF _Toc227963471 \h </w:instrText>
+            </w:r>
+            <w:r>
+              <w:rPr>
+                <w:noProof/>
+                <w:webHidden/>
+              </w:rPr>
+            </w:r>
+            <w:r>
+              <w:rPr>
+                <w:noProof/>
+                <w:webHidden/>
+              </w:rPr>
+              <w:fldChar w:fldCharType="separate"/>
+            </w:r>
+            <w:r>
+              <w:rPr>
+                <w:noProof/>
+                <w:webHidden/>
+              </w:rPr>
+              <w:t>9</w:t>
+            </w:r>
+            <w:r>
+              <w:rPr>
+                <w:noProof/>
+                <w:webHidden/>
+              </w:rPr>
+              <w:fldChar w:fldCharType="end"/>
+            </w:r>
+          </w:hyperlink>
+        </w:p>
+        <w:p>
+          <w:pPr>
+            <w:pStyle w:val="TOC3"/>
+            <w:tabs>
+              <w:tab w:val="right" w:leader="dot" w:pos="9016"/>
+            </w:tabs>
+            <w:rPr>
+              <w:rFonts w:eastAsiaTheme="minorEastAsia"/>
+              <w:noProof/>
+              <w:sz w:val="24"/>
+              <w:szCs w:val="24"/>
+              <w:lang w:eastAsia="en-GB"/>
+            </w:rPr>
+          </w:pPr>
+          <w:hyperlink w:anchor="_Toc227963472" w:history="1">
+            <w:r>
+              <w:rPr>
+                <w:rStyle w:val="Hyperlink"/>
+                <w:noProof/>
+                <w:color w:val="auto"/>
+              </w:rPr>
+              <w:t>Summary Metrics</w:t>
+            </w:r>
+            <w:r>
+              <w:rPr>
+                <w:noProof/>
+                <w:webHidden/>
+              </w:rPr>
+              <w:tab/>
+            </w:r>
+            <w:r>
+              <w:rPr>
+                <w:noProof/>
+                <w:webHidden/>
+              </w:rPr>
+              <w:fldChar w:fldCharType="begin"/>
+            </w:r>
+            <w:r>
+              <w:rPr>
+                <w:noProof/>
+                <w:webHidden/>
+              </w:rPr>
+              <w:instrText xml:space="preserve"> PAGEREF _Toc227963472 \h </w:instrText>
+            </w:r>
+            <w:r>
+              <w:rPr>
+                <w:noProof/>
+                <w:webHidden/>
+              </w:rPr>
+            </w:r>
+            <w:r>
+              <w:rPr>
+                <w:noProof/>
+                <w:webHidden/>
+              </w:rPr>
+              <w:fldChar w:fldCharType="separate"/>
+            </w:r>
+            <w:r>
+              <w:rPr>
+                <w:noProof/>
+                <w:webHidden/>
+              </w:rPr>
+              <w:t>9</w:t>
+            </w:r>
+            <w:r>
+              <w:rPr>
+                <w:noProof/>
+                <w:webHidden/>
+              </w:rPr>
+              <w:fldChar w:fldCharType="end"/>
+            </w:r>
+          </w:hyperlink>
+        </w:p>
+        <w:p>
+          <w:pPr>
+            <w:pStyle w:val="TOC3"/>
+            <w:tabs>
+              <w:tab w:val="right" w:leader="dot" w:pos="9016"/>
+            </w:tabs>
+            <w:rPr>
+              <w:rFonts w:eastAsiaTheme="minorEastAsia"/>
+              <w:noProof/>
+              <w:sz w:val="24"/>
+              <w:szCs w:val="24"/>
+              <w:lang w:eastAsia="en-GB"/>
+            </w:rPr>
+          </w:pPr>
+          <w:hyperlink w:anchor="_Toc227963473" w:history="1">
+            <w:r>
+              <w:rPr>
+                <w:rStyle w:val="Hyperlink"/>
+                <w:noProof/>
+                <w:color w:val="auto"/>
+              </w:rPr>
+              <w:t>Visual Analysis</w:t>
+            </w:r>
+            <w:r>
+              <w:rPr>
+                <w:noProof/>
+                <w:webHidden/>
+              </w:rPr>
+              <w:tab/>
+            </w:r>
+            <w:r>
+              <w:rPr>
+                <w:noProof/>
+                <w:webHidden/>
+              </w:rPr>
+              <w:fldChar w:fldCharType="begin"/>
+            </w:r>
+            <w:r>
+              <w:rPr>
+                <w:noProof/>
+                <w:webHidden/>
+              </w:rPr>
+              <w:instrText xml:space="preserve"> PAGEREF _Toc227963473 \h </w:instrText>
             </w:r>
             <w:r>
               <w:rPr>
@@ -942,13 +1756,13 @@
               <w:lang w:eastAsia="en-GB"/>
             </w:rPr>
           </w:pPr>
-          <w:hyperlink w:anchor="_Toc226965370" w:history="1">
+          <w:hyperlink w:anchor="_Toc227963474" w:history="1">
             <w:r>
               <w:rPr>
                 <w:rStyle w:val="Hyperlink"/>
                 <w:noProof/>
               </w:rPr>
-              <w:t>Data Collection and Analysis</w:t>
+              <w:t>Task B</w:t>
             </w:r>
             <w:r>
               <w:rPr>
@@ -969,7 +1783,7 @@
                 <w:noProof/>
                 <w:webHidden/>
               </w:rPr>
-              <w:instrText xml:space="preserve"> PAGEREF _Toc226965370 \h </w:instrText>
+              <w:instrText xml:space="preserve"> PAGEREF _Toc227963474 \h </w:instrText>
             </w:r>
             <w:r>
               <w:rPr>
@@ -989,7 +1803,7 @@
                 <w:noProof/>
                 <w:webHidden/>
               </w:rPr>
-              <w:t>10</w:t>
+              <w:t>11</w:t>
             </w:r>
             <w:r>
               <w:rPr>
@@ -1003,26 +1817,86 @@
         <w:p>
           <w:pPr>
             <w:pStyle w:val="TOC2"/>
+            <w:rPr>
+              <w:rFonts w:eastAsiaTheme="minorEastAsia"/>
+              <w:b/>
+              <w:bCs/>
+              <w:sz w:val="24"/>
+              <w:szCs w:val="24"/>
+              <w:lang w:eastAsia="en-GB"/>
+            </w:rPr>
+          </w:pPr>
+          <w:hyperlink w:anchor="_Toc227963475" w:history="1">
+            <w:r>
+              <w:rPr>
+                <w:rStyle w:val="Hyperlink"/>
+              </w:rPr>
+              <w:t>Agglomerative Clustering</w:t>
+            </w:r>
+            <w:r>
+              <w:rPr>
+                <w:webHidden/>
+              </w:rPr>
+              <w:tab/>
+            </w:r>
+            <w:r>
+              <w:rPr>
+                <w:webHidden/>
+              </w:rPr>
+              <w:fldChar w:fldCharType="begin"/>
+            </w:r>
+            <w:r>
+              <w:rPr>
+                <w:webHidden/>
+              </w:rPr>
+              <w:instrText xml:space="preserve"> PAGEREF _Toc227963475 \h </w:instrText>
+            </w:r>
+            <w:r>
+              <w:rPr>
+                <w:webHidden/>
+              </w:rPr>
+            </w:r>
+            <w:r>
+              <w:rPr>
+                <w:webHidden/>
+              </w:rPr>
+              <w:fldChar w:fldCharType="separate"/>
+            </w:r>
+            <w:r>
+              <w:rPr>
+                <w:webHidden/>
+              </w:rPr>
+              <w:t>11</w:t>
+            </w:r>
+            <w:r>
+              <w:rPr>
+                <w:webHidden/>
+              </w:rPr>
+              <w:fldChar w:fldCharType="end"/>
+            </w:r>
+          </w:hyperlink>
+        </w:p>
+        <w:p>
+          <w:pPr>
+            <w:pStyle w:val="TOC3"/>
             <w:tabs>
               <w:tab w:val="right" w:leader="dot" w:pos="9016"/>
             </w:tabs>
             <w:rPr>
               <w:rFonts w:eastAsiaTheme="minorEastAsia"/>
-              <w:b w:val="0"/>
-              <w:bCs w:val="0"/>
               <w:noProof/>
               <w:sz w:val="24"/>
               <w:szCs w:val="24"/>
               <w:lang w:eastAsia="en-GB"/>
             </w:rPr>
           </w:pPr>
-          <w:hyperlink w:anchor="_Toc226965371" w:history="1">
+          <w:hyperlink w:anchor="_Toc227963476" w:history="1">
             <w:r>
               <w:rPr>
                 <w:rStyle w:val="Hyperlink"/>
                 <w:noProof/>
               </w:rPr>
-              <w:t>Data Collection</w:t>
+              <w:t>Appropriateness of Agglomerative clustering</w:t>
             </w:r>
             <w:r>
               <w:rPr>
@@ -1043,7 +1917,7 @@
                 <w:noProof/>
                 <w:webHidden/>
               </w:rPr>
-              <w:instrText xml:space="preserve"> PAGEREF _Toc226965371 \h </w:instrText>
+              <w:instrText xml:space="preserve"> PAGEREF _Toc227963476 \h </w:instrText>
             </w:r>
             <w:r>
               <w:rPr>
@@ -1063,7 +1937,7 @@
                 <w:noProof/>
                 <w:webHidden/>
               </w:rPr>
-              <w:t>10</w:t>
+              <w:t>11</w:t>
             </w:r>
             <w:r>
               <w:rPr>
@@ -1076,27 +1950,25 @@
         </w:p>
         <w:p>
           <w:pPr>
-            <w:pStyle w:val="TOC2"/>
+            <w:pStyle w:val="TOC3"/>
             <w:tabs>
               <w:tab w:val="right" w:leader="dot" w:pos="9016"/>
             </w:tabs>
             <w:rPr>
               <w:rFonts w:eastAsiaTheme="minorEastAsia"/>
-              <w:b w:val="0"/>
-              <w:bCs w:val="0"/>
               <w:noProof/>
               <w:sz w:val="24"/>
               <w:szCs w:val="24"/>
               <w:lang w:eastAsia="en-GB"/>
             </w:rPr>
           </w:pPr>
-          <w:hyperlink w:anchor="_Toc226965372" w:history="1">
+          <w:hyperlink w:anchor="_Toc227963477" w:history="1">
             <w:r>
               <w:rPr>
                 <w:rStyle w:val="Hyperlink"/>
                 <w:noProof/>
               </w:rPr>
-              <w:t>Data Cleaning</w:t>
+              <w:t>Agglomerative Clustering Implementation</w:t>
             </w:r>
             <w:r>
               <w:rPr>
@@ -1117,7 +1989,7 @@
                 <w:noProof/>
                 <w:webHidden/>
               </w:rPr>
-              <w:instrText xml:space="preserve"> PAGEREF _Toc226965372 \h </w:instrText>
+              <w:instrText xml:space="preserve"> PAGEREF _Toc227963477 \h </w:instrText>
             </w:r>
             <w:r>
               <w:rPr>
@@ -1150,27 +2022,25 @@
         </w:p>
         <w:p>
           <w:pPr>
-            <w:pStyle w:val="TOC2"/>
+            <w:pStyle w:val="TOC3"/>
             <w:tabs>
               <w:tab w:val="right" w:leader="dot" w:pos="9016"/>
             </w:tabs>
             <w:rPr>
               <w:rFonts w:eastAsiaTheme="minorEastAsia"/>
-              <w:b w:val="0"/>
-              <w:bCs w:val="0"/>
               <w:noProof/>
               <w:sz w:val="24"/>
               <w:szCs w:val="24"/>
               <w:lang w:eastAsia="en-GB"/>
             </w:rPr>
           </w:pPr>
-          <w:hyperlink w:anchor="_Toc226965373" w:history="1">
+          <w:hyperlink w:anchor="_Toc227963478" w:history="1">
             <w:r>
               <w:rPr>
                 <w:rStyle w:val="Hyperlink"/>
                 <w:noProof/>
               </w:rPr>
-              <w:t>Return Calculation</w:t>
+              <w:t>Figure 11. Silhouette plot for 2-9 clusters</w:t>
             </w:r>
             <w:r>
               <w:rPr>
@@ -1191,7 +2061,7 @@
                 <w:noProof/>
                 <w:webHidden/>
               </w:rPr>
-              <w:instrText xml:space="preserve"> PAGEREF _Toc226965373 \h </w:instrText>
+              <w:instrText xml:space="preserve"> PAGEREF _Toc227963478 \h </w:instrText>
             </w:r>
             <w:r>
               <w:rPr>
@@ -1211,7 +2081,7 @@
                 <w:noProof/>
                 <w:webHidden/>
               </w:rPr>
-              <w:t>11</w:t>
+              <w:t>12</w:t>
             </w:r>
             <w:r>
               <w:rPr>
@@ -1224,27 +2094,25 @@
         </w:p>
         <w:p>
           <w:pPr>
-            <w:pStyle w:val="TOC2"/>
+            <w:pStyle w:val="TOC3"/>
             <w:tabs>
               <w:tab w:val="right" w:leader="dot" w:pos="9016"/>
             </w:tabs>
             <w:rPr>
               <w:rFonts w:eastAsiaTheme="minorEastAsia"/>
-              <w:b w:val="0"/>
-              <w:bCs w:val="0"/>
               <w:noProof/>
               <w:sz w:val="24"/>
               <w:szCs w:val="24"/>
               <w:lang w:eastAsia="en-GB"/>
             </w:rPr>
           </w:pPr>
-          <w:hyperlink w:anchor="_Toc226965374" w:history="1">
+          <w:hyperlink w:anchor="_Toc227963479" w:history="1">
             <w:r>
               <w:rPr>
                 <w:rStyle w:val="Hyperlink"/>
                 <w:noProof/>
               </w:rPr>
-              <w:t>Beta Calculation</w:t>
+              <w:t>Figure 12. Plot for k=4 cluster segmentation.</w:t>
             </w:r>
             <w:r>
               <w:rPr>
@@ -1265,7 +2133,7 @@
                 <w:noProof/>
                 <w:webHidden/>
               </w:rPr>
-              <w:instrText xml:space="preserve"> PAGEREF _Toc226965374 \h </w:instrText>
+              <w:instrText xml:space="preserve"> PAGEREF _Toc227963479 \h </w:instrText>
             </w:r>
             <w:r>
               <w:rPr>
@@ -1285,7 +2153,7 @@
                 <w:noProof/>
                 <w:webHidden/>
               </w:rPr>
-              <w:t>11</w:t>
+              <w:t>13</w:t>
             </w:r>
             <w:r>
               <w:rPr>
@@ -1299,26 +2167,86 @@
         <w:p>
           <w:pPr>
             <w:pStyle w:val="TOC2"/>
+            <w:rPr>
+              <w:rFonts w:eastAsiaTheme="minorEastAsia"/>
+              <w:b/>
+              <w:bCs/>
+              <w:sz w:val="24"/>
+              <w:szCs w:val="24"/>
+              <w:lang w:eastAsia="en-GB"/>
+            </w:rPr>
+          </w:pPr>
+          <w:hyperlink w:anchor="_Toc227963480" w:history="1">
+            <w:r>
+              <w:rPr>
+                <w:rStyle w:val="Hyperlink"/>
+              </w:rPr>
+              <w:t>K-means Clustering</w:t>
+            </w:r>
+            <w:r>
+              <w:rPr>
+                <w:webHidden/>
+              </w:rPr>
+              <w:tab/>
+            </w:r>
+            <w:r>
+              <w:rPr>
+                <w:webHidden/>
+              </w:rPr>
+              <w:fldChar w:fldCharType="begin"/>
+            </w:r>
+            <w:r>
+              <w:rPr>
+                <w:webHidden/>
+              </w:rPr>
+              <w:instrText xml:space="preserve"> PAGEREF _Toc227963480 \h </w:instrText>
+            </w:r>
+            <w:r>
+              <w:rPr>
+                <w:webHidden/>
+              </w:rPr>
+            </w:r>
+            <w:r>
+              <w:rPr>
+                <w:webHidden/>
+              </w:rPr>
+              <w:fldChar w:fldCharType="separate"/>
+            </w:r>
+            <w:r>
+              <w:rPr>
+                <w:webHidden/>
+              </w:rPr>
+              <w:t>14</w:t>
+            </w:r>
+            <w:r>
+              <w:rPr>
+                <w:webHidden/>
+              </w:rPr>
+              <w:fldChar w:fldCharType="end"/>
+            </w:r>
+          </w:hyperlink>
+        </w:p>
+        <w:p>
+          <w:pPr>
+            <w:pStyle w:val="TOC3"/>
             <w:tabs>
               <w:tab w:val="right" w:leader="dot" w:pos="9016"/>
             </w:tabs>
             <w:rPr>
               <w:rFonts w:eastAsiaTheme="minorEastAsia"/>
-              <w:b w:val="0"/>
-              <w:bCs w:val="0"/>
               <w:noProof/>
               <w:sz w:val="24"/>
               <w:szCs w:val="24"/>
               <w:lang w:eastAsia="en-GB"/>
             </w:rPr>
           </w:pPr>
-          <w:hyperlink w:anchor="_Toc226965375" w:history="1">
+          <w:hyperlink w:anchor="_Toc227963481" w:history="1">
             <w:r>
               <w:rPr>
                 <w:rStyle w:val="Hyperlink"/>
                 <w:noProof/>
               </w:rPr>
-              <w:t>Volatility Calculation</w:t>
+              <w:t>Appropriateness of K-means clustering</w:t>
             </w:r>
             <w:r>
               <w:rPr>
@@ -1339,7 +2267,7 @@
                 <w:noProof/>
                 <w:webHidden/>
               </w:rPr>
-              <w:instrText xml:space="preserve"> PAGEREF _Toc226965375 \h </w:instrText>
+              <w:instrText xml:space="preserve"> PAGEREF _Toc227963481 \h </w:instrText>
             </w:r>
             <w:r>
               <w:rPr>
@@ -1359,7 +2287,7 @@
                 <w:noProof/>
                 <w:webHidden/>
               </w:rPr>
-              <w:t>11</w:t>
+              <w:t>14</w:t>
             </w:r>
             <w:r>
               <w:rPr>
@@ -1372,27 +2300,25 @@
         </w:p>
         <w:p>
           <w:pPr>
-            <w:pStyle w:val="TOC2"/>
+            <w:pStyle w:val="TOC3"/>
             <w:tabs>
               <w:tab w:val="right" w:leader="dot" w:pos="9016"/>
             </w:tabs>
             <w:rPr>
               <w:rFonts w:eastAsiaTheme="minorEastAsia"/>
-              <w:b w:val="0"/>
-              <w:bCs w:val="0"/>
               <w:noProof/>
               <w:sz w:val="24"/>
               <w:szCs w:val="24"/>
               <w:lang w:eastAsia="en-GB"/>
             </w:rPr>
           </w:pPr>
-          <w:hyperlink w:anchor="_Toc226965376" w:history="1">
+          <w:hyperlink w:anchor="_Toc227963482" w:history="1">
             <w:r>
               <w:rPr>
                 <w:rStyle w:val="Hyperlink"/>
                 <w:noProof/>
               </w:rPr>
-              <w:t>Summary Metrics</w:t>
+              <w:t>Remove Skewness and Scaling</w:t>
             </w:r>
             <w:r>
               <w:rPr>
@@ -1413,7 +2339,7 @@
                 <w:noProof/>
                 <w:webHidden/>
               </w:rPr>
-              <w:instrText xml:space="preserve"> PAGEREF _Toc226965376 \h </w:instrText>
+              <w:instrText xml:space="preserve"> PAGEREF _Toc227963482 \h </w:instrText>
             </w:r>
             <w:r>
               <w:rPr>
@@ -1433,7 +2359,7 @@
                 <w:noProof/>
                 <w:webHidden/>
               </w:rPr>
-              <w:t>11</w:t>
+              <w:t>14</w:t>
             </w:r>
             <w:r>
               <w:rPr>
@@ -1446,27 +2372,25 @@
         </w:p>
         <w:p>
           <w:pPr>
-            <w:pStyle w:val="TOC2"/>
+            <w:pStyle w:val="TOC3"/>
             <w:tabs>
               <w:tab w:val="right" w:leader="dot" w:pos="9016"/>
             </w:tabs>
             <w:rPr>
               <w:rFonts w:eastAsiaTheme="minorEastAsia"/>
-              <w:b w:val="0"/>
-              <w:bCs w:val="0"/>
               <w:noProof/>
               <w:sz w:val="24"/>
               <w:szCs w:val="24"/>
               <w:lang w:eastAsia="en-GB"/>
             </w:rPr>
           </w:pPr>
-          <w:hyperlink w:anchor="_Toc226965377" w:history="1">
+          <w:hyperlink w:anchor="_Toc227963483" w:history="1">
             <w:r>
               <w:rPr>
                 <w:rStyle w:val="Hyperlink"/>
                 <w:noProof/>
               </w:rPr>
-              <w:t>Visual Analysis</w:t>
+              <w:t>Figure 13. Histogram of distribution of input data before normalisation.</w:t>
             </w:r>
             <w:r>
               <w:rPr>
@@ -1487,7 +2411,7 @@
                 <w:noProof/>
                 <w:webHidden/>
               </w:rPr>
-              <w:instrText xml:space="preserve"> PAGEREF _Toc226965377 \h </w:instrText>
+              <w:instrText xml:space="preserve"> PAGEREF _Toc227963483 \h </w:instrText>
             </w:r>
             <w:r>
               <w:rPr>
@@ -1507,7 +2431,285 @@
                 <w:noProof/>
                 <w:webHidden/>
               </w:rPr>
-              <w:t>12</w:t>
+              <w:t>15</w:t>
+            </w:r>
+            <w:r>
+              <w:rPr>
+                <w:noProof/>
+                <w:webHidden/>
+              </w:rPr>
+              <w:fldChar w:fldCharType="end"/>
+            </w:r>
+          </w:hyperlink>
+        </w:p>
+        <w:p>
+          <w:pPr>
+            <w:pStyle w:val="TOC3"/>
+            <w:tabs>
+              <w:tab w:val="right" w:leader="dot" w:pos="9016"/>
+            </w:tabs>
+            <w:rPr>
+              <w:rFonts w:eastAsiaTheme="minorEastAsia"/>
+              <w:noProof/>
+              <w:sz w:val="24"/>
+              <w:szCs w:val="24"/>
+              <w:lang w:eastAsia="en-GB"/>
+            </w:rPr>
+          </w:pPr>
+          <w:hyperlink w:anchor="_Toc227963484" w:history="1">
+            <w:r>
+              <w:rPr>
+                <w:rStyle w:val="Hyperlink"/>
+                <w:noProof/>
+              </w:rPr>
+              <w:t>Figure 14. Distribution of input data prior to normalisation.</w:t>
+            </w:r>
+            <w:r>
+              <w:rPr>
+                <w:noProof/>
+                <w:webHidden/>
+              </w:rPr>
+              <w:tab/>
+            </w:r>
+            <w:r>
+              <w:rPr>
+                <w:noProof/>
+                <w:webHidden/>
+              </w:rPr>
+              <w:fldChar w:fldCharType="begin"/>
+            </w:r>
+            <w:r>
+              <w:rPr>
+                <w:noProof/>
+                <w:webHidden/>
+              </w:rPr>
+              <w:instrText xml:space="preserve"> PAGEREF _Toc227963484 \h </w:instrText>
+            </w:r>
+            <w:r>
+              <w:rPr>
+                <w:noProof/>
+                <w:webHidden/>
+              </w:rPr>
+            </w:r>
+            <w:r>
+              <w:rPr>
+                <w:noProof/>
+                <w:webHidden/>
+              </w:rPr>
+              <w:fldChar w:fldCharType="separate"/>
+            </w:r>
+            <w:r>
+              <w:rPr>
+                <w:noProof/>
+                <w:webHidden/>
+              </w:rPr>
+              <w:t>16</w:t>
+            </w:r>
+            <w:r>
+              <w:rPr>
+                <w:noProof/>
+                <w:webHidden/>
+              </w:rPr>
+              <w:fldChar w:fldCharType="end"/>
+            </w:r>
+          </w:hyperlink>
+        </w:p>
+        <w:p>
+          <w:pPr>
+            <w:pStyle w:val="TOC2"/>
+            <w:rPr>
+              <w:rFonts w:eastAsiaTheme="minorEastAsia"/>
+              <w:b/>
+              <w:bCs/>
+              <w:sz w:val="24"/>
+              <w:szCs w:val="24"/>
+              <w:lang w:eastAsia="en-GB"/>
+            </w:rPr>
+          </w:pPr>
+          <w:hyperlink w:anchor="_Toc227963485" w:history="1">
+            <w:r>
+              <w:rPr>
+                <w:rStyle w:val="Hyperlink"/>
+              </w:rPr>
+              <w:t>K-means Clustering Implementation</w:t>
+            </w:r>
+            <w:r>
+              <w:rPr>
+                <w:webHidden/>
+              </w:rPr>
+              <w:tab/>
+            </w:r>
+            <w:r>
+              <w:rPr>
+                <w:webHidden/>
+              </w:rPr>
+              <w:fldChar w:fldCharType="begin"/>
+            </w:r>
+            <w:r>
+              <w:rPr>
+                <w:webHidden/>
+              </w:rPr>
+              <w:instrText xml:space="preserve"> PAGEREF _Toc227963485 \h </w:instrText>
+            </w:r>
+            <w:r>
+              <w:rPr>
+                <w:webHidden/>
+              </w:rPr>
+            </w:r>
+            <w:r>
+              <w:rPr>
+                <w:webHidden/>
+              </w:rPr>
+              <w:fldChar w:fldCharType="separate"/>
+            </w:r>
+            <w:r>
+              <w:rPr>
+                <w:webHidden/>
+              </w:rPr>
+              <w:t>17</w:t>
+            </w:r>
+            <w:r>
+              <w:rPr>
+                <w:webHidden/>
+              </w:rPr>
+              <w:fldChar w:fldCharType="end"/>
+            </w:r>
+          </w:hyperlink>
+        </w:p>
+        <w:p>
+          <w:pPr>
+            <w:pStyle w:val="TOC3"/>
+            <w:tabs>
+              <w:tab w:val="right" w:leader="dot" w:pos="9016"/>
+            </w:tabs>
+            <w:rPr>
+              <w:rFonts w:eastAsiaTheme="minorEastAsia"/>
+              <w:noProof/>
+              <w:sz w:val="24"/>
+              <w:szCs w:val="24"/>
+              <w:lang w:eastAsia="en-GB"/>
+            </w:rPr>
+          </w:pPr>
+          <w:hyperlink w:anchor="_Toc227963486" w:history="1">
+            <w:r>
+              <w:rPr>
+                <w:rStyle w:val="Hyperlink"/>
+                <w:noProof/>
+              </w:rPr>
+              <w:t>Figure 16. K=4 cluster segmentation plot.</w:t>
+            </w:r>
+            <w:r>
+              <w:rPr>
+                <w:noProof/>
+                <w:webHidden/>
+              </w:rPr>
+              <w:tab/>
+            </w:r>
+            <w:r>
+              <w:rPr>
+                <w:noProof/>
+                <w:webHidden/>
+              </w:rPr>
+              <w:fldChar w:fldCharType="begin"/>
+            </w:r>
+            <w:r>
+              <w:rPr>
+                <w:noProof/>
+                <w:webHidden/>
+              </w:rPr>
+              <w:instrText xml:space="preserve"> PAGEREF _Toc227963486 \h </w:instrText>
+            </w:r>
+            <w:r>
+              <w:rPr>
+                <w:noProof/>
+                <w:webHidden/>
+              </w:rPr>
+            </w:r>
+            <w:r>
+              <w:rPr>
+                <w:noProof/>
+                <w:webHidden/>
+              </w:rPr>
+              <w:fldChar w:fldCharType="separate"/>
+            </w:r>
+            <w:r>
+              <w:rPr>
+                <w:noProof/>
+                <w:webHidden/>
+              </w:rPr>
+              <w:t>18</w:t>
+            </w:r>
+            <w:r>
+              <w:rPr>
+                <w:noProof/>
+                <w:webHidden/>
+              </w:rPr>
+              <w:fldChar w:fldCharType="end"/>
+            </w:r>
+          </w:hyperlink>
+        </w:p>
+        <w:p>
+          <w:pPr>
+            <w:pStyle w:val="TOC3"/>
+            <w:tabs>
+              <w:tab w:val="right" w:leader="dot" w:pos="9016"/>
+            </w:tabs>
+            <w:rPr>
+              <w:rFonts w:eastAsiaTheme="minorEastAsia"/>
+              <w:noProof/>
+              <w:sz w:val="24"/>
+              <w:szCs w:val="24"/>
+              <w:lang w:eastAsia="en-GB"/>
+            </w:rPr>
+          </w:pPr>
+          <w:hyperlink w:anchor="_Toc227963487" w:history="1">
+            <w:r>
+              <w:rPr>
+                <w:rStyle w:val="Hyperlink"/>
+                <w:noProof/>
+              </w:rPr>
+              <w:t>Figure 17. K=4 cluster segmentation plot.</w:t>
+            </w:r>
+            <w:r>
+              <w:rPr>
+                <w:noProof/>
+                <w:webHidden/>
+              </w:rPr>
+              <w:tab/>
+            </w:r>
+            <w:r>
+              <w:rPr>
+                <w:noProof/>
+                <w:webHidden/>
+              </w:rPr>
+              <w:fldChar w:fldCharType="begin"/>
+            </w:r>
+            <w:r>
+              <w:rPr>
+                <w:noProof/>
+                <w:webHidden/>
+              </w:rPr>
+              <w:instrText xml:space="preserve"> PAGEREF _Toc227963487 \h </w:instrText>
+            </w:r>
+            <w:r>
+              <w:rPr>
+                <w:noProof/>
+                <w:webHidden/>
+              </w:rPr>
+            </w:r>
+            <w:r>
+              <w:rPr>
+                <w:noProof/>
+                <w:webHidden/>
+              </w:rPr>
+              <w:fldChar w:fldCharType="separate"/>
+            </w:r>
+            <w:r>
+              <w:rPr>
+                <w:noProof/>
+                <w:webHidden/>
+              </w:rPr>
+              <w:t>19</w:t>
             </w:r>
             <w:r>
               <w:rPr>
@@ -1534,13 +2736,13 @@
               <w:lang w:eastAsia="en-GB"/>
             </w:rPr>
           </w:pPr>
-          <w:hyperlink w:anchor="_Toc226965378" w:history="1">
+          <w:hyperlink w:anchor="_Toc227963488" w:history="1">
             <w:r>
               <w:rPr>
                 <w:rStyle w:val="Hyperlink"/>
                 <w:noProof/>
               </w:rPr>
-              <w:t>Task B</w:t>
+              <w:t>Task C</w:t>
             </w:r>
             <w:r>
               <w:rPr>
@@ -1561,7 +2763,7 @@
                 <w:noProof/>
                 <w:webHidden/>
               </w:rPr>
-              <w:instrText xml:space="preserve"> PAGEREF _Toc226965378 \h </w:instrText>
+              <w:instrText xml:space="preserve"> PAGEREF _Toc227963488 \h </w:instrText>
             </w:r>
             <w:r>
               <w:rPr>
@@ -1581,229 +2783,7 @@
                 <w:noProof/>
                 <w:webHidden/>
               </w:rPr>
-              <w:t>12</w:t>
-            </w:r>
-            <w:r>
-              <w:rPr>
-                <w:noProof/>
-                <w:webHidden/>
-              </w:rPr>
-              <w:fldChar w:fldCharType="end"/>
-            </w:r>
-          </w:hyperlink>
-        </w:p>
-        <w:p>
-          <w:pPr>
-            <w:pStyle w:val="TOC1"/>
-            <w:tabs>
-              <w:tab w:val="right" w:leader="dot" w:pos="9016"/>
-            </w:tabs>
-            <w:rPr>
-              <w:rFonts w:eastAsiaTheme="minorEastAsia"/>
-              <w:b w:val="0"/>
-              <w:bCs w:val="0"/>
-              <w:i w:val="0"/>
-              <w:iCs w:val="0"/>
-              <w:noProof/>
-              <w:lang w:eastAsia="en-GB"/>
-            </w:rPr>
-          </w:pPr>
-          <w:hyperlink w:anchor="_Toc226965379" w:history="1">
-            <w:r>
-              <w:rPr>
-                <w:rStyle w:val="Hyperlink"/>
-                <w:noProof/>
-              </w:rPr>
-              <w:t>Agglomerative Clustering</w:t>
-            </w:r>
-            <w:r>
-              <w:rPr>
-                <w:noProof/>
-                <w:webHidden/>
-              </w:rPr>
-              <w:tab/>
-            </w:r>
-            <w:r>
-              <w:rPr>
-                <w:noProof/>
-                <w:webHidden/>
-              </w:rPr>
-              <w:fldChar w:fldCharType="begin"/>
-            </w:r>
-            <w:r>
-              <w:rPr>
-                <w:noProof/>
-                <w:webHidden/>
-              </w:rPr>
-              <w:instrText xml:space="preserve"> PAGEREF _Toc226965379 \h </w:instrText>
-            </w:r>
-            <w:r>
-              <w:rPr>
-                <w:noProof/>
-                <w:webHidden/>
-              </w:rPr>
-            </w:r>
-            <w:r>
-              <w:rPr>
-                <w:noProof/>
-                <w:webHidden/>
-              </w:rPr>
-              <w:fldChar w:fldCharType="separate"/>
-            </w:r>
-            <w:r>
-              <w:rPr>
-                <w:noProof/>
-                <w:webHidden/>
-              </w:rPr>
-              <w:t>12</w:t>
-            </w:r>
-            <w:r>
-              <w:rPr>
-                <w:noProof/>
-                <w:webHidden/>
-              </w:rPr>
-              <w:fldChar w:fldCharType="end"/>
-            </w:r>
-          </w:hyperlink>
-        </w:p>
-        <w:p>
-          <w:pPr>
-            <w:pStyle w:val="TOC2"/>
-            <w:tabs>
-              <w:tab w:val="right" w:leader="dot" w:pos="9016"/>
-            </w:tabs>
-            <w:rPr>
-              <w:rFonts w:eastAsiaTheme="minorEastAsia"/>
-              <w:b w:val="0"/>
-              <w:bCs w:val="0"/>
-              <w:noProof/>
-              <w:sz w:val="24"/>
-              <w:szCs w:val="24"/>
-              <w:lang w:eastAsia="en-GB"/>
-            </w:rPr>
-          </w:pPr>
-          <w:hyperlink w:anchor="_Toc226965380" w:history="1">
-            <w:r>
-              <w:rPr>
-                <w:rStyle w:val="Hyperlink"/>
-                <w:noProof/>
-              </w:rPr>
-              <w:t>Appropriateness of Agglomerative clustering</w:t>
-            </w:r>
-            <w:r>
-              <w:rPr>
-                <w:noProof/>
-                <w:webHidden/>
-              </w:rPr>
-              <w:tab/>
-            </w:r>
-            <w:r>
-              <w:rPr>
-                <w:noProof/>
-                <w:webHidden/>
-              </w:rPr>
-              <w:fldChar w:fldCharType="begin"/>
-            </w:r>
-            <w:r>
-              <w:rPr>
-                <w:noProof/>
-                <w:webHidden/>
-              </w:rPr>
-              <w:instrText xml:space="preserve"> PAGEREF _Toc226965380 \h </w:instrText>
-            </w:r>
-            <w:r>
-              <w:rPr>
-                <w:noProof/>
-                <w:webHidden/>
-              </w:rPr>
-            </w:r>
-            <w:r>
-              <w:rPr>
-                <w:noProof/>
-                <w:webHidden/>
-              </w:rPr>
-              <w:fldChar w:fldCharType="separate"/>
-            </w:r>
-            <w:r>
-              <w:rPr>
-                <w:noProof/>
-                <w:webHidden/>
-              </w:rPr>
-              <w:t>12</w:t>
-            </w:r>
-            <w:r>
-              <w:rPr>
-                <w:noProof/>
-                <w:webHidden/>
-              </w:rPr>
-              <w:fldChar w:fldCharType="end"/>
-            </w:r>
-          </w:hyperlink>
-        </w:p>
-        <w:p>
-          <w:pPr>
-            <w:pStyle w:val="TOC2"/>
-            <w:tabs>
-              <w:tab w:val="right" w:leader="dot" w:pos="9016"/>
-            </w:tabs>
-            <w:rPr>
-              <w:rFonts w:eastAsiaTheme="minorEastAsia"/>
-              <w:b w:val="0"/>
-              <w:bCs w:val="0"/>
-              <w:noProof/>
-              <w:sz w:val="24"/>
-              <w:szCs w:val="24"/>
-              <w:lang w:eastAsia="en-GB"/>
-            </w:rPr>
-          </w:pPr>
-          <w:hyperlink w:anchor="_Toc226965381" w:history="1">
-            <w:r>
-              <w:rPr>
-                <w:rStyle w:val="Hyperlink"/>
-                <w:noProof/>
-              </w:rPr>
-              <w:t>Agglomerative Clustering Implementation</w:t>
-            </w:r>
-            <w:r>
-              <w:rPr>
-                <w:noProof/>
-                <w:webHidden/>
-              </w:rPr>
-              <w:tab/>
-            </w:r>
-            <w:r>
-              <w:rPr>
-                <w:noProof/>
-                <w:webHidden/>
-              </w:rPr>
-              <w:fldChar w:fldCharType="begin"/>
-            </w:r>
-            <w:r>
-              <w:rPr>
-                <w:noProof/>
-                <w:webHidden/>
-              </w:rPr>
-              <w:instrText xml:space="preserve"> PAGEREF _Toc226965381 \h </w:instrText>
-            </w:r>
-            <w:r>
-              <w:rPr>
-                <w:noProof/>
-                <w:webHidden/>
-              </w:rPr>
-            </w:r>
-            <w:r>
-              <w:rPr>
-                <w:noProof/>
-                <w:webHidden/>
-              </w:rPr>
-              <w:fldChar w:fldCharType="separate"/>
-            </w:r>
-            <w:r>
-              <w:rPr>
-                <w:noProof/>
-                <w:webHidden/>
-              </w:rPr>
-              <w:t>13</w:t>
+              <w:t>20</w:t>
             </w:r>
             <w:r>
               <w:rPr>
@@ -1828,13 +2808,15 @@
               <w:lang w:eastAsia="en-GB"/>
             </w:rPr>
           </w:pPr>
-          <w:hyperlink w:anchor="_Toc226965382" w:history="1">
+          <w:hyperlink w:anchor="_Toc227963489" w:history="1">
             <w:r>
               <w:rPr>
                 <w:rStyle w:val="Hyperlink"/>
-                <w:noProof/>
-              </w:rPr>
-              <w:t>Figure 11. Silhouette plot for 2-9 clusters</w:t>
+                <w:rFonts w:eastAsia="Times New Roman"/>
+                <w:noProof/>
+                <w:lang w:val="en-US"/>
+              </w:rPr>
+              <w:t>C-1a. Identification of business value customer segments/location</w:t>
             </w:r>
             <w:r>
               <w:rPr>
@@ -1855,7 +2837,7 @@
                 <w:noProof/>
                 <w:webHidden/>
               </w:rPr>
-              <w:instrText xml:space="preserve"> PAGEREF _Toc226965382 \h </w:instrText>
+              <w:instrText xml:space="preserve"> PAGEREF _Toc227963489 \h </w:instrText>
             </w:r>
             <w:r>
               <w:rPr>
@@ -1875,7 +2857,7 @@
                 <w:noProof/>
                 <w:webHidden/>
               </w:rPr>
-              <w:t>14</w:t>
+              <w:t>20</w:t>
             </w:r>
             <w:r>
               <w:rPr>
@@ -1900,13 +2882,15 @@
               <w:lang w:eastAsia="en-GB"/>
             </w:rPr>
           </w:pPr>
-          <w:hyperlink w:anchor="_Toc226965383" w:history="1">
+          <w:hyperlink w:anchor="_Toc227963490" w:history="1">
             <w:r>
               <w:rPr>
                 <w:rStyle w:val="Hyperlink"/>
-                <w:noProof/>
-              </w:rPr>
-              <w:t>Figure 12. Plot for k=4 cluster segmentation.</w:t>
+                <w:rFonts w:eastAsia="Times New Roman"/>
+                <w:noProof/>
+                <w:lang w:val="en-US"/>
+              </w:rPr>
+              <w:t>C-1b. Justification of their business value</w:t>
             </w:r>
             <w:r>
               <w:rPr>
@@ -1927,7 +2911,7 @@
                 <w:noProof/>
                 <w:webHidden/>
               </w:rPr>
-              <w:instrText xml:space="preserve"> PAGEREF _Toc226965383 \h </w:instrText>
+              <w:instrText xml:space="preserve"> PAGEREF _Toc227963490 \h </w:instrText>
             </w:r>
             <w:r>
               <w:rPr>
@@ -1947,229 +2931,7 @@
                 <w:noProof/>
                 <w:webHidden/>
               </w:rPr>
-              <w:t>14</w:t>
-            </w:r>
-            <w:r>
-              <w:rPr>
-                <w:noProof/>
-                <w:webHidden/>
-              </w:rPr>
-              <w:fldChar w:fldCharType="end"/>
-            </w:r>
-          </w:hyperlink>
-        </w:p>
-        <w:p>
-          <w:pPr>
-            <w:pStyle w:val="TOC1"/>
-            <w:tabs>
-              <w:tab w:val="right" w:leader="dot" w:pos="9016"/>
-            </w:tabs>
-            <w:rPr>
-              <w:rFonts w:eastAsiaTheme="minorEastAsia"/>
-              <w:b w:val="0"/>
-              <w:bCs w:val="0"/>
-              <w:i w:val="0"/>
-              <w:iCs w:val="0"/>
-              <w:noProof/>
-              <w:lang w:eastAsia="en-GB"/>
-            </w:rPr>
-          </w:pPr>
-          <w:hyperlink w:anchor="_Toc226965384" w:history="1">
-            <w:r>
-              <w:rPr>
-                <w:rStyle w:val="Hyperlink"/>
-                <w:noProof/>
-              </w:rPr>
-              <w:t>K-means Clustering</w:t>
-            </w:r>
-            <w:r>
-              <w:rPr>
-                <w:noProof/>
-                <w:webHidden/>
-              </w:rPr>
-              <w:tab/>
-            </w:r>
-            <w:r>
-              <w:rPr>
-                <w:noProof/>
-                <w:webHidden/>
-              </w:rPr>
-              <w:fldChar w:fldCharType="begin"/>
-            </w:r>
-            <w:r>
-              <w:rPr>
-                <w:noProof/>
-                <w:webHidden/>
-              </w:rPr>
-              <w:instrText xml:space="preserve"> PAGEREF _Toc226965384 \h </w:instrText>
-            </w:r>
-            <w:r>
-              <w:rPr>
-                <w:noProof/>
-                <w:webHidden/>
-              </w:rPr>
-            </w:r>
-            <w:r>
-              <w:rPr>
-                <w:noProof/>
-                <w:webHidden/>
-              </w:rPr>
-              <w:fldChar w:fldCharType="separate"/>
-            </w:r>
-            <w:r>
-              <w:rPr>
-                <w:noProof/>
-                <w:webHidden/>
-              </w:rPr>
-              <w:t>15</w:t>
-            </w:r>
-            <w:r>
-              <w:rPr>
-                <w:noProof/>
-                <w:webHidden/>
-              </w:rPr>
-              <w:fldChar w:fldCharType="end"/>
-            </w:r>
-          </w:hyperlink>
-        </w:p>
-        <w:p>
-          <w:pPr>
-            <w:pStyle w:val="TOC2"/>
-            <w:tabs>
-              <w:tab w:val="right" w:leader="dot" w:pos="9016"/>
-            </w:tabs>
-            <w:rPr>
-              <w:rFonts w:eastAsiaTheme="minorEastAsia"/>
-              <w:b w:val="0"/>
-              <w:bCs w:val="0"/>
-              <w:noProof/>
-              <w:sz w:val="24"/>
-              <w:szCs w:val="24"/>
-              <w:lang w:eastAsia="en-GB"/>
-            </w:rPr>
-          </w:pPr>
-          <w:hyperlink w:anchor="_Toc226965385" w:history="1">
-            <w:r>
-              <w:rPr>
-                <w:rStyle w:val="Hyperlink"/>
-                <w:noProof/>
-              </w:rPr>
-              <w:t>Appropriateness of K-means clustering</w:t>
-            </w:r>
-            <w:r>
-              <w:rPr>
-                <w:noProof/>
-                <w:webHidden/>
-              </w:rPr>
-              <w:tab/>
-            </w:r>
-            <w:r>
-              <w:rPr>
-                <w:noProof/>
-                <w:webHidden/>
-              </w:rPr>
-              <w:fldChar w:fldCharType="begin"/>
-            </w:r>
-            <w:r>
-              <w:rPr>
-                <w:noProof/>
-                <w:webHidden/>
-              </w:rPr>
-              <w:instrText xml:space="preserve"> PAGEREF _Toc226965385 \h </w:instrText>
-            </w:r>
-            <w:r>
-              <w:rPr>
-                <w:noProof/>
-                <w:webHidden/>
-              </w:rPr>
-            </w:r>
-            <w:r>
-              <w:rPr>
-                <w:noProof/>
-                <w:webHidden/>
-              </w:rPr>
-              <w:fldChar w:fldCharType="separate"/>
-            </w:r>
-            <w:r>
-              <w:rPr>
-                <w:noProof/>
-                <w:webHidden/>
-              </w:rPr>
-              <w:t>15</w:t>
-            </w:r>
-            <w:r>
-              <w:rPr>
-                <w:noProof/>
-                <w:webHidden/>
-              </w:rPr>
-              <w:fldChar w:fldCharType="end"/>
-            </w:r>
-          </w:hyperlink>
-        </w:p>
-        <w:p>
-          <w:pPr>
-            <w:pStyle w:val="TOC2"/>
-            <w:tabs>
-              <w:tab w:val="right" w:leader="dot" w:pos="9016"/>
-            </w:tabs>
-            <w:rPr>
-              <w:rFonts w:eastAsiaTheme="minorEastAsia"/>
-              <w:b w:val="0"/>
-              <w:bCs w:val="0"/>
-              <w:noProof/>
-              <w:sz w:val="24"/>
-              <w:szCs w:val="24"/>
-              <w:lang w:eastAsia="en-GB"/>
-            </w:rPr>
-          </w:pPr>
-          <w:hyperlink w:anchor="_Toc226965386" w:history="1">
-            <w:r>
-              <w:rPr>
-                <w:rStyle w:val="Hyperlink"/>
-                <w:noProof/>
-              </w:rPr>
-              <w:t>Remove Skewness and Scaling</w:t>
-            </w:r>
-            <w:r>
-              <w:rPr>
-                <w:noProof/>
-                <w:webHidden/>
-              </w:rPr>
-              <w:tab/>
-            </w:r>
-            <w:r>
-              <w:rPr>
-                <w:noProof/>
-                <w:webHidden/>
-              </w:rPr>
-              <w:fldChar w:fldCharType="begin"/>
-            </w:r>
-            <w:r>
-              <w:rPr>
-                <w:noProof/>
-                <w:webHidden/>
-              </w:rPr>
-              <w:instrText xml:space="preserve"> PAGEREF _Toc226965386 \h </w:instrText>
-            </w:r>
-            <w:r>
-              <w:rPr>
-                <w:noProof/>
-                <w:webHidden/>
-              </w:rPr>
-            </w:r>
-            <w:r>
-              <w:rPr>
-                <w:noProof/>
-                <w:webHidden/>
-              </w:rPr>
-              <w:fldChar w:fldCharType="separate"/>
-            </w:r>
-            <w:r>
-              <w:rPr>
-                <w:noProof/>
-                <w:webHidden/>
-              </w:rPr>
-              <w:t>16</w:t>
+              <w:t>20</w:t>
             </w:r>
             <w:r>
               <w:rPr>
@@ -2194,13 +2956,13 @@
               <w:lang w:eastAsia="en-GB"/>
             </w:rPr>
           </w:pPr>
-          <w:hyperlink w:anchor="_Toc226965387" w:history="1">
+          <w:hyperlink w:anchor="_Toc227963491" w:history="1">
             <w:r>
               <w:rPr>
                 <w:rStyle w:val="Hyperlink"/>
                 <w:noProof/>
               </w:rPr>
-              <w:t>Figure 13. Histogram of distribution of input data before normalisation.</w:t>
+              <w:t>C-2a. Review of Results</w:t>
             </w:r>
             <w:r>
               <w:rPr>
@@ -2221,7 +2983,7 @@
                 <w:noProof/>
                 <w:webHidden/>
               </w:rPr>
-              <w:instrText xml:space="preserve"> PAGEREF _Toc226965387 \h </w:instrText>
+              <w:instrText xml:space="preserve"> PAGEREF _Toc227963491 \h </w:instrText>
             </w:r>
             <w:r>
               <w:rPr>
@@ -2241,7 +3003,7 @@
                 <w:noProof/>
                 <w:webHidden/>
               </w:rPr>
-              <w:t>17</w:t>
+              <w:t>20</w:t>
             </w:r>
             <w:r>
               <w:rPr>
@@ -2266,13 +3028,13 @@
               <w:lang w:eastAsia="en-GB"/>
             </w:rPr>
           </w:pPr>
-          <w:hyperlink w:anchor="_Toc226965388" w:history="1">
+          <w:hyperlink w:anchor="_Toc227963492" w:history="1">
             <w:r>
               <w:rPr>
                 <w:rStyle w:val="Hyperlink"/>
                 <w:noProof/>
               </w:rPr>
-              <w:t>Figure 14. Distribution of input data prior to normalisation.</w:t>
+              <w:t>C-2b. Python Visualisations</w:t>
             </w:r>
             <w:r>
               <w:rPr>
@@ -2293,7 +3055,7 @@
                 <w:noProof/>
                 <w:webHidden/>
               </w:rPr>
-              <w:instrText xml:space="preserve"> PAGEREF _Toc226965388 \h </w:instrText>
+              <w:instrText xml:space="preserve"> PAGEREF _Toc227963492 \h </w:instrText>
             </w:r>
             <w:r>
               <w:rPr>
@@ -2313,81 +3075,7 @@
                 <w:noProof/>
                 <w:webHidden/>
               </w:rPr>
-              <w:t>18</w:t>
-            </w:r>
-            <w:r>
-              <w:rPr>
-                <w:noProof/>
-                <w:webHidden/>
-              </w:rPr>
-              <w:fldChar w:fldCharType="end"/>
-            </w:r>
-          </w:hyperlink>
-        </w:p>
-        <w:p>
-          <w:pPr>
-            <w:pStyle w:val="TOC2"/>
-            <w:tabs>
-              <w:tab w:val="right" w:leader="dot" w:pos="9016"/>
-            </w:tabs>
-            <w:rPr>
-              <w:rFonts w:eastAsiaTheme="minorEastAsia"/>
-              <w:b w:val="0"/>
-              <w:bCs w:val="0"/>
-              <w:noProof/>
-              <w:sz w:val="24"/>
-              <w:szCs w:val="24"/>
-              <w:lang w:eastAsia="en-GB"/>
-            </w:rPr>
-          </w:pPr>
-          <w:hyperlink w:anchor="_Toc226965389" w:history="1">
-            <w:r>
-              <w:rPr>
-                <w:rStyle w:val="Hyperlink"/>
-                <w:noProof/>
-              </w:rPr>
-              <w:t>K-means Clustering Implementation</w:t>
-            </w:r>
-            <w:r>
-              <w:rPr>
-                <w:noProof/>
-                <w:webHidden/>
-              </w:rPr>
-              <w:tab/>
-            </w:r>
-            <w:r>
-              <w:rPr>
-                <w:noProof/>
-                <w:webHidden/>
-              </w:rPr>
-              <w:fldChar w:fldCharType="begin"/>
-            </w:r>
-            <w:r>
-              <w:rPr>
-                <w:noProof/>
-                <w:webHidden/>
-              </w:rPr>
-              <w:instrText xml:space="preserve"> PAGEREF _Toc226965389 \h </w:instrText>
-            </w:r>
-            <w:r>
-              <w:rPr>
-                <w:noProof/>
-                <w:webHidden/>
-              </w:rPr>
-            </w:r>
-            <w:r>
-              <w:rPr>
-                <w:noProof/>
-                <w:webHidden/>
-              </w:rPr>
-              <w:fldChar w:fldCharType="separate"/>
-            </w:r>
-            <w:r>
-              <w:rPr>
-                <w:noProof/>
-                <w:webHidden/>
-              </w:rPr>
-              <w:t>19</w:t>
+              <w:t>21</w:t>
             </w:r>
             <w:r>
               <w:rPr>
@@ -2412,13 +3100,13 @@
               <w:lang w:eastAsia="en-GB"/>
             </w:rPr>
           </w:pPr>
-          <w:hyperlink w:anchor="_Toc226965390" w:history="1">
+          <w:hyperlink w:anchor="_Toc227963493" w:history="1">
             <w:r>
               <w:rPr>
                 <w:rStyle w:val="Hyperlink"/>
                 <w:noProof/>
               </w:rPr>
-              <w:t>Figure 15. Graph of inertia values for k-means models from 1-10 cluster values.</w:t>
+              <w:t>C-3. How CRM tools contribute to sustainability for Fintech</w:t>
             </w:r>
             <w:r>
               <w:rPr>
@@ -2439,7 +3127,7 @@
                 <w:noProof/>
                 <w:webHidden/>
               </w:rPr>
-              <w:instrText xml:space="preserve"> PAGEREF _Toc226965390 \h </w:instrText>
+              <w:instrText xml:space="preserve"> PAGEREF _Toc227963493 \h </w:instrText>
             </w:r>
             <w:r>
               <w:rPr>
@@ -2459,151 +3147,7 @@
                 <w:noProof/>
                 <w:webHidden/>
               </w:rPr>
-              <w:t>20</w:t>
-            </w:r>
-            <w:r>
-              <w:rPr>
-                <w:noProof/>
-                <w:webHidden/>
-              </w:rPr>
-              <w:fldChar w:fldCharType="end"/>
-            </w:r>
-          </w:hyperlink>
-        </w:p>
-        <w:p>
-          <w:pPr>
-            <w:pStyle w:val="TOC3"/>
-            <w:tabs>
-              <w:tab w:val="right" w:leader="dot" w:pos="9016"/>
-            </w:tabs>
-            <w:rPr>
-              <w:rFonts w:eastAsiaTheme="minorEastAsia"/>
-              <w:noProof/>
-              <w:sz w:val="24"/>
-              <w:szCs w:val="24"/>
-              <w:lang w:eastAsia="en-GB"/>
-            </w:rPr>
-          </w:pPr>
-          <w:hyperlink w:anchor="_Toc226965391" w:history="1">
-            <w:r>
-              <w:rPr>
-                <w:rStyle w:val="Hyperlink"/>
-                <w:noProof/>
-              </w:rPr>
-              <w:t>Figure 16. K=4 cluster segmentation plot.</w:t>
-            </w:r>
-            <w:r>
-              <w:rPr>
-                <w:noProof/>
-                <w:webHidden/>
-              </w:rPr>
-              <w:tab/>
-            </w:r>
-            <w:r>
-              <w:rPr>
-                <w:noProof/>
-                <w:webHidden/>
-              </w:rPr>
-              <w:fldChar w:fldCharType="begin"/>
-            </w:r>
-            <w:r>
-              <w:rPr>
-                <w:noProof/>
-                <w:webHidden/>
-              </w:rPr>
-              <w:instrText xml:space="preserve"> PAGEREF _Toc226965391 \h </w:instrText>
-            </w:r>
-            <w:r>
-              <w:rPr>
-                <w:noProof/>
-                <w:webHidden/>
-              </w:rPr>
-            </w:r>
-            <w:r>
-              <w:rPr>
-                <w:noProof/>
-                <w:webHidden/>
-              </w:rPr>
-              <w:fldChar w:fldCharType="separate"/>
-            </w:r>
-            <w:r>
-              <w:rPr>
-                <w:noProof/>
-                <w:webHidden/>
-              </w:rPr>
-              <w:t>20</w:t>
-            </w:r>
-            <w:r>
-              <w:rPr>
-                <w:noProof/>
-                <w:webHidden/>
-              </w:rPr>
-              <w:fldChar w:fldCharType="end"/>
-            </w:r>
-          </w:hyperlink>
-        </w:p>
-        <w:p>
-          <w:pPr>
-            <w:pStyle w:val="TOC3"/>
-            <w:tabs>
-              <w:tab w:val="right" w:leader="dot" w:pos="9016"/>
-            </w:tabs>
-            <w:rPr>
-              <w:rFonts w:eastAsiaTheme="minorEastAsia"/>
-              <w:noProof/>
-              <w:sz w:val="24"/>
-              <w:szCs w:val="24"/>
-              <w:lang w:eastAsia="en-GB"/>
-            </w:rPr>
-          </w:pPr>
-          <w:hyperlink w:anchor="_Toc226965392" w:history="1">
-            <w:r>
-              <w:rPr>
-                <w:rStyle w:val="Hyperlink"/>
-                <w:noProof/>
-              </w:rPr>
-              <w:t>Figure 17. K=4 cluster segmentation plot.</w:t>
-            </w:r>
-            <w:r>
-              <w:rPr>
-                <w:noProof/>
-                <w:webHidden/>
-              </w:rPr>
-              <w:tab/>
-            </w:r>
-            <w:r>
-              <w:rPr>
-                <w:noProof/>
-                <w:webHidden/>
-              </w:rPr>
-              <w:fldChar w:fldCharType="begin"/>
-            </w:r>
-            <w:r>
-              <w:rPr>
-                <w:noProof/>
-                <w:webHidden/>
-              </w:rPr>
-              <w:instrText xml:space="preserve"> PAGEREF _Toc226965392 \h </w:instrText>
-            </w:r>
-            <w:r>
-              <w:rPr>
-                <w:noProof/>
-                <w:webHidden/>
-              </w:rPr>
-            </w:r>
-            <w:r>
-              <w:rPr>
-                <w:noProof/>
-                <w:webHidden/>
-              </w:rPr>
-              <w:fldChar w:fldCharType="separate"/>
-            </w:r>
-            <w:r>
-              <w:rPr>
-                <w:noProof/>
-                <w:webHidden/>
-              </w:rPr>
-              <w:t>21</w:t>
+              <w:t>23</w:t>
             </w:r>
             <w:r>
               <w:rPr>
@@ -2628,81 +3172,6 @@
     </w:sdt>
     <w:p>
       <w:pPr>
-        <w:jc w:val="center"/>
-        <w:rPr>
-          <w:b/>
-          <w:bCs/>
-          <w:u w:val="single"/>
-        </w:rPr>
-      </w:pPr>
-    </w:p>
-    <w:p>
-      <w:pPr>
-        <w:jc w:val="center"/>
-        <w:rPr>
-          <w:b/>
-          <w:bCs/>
-          <w:u w:val="single"/>
-        </w:rPr>
-      </w:pPr>
-    </w:p>
-    <w:p>
-      <w:pPr>
-        <w:jc w:val="center"/>
-        <w:rPr>
-          <w:b/>
-          <w:bCs/>
-          <w:u w:val="single"/>
-        </w:rPr>
-      </w:pPr>
-    </w:p>
-    <w:p>
-      <w:pPr>
-        <w:jc w:val="center"/>
-        <w:rPr>
-          <w:b/>
-          <w:bCs/>
-          <w:u w:val="single"/>
-        </w:rPr>
-      </w:pPr>
-    </w:p>
-    <w:p>
-      <w:pPr>
-        <w:jc w:val="center"/>
-        <w:rPr>
-          <w:b/>
-          <w:bCs/>
-          <w:u w:val="single"/>
-        </w:rPr>
-      </w:pPr>
-    </w:p>
-    <w:p/>
-    <w:p>
-      <w:pPr>
-        <w:pStyle w:val="Heading1"/>
-        <w:rPr>
-          <w:rFonts w:asciiTheme="minorHAnsi" w:hAnsiTheme="minorHAnsi"/>
-        </w:rPr>
-      </w:pPr>
-    </w:p>
-    <w:p>
-      <w:pPr>
-        <w:pStyle w:val="Heading1"/>
-        <w:rPr>
-          <w:rFonts w:asciiTheme="minorHAnsi" w:hAnsiTheme="minorHAnsi"/>
-        </w:rPr>
-      </w:pPr>
-    </w:p>
-    <w:p>
-      <w:pPr>
-        <w:pStyle w:val="Heading1"/>
-        <w:rPr>
-          <w:rFonts w:asciiTheme="minorHAnsi" w:hAnsiTheme="minorHAnsi"/>
-        </w:rPr>
-      </w:pPr>
-    </w:p>
-    <w:p>
-      <w:pPr>
         <w:pStyle w:val="Heading1"/>
         <w:rPr>
           <w:rFonts w:asciiTheme="minorHAnsi" w:hAnsiTheme="minorHAnsi"/>
@@ -2722,52 +3191,71 @@
     <w:p>
       <w:pPr>
         <w:pStyle w:val="Heading1"/>
+        <w:spacing w:line="360" w:lineRule="auto"/>
         <w:rPr>
           <w:rFonts w:asciiTheme="minorHAnsi" w:hAnsiTheme="minorHAnsi"/>
         </w:rPr>
       </w:pPr>
-    </w:p>
+      <w:bookmarkStart w:id="0" w:name="_Toc227963455"/>
+    </w:p>
+    <w:p/>
     <w:p>
       <w:pPr>
         <w:pStyle w:val="Heading1"/>
-        <w:rPr>
-          <w:rFonts w:asciiTheme="minorHAnsi" w:hAnsiTheme="minorHAnsi"/>
-        </w:rPr>
-      </w:pPr>
-      <w:bookmarkStart w:id="0" w:name="_Toc226965359"/>
-      <w:r>
-        <w:rPr>
-          <w:rFonts w:asciiTheme="minorHAnsi" w:hAnsiTheme="minorHAnsi"/>
-        </w:rPr>
+      </w:pPr>
+      <w:r>
+        <w:lastRenderedPageBreak/>
         <w:t>Task A</w:t>
       </w:r>
       <w:bookmarkEnd w:id="0"/>
     </w:p>
     <w:p>
       <w:pPr>
-        <w:pStyle w:val="Heading3"/>
-      </w:pPr>
-      <w:bookmarkStart w:id="1" w:name="_Toc226965360"/>
-      <w:r>
-        <w:t>Figure 1</w:t>
-      </w:r>
-      <w:r>
-        <w:t xml:space="preserve">. </w:t>
-      </w:r>
-      <w:r>
-        <w:t>Tickers List</w:t>
-      </w:r>
-      <w:bookmarkEnd w:id="1"/>
-    </w:p>
-    <w:p>
+        <w:spacing w:line="360" w:lineRule="auto"/>
+        <w:rPr>
+          <w:color w:val="000000"/>
+        </w:rPr>
+      </w:pPr>
+      <w:r>
+        <w:t xml:space="preserve">1. </w:t>
+      </w:r>
+      <w:r>
+        <w:rPr>
+          <w:color w:val="000000"/>
+        </w:rPr>
+        <w:t>The</w:t>
+      </w:r>
+      <w:r>
+        <w:rPr>
+          <w:color w:val="000000"/>
+        </w:rPr>
+        <w:t xml:space="preserve"> output</w:t>
+      </w:r>
+      <w:r>
+        <w:rPr>
+          <w:color w:val="000000"/>
+        </w:rPr>
+        <w:t xml:space="preserve"> below</w:t>
+      </w:r>
+      <w:r>
+        <w:rPr>
+          <w:color w:val="000000"/>
+        </w:rPr>
+        <w:t xml:space="preserve"> shows the S&amp;P 500 companies successfully extracted from Wikipedia, providing the list of stock tickers used in the analysis.</w:t>
+      </w:r>
+    </w:p>
+    <w:p>
+      <w:pPr>
+        <w:spacing w:line="360" w:lineRule="auto"/>
+      </w:pPr>
       <w:r>
         <w:rPr>
           <w:noProof/>
         </w:rPr>
         <w:drawing>
-          <wp:inline distT="0" distB="0" distL="0" distR="0" wp14:anchorId="4980C31D" wp14:editId="283EBE6A">
-            <wp:extent cx="5731510" cy="1217930"/>
-            <wp:effectExtent l="0" t="0" r="0" b="1270"/>
+          <wp:inline distT="0" distB="0" distL="0" distR="0" wp14:anchorId="4980C31D" wp14:editId="1708F6B1">
+            <wp:extent cx="6364605" cy="1838325"/>
+            <wp:effectExtent l="0" t="0" r="0" b="9525"/>
             <wp:docPr id="1183341334" name="Picture 1" descr="A white background with black text&#10;&#10;AI-generated content may be incorrect."/>
             <wp:cNvGraphicFramePr>
               <a:graphicFrameLocks xmlns:a="http://schemas.openxmlformats.org/drawingml/2006/main" noChangeAspect="1"/>
@@ -2777,87 +3265,6 @@
                 <pic:pic xmlns:pic="http://schemas.openxmlformats.org/drawingml/2006/picture">
                   <pic:nvPicPr>
                     <pic:cNvPr id="1183341334" name="Picture 1" descr="A white background with black text&#10;&#10;AI-generated content may be incorrect."/>
-                    <pic:cNvPicPr/>
-                  </pic:nvPicPr>
-                  <pic:blipFill>
-                    <a:blip r:embed="rId8">
-                      <a:extLst>
-                        <a:ext uri="{28A0092B-C50C-407E-A947-70E740481C1C}">
-                          <a14:useLocalDpi xmlns:a14="http://schemas.microsoft.com/office/drawing/2010/main" val="0"/>
-                        </a:ext>
-                      </a:extLst>
-                    </a:blip>
-                    <a:stretch>
-                      <a:fillRect/>
-                    </a:stretch>
-                  </pic:blipFill>
-                  <pic:spPr>
-                    <a:xfrm>
-                      <a:off x="0" y="0"/>
-                      <a:ext cx="5731510" cy="1217930"/>
-                    </a:xfrm>
-                    <a:prstGeom prst="rect">
-                      <a:avLst/>
-                    </a:prstGeom>
-                  </pic:spPr>
-                </pic:pic>
-              </a:graphicData>
-            </a:graphic>
-          </wp:inline>
-        </w:drawing>
-      </w:r>
-    </w:p>
-    <w:p>
-      <w:pPr>
-        <w:rPr>
-          <w:color w:val="000000"/>
-          <w:sz w:val="27"/>
-          <w:szCs w:val="27"/>
-        </w:rPr>
-      </w:pPr>
-      <w:r>
-        <w:rPr>
-          <w:color w:val="000000"/>
-          <w:sz w:val="27"/>
-          <w:szCs w:val="27"/>
-        </w:rPr>
-        <w:t>This output shows the S&amp;P 500 companies successfully extracted from Wikipedia, providing the list of stock tickers used in the analysis.</w:t>
-      </w:r>
-    </w:p>
-    <w:p>
-      <w:pPr>
-        <w:pStyle w:val="Heading3"/>
-      </w:pPr>
-      <w:bookmarkStart w:id="2" w:name="_Toc226965361"/>
-      <w:r>
-        <w:t>Figure 2</w:t>
-      </w:r>
-      <w:r>
-        <w:t xml:space="preserve">. </w:t>
-      </w:r>
-      <w:r>
-        <w:t>Dataset Shape</w:t>
-      </w:r>
-      <w:bookmarkEnd w:id="2"/>
-    </w:p>
-    <w:p>
-      <w:r>
-        <w:rPr>
-          <w:noProof/>
-        </w:rPr>
-        <w:drawing>
-          <wp:inline distT="0" distB="0" distL="0" distR="0" wp14:anchorId="1AFF9E75" wp14:editId="365E7242">
-            <wp:extent cx="5731510" cy="1247775"/>
-            <wp:effectExtent l="0" t="0" r="0" b="0"/>
-            <wp:docPr id="318572298" name="Picture 2" descr="A screenshot of a computer&#10;&#10;AI-generated content may be incorrect."/>
-            <wp:cNvGraphicFramePr>
-              <a:graphicFrameLocks xmlns:a="http://schemas.openxmlformats.org/drawingml/2006/main" noChangeAspect="1"/>
-            </wp:cNvGraphicFramePr>
-            <a:graphic xmlns:a="http://schemas.openxmlformats.org/drawingml/2006/main">
-              <a:graphicData uri="http://schemas.openxmlformats.org/drawingml/2006/picture">
-                <pic:pic xmlns:pic="http://schemas.openxmlformats.org/drawingml/2006/picture">
-                  <pic:nvPicPr>
-                    <pic:cNvPr id="318572298" name="Picture 2" descr="A screenshot of a computer&#10;&#10;AI-generated content may be incorrect."/>
                     <pic:cNvPicPr/>
                   </pic:nvPicPr>
                   <pic:blipFill>
@@ -2875,7 +3282,7 @@
                   <pic:spPr>
                     <a:xfrm>
                       <a:off x="0" y="0"/>
-                      <a:ext cx="5731510" cy="1247775"/>
+                      <a:ext cx="6371007" cy="1840174"/>
                     </a:xfrm>
                     <a:prstGeom prst="rect">
                       <a:avLst/>
@@ -2890,48 +3297,53 @@
     </w:p>
     <w:p>
       <w:pPr>
+        <w:pStyle w:val="Heading3"/>
+        <w:spacing w:line="360" w:lineRule="auto"/>
+        <w:rPr>
+          <w:sz w:val="24"/>
+          <w:szCs w:val="24"/>
+        </w:rPr>
+      </w:pPr>
+      <w:bookmarkStart w:id="1" w:name="_Toc227963456"/>
+      <w:r>
+        <w:rPr>
+          <w:sz w:val="24"/>
+          <w:szCs w:val="24"/>
+        </w:rPr>
+        <w:t>Figure 1. Tickers List</w:t>
+      </w:r>
+      <w:bookmarkEnd w:id="1"/>
+    </w:p>
+    <w:p>
+      <w:pPr>
+        <w:spacing w:line="360" w:lineRule="auto"/>
         <w:rPr>
           <w:color w:val="000000"/>
-          <w:sz w:val="27"/>
-          <w:szCs w:val="27"/>
-        </w:rPr>
-      </w:pPr>
+        </w:rPr>
+      </w:pPr>
+      <w:r>
+        <w:t xml:space="preserve">2. </w:t>
+      </w:r>
       <w:r>
         <w:rPr>
           <w:color w:val="000000"/>
-          <w:sz w:val="27"/>
-          <w:szCs w:val="27"/>
-        </w:rPr>
-        <w:t>This confirms that price data was successfully downloaded for all tickers over the selected time period.</w:t>
-      </w:r>
-    </w:p>
-    <w:p>
-      <w:pPr>
-        <w:pStyle w:val="Heading3"/>
-      </w:pPr>
-      <w:bookmarkStart w:id="3" w:name="_Toc226965362"/>
-      <w:r>
-        <w:lastRenderedPageBreak/>
-        <w:t>Figure 3</w:t>
-      </w:r>
-      <w:r>
-        <w:t xml:space="preserve">. </w:t>
-      </w:r>
-      <w:r>
-        <w:t>Cleaning (Before &amp; After)</w:t>
-      </w:r>
-      <w:bookmarkEnd w:id="3"/>
-    </w:p>
-    <w:p>
+        </w:rPr>
+        <w:t>This confirms that price data was successfully downloaded for all tickers over the selected time.</w:t>
+      </w:r>
+    </w:p>
+    <w:p>
+      <w:pPr>
+        <w:spacing w:line="360" w:lineRule="auto"/>
+      </w:pPr>
       <w:r>
         <w:rPr>
           <w:noProof/>
         </w:rPr>
         <w:drawing>
-          <wp:inline distT="0" distB="0" distL="0" distR="0" wp14:anchorId="18B642E3" wp14:editId="45EA1FB5">
-            <wp:extent cx="3644900" cy="1143000"/>
-            <wp:effectExtent l="0" t="0" r="0" b="0"/>
-            <wp:docPr id="106050368" name="Picture 3" descr="A screenshot of a computer code&#10;&#10;AI-generated content may be incorrect."/>
+          <wp:inline distT="0" distB="0" distL="0" distR="0" wp14:anchorId="1AFF9E75" wp14:editId="3B22A236">
+            <wp:extent cx="5731510" cy="1685925"/>
+            <wp:effectExtent l="0" t="0" r="2540" b="9525"/>
+            <wp:docPr id="318572298" name="Picture 2" descr="A screenshot of a computer&#10;&#10;AI-generated content may be incorrect."/>
             <wp:cNvGraphicFramePr>
               <a:graphicFrameLocks xmlns:a="http://schemas.openxmlformats.org/drawingml/2006/main" noChangeAspect="1"/>
             </wp:cNvGraphicFramePr>
@@ -2939,7 +3351,7 @@
               <a:graphicData uri="http://schemas.openxmlformats.org/drawingml/2006/picture">
                 <pic:pic xmlns:pic="http://schemas.openxmlformats.org/drawingml/2006/picture">
                   <pic:nvPicPr>
-                    <pic:cNvPr id="106050368" name="Picture 3" descr="A screenshot of a computer code&#10;&#10;AI-generated content may be incorrect."/>
+                    <pic:cNvPr id="318572298" name="Picture 2" descr="A screenshot of a computer&#10;&#10;AI-generated content may be incorrect."/>
                     <pic:cNvPicPr/>
                   </pic:nvPicPr>
                   <pic:blipFill>
@@ -2957,7 +3369,7 @@
                   <pic:spPr>
                     <a:xfrm>
                       <a:off x="0" y="0"/>
-                      <a:ext cx="3644900" cy="1143000"/>
+                      <a:ext cx="5731510" cy="1685925"/>
                     </a:xfrm>
                     <a:prstGeom prst="rect">
                       <a:avLst/>
@@ -2972,56 +3384,55 @@
     </w:p>
     <w:p>
       <w:pPr>
+        <w:pStyle w:val="Heading3"/>
+        <w:rPr>
+          <w:sz w:val="24"/>
+          <w:szCs w:val="24"/>
+        </w:rPr>
+      </w:pPr>
+      <w:bookmarkStart w:id="2" w:name="_Toc227963457"/>
+      <w:r>
+        <w:rPr>
+          <w:sz w:val="24"/>
+          <w:szCs w:val="24"/>
+        </w:rPr>
+        <w:t>Figure 2. Dataset Shape</w:t>
+      </w:r>
+      <w:bookmarkEnd w:id="2"/>
+    </w:p>
+    <w:p>
+      <w:pPr>
+        <w:spacing w:line="360" w:lineRule="auto"/>
         <w:rPr>
           <w:color w:val="000000"/>
-          <w:sz w:val="27"/>
-          <w:szCs w:val="27"/>
-        </w:rPr>
-      </w:pPr>
+        </w:rPr>
+      </w:pPr>
+      <w:r>
+        <w:t xml:space="preserve">3. </w:t>
+      </w:r>
+      <w:r>
+        <w:t>This step removes companies with missing data to ensure consistency and accuracy in subsequent calculations</w:t>
+      </w:r>
       <w:r>
         <w:rPr>
           <w:color w:val="000000"/>
-          <w:sz w:val="27"/>
-          <w:szCs w:val="27"/>
-        </w:rPr>
-        <w:t>This step removes companies with missing data to ensure consistency and accuracy in subsequent calculations.</w:t>
-      </w:r>
-    </w:p>
-    <w:p>
-      <w:pPr>
-        <w:rPr>
-          <w:color w:val="000000"/>
-          <w:sz w:val="27"/>
-          <w:szCs w:val="27"/>
-        </w:rPr>
-      </w:pPr>
-    </w:p>
-    <w:p>
-      <w:pPr>
-        <w:pStyle w:val="Heading3"/>
-      </w:pPr>
-      <w:bookmarkStart w:id="4" w:name="_Toc226965363"/>
-      <w:r>
-        <w:t>Figure 4</w:t>
-      </w:r>
-      <w:r>
-        <w:t xml:space="preserve">. </w:t>
-      </w:r>
-      <w:r>
-        <w:t>Daily Returns</w:t>
-      </w:r>
-      <w:bookmarkEnd w:id="4"/>
-    </w:p>
-    <w:p>
+        </w:rPr>
+        <w:t>.</w:t>
+      </w:r>
+    </w:p>
+    <w:p>
+      <w:pPr>
+        <w:spacing w:line="360" w:lineRule="auto"/>
+      </w:pPr>
       <w:r>
         <w:rPr>
           <w:noProof/>
         </w:rPr>
         <w:drawing>
-          <wp:inline distT="0" distB="0" distL="0" distR="0" wp14:anchorId="2220E25A" wp14:editId="52E2D6E7">
-            <wp:extent cx="5731510" cy="1010920"/>
-            <wp:effectExtent l="0" t="0" r="0" b="5080"/>
-            <wp:docPr id="936927124" name="Picture 4" descr="A screenshot of a computer&#10;&#10;AI-generated content may be incorrect."/>
+          <wp:inline distT="0" distB="0" distL="0" distR="0" wp14:anchorId="18B642E3" wp14:editId="29D38F11">
+            <wp:extent cx="3817620" cy="847725"/>
+            <wp:effectExtent l="0" t="0" r="0" b="9525"/>
+            <wp:docPr id="106050368" name="Picture 3" descr="A screenshot of a computer code&#10;&#10;AI-generated content may be incorrect."/>
             <wp:cNvGraphicFramePr>
               <a:graphicFrameLocks xmlns:a="http://schemas.openxmlformats.org/drawingml/2006/main" noChangeAspect="1"/>
             </wp:cNvGraphicFramePr>
@@ -3029,7 +3440,7 @@
               <a:graphicData uri="http://schemas.openxmlformats.org/drawingml/2006/picture">
                 <pic:pic xmlns:pic="http://schemas.openxmlformats.org/drawingml/2006/picture">
                   <pic:nvPicPr>
-                    <pic:cNvPr id="936927124" name="Picture 4" descr="A screenshot of a computer&#10;&#10;AI-generated content may be incorrect."/>
+                    <pic:cNvPr id="106050368" name="Picture 3" descr="A screenshot of a computer code&#10;&#10;AI-generated content may be incorrect."/>
                     <pic:cNvPicPr/>
                   </pic:nvPicPr>
                   <pic:blipFill>
@@ -3047,7 +3458,7 @@
                   <pic:spPr>
                     <a:xfrm>
                       <a:off x="0" y="0"/>
-                      <a:ext cx="5731510" cy="1010920"/>
+                      <a:ext cx="4042007" cy="897551"/>
                     </a:xfrm>
                     <a:prstGeom prst="rect">
                       <a:avLst/>
@@ -3062,48 +3473,57 @@
     </w:p>
     <w:p>
       <w:pPr>
-        <w:rPr>
-          <w:color w:val="000000"/>
-          <w:sz w:val="27"/>
-          <w:szCs w:val="27"/>
-        </w:rPr>
-      </w:pPr>
-      <w:r>
-        <w:rPr>
-          <w:color w:val="000000"/>
-          <w:sz w:val="27"/>
-          <w:szCs w:val="27"/>
-        </w:rPr>
+        <w:pStyle w:val="Heading3"/>
+        <w:rPr>
+          <w:sz w:val="24"/>
+          <w:szCs w:val="24"/>
+        </w:rPr>
+      </w:pPr>
+      <w:bookmarkStart w:id="3" w:name="_Toc227963458"/>
+      <w:r>
+        <w:rPr>
+          <w:sz w:val="24"/>
+          <w:szCs w:val="24"/>
+        </w:rPr>
+        <w:lastRenderedPageBreak/>
+        <w:t>Figure 3. Cleaning (Before &amp; After)</w:t>
+      </w:r>
+      <w:bookmarkEnd w:id="3"/>
+    </w:p>
+    <w:p>
+      <w:pPr>
+        <w:spacing w:line="360" w:lineRule="auto"/>
+        <w:rPr>
+          <w:color w:val="0F4761" w:themeColor="accent1" w:themeShade="BF"/>
+        </w:rPr>
+      </w:pPr>
+    </w:p>
+    <w:p>
+      <w:pPr>
+        <w:rPr>
+          <w:color w:val="0F4761" w:themeColor="accent1" w:themeShade="BF"/>
+        </w:rPr>
+      </w:pPr>
+      <w:r>
+        <w:t xml:space="preserve">4. </w:t>
+      </w:r>
+      <w:r>
         <w:t>Daily returns are calculated to measure the percentage change in stock prices, forming the basis for risk and performance analysis.</w:t>
       </w:r>
     </w:p>
     <w:p>
       <w:pPr>
-        <w:pStyle w:val="Heading3"/>
-      </w:pPr>
-      <w:bookmarkStart w:id="5" w:name="_Toc226965364"/>
-      <w:r>
-        <w:lastRenderedPageBreak/>
-        <w:t>Figure 5</w:t>
-      </w:r>
-      <w:r>
-        <w:t xml:space="preserve">. </w:t>
-      </w:r>
-      <w:r>
-        <w:t>Beta Table</w:t>
-      </w:r>
-      <w:bookmarkEnd w:id="5"/>
-    </w:p>
-    <w:p>
+        <w:spacing w:line="360" w:lineRule="auto"/>
+      </w:pPr>
       <w:r>
         <w:rPr>
           <w:noProof/>
         </w:rPr>
         <w:drawing>
-          <wp:inline distT="0" distB="0" distL="0" distR="0" wp14:anchorId="643E7B67" wp14:editId="448E1D26">
-            <wp:extent cx="5731510" cy="3070225"/>
-            <wp:effectExtent l="0" t="0" r="0" b="3175"/>
-            <wp:docPr id="1272996050" name="Picture 5" descr="A screenshot of a computer program&#10;&#10;AI-generated content may be incorrect."/>
+          <wp:inline distT="0" distB="0" distL="0" distR="0" wp14:anchorId="2220E25A" wp14:editId="6BF9FE44">
+            <wp:extent cx="6210300" cy="2162175"/>
+            <wp:effectExtent l="0" t="0" r="0" b="9525"/>
+            <wp:docPr id="936927124" name="Picture 4" descr="A screenshot of a computer&#10;&#10;AI-generated content may be incorrect."/>
             <wp:cNvGraphicFramePr>
               <a:graphicFrameLocks xmlns:a="http://schemas.openxmlformats.org/drawingml/2006/main" noChangeAspect="1"/>
             </wp:cNvGraphicFramePr>
@@ -3111,7 +3531,7 @@
               <a:graphicData uri="http://schemas.openxmlformats.org/drawingml/2006/picture">
                 <pic:pic xmlns:pic="http://schemas.openxmlformats.org/drawingml/2006/picture">
                   <pic:nvPicPr>
-                    <pic:cNvPr id="1272996050" name="Picture 5" descr="A screenshot of a computer program&#10;&#10;AI-generated content may be incorrect."/>
+                    <pic:cNvPr id="936927124" name="Picture 4" descr="A screenshot of a computer&#10;&#10;AI-generated content may be incorrect."/>
                     <pic:cNvPicPr/>
                   </pic:nvPicPr>
                   <pic:blipFill>
@@ -3129,7 +3549,7 @@
                   <pic:spPr>
                     <a:xfrm>
                       <a:off x="0" y="0"/>
-                      <a:ext cx="5731510" cy="3070225"/>
+                      <a:ext cx="6214364" cy="2163590"/>
                     </a:xfrm>
                     <a:prstGeom prst="rect">
                       <a:avLst/>
@@ -3144,39 +3564,140 @@
     </w:p>
     <w:p>
       <w:pPr>
+        <w:pStyle w:val="Heading3"/>
+        <w:spacing w:line="360" w:lineRule="auto"/>
+        <w:rPr>
+          <w:sz w:val="24"/>
+          <w:szCs w:val="24"/>
+        </w:rPr>
+      </w:pPr>
+      <w:bookmarkStart w:id="4" w:name="_Toc227963459"/>
+      <w:r>
+        <w:rPr>
+          <w:sz w:val="24"/>
+          <w:szCs w:val="24"/>
+        </w:rPr>
+        <w:t>Figure 4. Daily Returns</w:t>
+      </w:r>
+      <w:bookmarkEnd w:id="4"/>
+    </w:p>
+    <w:p>
+      <w:pPr>
+        <w:spacing w:line="360" w:lineRule="auto"/>
         <w:rPr>
           <w:color w:val="000000"/>
-          <w:sz w:val="27"/>
-          <w:szCs w:val="27"/>
-        </w:rPr>
-      </w:pPr>
+        </w:rPr>
+      </w:pPr>
+      <w:r>
+        <w:t xml:space="preserve">5. </w:t>
+      </w:r>
       <w:r>
         <w:rPr>
           <w:color w:val="000000"/>
-          <w:sz w:val="27"/>
-          <w:szCs w:val="27"/>
         </w:rPr>
         <w:t>Beta values measure each stock’s sensitivity to market movements, indicating relative risk compared to the overall market.</w:t>
       </w:r>
     </w:p>
     <w:p>
       <w:pPr>
+        <w:spacing w:line="360" w:lineRule="auto"/>
+      </w:pPr>
+      <w:r>
+        <w:rPr>
+          <w:noProof/>
+        </w:rPr>
+        <w:drawing>
+          <wp:inline distT="0" distB="0" distL="0" distR="0" wp14:anchorId="643E7B67" wp14:editId="08DA1180">
+            <wp:extent cx="6329680" cy="3810000"/>
+            <wp:effectExtent l="0" t="0" r="0" b="0"/>
+            <wp:docPr id="1272996050" name="Picture 5" descr="A screenshot of a computer program&#10;&#10;AI-generated content may be incorrect."/>
+            <wp:cNvGraphicFramePr>
+              <a:graphicFrameLocks xmlns:a="http://schemas.openxmlformats.org/drawingml/2006/main" noChangeAspect="1"/>
+            </wp:cNvGraphicFramePr>
+            <a:graphic xmlns:a="http://schemas.openxmlformats.org/drawingml/2006/main">
+              <a:graphicData uri="http://schemas.openxmlformats.org/drawingml/2006/picture">
+                <pic:pic xmlns:pic="http://schemas.openxmlformats.org/drawingml/2006/picture">
+                  <pic:nvPicPr>
+                    <pic:cNvPr id="1272996050" name="Picture 5" descr="A screenshot of a computer program&#10;&#10;AI-generated content may be incorrect."/>
+                    <pic:cNvPicPr/>
+                  </pic:nvPicPr>
+                  <pic:blipFill>
+                    <a:blip r:embed="rId13">
+                      <a:extLst>
+                        <a:ext uri="{28A0092B-C50C-407E-A947-70E740481C1C}">
+                          <a14:useLocalDpi xmlns:a14="http://schemas.microsoft.com/office/drawing/2010/main" val="0"/>
+                        </a:ext>
+                      </a:extLst>
+                    </a:blip>
+                    <a:stretch>
+                      <a:fillRect/>
+                    </a:stretch>
+                  </pic:blipFill>
+                  <pic:spPr>
+                    <a:xfrm>
+                      <a:off x="0" y="0"/>
+                      <a:ext cx="6339043" cy="3815636"/>
+                    </a:xfrm>
+                    <a:prstGeom prst="rect">
+                      <a:avLst/>
+                    </a:prstGeom>
+                  </pic:spPr>
+                </pic:pic>
+              </a:graphicData>
+            </a:graphic>
+          </wp:inline>
+        </w:drawing>
+      </w:r>
+    </w:p>
+    <w:p>
+      <w:pPr>
         <w:pStyle w:val="Heading3"/>
-      </w:pPr>
-      <w:bookmarkStart w:id="6" w:name="_Toc226965365"/>
-      <w:r>
+        <w:spacing w:line="360" w:lineRule="auto"/>
+        <w:rPr>
+          <w:sz w:val="24"/>
+          <w:szCs w:val="24"/>
+        </w:rPr>
+      </w:pPr>
+      <w:bookmarkStart w:id="5" w:name="_Toc227963460"/>
+      <w:r>
+        <w:rPr>
+          <w:sz w:val="24"/>
+          <w:szCs w:val="24"/>
+        </w:rPr>
         <w:lastRenderedPageBreak/>
-        <w:t>Figure 6</w:t>
-      </w:r>
-      <w:r>
-        <w:t xml:space="preserve">. </w:t>
-      </w:r>
-      <w:r>
-        <w:t>Volatility Table</w:t>
-      </w:r>
-      <w:bookmarkEnd w:id="6"/>
-    </w:p>
-    <w:p>
+        <w:t>Figure 5. Beta Table</w:t>
+      </w:r>
+      <w:bookmarkEnd w:id="5"/>
+    </w:p>
+    <w:p>
+      <w:pPr>
+        <w:spacing w:line="360" w:lineRule="auto"/>
+        <w:rPr>
+          <w:color w:val="000000"/>
+        </w:rPr>
+      </w:pPr>
+    </w:p>
+    <w:p>
+      <w:pPr>
+        <w:spacing w:line="360" w:lineRule="auto"/>
+      </w:pPr>
+      <w:r>
+        <w:rPr>
+          <w:color w:val="000000"/>
+        </w:rPr>
+        <w:t xml:space="preserve">6. </w:t>
+      </w:r>
+      <w:r>
+        <w:rPr>
+          <w:color w:val="000000"/>
+        </w:rPr>
+        <w:t>Annual volatility represents the level of risk associated with each stock, calculated from the standard deviation of returns.</w:t>
+      </w:r>
+    </w:p>
+    <w:p>
+      <w:pPr>
+        <w:spacing w:line="360" w:lineRule="auto"/>
+      </w:pPr>
       <w:r>
         <w:rPr>
           <w:noProof/>
@@ -3197,7 +3718,7 @@
                     <pic:cNvPicPr/>
                   </pic:nvPicPr>
                   <pic:blipFill>
-                    <a:blip r:embed="rId13">
+                    <a:blip r:embed="rId14">
                       <a:extLst>
                         <a:ext uri="{28A0092B-C50C-407E-A947-70E740481C1C}">
                           <a14:useLocalDpi xmlns:a14="http://schemas.microsoft.com/office/drawing/2010/main" val="0"/>
@@ -3225,47 +3746,58 @@
       </w:r>
     </w:p>
     <w:p>
-      <w:r>
+      <w:pPr>
+        <w:pStyle w:val="Heading3"/>
+        <w:spacing w:line="360" w:lineRule="auto"/>
+        <w:rPr>
+          <w:sz w:val="24"/>
+          <w:szCs w:val="24"/>
+        </w:rPr>
+      </w:pPr>
+      <w:bookmarkStart w:id="6" w:name="_Toc227963461"/>
+      <w:r>
+        <w:rPr>
+          <w:sz w:val="24"/>
+          <w:szCs w:val="24"/>
+        </w:rPr>
+        <w:t>Figure 6. Volatility Table</w:t>
+      </w:r>
+      <w:bookmarkEnd w:id="6"/>
+    </w:p>
+    <w:p>
+      <w:pPr>
+        <w:spacing w:line="360" w:lineRule="auto"/>
+      </w:pPr>
+      <w:r>
+        <w:rPr>
+          <w:color w:val="000000"/>
+        </w:rPr>
+        <w:t xml:space="preserve">7. </w:t>
+      </w:r>
+      <w:r>
+        <w:rPr>
+          <w:color w:val="000000"/>
+        </w:rPr>
+        <w:t>This shows the average return generated by each stock, providing a measure of overall performance.</w:t>
+      </w:r>
+    </w:p>
+    <w:p>
+      <w:pPr>
+        <w:spacing w:line="360" w:lineRule="auto"/>
         <w:rPr>
           <w:color w:val="000000"/>
           <w:sz w:val="27"/>
           <w:szCs w:val="27"/>
         </w:rPr>
-        <w:t>Annual volatility represents the level of risk associated with each stock, calculated from the standard deviation of returns.</w:t>
-      </w:r>
-    </w:p>
-    <w:p>
-      <w:pPr>
-        <w:pStyle w:val="Heading3"/>
-      </w:pPr>
-      <w:bookmarkStart w:id="7" w:name="_Toc226965366"/>
-      <w:r>
-        <w:t>Figure 7</w:t>
-      </w:r>
-      <w:r>
-        <w:t xml:space="preserve">. </w:t>
-      </w:r>
-      <w:r>
-        <w:t>Average Daily Returns Table</w:t>
-      </w:r>
-      <w:bookmarkEnd w:id="7"/>
-    </w:p>
-    <w:p>
-      <w:pPr>
-        <w:rPr>
-          <w:color w:val="000000"/>
-          <w:sz w:val="27"/>
-          <w:szCs w:val="27"/>
-        </w:rPr>
       </w:pPr>
       <w:r>
         <w:rPr>
           <w:noProof/>
         </w:rPr>
         <w:drawing>
-          <wp:inline distT="0" distB="0" distL="0" distR="0" wp14:anchorId="5D22F045" wp14:editId="7E7D61A2">
-            <wp:extent cx="3632200" cy="2781300"/>
-            <wp:effectExtent l="0" t="0" r="0" b="0"/>
+          <wp:inline distT="0" distB="0" distL="0" distR="0" wp14:anchorId="5D22F045" wp14:editId="22C588D9">
+            <wp:extent cx="3876675" cy="2457450"/>
+            <wp:effectExtent l="0" t="0" r="9525" b="0"/>
             <wp:docPr id="588970183" name="Picture 7" descr="A screenshot of a computer&#10;&#10;AI-generated content may be incorrect."/>
             <wp:cNvGraphicFramePr>
               <a:graphicFrameLocks xmlns:a="http://schemas.openxmlformats.org/drawingml/2006/main" noChangeAspect="1"/>
@@ -3278,7 +3810,7 @@
                     <pic:cNvPicPr/>
                   </pic:nvPicPr>
                   <pic:blipFill>
-                    <a:blip r:embed="rId14">
+                    <a:blip r:embed="rId15">
                       <a:extLst>
                         <a:ext uri="{28A0092B-C50C-407E-A947-70E740481C1C}">
                           <a14:useLocalDpi xmlns:a14="http://schemas.microsoft.com/office/drawing/2010/main" val="0"/>
@@ -3292,7 +3824,7 @@
                   <pic:spPr>
                     <a:xfrm>
                       <a:off x="0" y="0"/>
-                      <a:ext cx="3632200" cy="2781300"/>
+                      <a:ext cx="3883989" cy="2462086"/>
                     </a:xfrm>
                     <a:prstGeom prst="rect">
                       <a:avLst/>
@@ -3306,33 +3838,57 @@
       </w:r>
     </w:p>
     <w:p>
-      <w:r>
+      <w:pPr>
+        <w:pStyle w:val="Heading3"/>
+        <w:spacing w:line="360" w:lineRule="auto"/>
+        <w:rPr>
+          <w:sz w:val="24"/>
+          <w:szCs w:val="24"/>
+        </w:rPr>
+      </w:pPr>
+      <w:bookmarkStart w:id="7" w:name="_Toc227963462"/>
+      <w:r>
+        <w:rPr>
+          <w:sz w:val="24"/>
+          <w:szCs w:val="24"/>
+        </w:rPr>
+        <w:lastRenderedPageBreak/>
+        <w:t>Figure 7. Average Daily Returns Table</w:t>
+      </w:r>
+      <w:bookmarkEnd w:id="7"/>
+    </w:p>
+    <w:p>
+      <w:pPr>
+        <w:spacing w:line="360" w:lineRule="auto"/>
+      </w:pPr>
+    </w:p>
+    <w:p>
+      <w:pPr>
+        <w:spacing w:line="360" w:lineRule="auto"/>
         <w:rPr>
           <w:color w:val="000000"/>
-          <w:sz w:val="27"/>
-          <w:szCs w:val="27"/>
-        </w:rPr>
-        <w:lastRenderedPageBreak/>
+        </w:rPr>
+      </w:pPr>
+      <w:r>
+        <w:rPr>
+          <w:color w:val="000000"/>
+        </w:rPr>
+        <w:t xml:space="preserve">8. </w:t>
+      </w:r>
+      <w:r>
+        <w:rPr>
+          <w:color w:val="000000"/>
+        </w:rPr>
         <w:t>This shows the average return generated by each stock, providing a measure of overall performance.</w:t>
       </w:r>
     </w:p>
     <w:p>
       <w:pPr>
-        <w:pStyle w:val="Heading3"/>
-      </w:pPr>
-      <w:bookmarkStart w:id="8" w:name="_Toc226965367"/>
-      <w:r>
-        <w:t>Figure 8</w:t>
-      </w:r>
-      <w:r>
-        <w:t xml:space="preserve">. </w:t>
-      </w:r>
-      <w:r>
-        <w:t>Summary Table</w:t>
-      </w:r>
-      <w:bookmarkEnd w:id="8"/>
-    </w:p>
-    <w:p>
+        <w:spacing w:line="360" w:lineRule="auto"/>
+        <w:rPr>
+          <w:rStyle w:val="Heading3Char"/>
+        </w:rPr>
+      </w:pPr>
       <w:r>
         <w:rPr>
           <w:noProof/>
@@ -3353,7 +3909,7 @@
                     <pic:cNvPicPr/>
                   </pic:nvPicPr>
                   <pic:blipFill>
-                    <a:blip r:embed="rId15">
+                    <a:blip r:embed="rId16">
                       <a:extLst>
                         <a:ext uri="{28A0092B-C50C-407E-A947-70E740481C1C}">
                           <a14:useLocalDpi xmlns:a14="http://schemas.microsoft.com/office/drawing/2010/main" val="0"/>
@@ -3379,59 +3935,64 @@
           </wp:inline>
         </w:drawing>
       </w:r>
-    </w:p>
-    <w:p>
-      <w:pPr>
+      <w:r>
+        <w:rPr>
+          <w:rStyle w:val="Heading3Char"/>
+        </w:rPr>
+        <w:t>Figure 8. Summary Table</w:t>
+      </w:r>
+    </w:p>
+    <w:p>
+      <w:pPr>
+        <w:pStyle w:val="Heading2"/>
+        <w:rPr>
+          <w:rStyle w:val="Heading3Char"/>
+        </w:rPr>
+      </w:pPr>
+      <w:bookmarkStart w:id="8" w:name="_Toc227963463"/>
+      <w:r>
+        <w:rPr>
+          <w:rStyle w:val="Heading3Char"/>
+        </w:rPr>
+        <w:t>Diagrams for Analysis and Insights</w:t>
+      </w:r>
+      <w:bookmarkEnd w:id="8"/>
+    </w:p>
+    <w:p>
+      <w:pPr>
+        <w:spacing w:line="360" w:lineRule="auto"/>
         <w:rPr>
           <w:color w:val="000000"/>
-          <w:sz w:val="27"/>
-          <w:szCs w:val="27"/>
-        </w:rPr>
-      </w:pPr>
-      <w:r>
+        </w:rPr>
+      </w:pPr>
+      <w:r>
+        <w:t xml:space="preserve">9. </w:t>
+      </w:r>
+      <w:r>
+        <w:rPr>
+          <w:color w:val="000000"/>
+        </w:rPr>
+        <w:t>This scatter plot illustrates the relationship between risk (beta) and return, helping identify whether higher risk leads to higher returns.</w:t>
+      </w:r>
+    </w:p>
+    <w:p>
+      <w:pPr>
+        <w:spacing w:line="360" w:lineRule="auto"/>
         <w:rPr>
           <w:rFonts w:ascii="-webkit-standard" w:hAnsi="-webkit-standard"/>
           <w:color w:val="000000"/>
           <w:sz w:val="27"/>
           <w:szCs w:val="27"/>
         </w:rPr>
-        <w:t>This shows the average return generated by each stock, providing a measure of overall performance.</w:t>
-      </w:r>
-    </w:p>
-    <w:p>
-      <w:pPr>
-        <w:pStyle w:val="Heading3"/>
-      </w:pPr>
-      <w:bookmarkStart w:id="9" w:name="_Toc226965368"/>
-      <w:r>
-        <w:lastRenderedPageBreak/>
-        <w:t>Figure 9</w:t>
-      </w:r>
-      <w:r>
-        <w:t xml:space="preserve">. </w:t>
-      </w:r>
-      <w:r>
-        <w:t>Graph 1 (Beta Vs Return)</w:t>
-      </w:r>
-      <w:bookmarkEnd w:id="9"/>
-    </w:p>
-    <w:p>
-      <w:pPr>
-        <w:rPr>
-          <w:rFonts w:ascii="-webkit-standard" w:hAnsi="-webkit-standard"/>
-          <w:color w:val="000000"/>
-          <w:sz w:val="27"/>
-          <w:szCs w:val="27"/>
-        </w:rPr>
       </w:pPr>
       <w:r>
         <w:rPr>
           <w:noProof/>
         </w:rPr>
         <w:drawing>
-          <wp:inline distT="0" distB="0" distL="0" distR="0" wp14:anchorId="615525C6" wp14:editId="60583375">
-            <wp:extent cx="5422900" cy="4393114"/>
-            <wp:effectExtent l="0" t="0" r="0" b="1270"/>
+          <wp:inline distT="0" distB="0" distL="0" distR="0" wp14:anchorId="615525C6" wp14:editId="26823FDE">
+            <wp:extent cx="5314950" cy="3666757"/>
+            <wp:effectExtent l="0" t="0" r="0" b="0"/>
             <wp:docPr id="417457866" name="Picture 9" descr="A screen shot of a graph&#10;&#10;AI-generated content may be incorrect."/>
             <wp:cNvGraphicFramePr>
               <a:graphicFrameLocks xmlns:a="http://schemas.openxmlformats.org/drawingml/2006/main" noChangeAspect="1"/>
@@ -3444,7 +4005,7 @@
                     <pic:cNvPicPr/>
                   </pic:nvPicPr>
                   <pic:blipFill>
-                    <a:blip r:embed="rId16">
+                    <a:blip r:embed="rId17">
                       <a:extLst>
                         <a:ext uri="{28A0092B-C50C-407E-A947-70E740481C1C}">
                           <a14:useLocalDpi xmlns:a14="http://schemas.microsoft.com/office/drawing/2010/main" val="0"/>
@@ -3458,7 +4019,7 @@
                   <pic:spPr>
                     <a:xfrm>
                       <a:off x="0" y="0"/>
-                      <a:ext cx="5441661" cy="4408313"/>
+                      <a:ext cx="5350549" cy="3691317"/>
                     </a:xfrm>
                     <a:prstGeom prst="rect">
                       <a:avLst/>
@@ -3470,54 +4031,44 @@
           </wp:inline>
         </w:drawing>
       </w:r>
-      <w:r>
-        <w:rPr>
-          <w:rFonts w:ascii="-webkit-standard" w:hAnsi="-webkit-standard"/>
-          <w:color w:val="000000"/>
-          <w:sz w:val="27"/>
-          <w:szCs w:val="27"/>
-        </w:rPr>
-        <w:t>This scatter plot illustrates the relationship between risk (beta) and return, helping identify whether higher risk leads to higher returns.</w:t>
-      </w:r>
-    </w:p>
-    <w:p>
-      <w:pPr>
-        <w:rPr>
-          <w:rFonts w:ascii="-webkit-standard" w:hAnsi="-webkit-standard"/>
-          <w:color w:val="000000"/>
-          <w:sz w:val="27"/>
-          <w:szCs w:val="27"/>
-        </w:rPr>
-      </w:pPr>
-    </w:p>
-    <w:p>
-      <w:pPr>
-        <w:rPr>
-          <w:rFonts w:ascii="-webkit-standard" w:hAnsi="-webkit-standard"/>
-          <w:color w:val="000000"/>
-          <w:sz w:val="27"/>
-          <w:szCs w:val="27"/>
-        </w:rPr>
-      </w:pPr>
     </w:p>
     <w:p>
       <w:pPr>
         <w:pStyle w:val="Heading3"/>
-      </w:pPr>
-      <w:bookmarkStart w:id="10" w:name="_Toc226965369"/>
-      <w:r>
+        <w:spacing w:line="360" w:lineRule="auto"/>
+        <w:rPr>
+          <w:sz w:val="24"/>
+          <w:szCs w:val="24"/>
+        </w:rPr>
+      </w:pPr>
+      <w:bookmarkStart w:id="9" w:name="_Toc227963464"/>
+      <w:r>
+        <w:rPr>
+          <w:sz w:val="24"/>
+          <w:szCs w:val="24"/>
+        </w:rPr>
         <w:lastRenderedPageBreak/>
-        <w:t>Figure 10</w:t>
-      </w:r>
-      <w:r>
-        <w:t xml:space="preserve">. </w:t>
-      </w:r>
-      <w:r>
-        <w:t>Graph 2 (Volatility Distribution)</w:t>
+        <w:t>Figure 9. Graph 1 (Beta Vs Return)</w:t>
+      </w:r>
+      <w:bookmarkEnd w:id="9"/>
+    </w:p>
+    <w:p>
+      <w:pPr>
+        <w:spacing w:line="360" w:lineRule="auto"/>
+      </w:pPr>
+      <w:bookmarkStart w:id="10" w:name="_Toc226963434"/>
+      <w:r>
+        <w:t xml:space="preserve">10. </w:t>
+      </w:r>
+      <w:r>
+        <w:t>This histogram shows the distribution of stock volatility, highlighting how risk levels vary across the S&amp;P 500.</w:t>
       </w:r>
       <w:bookmarkEnd w:id="10"/>
     </w:p>
     <w:p>
+      <w:pPr>
+        <w:spacing w:line="360" w:lineRule="auto"/>
+      </w:pPr>
       <w:r>
         <w:rPr>
           <w:noProof/>
@@ -3538,7 +4089,7 @@
                     <pic:cNvPicPr/>
                   </pic:nvPicPr>
                   <pic:blipFill>
-                    <a:blip r:embed="rId17">
+                    <a:blip r:embed="rId18">
                       <a:extLst>
                         <a:ext uri="{28A0092B-C50C-407E-A947-70E740481C1C}">
                           <a14:useLocalDpi xmlns:a14="http://schemas.microsoft.com/office/drawing/2010/main" val="0"/>
@@ -3566,43 +4117,47 @@
       </w:r>
     </w:p>
     <w:p>
-      <w:bookmarkStart w:id="11" w:name="_Toc226963434"/>
-      <w:r>
-        <w:t>This histogram shows the distribution of stock volatility, highlighting how risk levels vary across the S&amp;P 500.</w:t>
+      <w:pPr>
+        <w:pStyle w:val="Heading3"/>
+        <w:spacing w:line="360" w:lineRule="auto"/>
+        <w:rPr>
+          <w:sz w:val="24"/>
+          <w:szCs w:val="24"/>
+        </w:rPr>
+      </w:pPr>
+      <w:bookmarkStart w:id="11" w:name="_Toc227963465"/>
+      <w:r>
+        <w:rPr>
+          <w:sz w:val="24"/>
+          <w:szCs w:val="24"/>
+        </w:rPr>
+        <w:t>Figure 10. Graph 2 (Volatility Distribution)</w:t>
       </w:r>
       <w:bookmarkEnd w:id="11"/>
     </w:p>
     <w:p>
       <w:pPr>
-        <w:pStyle w:val="Heading1"/>
-        <w:rPr>
-          <w:rFonts w:asciiTheme="minorHAnsi" w:hAnsiTheme="minorHAnsi"/>
-        </w:rPr>
-      </w:pPr>
-      <w:bookmarkStart w:id="12" w:name="_Toc226965370"/>
-      <w:r>
-        <w:rPr>
-          <w:rFonts w:asciiTheme="minorHAnsi" w:hAnsiTheme="minorHAnsi"/>
-        </w:rPr>
+        <w:pStyle w:val="Heading2"/>
+      </w:pPr>
+      <w:bookmarkStart w:id="12" w:name="_Toc227963466"/>
+      <w:r>
+        <w:t xml:space="preserve">Process for </w:t>
+      </w:r>
+      <w:r>
         <w:t>Data Collection and Analysis</w:t>
       </w:r>
       <w:bookmarkEnd w:id="12"/>
     </w:p>
     <w:p>
       <w:pPr>
-        <w:pStyle w:val="Heading2"/>
-        <w:rPr>
-          <w:rFonts w:asciiTheme="minorHAnsi" w:hAnsiTheme="minorHAnsi"/>
-        </w:rPr>
-      </w:pPr>
-      <w:bookmarkStart w:id="13" w:name="_Toc226965371"/>
+        <w:pStyle w:val="Heading3"/>
+      </w:pPr>
+      <w:bookmarkStart w:id="13" w:name="_Toc227963467"/>
       <w:r>
         <w:rPr>
           <w:rStyle w:val="Strong"/>
-          <w:rFonts w:asciiTheme="minorHAnsi" w:hAnsiTheme="minorHAnsi"/>
           <w:b w:val="0"/>
           <w:bCs w:val="0"/>
-          <w:color w:val="000000"/>
         </w:rPr>
         <w:t>Data Collection</w:t>
       </w:r>
@@ -3611,6 +4166,7 @@
     <w:p>
       <w:pPr>
         <w:pStyle w:val="NormalWeb"/>
+        <w:spacing w:line="360" w:lineRule="auto"/>
         <w:rPr>
           <w:rFonts w:asciiTheme="minorHAnsi" w:hAnsiTheme="minorHAnsi"/>
           <w:color w:val="000000"/>
@@ -3640,22 +4196,16 @@
         <w:t xml:space="preserve"> library for the period January 2022 to January 2025.</w:t>
       </w:r>
     </w:p>
-    <w:p/>
-    <w:p>
-      <w:pPr>
-        <w:pStyle w:val="Heading2"/>
-        <w:rPr>
-          <w:rFonts w:asciiTheme="minorHAnsi" w:hAnsiTheme="minorHAnsi"/>
-        </w:rPr>
-      </w:pPr>
-      <w:bookmarkStart w:id="14" w:name="_Toc226965372"/>
+    <w:p>
+      <w:pPr>
+        <w:pStyle w:val="Heading3"/>
+      </w:pPr>
+      <w:bookmarkStart w:id="14" w:name="_Toc227963468"/>
       <w:r>
         <w:rPr>
           <w:rStyle w:val="Strong"/>
-          <w:rFonts w:asciiTheme="minorHAnsi" w:hAnsiTheme="minorHAnsi"/>
           <w:b w:val="0"/>
           <w:bCs w:val="0"/>
-          <w:color w:val="000000"/>
         </w:rPr>
         <w:lastRenderedPageBreak/>
         <w:t>Data Cleaning</w:t>
@@ -3665,6 +4215,7 @@
     <w:p>
       <w:pPr>
         <w:pStyle w:val="NormalWeb"/>
+        <w:spacing w:line="360" w:lineRule="auto"/>
         <w:rPr>
           <w:rFonts w:asciiTheme="minorHAnsi" w:hAnsiTheme="minorHAnsi"/>
           <w:color w:val="000000"/>
@@ -3675,25 +4226,35 @@
           <w:rFonts w:asciiTheme="minorHAnsi" w:hAnsiTheme="minorHAnsi"/>
           <w:color w:val="000000"/>
         </w:rPr>
-        <w:t>The dataset initially contained missing values for some companies. To ensure consistency, any stocks with incomplete data were removed. This resulted in a clean dataset with fewer tickers but complete observations across the entire time period.</w:t>
-      </w:r>
-    </w:p>
-    <w:p/>
-    <w:p>
-      <w:pPr>
-        <w:pStyle w:val="Heading2"/>
+        <w:t xml:space="preserve">The dataset initially contained missing values for some companies. To ensure consistency, any stocks with incomplete data were removed. This resulted in a clean dataset with fewer tickers but complete observations across the entire </w:t>
+      </w:r>
+      <w:proofErr w:type="gramStart"/>
+      <w:r>
         <w:rPr>
           <w:rFonts w:asciiTheme="minorHAnsi" w:hAnsiTheme="minorHAnsi"/>
-        </w:rPr>
-      </w:pPr>
-      <w:bookmarkStart w:id="15" w:name="_Toc226965373"/>
+          <w:color w:val="000000"/>
+        </w:rPr>
+        <w:t>time period</w:t>
+      </w:r>
+      <w:proofErr w:type="gramEnd"/>
+      <w:r>
+        <w:rPr>
+          <w:rFonts w:asciiTheme="minorHAnsi" w:hAnsiTheme="minorHAnsi"/>
+          <w:color w:val="000000"/>
+        </w:rPr>
+        <w:t>.</w:t>
+      </w:r>
+    </w:p>
+    <w:p>
+      <w:pPr>
+        <w:pStyle w:val="Heading3"/>
+      </w:pPr>
+      <w:bookmarkStart w:id="15" w:name="_Toc227963469"/>
       <w:r>
         <w:rPr>
           <w:rStyle w:val="Strong"/>
-          <w:rFonts w:asciiTheme="minorHAnsi" w:hAnsiTheme="minorHAnsi"/>
           <w:b w:val="0"/>
           <w:bCs w:val="0"/>
-          <w:color w:val="000000"/>
         </w:rPr>
         <w:t>Return Calculation</w:t>
       </w:r>
@@ -3702,6 +4263,7 @@
     <w:p>
       <w:pPr>
         <w:pStyle w:val="NormalWeb"/>
+        <w:spacing w:line="360" w:lineRule="auto"/>
         <w:rPr>
           <w:rFonts w:asciiTheme="minorHAnsi" w:hAnsiTheme="minorHAnsi"/>
           <w:color w:val="000000"/>
@@ -3715,22 +4277,16 @@
         <w:t>Daily returns were calculated using percentage changes in adjusted closing prices. These returns form the foundation for analysing stock performance and risk.</w:t>
       </w:r>
     </w:p>
-    <w:p/>
-    <w:p>
-      <w:pPr>
-        <w:pStyle w:val="Heading2"/>
-        <w:rPr>
-          <w:rFonts w:asciiTheme="minorHAnsi" w:hAnsiTheme="minorHAnsi"/>
-        </w:rPr>
-      </w:pPr>
-      <w:bookmarkStart w:id="16" w:name="_Toc226965374"/>
+    <w:p>
+      <w:pPr>
+        <w:pStyle w:val="Heading3"/>
+      </w:pPr>
+      <w:bookmarkStart w:id="16" w:name="_Toc227963470"/>
       <w:r>
         <w:rPr>
           <w:rStyle w:val="Strong"/>
-          <w:rFonts w:asciiTheme="minorHAnsi" w:hAnsiTheme="minorHAnsi"/>
           <w:b w:val="0"/>
           <w:bCs w:val="0"/>
-          <w:color w:val="000000"/>
         </w:rPr>
         <w:t>Beta Calculation</w:t>
       </w:r>
@@ -3739,6 +4295,7 @@
     <w:p>
       <w:pPr>
         <w:pStyle w:val="NormalWeb"/>
+        <w:spacing w:line="360" w:lineRule="auto"/>
         <w:rPr>
           <w:rFonts w:asciiTheme="minorHAnsi" w:hAnsiTheme="minorHAnsi"/>
           <w:color w:val="000000"/>
@@ -3752,22 +4309,16 @@
         <w:t>Beta was calculated for each stock to measure its sensitivity to overall market movements. A higher beta indicates greater volatility relative to the market, while a lower beta suggests more stable performance.</w:t>
       </w:r>
     </w:p>
-    <w:p/>
-    <w:p>
-      <w:pPr>
-        <w:pStyle w:val="Heading2"/>
-        <w:rPr>
-          <w:rFonts w:asciiTheme="minorHAnsi" w:hAnsiTheme="minorHAnsi"/>
-        </w:rPr>
-      </w:pPr>
-      <w:bookmarkStart w:id="17" w:name="_Toc226965375"/>
+    <w:p>
+      <w:pPr>
+        <w:pStyle w:val="Heading3"/>
+      </w:pPr>
+      <w:bookmarkStart w:id="17" w:name="_Toc227963471"/>
       <w:r>
         <w:rPr>
           <w:rStyle w:val="Strong"/>
-          <w:rFonts w:asciiTheme="minorHAnsi" w:hAnsiTheme="minorHAnsi"/>
           <w:b w:val="0"/>
           <w:bCs w:val="0"/>
-          <w:color w:val="000000"/>
         </w:rPr>
         <w:t>Volatility Calculation</w:t>
       </w:r>
@@ -3776,6 +4327,7 @@
     <w:p>
       <w:pPr>
         <w:pStyle w:val="NormalWeb"/>
+        <w:spacing w:line="360" w:lineRule="auto"/>
         <w:rPr>
           <w:rFonts w:asciiTheme="minorHAnsi" w:hAnsiTheme="minorHAnsi"/>
           <w:color w:val="000000"/>
@@ -3786,25 +4338,26 @@
           <w:rFonts w:asciiTheme="minorHAnsi" w:hAnsiTheme="minorHAnsi"/>
           <w:color w:val="000000"/>
         </w:rPr>
-        <w:t>Volatility was calculated as the standard deviation of daily returns and annualised using the square root of 252 trading days. This provides a measure of the risk associated with each stock.</w:t>
-      </w:r>
-    </w:p>
-    <w:p/>
-    <w:p>
-      <w:pPr>
-        <w:pStyle w:val="Heading2"/>
+        <w:t xml:space="preserve">Volatility was calculated as the standard deviation of daily returns and annualised using the square root of 252 trading days. This provides a measure of the risk associated with </w:t>
+      </w:r>
+      <w:r>
         <w:rPr>
           <w:rFonts w:asciiTheme="minorHAnsi" w:hAnsiTheme="minorHAnsi"/>
-        </w:rPr>
-      </w:pPr>
-      <w:bookmarkStart w:id="18" w:name="_Toc226965376"/>
+          <w:color w:val="000000"/>
+        </w:rPr>
+        <w:t>each stock.</w:t>
+      </w:r>
+    </w:p>
+    <w:p>
+      <w:pPr>
+        <w:pStyle w:val="Heading3"/>
+      </w:pPr>
+      <w:bookmarkStart w:id="18" w:name="_Toc227963472"/>
       <w:r>
         <w:rPr>
           <w:rStyle w:val="Strong"/>
-          <w:rFonts w:asciiTheme="minorHAnsi" w:hAnsiTheme="minorHAnsi"/>
           <w:b w:val="0"/>
           <w:bCs w:val="0"/>
-          <w:color w:val="000000"/>
         </w:rPr>
         <w:t>Summary Metrics</w:t>
       </w:r>
@@ -3813,6 +4366,7 @@
     <w:p>
       <w:pPr>
         <w:pStyle w:val="NormalWeb"/>
+        <w:spacing w:line="360" w:lineRule="auto"/>
         <w:rPr>
           <w:rFonts w:asciiTheme="minorHAnsi" w:hAnsiTheme="minorHAnsi"/>
           <w:color w:val="000000"/>
@@ -3826,23 +4380,18 @@
         <w:t>A summary dataset was created by combining average returns, beta values, and volatility. This allows for direct comparison of stocks based on both performance and risk.</w:t>
       </w:r>
     </w:p>
-    <w:p/>
-    <w:p>
-      <w:pPr>
-        <w:pStyle w:val="Heading2"/>
-        <w:rPr>
-          <w:rFonts w:asciiTheme="minorHAnsi" w:hAnsiTheme="minorHAnsi"/>
-        </w:rPr>
-      </w:pPr>
-      <w:bookmarkStart w:id="19" w:name="_Toc226965377"/>
+    <w:p>
+      <w:pPr>
+        <w:pStyle w:val="Heading3"/>
+      </w:pPr>
+      <w:bookmarkStart w:id="19" w:name="_Toc227963473"/>
       <w:r>
         <w:rPr>
           <w:rStyle w:val="Strong"/>
-          <w:rFonts w:asciiTheme="minorHAnsi" w:hAnsiTheme="minorHAnsi"/>
           <w:b w:val="0"/>
           <w:bCs w:val="0"/>
-          <w:color w:val="000000"/>
-        </w:rPr>
+        </w:rPr>
+        <w:lastRenderedPageBreak/>
         <w:t>Visual Analysis</w:t>
       </w:r>
       <w:bookmarkEnd w:id="19"/>
@@ -3850,6 +4399,7 @@
     <w:p>
       <w:pPr>
         <w:pStyle w:val="NormalWeb"/>
+        <w:spacing w:line="360" w:lineRule="auto"/>
         <w:rPr>
           <w:rFonts w:asciiTheme="minorHAnsi" w:hAnsiTheme="minorHAnsi"/>
           <w:color w:val="000000"/>
@@ -3860,7 +4410,28 @@
           <w:rFonts w:asciiTheme="minorHAnsi" w:hAnsiTheme="minorHAnsi"/>
           <w:color w:val="000000"/>
         </w:rPr>
-        <w:t>Two visualisations were created to support the analysis:</w:t>
+        <w:t>Two visualisations were created to support the analysis</w:t>
+      </w:r>
+      <w:r>
+        <w:rPr>
+          <w:rFonts w:asciiTheme="minorHAnsi" w:hAnsiTheme="minorHAnsi"/>
+          <w:color w:val="000000"/>
+        </w:rPr>
+        <w:t xml:space="preserve"> and </w:t>
+      </w:r>
+      <w:r>
+        <w:rPr>
+          <w:rFonts w:asciiTheme="minorHAnsi" w:hAnsiTheme="minorHAnsi"/>
+          <w:color w:val="000000"/>
+        </w:rPr>
+        <w:t>provide insight into how risk and return vary across different stocks</w:t>
+      </w:r>
+      <w:r>
+        <w:rPr>
+          <w:rFonts w:asciiTheme="minorHAnsi" w:hAnsiTheme="minorHAnsi"/>
+          <w:color w:val="000000"/>
+        </w:rPr>
+        <w:t>:</w:t>
       </w:r>
     </w:p>
     <w:p>
@@ -3869,7 +4440,7 @@
           <w:ilvl w:val="0"/>
           <w:numId w:val="1"/>
         </w:numPr>
-        <w:spacing w:before="100" w:beforeAutospacing="1" w:after="100" w:afterAutospacing="1" w:line="240" w:lineRule="auto"/>
+        <w:spacing w:before="100" w:beforeAutospacing="1" w:after="100" w:afterAutospacing="1" w:line="360" w:lineRule="auto"/>
         <w:rPr>
           <w:color w:val="000000"/>
         </w:rPr>
@@ -3887,7 +4458,7 @@
           <w:ilvl w:val="0"/>
           <w:numId w:val="1"/>
         </w:numPr>
-        <w:spacing w:before="100" w:beforeAutospacing="1" w:after="100" w:afterAutospacing="1" w:line="240" w:lineRule="auto"/>
+        <w:spacing w:before="100" w:beforeAutospacing="1" w:after="100" w:afterAutospacing="1" w:line="360" w:lineRule="auto"/>
         <w:rPr>
           <w:color w:val="000000"/>
         </w:rPr>
@@ -3901,69 +4472,105 @@
     </w:p>
     <w:p>
       <w:pPr>
-        <w:pStyle w:val="NormalWeb"/>
+        <w:spacing w:before="100" w:beforeAutospacing="1" w:after="100" w:afterAutospacing="1" w:line="360" w:lineRule="auto"/>
+        <w:rPr>
+          <w:color w:val="000000"/>
+        </w:rPr>
+      </w:pPr>
+    </w:p>
+    <w:p>
+      <w:pPr>
+        <w:spacing w:before="100" w:beforeAutospacing="1" w:after="100" w:afterAutospacing="1" w:line="360" w:lineRule="auto"/>
+        <w:rPr>
+          <w:color w:val="000000"/>
+        </w:rPr>
+      </w:pPr>
+    </w:p>
+    <w:p>
+      <w:pPr>
+        <w:spacing w:before="100" w:beforeAutospacing="1" w:after="100" w:afterAutospacing="1" w:line="360" w:lineRule="auto"/>
+        <w:rPr>
+          <w:color w:val="000000"/>
+        </w:rPr>
+      </w:pPr>
+    </w:p>
+    <w:p>
+      <w:pPr>
+        <w:spacing w:before="100" w:beforeAutospacing="1" w:after="100" w:afterAutospacing="1" w:line="360" w:lineRule="auto"/>
+        <w:rPr>
+          <w:color w:val="000000"/>
+        </w:rPr>
+      </w:pPr>
+    </w:p>
+    <w:p>
+      <w:pPr>
+        <w:spacing w:before="100" w:beforeAutospacing="1" w:after="100" w:afterAutospacing="1" w:line="360" w:lineRule="auto"/>
+        <w:rPr>
+          <w:color w:val="000000"/>
+        </w:rPr>
+      </w:pPr>
+    </w:p>
+    <w:p>
+      <w:pPr>
+        <w:spacing w:before="100" w:beforeAutospacing="1" w:after="100" w:afterAutospacing="1" w:line="360" w:lineRule="auto"/>
+        <w:rPr>
+          <w:color w:val="000000"/>
+        </w:rPr>
+      </w:pPr>
+    </w:p>
+    <w:p>
+      <w:pPr>
+        <w:spacing w:before="100" w:beforeAutospacing="1" w:after="100" w:afterAutospacing="1" w:line="360" w:lineRule="auto"/>
+        <w:rPr>
+          <w:color w:val="000000"/>
+        </w:rPr>
+      </w:pPr>
+    </w:p>
+    <w:p>
+      <w:pPr>
+        <w:pStyle w:val="Heading1"/>
+        <w:spacing w:line="360" w:lineRule="auto"/>
         <w:rPr>
           <w:rFonts w:asciiTheme="minorHAnsi" w:hAnsiTheme="minorHAnsi"/>
-          <w:color w:val="000000"/>
-        </w:rPr>
-      </w:pPr>
-      <w:r>
-        <w:rPr>
-          <w:rFonts w:asciiTheme="minorHAnsi" w:hAnsiTheme="minorHAnsi"/>
-          <w:color w:val="000000"/>
-        </w:rPr>
-        <w:t>These visualisations provide insight into how risk and return vary across different stocks.</w:t>
-      </w:r>
+        </w:rPr>
+      </w:pPr>
     </w:p>
     <w:p/>
+    <w:p/>
+    <w:p/>
+    <w:p/>
+    <w:p/>
     <w:p>
       <w:pPr>
         <w:pStyle w:val="Heading1"/>
-        <w:rPr>
-          <w:rFonts w:asciiTheme="minorHAnsi" w:hAnsiTheme="minorHAnsi"/>
-        </w:rPr>
-      </w:pPr>
-      <w:bookmarkStart w:id="20" w:name="_Toc226965378"/>
-      <w:r>
-        <w:rPr>
-          <w:rFonts w:asciiTheme="minorHAnsi" w:hAnsiTheme="minorHAnsi"/>
-        </w:rPr>
-        <w:t xml:space="preserve">Task </w:t>
-      </w:r>
-      <w:r>
-        <w:rPr>
-          <w:rFonts w:asciiTheme="minorHAnsi" w:hAnsiTheme="minorHAnsi"/>
-        </w:rPr>
-        <w:t>B</w:t>
+      </w:pPr>
+      <w:bookmarkStart w:id="20" w:name="_Toc227963474"/>
+      <w:r>
+        <w:lastRenderedPageBreak/>
+        <w:t>Task B</w:t>
       </w:r>
       <w:bookmarkEnd w:id="20"/>
     </w:p>
     <w:p>
       <w:pPr>
-        <w:pStyle w:val="Heading1"/>
-        <w:rPr>
-          <w:rFonts w:asciiTheme="minorHAnsi" w:hAnsiTheme="minorHAnsi"/>
-        </w:rPr>
-      </w:pPr>
-      <w:bookmarkStart w:id="21" w:name="_Toc226965379"/>
-      <w:r>
-        <w:rPr>
-          <w:rFonts w:asciiTheme="minorHAnsi" w:hAnsiTheme="minorHAnsi"/>
-        </w:rPr>
+        <w:pStyle w:val="Heading2"/>
+      </w:pPr>
+      <w:bookmarkStart w:id="21" w:name="_Toc227963475"/>
+      <w:r>
         <w:t>Agglomerative Clustering</w:t>
       </w:r>
       <w:bookmarkEnd w:id="21"/>
     </w:p>
     <w:p>
       <w:pPr>
-        <w:pStyle w:val="Heading2"/>
+        <w:pStyle w:val="Heading3"/>
         <w:rPr>
           <w:rStyle w:val="Strong"/>
           <w:b w:val="0"/>
           <w:bCs w:val="0"/>
         </w:rPr>
       </w:pPr>
-      <w:bookmarkStart w:id="22" w:name="_Toc226965380"/>
+      <w:bookmarkStart w:id="22" w:name="_Toc227963476"/>
       <w:r>
         <w:rPr>
           <w:rStyle w:val="Strong"/>
@@ -3975,6 +4582,9 @@
       <w:bookmarkEnd w:id="22"/>
     </w:p>
     <w:p>
+      <w:pPr>
+        <w:spacing w:line="360" w:lineRule="auto"/>
+      </w:pPr>
       <w:r>
         <w:t xml:space="preserve">Agglomerative clustering </w:t>
       </w:r>
@@ -3998,6 +4608,9 @@
       </w:r>
     </w:p>
     <w:p>
+      <w:pPr>
+        <w:spacing w:line="360" w:lineRule="auto"/>
+      </w:pPr>
       <w:r>
         <w:t xml:space="preserve">For the clustering process, the summary </w:t>
       </w:r>
@@ -4011,11 +4624,7 @@
         <w:t xml:space="preserve"> modelling the clust</w:t>
       </w:r>
       <w:r>
-        <w:t xml:space="preserve">ers. Average daily return, annual </w:t>
-      </w:r>
-      <w:r>
-        <w:lastRenderedPageBreak/>
-        <w:t xml:space="preserve">volatility and beta </w:t>
+        <w:t xml:space="preserve">ers. Average daily return, annual volatility and beta </w:t>
       </w:r>
       <w:r>
         <w:t xml:space="preserve">are all continuous variables that observe gradual transitions </w:t>
@@ -4036,22 +4645,16 @@
         <w:t xml:space="preserve">e interpretability of agglomerative clustering </w:t>
       </w:r>
       <w:r>
-        <w:t xml:space="preserve">makes it effective at </w:t>
-      </w:r>
-      <w:r>
-        <w:t>produc</w:t>
-      </w:r>
-      <w:r>
-        <w:t>ing</w:t>
-      </w:r>
-      <w:r>
-        <w:t xml:space="preserve"> actionable portfolio grouping</w:t>
+        <w:t>makes it effective at producing actionable portfolio grouping</w:t>
       </w:r>
       <w:r>
         <w:t xml:space="preserve">. </w:t>
       </w:r>
     </w:p>
     <w:p>
+      <w:pPr>
+        <w:spacing w:line="360" w:lineRule="auto"/>
+      </w:pPr>
       <w:r>
         <w:t xml:space="preserve">However, a potential limitation of this </w:t>
       </w:r>
@@ -4077,17 +4680,16 @@
         <w:t xml:space="preserve">is stock portfolio analysis. </w:t>
       </w:r>
     </w:p>
-    <w:p/>
-    <w:p>
-      <w:pPr>
-        <w:pStyle w:val="Heading2"/>
+    <w:p>
+      <w:pPr>
+        <w:pStyle w:val="Heading3"/>
         <w:rPr>
           <w:rStyle w:val="Strong"/>
           <w:b w:val="0"/>
           <w:bCs w:val="0"/>
         </w:rPr>
       </w:pPr>
-      <w:bookmarkStart w:id="23" w:name="_Toc226965381"/>
+      <w:bookmarkStart w:id="23" w:name="_Toc227963477"/>
       <w:r>
         <w:rPr>
           <w:rStyle w:val="Strong"/>
@@ -4107,6 +4709,9 @@
       <w:bookmarkEnd w:id="23"/>
     </w:p>
     <w:p>
+      <w:pPr>
+        <w:spacing w:line="360" w:lineRule="auto"/>
+      </w:pPr>
       <w:r>
         <w:t>T</w:t>
       </w:r>
@@ -4127,10 +4732,14 @@
       </w:r>
     </w:p>
     <w:p>
+      <w:pPr>
+        <w:spacing w:line="360" w:lineRule="auto"/>
+      </w:pPr>
       <w:r>
         <w:rPr>
           <w:noProof/>
         </w:rPr>
+        <w:lastRenderedPageBreak/>
         <w:drawing>
           <wp:inline distT="0" distB="0" distL="0" distR="0" wp14:anchorId="1C47E2AC" wp14:editId="78078A08">
             <wp:extent cx="3657600" cy="2895600"/>
@@ -4149,7 +4758,7 @@
                     </pic:cNvPicPr>
                   </pic:nvPicPr>
                   <pic:blipFill>
-                    <a:blip r:embed="rId18">
+                    <a:blip r:embed="rId19">
                       <a:extLst>
                         <a:ext uri="{28A0092B-C50C-407E-A947-70E740481C1C}">
                           <a14:useLocalDpi xmlns:a14="http://schemas.microsoft.com/office/drawing/2010/main" val="0"/>
@@ -4184,78 +4793,123 @@
     <w:p>
       <w:pPr>
         <w:pStyle w:val="Heading3"/>
-      </w:pPr>
-      <w:bookmarkStart w:id="24" w:name="_Toc226965382"/>
-      <w:r>
+        <w:spacing w:line="360" w:lineRule="auto"/>
+        <w:rPr>
+          <w:sz w:val="24"/>
+          <w:szCs w:val="24"/>
+        </w:rPr>
+      </w:pPr>
+      <w:bookmarkStart w:id="24" w:name="_Toc227963478"/>
+      <w:r>
+        <w:rPr>
+          <w:sz w:val="24"/>
+          <w:szCs w:val="24"/>
+        </w:rPr>
+        <w:t xml:space="preserve">Figure </w:t>
+      </w:r>
+      <w:r>
+        <w:rPr>
+          <w:sz w:val="24"/>
+          <w:szCs w:val="24"/>
+        </w:rPr>
+        <w:t>1</w:t>
+      </w:r>
+      <w:r>
+        <w:rPr>
+          <w:sz w:val="24"/>
+          <w:szCs w:val="24"/>
+        </w:rPr>
+        <w:t>1</w:t>
+      </w:r>
+      <w:r>
+        <w:rPr>
+          <w:sz w:val="24"/>
+          <w:szCs w:val="24"/>
+        </w:rPr>
+        <w:t>.</w:t>
+      </w:r>
+      <w:r>
+        <w:rPr>
+          <w:sz w:val="24"/>
+          <w:szCs w:val="24"/>
+        </w:rPr>
+        <w:t xml:space="preserve"> Silhouette plot for </w:t>
+      </w:r>
+      <w:r>
+        <w:rPr>
+          <w:sz w:val="24"/>
+          <w:szCs w:val="24"/>
+        </w:rPr>
+        <w:t>2-9 clusters</w:t>
+      </w:r>
+      <w:bookmarkEnd w:id="24"/>
+    </w:p>
+    <w:p>
+      <w:pPr>
+        <w:spacing w:line="360" w:lineRule="auto"/>
+      </w:pPr>
+      <w:r>
+        <w:t xml:space="preserve">3,4 and 5 clusters </w:t>
+      </w:r>
+      <w:r>
+        <w:t xml:space="preserve">were moved forward for further visual analysis as they </w:t>
+      </w:r>
+      <w:r>
+        <w:t xml:space="preserve">showed strong silhouette scores while also offering a richer and more informative segmentation structure. </w:t>
+      </w:r>
+    </w:p>
+    <w:p>
+      <w:pPr>
+        <w:spacing w:line="360" w:lineRule="auto"/>
+      </w:pPr>
+      <w:r>
+        <w:t xml:space="preserve">In order to further investigate the cluster segmentation of these </w:t>
+      </w:r>
+      <w:r>
+        <w:t xml:space="preserve">clusters, each number of clusters was </w:t>
+      </w:r>
+      <w:r>
+        <w:t>put into an agglomerative clustering model</w:t>
+      </w:r>
+      <w:r>
+        <w:t xml:space="preserve">. A plot for each model was then made for visual analysis. </w:t>
+      </w:r>
+    </w:p>
+    <w:p>
+      <w:pPr>
+        <w:spacing w:line="360" w:lineRule="auto"/>
+      </w:pPr>
+      <w:r>
+        <w:t>After visually comparing the three c</w:t>
+      </w:r>
+      <w:r>
+        <w:t>luster</w:t>
+      </w:r>
+      <w:r>
+        <w:t xml:space="preserve"> model</w:t>
+      </w:r>
+      <w:r>
+        <w:t xml:space="preserve"> solutions, the four-cluster model was selected as the most appropriate configuration because it provided the strongest balance between interpretability, granularity, and meaningful financial segmentation.</w:t>
+      </w:r>
+    </w:p>
+    <w:p>
+      <w:pPr>
+        <w:spacing w:line="360" w:lineRule="auto"/>
+      </w:pPr>
+    </w:p>
+    <w:p>
+      <w:pPr>
+        <w:spacing w:line="360" w:lineRule="auto"/>
+      </w:pPr>
+      <w:r>
+        <w:rPr>
+          <w:noProof/>
+        </w:rPr>
         <w:lastRenderedPageBreak/>
-        <w:t xml:space="preserve">Figure </w:t>
-      </w:r>
-      <w:r>
-        <w:t>1</w:t>
-      </w:r>
-      <w:r>
-        <w:t>1</w:t>
-      </w:r>
-      <w:r>
-        <w:t>.</w:t>
-      </w:r>
-      <w:r>
-        <w:t xml:space="preserve"> Silhouette plot for </w:t>
-      </w:r>
-      <w:r>
-        <w:t>2-9 clusters</w:t>
-      </w:r>
-      <w:bookmarkEnd w:id="24"/>
-    </w:p>
-    <w:p>
-      <w:r>
-        <w:t xml:space="preserve">3,4 and 5 clusters </w:t>
-      </w:r>
-      <w:r>
-        <w:t xml:space="preserve">were moved forward for further visual analysis as they </w:t>
-      </w:r>
-      <w:r>
-        <w:t xml:space="preserve">showed strong silhouette scores while also offering a richer and more informative segmentation structure. </w:t>
-      </w:r>
-    </w:p>
-    <w:p>
-      <w:r>
-        <w:t xml:space="preserve">In order to further investigate the cluster segmentation of these </w:t>
-      </w:r>
-      <w:r>
-        <w:t xml:space="preserve">clusters, each number of clusters was </w:t>
-      </w:r>
-      <w:r>
-        <w:t>put into an agglomerative clustering model</w:t>
-      </w:r>
-      <w:r>
-        <w:t xml:space="preserve">. A plot for each model was then made for visual analysis. </w:t>
-      </w:r>
-    </w:p>
-    <w:p>
-      <w:r>
-        <w:t>After visually comparing the three c</w:t>
-      </w:r>
-      <w:r>
-        <w:t>luster</w:t>
-      </w:r>
-      <w:r>
-        <w:t xml:space="preserve"> model</w:t>
-      </w:r>
-      <w:r>
-        <w:t xml:space="preserve"> solutions, the four-cluster model was selected as the most appropriate configuration because it provided the strongest balance between interpretability, granularity, and meaningful financial segmentation.</w:t>
-      </w:r>
-    </w:p>
-    <w:p/>
-    <w:p>
-      <w:r>
-        <w:rPr>
-          <w:noProof/>
-        </w:rPr>
         <w:drawing>
-          <wp:inline distT="0" distB="0" distL="0" distR="0" wp14:anchorId="27490013" wp14:editId="43EB0205">
-            <wp:extent cx="3606800" cy="2895600"/>
-            <wp:effectExtent l="0" t="0" r="0" b="0"/>
+          <wp:inline distT="0" distB="0" distL="0" distR="0" wp14:anchorId="27490013" wp14:editId="7936F976">
+            <wp:extent cx="2838450" cy="2278756"/>
+            <wp:effectExtent l="0" t="0" r="0" b="7620"/>
             <wp:docPr id="276821779" name="Picture 8"/>
             <wp:cNvGraphicFramePr>
               <a:graphicFrameLocks xmlns:a="http://schemas.openxmlformats.org/drawingml/2006/main" noChangeAspect="1"/>
@@ -4265,284 +4919,6 @@
                 <pic:pic xmlns:pic="http://schemas.openxmlformats.org/drawingml/2006/picture">
                   <pic:nvPicPr>
                     <pic:cNvPr id="0" name="Picture 13"/>
-                    <pic:cNvPicPr>
-                      <a:picLocks noChangeAspect="1" noChangeArrowheads="1"/>
-                    </pic:cNvPicPr>
-                  </pic:nvPicPr>
-                  <pic:blipFill>
-                    <a:blip r:embed="rId19">
-                      <a:extLst>
-                        <a:ext uri="{28A0092B-C50C-407E-A947-70E740481C1C}">
-                          <a14:useLocalDpi xmlns:a14="http://schemas.microsoft.com/office/drawing/2010/main" val="0"/>
-                        </a:ext>
-                      </a:extLst>
-                    </a:blip>
-                    <a:srcRect/>
-                    <a:stretch>
-                      <a:fillRect/>
-                    </a:stretch>
-                  </pic:blipFill>
-                  <pic:spPr bwMode="auto">
-                    <a:xfrm>
-                      <a:off x="0" y="0"/>
-                      <a:ext cx="3606800" cy="2895600"/>
-                    </a:xfrm>
-                    <a:prstGeom prst="rect">
-                      <a:avLst/>
-                    </a:prstGeom>
-                    <a:noFill/>
-                    <a:ln>
-                      <a:noFill/>
-                    </a:ln>
-                  </pic:spPr>
-                </pic:pic>
-              </a:graphicData>
-            </a:graphic>
-          </wp:inline>
-        </w:drawing>
-      </w:r>
-    </w:p>
-    <w:p>
-      <w:pPr>
-        <w:pStyle w:val="Heading3"/>
-      </w:pPr>
-      <w:bookmarkStart w:id="25" w:name="_Toc226965383"/>
-      <w:r>
-        <w:t xml:space="preserve">Figure </w:t>
-      </w:r>
-      <w:r>
-        <w:t>1</w:t>
-      </w:r>
-      <w:r>
-        <w:t>2.</w:t>
-      </w:r>
-      <w:r>
-        <w:t xml:space="preserve"> Plot for </w:t>
-      </w:r>
-      <w:r>
-        <w:t>k=4 cluster segmentation.</w:t>
-      </w:r>
-      <w:bookmarkEnd w:id="25"/>
-      <w:r>
-        <w:t xml:space="preserve"> </w:t>
-      </w:r>
-    </w:p>
-    <w:p>
-      <w:r>
-        <w:t>While the three</w:t>
-      </w:r>
-      <w:r>
-        <w:t>-</w:t>
-      </w:r>
-      <w:r>
-        <w:t xml:space="preserve">cluster solution </w:t>
-      </w:r>
-      <w:r>
-        <w:t>presented clear separation among cluster groups, it grouped too many medium-risk stocks into broad middle categories</w:t>
-      </w:r>
-      <w:r>
-        <w:t xml:space="preserve">. This would limit </w:t>
-      </w:r>
-      <w:r>
-        <w:lastRenderedPageBreak/>
-        <w:t xml:space="preserve">the level insight that could be drawn from any analysis. </w:t>
-      </w:r>
-      <w:r>
-        <w:t xml:space="preserve">This would also mean that values with largely different beta and volatility value characteristics were merged in the same clusters, this therefore meant no distinction between lower-medium risk and higher-medium risk could be made. </w:t>
-      </w:r>
-    </w:p>
-    <w:p>
-      <w:r>
-        <w:t xml:space="preserve">The </w:t>
-      </w:r>
-      <w:r>
-        <w:t>four-cluster</w:t>
-      </w:r>
-      <w:r>
-        <w:t xml:space="preserve"> solution </w:t>
-      </w:r>
-      <w:r>
-        <w:t>would add an additional level of segmentation in this regard</w:t>
-      </w:r>
-      <w:r>
-        <w:t xml:space="preserve">, without overcomplicating the model. </w:t>
-      </w:r>
-      <w:r>
-        <w:t>This meant that clusters could be categorized into more meaningful and insightful subgroups</w:t>
-      </w:r>
-      <w:r>
-        <w:t xml:space="preserve">, especially distinguishing between </w:t>
-      </w:r>
-      <w:r>
-        <w:t>defensive low-risk stocks, stable core holdings, moderate growth stocks, and aggressive high-risk stocks.</w:t>
-      </w:r>
-      <w:r>
-        <w:t xml:space="preserve"> In terms of portfolio investment, this model </w:t>
-      </w:r>
-      <w:r>
-        <w:t>would be more aligned to reflecting different investment strategies.</w:t>
-      </w:r>
-      <w:r>
-        <w:t xml:space="preserve"> </w:t>
-      </w:r>
-    </w:p>
-    <w:p>
-      <w:r>
-        <w:t xml:space="preserve">While the five cluster model </w:t>
-      </w:r>
-      <w:r>
-        <w:t xml:space="preserve">would potentially offer greater detail in terms of sub-group, it was not chosen as the optimal model as it began to over-segment the lower risk region of the data, </w:t>
-      </w:r>
-      <w:r>
-        <w:t>Several clusters in the low-beta, low-volatility range became fragmented into groups that were visually close together and financially similar, making them harder to justify as genuinely distinct investment categories</w:t>
-      </w:r>
-      <w:r>
-        <w:t>. Therefore</w:t>
-      </w:r>
-      <w:r>
-        <w:t>,</w:t>
-      </w:r>
-      <w:r>
-        <w:t xml:space="preserve"> continuing with this model would risk </w:t>
-      </w:r>
-      <w:r>
-        <w:t xml:space="preserve">diluting the usefulness for portfolio analysis. </w:t>
-      </w:r>
-    </w:p>
-    <w:p>
-      <w:pPr>
-        <w:pStyle w:val="Heading1"/>
-        <w:rPr>
-          <w:rFonts w:asciiTheme="minorHAnsi" w:hAnsiTheme="minorHAnsi"/>
-        </w:rPr>
-      </w:pPr>
-      <w:bookmarkStart w:id="26" w:name="_Toc226965384"/>
-      <w:r>
-        <w:rPr>
-          <w:rFonts w:asciiTheme="minorHAnsi" w:hAnsiTheme="minorHAnsi"/>
-        </w:rPr>
-        <w:t>K-means</w:t>
-      </w:r>
-      <w:r>
-        <w:rPr>
-          <w:rFonts w:asciiTheme="minorHAnsi" w:hAnsiTheme="minorHAnsi"/>
-        </w:rPr>
-        <w:t xml:space="preserve"> Clustering</w:t>
-      </w:r>
-      <w:bookmarkEnd w:id="26"/>
-    </w:p>
-    <w:p>
-      <w:pPr>
-        <w:pStyle w:val="Heading2"/>
-        <w:rPr>
-          <w:rStyle w:val="Strong"/>
-          <w:b w:val="0"/>
-          <w:bCs w:val="0"/>
-        </w:rPr>
-      </w:pPr>
-      <w:bookmarkStart w:id="27" w:name="_Toc226965385"/>
-      <w:r>
-        <w:rPr>
-          <w:rStyle w:val="Strong"/>
-          <w:b w:val="0"/>
-          <w:bCs w:val="0"/>
-        </w:rPr>
-        <w:t>Appropriateness of K-means clustering</w:t>
-      </w:r>
-      <w:bookmarkEnd w:id="27"/>
-    </w:p>
-    <w:p>
-      <w:r>
-        <w:t>K</w:t>
-      </w:r>
-      <w:r>
-        <w:t xml:space="preserve">-means clustering is highly effective for partitioning numerical financial data into interpretable groups based on similarity </w:t>
-      </w:r>
-      <w:r>
-        <w:t xml:space="preserve">within groups. </w:t>
-      </w:r>
-      <w:r>
-        <w:t xml:space="preserve">The algorithm is designed to cluster values by minimising the distance between data points and their assigned </w:t>
-      </w:r>
-      <w:r>
-        <w:lastRenderedPageBreak/>
-        <w:t xml:space="preserve">cluster centroid. In terms of </w:t>
-      </w:r>
-      <w:r>
-        <w:t>stock-risk analysis, this allows similar risk-return characteristics to be grouped together efficiently</w:t>
-      </w:r>
-      <w:r>
-        <w:t xml:space="preserve">, making it suited for portfolio segmentation. </w:t>
-      </w:r>
-    </w:p>
-    <w:p>
-      <w:r>
-        <w:t>The simplicity and in turn</w:t>
-      </w:r>
-      <w:r>
-        <w:t xml:space="preserve"> lack of computational power needed to run, </w:t>
-      </w:r>
-      <w:r>
-        <w:t xml:space="preserve">makes it potentially more suited </w:t>
-      </w:r>
-      <w:r>
-        <w:t xml:space="preserve">for financial analysis. It is much faster to compute than agglomerative clustering </w:t>
-      </w:r>
-      <w:r>
-        <w:t xml:space="preserve">on large datasets and produces clear centroid-based clusters that are fairly easy to interpret. </w:t>
-      </w:r>
-    </w:p>
-    <w:p>
-      <w:pPr>
-        <w:pStyle w:val="Heading2"/>
-        <w:rPr>
-          <w:rStyle w:val="Strong"/>
-          <w:b w:val="0"/>
-          <w:bCs w:val="0"/>
-        </w:rPr>
-      </w:pPr>
-      <w:bookmarkStart w:id="28" w:name="_Toc226965386"/>
-      <w:r>
-        <w:rPr>
-          <w:rStyle w:val="Strong"/>
-          <w:b w:val="0"/>
-          <w:bCs w:val="0"/>
-        </w:rPr>
-        <w:t>Remove Skewness and Scaling</w:t>
-      </w:r>
-      <w:bookmarkEnd w:id="28"/>
-    </w:p>
-    <w:p>
-      <w:r>
-        <w:t xml:space="preserve">Before proceeding with the clustering, it was important to check the input data for skewness. </w:t>
-      </w:r>
-      <w:r>
-        <w:t xml:space="preserve">This is because k-means is highly sensitive to feature distributions and scale. K-means assigns clusters by calculating Euclidean distance of points based around a cluster centroid. However, if there are large numerical ranges or data that is highly skewed, it can dominate distance calculations and therefore distort the results.  </w:t>
-      </w:r>
-    </w:p>
-    <w:p/>
-    <w:p>
-      <w:r>
-        <w:lastRenderedPageBreak/>
-        <w:t xml:space="preserve">In order to identify this visually, the input data for the 3 features were plotted in a histogram to identify the shape of the distribution. </w:t>
-      </w:r>
-      <w:r>
-        <w:rPr>
-          <w:noProof/>
-        </w:rPr>
-        <w:drawing>
-          <wp:inline distT="0" distB="0" distL="0" distR="0" wp14:anchorId="4611109A" wp14:editId="17B6BF23">
-            <wp:extent cx="5731510" cy="4768215"/>
-            <wp:effectExtent l="0" t="0" r="0" b="0"/>
-            <wp:docPr id="367983986" name="Picture 1"/>
-            <wp:cNvGraphicFramePr>
-              <a:graphicFrameLocks xmlns:a="http://schemas.openxmlformats.org/drawingml/2006/main" noChangeAspect="1"/>
-            </wp:cNvGraphicFramePr>
-            <a:graphic xmlns:a="http://schemas.openxmlformats.org/drawingml/2006/main">
-              <a:graphicData uri="http://schemas.openxmlformats.org/drawingml/2006/picture">
-                <pic:pic xmlns:pic="http://schemas.openxmlformats.org/drawingml/2006/picture">
-                  <pic:nvPicPr>
-                    <pic:cNvPr id="0" name="Picture 1"/>
                     <pic:cNvPicPr>
                       <a:picLocks noChangeAspect="1" noChangeArrowheads="1"/>
                     </pic:cNvPicPr>
@@ -4563,7 +4939,7 @@
                   <pic:spPr bwMode="auto">
                     <a:xfrm>
                       <a:off x="0" y="0"/>
-                      <a:ext cx="5731510" cy="4768215"/>
+                      <a:ext cx="2838450" cy="2278756"/>
                     </a:xfrm>
                     <a:prstGeom prst="rect">
                       <a:avLst/>
@@ -4580,69 +4956,271 @@
         </w:drawing>
       </w:r>
     </w:p>
-    <w:p/>
     <w:p>
       <w:pPr>
         <w:pStyle w:val="Heading3"/>
-      </w:pPr>
-      <w:bookmarkStart w:id="29" w:name="_Toc226965387"/>
-      <w:r>
-        <w:t>Figure 1</w:t>
-      </w:r>
-      <w:r>
-        <w:t>3</w:t>
-      </w:r>
-      <w:r>
-        <w:t>. Histogram of distribution of input data before normalisation.</w:t>
-      </w:r>
-      <w:bookmarkEnd w:id="29"/>
-    </w:p>
-    <w:p>
-      <w:r>
-        <w:t xml:space="preserve">The plots showed that all 3 of the variable distributions displayed skewness. Beta and annual volatility in particular showed heavy left-sides skewness. </w:t>
-      </w:r>
-    </w:p>
-    <w:p>
-      <w:r>
-        <w:t xml:space="preserve">To remove this skewness, the data would need to be transformed, the chosen method of transformation was Box-Cox transformation. Although, average daily return could not be </w:t>
-      </w:r>
+        <w:spacing w:line="360" w:lineRule="auto"/>
+        <w:rPr>
+          <w:sz w:val="24"/>
+          <w:szCs w:val="24"/>
+        </w:rPr>
+      </w:pPr>
+      <w:bookmarkStart w:id="25" w:name="_Toc227963479"/>
+      <w:r>
+        <w:rPr>
+          <w:sz w:val="24"/>
+          <w:szCs w:val="24"/>
+        </w:rPr>
+        <w:t xml:space="preserve">Figure </w:t>
+      </w:r>
+      <w:r>
+        <w:rPr>
+          <w:sz w:val="24"/>
+          <w:szCs w:val="24"/>
+        </w:rPr>
+        <w:t>1</w:t>
+      </w:r>
+      <w:r>
+        <w:rPr>
+          <w:sz w:val="24"/>
+          <w:szCs w:val="24"/>
+        </w:rPr>
+        <w:t>2.</w:t>
+      </w:r>
+      <w:r>
+        <w:rPr>
+          <w:sz w:val="24"/>
+          <w:szCs w:val="24"/>
+        </w:rPr>
+        <w:t xml:space="preserve"> Plot for </w:t>
+      </w:r>
+      <w:r>
+        <w:rPr>
+          <w:sz w:val="24"/>
+          <w:szCs w:val="24"/>
+        </w:rPr>
+        <w:t>k=4 cluster segmentation.</w:t>
+      </w:r>
+      <w:bookmarkEnd w:id="25"/>
+      <w:r>
+        <w:rPr>
+          <w:sz w:val="24"/>
+          <w:szCs w:val="24"/>
+        </w:rPr>
+        <w:t xml:space="preserve"> </w:t>
+      </w:r>
+    </w:p>
+    <w:p>
+      <w:pPr>
+        <w:spacing w:line="360" w:lineRule="auto"/>
+      </w:pPr>
+      <w:r>
+        <w:t>While the three</w:t>
+      </w:r>
+      <w:r>
+        <w:t>-</w:t>
+      </w:r>
+      <w:r>
+        <w:t xml:space="preserve">cluster solution </w:t>
+      </w:r>
+      <w:r>
+        <w:t>presented clear separation among cluster groups, it grouped too many medium-risk stocks into broad middle categories</w:t>
+      </w:r>
+      <w:r>
+        <w:t xml:space="preserve">. This would limit the level insight that could be drawn from any analysis. </w:t>
+      </w:r>
+      <w:r>
+        <w:t xml:space="preserve">This would also mean that values with largely different beta and volatility value characteristics were merged in the same clusters, this therefore meant no distinction between lower-medium risk and higher-medium risk could be made. </w:t>
+      </w:r>
+    </w:p>
+    <w:p>
+      <w:pPr>
+        <w:spacing w:line="360" w:lineRule="auto"/>
+      </w:pPr>
+      <w:r>
+        <w:t xml:space="preserve">The </w:t>
+      </w:r>
+      <w:r>
+        <w:t>four-cluster</w:t>
+      </w:r>
+      <w:r>
+        <w:t xml:space="preserve"> solution </w:t>
+      </w:r>
+      <w:r>
+        <w:t>would add an additional level of segmentation in this regard</w:t>
+      </w:r>
+      <w:r>
+        <w:t xml:space="preserve">, without overcomplicating the model. </w:t>
+      </w:r>
+      <w:r>
+        <w:t>This meant that clusters could be categorized into more meaningful and insightful subgroups</w:t>
+      </w:r>
+      <w:r>
+        <w:t>, especially distinguishing between defensive low-risk stocks, stable core holdings, moderate growth stocks, and aggressive high-risk stocks.</w:t>
+      </w:r>
+      <w:r>
+        <w:t xml:space="preserve"> In terms of portfolio investment, this model </w:t>
+      </w:r>
+      <w:r>
+        <w:t>would be more aligned to reflecting different investment strategies.</w:t>
+      </w:r>
+      <w:r>
+        <w:t xml:space="preserve"> </w:t>
+      </w:r>
+    </w:p>
+    <w:p>
+      <w:pPr>
+        <w:spacing w:line="360" w:lineRule="auto"/>
+      </w:pPr>
+      <w:r>
+        <w:t xml:space="preserve">While the five cluster model </w:t>
+      </w:r>
+      <w:r>
+        <w:t xml:space="preserve">would potentially offer greater detail in terms of sub-group, it was not chosen as the optimal model as it began to over-segment the lower risk region of the data, </w:t>
+      </w:r>
+      <w:r>
+        <w:t>Several clusters in the low-beta, low-volatility range became fragmented into groups that were visually close together and financially similar, making them harder to justify as genuinely distinct investment categories</w:t>
+      </w:r>
+      <w:r>
+        <w:t>. Therefore</w:t>
+      </w:r>
+      <w:r>
+        <w:t>,</w:t>
+      </w:r>
+      <w:r>
+        <w:t xml:space="preserve"> continuing with this model would risk </w:t>
+      </w:r>
+      <w:r>
+        <w:t xml:space="preserve">diluting the usefulness for portfolio analysis. </w:t>
+      </w:r>
+    </w:p>
+    <w:p>
+      <w:pPr>
+        <w:pStyle w:val="Heading2"/>
+      </w:pPr>
+      <w:bookmarkStart w:id="26" w:name="_Toc227963480"/>
       <w:r>
         <w:lastRenderedPageBreak/>
-        <w:t xml:space="preserve">directly put into this algorithm as it contained negative values and in order to perform any logarithm, the values would need to all be positive in order to the output to be valid. </w:t>
-      </w:r>
-    </w:p>
-    <w:p>
-      <w:r>
-        <w:t xml:space="preserve">To address this, average daily return was shifted upward so that all values would become positive. </w:t>
-      </w:r>
-      <w:r>
-        <w:t>A</w:t>
-      </w:r>
-      <w:r>
-        <w:t xml:space="preserve">ll the input values were </w:t>
-      </w:r>
-      <w:r>
-        <w:t xml:space="preserve">then </w:t>
-      </w:r>
-      <w:r>
-        <w:t xml:space="preserve">put through a box-cox transformation. </w:t>
-      </w:r>
-    </w:p>
-    <w:p>
-      <w:r>
-        <w:t xml:space="preserve">The distributions for each feature were then replotted for visual skew analysis. </w:t>
-      </w:r>
-    </w:p>
-    <w:p>
+        <w:t>K-means Clustering</w:t>
+      </w:r>
+      <w:bookmarkEnd w:id="26"/>
+    </w:p>
+    <w:p>
+      <w:pPr>
+        <w:pStyle w:val="Heading3"/>
+        <w:rPr>
+          <w:rStyle w:val="Strong"/>
+          <w:b w:val="0"/>
+          <w:bCs w:val="0"/>
+        </w:rPr>
+      </w:pPr>
+      <w:bookmarkStart w:id="27" w:name="_Toc227963481"/>
+      <w:r>
+        <w:rPr>
+          <w:rStyle w:val="Strong"/>
+          <w:b w:val="0"/>
+          <w:bCs w:val="0"/>
+        </w:rPr>
+        <w:t>Appropriateness of K-means clustering</w:t>
+      </w:r>
+      <w:bookmarkEnd w:id="27"/>
+    </w:p>
+    <w:p>
+      <w:pPr>
+        <w:spacing w:line="360" w:lineRule="auto"/>
+      </w:pPr>
+      <w:r>
+        <w:t>K</w:t>
+      </w:r>
+      <w:r>
+        <w:t xml:space="preserve">-means clustering is highly effective for partitioning numerical financial data into interpretable groups based on similarity </w:t>
+      </w:r>
+      <w:r>
+        <w:t xml:space="preserve">within groups. </w:t>
+      </w:r>
+      <w:r>
+        <w:t xml:space="preserve">The algorithm is designed to cluster values by minimising the distance between data points and their assigned cluster centroid. In terms of </w:t>
+      </w:r>
+      <w:r>
+        <w:t>stock-risk analysis, this allows similar risk-return characteristics to be grouped together efficiently</w:t>
+      </w:r>
+      <w:r>
+        <w:t xml:space="preserve">, making it suited for portfolio segmentation. </w:t>
+      </w:r>
+    </w:p>
+    <w:p>
+      <w:pPr>
+        <w:spacing w:line="360" w:lineRule="auto"/>
+      </w:pPr>
+      <w:r>
+        <w:t>The simplicity and in turn</w:t>
+      </w:r>
+      <w:r>
+        <w:t xml:space="preserve"> lack of computational power needed to run, </w:t>
+      </w:r>
+      <w:r>
+        <w:t xml:space="preserve">makes it potentially more suited </w:t>
+      </w:r>
+      <w:r>
+        <w:t xml:space="preserve">for financial analysis. It is much faster to compute than agglomerative clustering </w:t>
+      </w:r>
+      <w:r>
+        <w:t xml:space="preserve">on large datasets and produces clear centroid-based clusters that are fairly easy to interpret. </w:t>
+      </w:r>
+    </w:p>
+    <w:p>
+      <w:pPr>
+        <w:pStyle w:val="Heading3"/>
+        <w:rPr>
+          <w:rStyle w:val="Strong"/>
+          <w:b w:val="0"/>
+          <w:bCs w:val="0"/>
+        </w:rPr>
+      </w:pPr>
+      <w:bookmarkStart w:id="28" w:name="_Toc227963482"/>
+      <w:r>
+        <w:rPr>
+          <w:rStyle w:val="Strong"/>
+          <w:b w:val="0"/>
+          <w:bCs w:val="0"/>
+        </w:rPr>
+        <w:t>Remove Skewness and Scaling</w:t>
+      </w:r>
+      <w:bookmarkEnd w:id="28"/>
+    </w:p>
+    <w:p>
+      <w:pPr>
+        <w:spacing w:line="360" w:lineRule="auto"/>
+      </w:pPr>
+      <w:r>
+        <w:t xml:space="preserve">Before proceeding with the clustering, it was important to check the input data for skewness. </w:t>
+      </w:r>
+      <w:r>
+        <w:t xml:space="preserve">This is because k-means is highly sensitive to feature distributions and scale. K-means assigns clusters by calculating Euclidean distance of points based around a cluster centroid. However, if there are large numerical ranges or data that is highly skewed, it can dominate distance calculations and therefore distort the results.  </w:t>
+      </w:r>
+    </w:p>
+    <w:p>
+      <w:pPr>
+        <w:spacing w:line="360" w:lineRule="auto"/>
+      </w:pPr>
+      <w:proofErr w:type="gramStart"/>
+      <w:r>
+        <w:lastRenderedPageBreak/>
+        <w:t>In order to</w:t>
+      </w:r>
+      <w:proofErr w:type="gramEnd"/>
+      <w:r>
+        <w:t xml:space="preserve"> identify this visually, the input data for the 3 features were plotted in a histogram to identify the shape of the distribution. </w:t>
+      </w:r>
       <w:r>
         <w:rPr>
           <w:noProof/>
         </w:rPr>
         <w:drawing>
-          <wp:inline distT="0" distB="0" distL="0" distR="0" wp14:anchorId="58CF575D" wp14:editId="255766B9">
+          <wp:inline distT="0" distB="0" distL="0" distR="0" wp14:anchorId="4611109A" wp14:editId="17B6BF23">
             <wp:extent cx="5731510" cy="4768215"/>
             <wp:effectExtent l="0" t="0" r="0" b="0"/>
-            <wp:docPr id="354654531" name="Picture 2"/>
+            <wp:docPr id="367983986" name="Picture 1"/>
             <wp:cNvGraphicFramePr>
               <a:graphicFrameLocks xmlns:a="http://schemas.openxmlformats.org/drawingml/2006/main" noChangeAspect="1"/>
             </wp:cNvGraphicFramePr>
@@ -4650,7 +5228,7 @@
               <a:graphicData uri="http://schemas.openxmlformats.org/drawingml/2006/picture">
                 <pic:pic xmlns:pic="http://schemas.openxmlformats.org/drawingml/2006/picture">
                   <pic:nvPicPr>
-                    <pic:cNvPr id="0" name="Picture 3"/>
+                    <pic:cNvPr id="0" name="Picture 1"/>
                     <pic:cNvPicPr>
                       <a:picLocks noChangeAspect="1" noChangeArrowheads="1"/>
                     </pic:cNvPicPr>
@@ -4690,106 +5268,100 @@
     </w:p>
     <w:p>
       <w:pPr>
+        <w:spacing w:line="360" w:lineRule="auto"/>
+      </w:pPr>
+    </w:p>
+    <w:p>
+      <w:pPr>
         <w:pStyle w:val="Heading3"/>
-      </w:pPr>
-      <w:bookmarkStart w:id="30" w:name="_Toc226965388"/>
-      <w:r>
+        <w:spacing w:line="360" w:lineRule="auto"/>
+        <w:rPr>
+          <w:sz w:val="24"/>
+          <w:szCs w:val="24"/>
+        </w:rPr>
+      </w:pPr>
+      <w:bookmarkStart w:id="29" w:name="_Toc227963483"/>
+      <w:r>
+        <w:rPr>
+          <w:sz w:val="24"/>
+          <w:szCs w:val="24"/>
+        </w:rPr>
         <w:t>Figure 1</w:t>
       </w:r>
       <w:r>
-        <w:t>4</w:t>
-      </w:r>
-      <w:r>
-        <w:t>. Distribution of input data prior to normalisation.</w:t>
-      </w:r>
-      <w:bookmarkEnd w:id="30"/>
-    </w:p>
-    <w:p>
-      <w:r>
-        <w:t xml:space="preserve">The new plots show a much more even and symmetrical distribution and confirms normalisation of the input data. </w:t>
-      </w:r>
-    </w:p>
-    <w:p>
+        <w:rPr>
+          <w:sz w:val="24"/>
+          <w:szCs w:val="24"/>
+        </w:rPr>
+        <w:t>3</w:t>
+      </w:r>
+      <w:r>
+        <w:rPr>
+          <w:sz w:val="24"/>
+          <w:szCs w:val="24"/>
+        </w:rPr>
+        <w:t>. Histogram of distribution of input data before normalisation.</w:t>
+      </w:r>
+      <w:bookmarkEnd w:id="29"/>
+    </w:p>
+    <w:p>
+      <w:pPr>
+        <w:spacing w:line="360" w:lineRule="auto"/>
+      </w:pPr>
+      <w:r>
+        <w:t xml:space="preserve">The plots showed that all 3 of the variable distributions displayed skewness. Beta and annual volatility in particular showed heavy left-sides skewness. </w:t>
+      </w:r>
+    </w:p>
+    <w:p>
+      <w:pPr>
+        <w:spacing w:line="360" w:lineRule="auto"/>
+      </w:pPr>
+      <w:r>
+        <w:t xml:space="preserve">To remove this skewness, the data would need to be transformed, the chosen method of transformation was Box-Cox transformation. Although, average daily return could not be directly put into this algorithm as it contained negative values and in order to perform any logarithm, the values would need to all be positive in order to the output to be valid. </w:t>
+      </w:r>
+    </w:p>
+    <w:p>
+      <w:pPr>
+        <w:spacing w:line="360" w:lineRule="auto"/>
+      </w:pPr>
+      <w:r>
+        <w:t xml:space="preserve">To address this, average daily return was shifted upward so that all values would become positive. </w:t>
+      </w:r>
+      <w:r>
+        <w:t>A</w:t>
+      </w:r>
+      <w:r>
+        <w:t xml:space="preserve">ll the input values were </w:t>
+      </w:r>
+      <w:r>
+        <w:t xml:space="preserve">then </w:t>
+      </w:r>
+      <w:r>
+        <w:t xml:space="preserve">put through a box-cox transformation. </w:t>
+      </w:r>
+    </w:p>
+    <w:p>
+      <w:pPr>
+        <w:spacing w:line="360" w:lineRule="auto"/>
+      </w:pPr>
       <w:r>
         <w:lastRenderedPageBreak/>
-        <w:t xml:space="preserve">After the removal of skewness in the data, all the transformed variables were standardised using the </w:t>
-      </w:r>
-      <w:proofErr w:type="spellStart"/>
-      <w:r>
-        <w:t>StandardScaler</w:t>
-      </w:r>
-      <w:proofErr w:type="spellEnd"/>
-      <w:r>
-        <w:t xml:space="preserve">. </w:t>
-      </w:r>
-      <w:r>
-        <w:t>This would ensure equal contribution in distance-based clustering.</w:t>
-      </w:r>
-    </w:p>
-    <w:p>
-      <w:r>
-        <w:t xml:space="preserve">Scaling is also vitally important as the 3 variables operate on different numerical scales; therefore, it needs to be standardised as variables that inherently contain larger magnitudes will dominate the distance calculation. To ensure each variable would equally contribute to centroid formation the variables were all scaled. </w:t>
-      </w:r>
-    </w:p>
-    <w:p>
-      <w:pPr>
-        <w:pStyle w:val="Heading2"/>
-        <w:rPr>
-          <w:rStyle w:val="Strong"/>
-          <w:b w:val="0"/>
-          <w:bCs w:val="0"/>
-        </w:rPr>
-      </w:pPr>
-      <w:bookmarkStart w:id="31" w:name="_Toc226965389"/>
-      <w:r>
-        <w:rPr>
-          <w:rStyle w:val="Strong"/>
-          <w:b w:val="0"/>
-          <w:bCs w:val="0"/>
-        </w:rPr>
-        <w:t>K-means Clustering Implementation</w:t>
-      </w:r>
-      <w:bookmarkEnd w:id="31"/>
-    </w:p>
-    <w:p>
-      <w:r>
-        <w:t xml:space="preserve">In order to </w:t>
-      </w:r>
-      <w:r>
-        <w:t xml:space="preserve">determine the optimal number of clusters, initially the elbow method was used. </w:t>
-      </w:r>
-      <w:r>
-        <w:t>This technique evaluates cluster performance by calculating inertia</w:t>
-      </w:r>
-      <w:r>
-        <w:t xml:space="preserve"> between data points and their centroids. </w:t>
-      </w:r>
-      <w:r>
-        <w:t>T</w:t>
-      </w:r>
-      <w:r>
-        <w:t xml:space="preserve">he inertia for </w:t>
-      </w:r>
-      <w:r>
-        <w:t>cluster</w:t>
-      </w:r>
-      <w:r>
-        <w:t xml:space="preserve"> values from 1 to 10 were </w:t>
-      </w:r>
-      <w:r>
-        <w:t xml:space="preserve">generated and plotted using the matplotlib library. </w:t>
-      </w:r>
-    </w:p>
-    <w:p>
+        <w:t xml:space="preserve">The distributions for each feature were then replotted for visual skew analysis. </w:t>
+      </w:r>
+    </w:p>
+    <w:p>
+      <w:pPr>
+        <w:spacing w:line="360" w:lineRule="auto"/>
+      </w:pPr>
       <w:r>
         <w:rPr>
           <w:noProof/>
         </w:rPr>
         <w:drawing>
-          <wp:inline distT="0" distB="0" distL="0" distR="0" wp14:anchorId="23F68DB0" wp14:editId="01ED40BA">
-            <wp:extent cx="4470400" cy="2984500"/>
-            <wp:effectExtent l="0" t="0" r="0" b="0"/>
-            <wp:docPr id="903431804" name="Picture 9"/>
+          <wp:inline distT="0" distB="0" distL="0" distR="0" wp14:anchorId="58CF575D" wp14:editId="712BF1E5">
+            <wp:extent cx="5676900" cy="4641429"/>
+            <wp:effectExtent l="0" t="0" r="0" b="6985"/>
+            <wp:docPr id="354654531" name="Picture 2"/>
             <wp:cNvGraphicFramePr>
               <a:graphicFrameLocks xmlns:a="http://schemas.openxmlformats.org/drawingml/2006/main" noChangeAspect="1"/>
             </wp:cNvGraphicFramePr>
@@ -4797,7 +5369,7 @@
               <a:graphicData uri="http://schemas.openxmlformats.org/drawingml/2006/picture">
                 <pic:pic xmlns:pic="http://schemas.openxmlformats.org/drawingml/2006/picture">
                   <pic:nvPicPr>
-                    <pic:cNvPr id="0" name="Picture 15"/>
+                    <pic:cNvPr id="0" name="Picture 3"/>
                     <pic:cNvPicPr>
                       <a:picLocks noChangeAspect="1" noChangeArrowheads="1"/>
                     </pic:cNvPicPr>
@@ -4818,7 +5390,7 @@
                   <pic:spPr bwMode="auto">
                     <a:xfrm>
                       <a:off x="0" y="0"/>
-                      <a:ext cx="4470400" cy="2984500"/>
+                      <a:ext cx="5688887" cy="4651229"/>
                     </a:xfrm>
                     <a:prstGeom prst="rect">
                       <a:avLst/>
@@ -4838,73 +5410,142 @@
     <w:p>
       <w:pPr>
         <w:pStyle w:val="Heading3"/>
-      </w:pPr>
-      <w:bookmarkStart w:id="32" w:name="_Toc226965390"/>
-      <w:r>
+        <w:spacing w:line="360" w:lineRule="auto"/>
+        <w:rPr>
+          <w:sz w:val="24"/>
+          <w:szCs w:val="24"/>
+        </w:rPr>
+      </w:pPr>
+      <w:bookmarkStart w:id="30" w:name="_Toc227963484"/>
+      <w:r>
+        <w:rPr>
+          <w:sz w:val="24"/>
+          <w:szCs w:val="24"/>
+        </w:rPr>
+        <w:t>Figure 1</w:t>
+      </w:r>
+      <w:r>
+        <w:rPr>
+          <w:sz w:val="24"/>
+          <w:szCs w:val="24"/>
+        </w:rPr>
+        <w:t>4</w:t>
+      </w:r>
+      <w:r>
+        <w:rPr>
+          <w:sz w:val="24"/>
+          <w:szCs w:val="24"/>
+        </w:rPr>
+        <w:t>. Distribution of input data prior to normalisation.</w:t>
+      </w:r>
+      <w:bookmarkEnd w:id="30"/>
+    </w:p>
+    <w:p>
+      <w:pPr>
+        <w:spacing w:line="360" w:lineRule="auto"/>
+      </w:pPr>
+      <w:r>
+        <w:t xml:space="preserve">The new plots show a much more even and symmetrical distribution and confirms normalisation of the input data. </w:t>
+      </w:r>
+    </w:p>
+    <w:p>
+      <w:pPr>
+        <w:spacing w:line="360" w:lineRule="auto"/>
+      </w:pPr>
+      <w:r>
+        <w:t xml:space="preserve">After the removal of skewness in the data, all the transformed variables were standardised using the </w:t>
+      </w:r>
+      <w:proofErr w:type="spellStart"/>
+      <w:r>
+        <w:t>StandardScaler</w:t>
+      </w:r>
+      <w:proofErr w:type="spellEnd"/>
+      <w:r>
+        <w:t xml:space="preserve">. </w:t>
+      </w:r>
+      <w:r>
+        <w:t>This would ensure equal contribution in distance-based clustering.</w:t>
+      </w:r>
+    </w:p>
+    <w:p>
+      <w:pPr>
+        <w:spacing w:line="360" w:lineRule="auto"/>
+      </w:pPr>
+      <w:r>
+        <w:t xml:space="preserve">Scaling is also vitally important as the 3 variables operate on different numerical scales; therefore, it needs to be standardised as variables that inherently contain larger magnitudes will dominate the distance calculation. To ensure each variable would equally contribute to centroid formation the variables were all scaled. </w:t>
+      </w:r>
+    </w:p>
+    <w:p>
+      <w:pPr>
+        <w:pStyle w:val="Heading2"/>
+        <w:rPr>
+          <w:rStyle w:val="Strong"/>
+          <w:b w:val="0"/>
+          <w:bCs w:val="0"/>
+        </w:rPr>
+      </w:pPr>
+      <w:bookmarkStart w:id="31" w:name="_Toc227963485"/>
+      <w:r>
+        <w:rPr>
+          <w:rStyle w:val="Strong"/>
+          <w:b w:val="0"/>
+          <w:bCs w:val="0"/>
+        </w:rPr>
         <w:lastRenderedPageBreak/>
-        <w:t xml:space="preserve">Figure </w:t>
-      </w:r>
-      <w:r>
-        <w:t>15</w:t>
-      </w:r>
-      <w:r>
-        <w:t>.</w:t>
-      </w:r>
+        <w:t>K-means Clustering Implementation</w:t>
+      </w:r>
+      <w:bookmarkEnd w:id="31"/>
+    </w:p>
+    <w:p>
+      <w:pPr>
+        <w:spacing w:line="360" w:lineRule="auto"/>
+      </w:pPr>
+      <w:proofErr w:type="gramStart"/>
+      <w:r>
+        <w:t>In order to</w:t>
+      </w:r>
+      <w:proofErr w:type="gramEnd"/>
       <w:r>
         <w:t xml:space="preserve"> </w:t>
       </w:r>
       <w:r>
-        <w:t xml:space="preserve">Graph </w:t>
-      </w:r>
-      <w:r>
-        <w:t xml:space="preserve">of inertia values for k-means models </w:t>
-      </w:r>
-      <w:r>
-        <w:t>from 1-10 cluster values.</w:t>
-      </w:r>
-      <w:bookmarkEnd w:id="32"/>
-      <w:r>
-        <w:t xml:space="preserve"> </w:t>
-      </w:r>
-    </w:p>
-    <w:p>
-      <w:r>
-        <w:t xml:space="preserve">The results showed a sharp decrease in inertia values from 1 to 3 </w:t>
-      </w:r>
-      <w:r>
-        <w:t>clusters;</w:t>
-      </w:r>
-      <w:r>
-        <w:t xml:space="preserve"> this was then followed </w:t>
-      </w:r>
-      <w:r>
-        <w:t>by a noticeable reduction in improvement after 4 clusters. This is represented as the elbow</w:t>
-      </w:r>
-      <w:r>
-        <w:t xml:space="preserve"> and represents the point of diminishing returns. Based off this cluster values around 3 and 4 were identified as the strongest candidates</w:t>
-      </w:r>
-      <w:r>
-        <w:t xml:space="preserve">. </w:t>
-      </w:r>
-    </w:p>
-    <w:p>
-      <w:r>
-        <w:t xml:space="preserve">Given the results from the elbow method, cluster values of 3 and 4 were </w:t>
-      </w:r>
-      <w:r>
-        <w:t xml:space="preserve">evaluated further through visual inspection. </w:t>
-      </w:r>
-    </w:p>
-    <w:p>
+        <w:t xml:space="preserve">determine the optimal number of clusters, initially the elbow method was used. </w:t>
+      </w:r>
+      <w:r>
+        <w:t>This technique evaluates cluster performance by calculating inertia</w:t>
+      </w:r>
+      <w:r>
+        <w:t xml:space="preserve"> between data points and their centroids. </w:t>
+      </w:r>
+      <w:r>
+        <w:t>T</w:t>
+      </w:r>
+      <w:r>
+        <w:t xml:space="preserve">he inertia for </w:t>
+      </w:r>
+      <w:r>
+        <w:t>cluster</w:t>
+      </w:r>
+      <w:r>
+        <w:t xml:space="preserve"> values from 1 to 10 were </w:t>
+      </w:r>
+      <w:r>
+        <w:t xml:space="preserve">generated and plotted using the matplotlib library. </w:t>
+      </w:r>
+    </w:p>
+    <w:p>
+      <w:pPr>
+        <w:spacing w:line="360" w:lineRule="auto"/>
+      </w:pPr>
       <w:r>
         <w:rPr>
           <w:noProof/>
         </w:rPr>
         <w:drawing>
-          <wp:inline distT="0" distB="0" distL="0" distR="0" wp14:anchorId="53D86E1A" wp14:editId="64516C6A">
-            <wp:extent cx="4394200" cy="2984500"/>
-            <wp:effectExtent l="0" t="0" r="0" b="0"/>
-            <wp:docPr id="1428729114" name="Picture 10"/>
+          <wp:inline distT="0" distB="0" distL="0" distR="0" wp14:anchorId="23F68DB0" wp14:editId="23C2E7B1">
+            <wp:extent cx="4514850" cy="2742858"/>
+            <wp:effectExtent l="0" t="0" r="0" b="635"/>
+            <wp:docPr id="903431804" name="Picture 9"/>
             <wp:cNvGraphicFramePr>
               <a:graphicFrameLocks xmlns:a="http://schemas.openxmlformats.org/drawingml/2006/main" noChangeAspect="1"/>
             </wp:cNvGraphicFramePr>
@@ -4912,7 +5553,7 @@
               <a:graphicData uri="http://schemas.openxmlformats.org/drawingml/2006/picture">
                 <pic:pic xmlns:pic="http://schemas.openxmlformats.org/drawingml/2006/picture">
                   <pic:nvPicPr>
-                    <pic:cNvPr id="0" name="Picture 17"/>
+                    <pic:cNvPr id="0" name="Picture 15"/>
                     <pic:cNvPicPr>
                       <a:picLocks noChangeAspect="1" noChangeArrowheads="1"/>
                     </pic:cNvPicPr>
@@ -4933,7 +5574,7 @@
                   <pic:spPr bwMode="auto">
                     <a:xfrm>
                       <a:off x="0" y="0"/>
-                      <a:ext cx="4394200" cy="2984500"/>
+                      <a:ext cx="4535308" cy="2755286"/>
                     </a:xfrm>
                     <a:prstGeom prst="rect">
                       <a:avLst/>
@@ -4952,58 +5593,102 @@
     </w:p>
     <w:p>
       <w:pPr>
-        <w:pStyle w:val="Heading3"/>
-      </w:pPr>
-      <w:bookmarkStart w:id="33" w:name="_Toc226965391"/>
-      <w:r>
-        <w:t>Figure 16</w:t>
-      </w:r>
-      <w:r>
+        <w:spacing w:line="360" w:lineRule="auto"/>
+        <w:rPr>
+          <w:color w:val="0F4761" w:themeColor="accent1" w:themeShade="BF"/>
+        </w:rPr>
+      </w:pPr>
+      <w:r>
+        <w:rPr>
+          <w:color w:val="0F4761" w:themeColor="accent1" w:themeShade="BF"/>
+        </w:rPr>
+        <w:t xml:space="preserve">Figure </w:t>
+      </w:r>
+      <w:r>
+        <w:rPr>
+          <w:color w:val="0F4761" w:themeColor="accent1" w:themeShade="BF"/>
+        </w:rPr>
+        <w:t>15</w:t>
+      </w:r>
+      <w:r>
+        <w:rPr>
+          <w:color w:val="0F4761" w:themeColor="accent1" w:themeShade="BF"/>
+        </w:rPr>
         <w:t>.</w:t>
       </w:r>
       <w:r>
-        <w:t xml:space="preserve"> K=4 cluster segmentation plot.</w:t>
-      </w:r>
-      <w:bookmarkEnd w:id="33"/>
-    </w:p>
-    <w:p/>
-    <w:p>
-      <w:r>
-        <w:t xml:space="preserve">The k=3 </w:t>
-      </w:r>
-      <w:r>
-        <w:t>solution p</w:t>
-      </w:r>
-      <w:r>
-        <w:t>roduces three clearly defined groups that correspond loosely to low-risk, medium-risk and high-risk stocks. Although</w:t>
-      </w:r>
-      <w:r>
-        <w:t xml:space="preserve">, despite the clear separation between </w:t>
-      </w:r>
-      <w:r>
+        <w:rPr>
+          <w:color w:val="0F4761" w:themeColor="accent1" w:themeShade="BF"/>
+        </w:rPr>
+        <w:t xml:space="preserve"> </w:t>
+      </w:r>
+      <w:r>
+        <w:rPr>
+          <w:color w:val="0F4761" w:themeColor="accent1" w:themeShade="BF"/>
+        </w:rPr>
+        <w:t xml:space="preserve">Graph </w:t>
+      </w:r>
+      <w:r>
+        <w:rPr>
+          <w:color w:val="0F4761" w:themeColor="accent1" w:themeShade="BF"/>
+        </w:rPr>
+        <w:t xml:space="preserve">of inertia values for k-means models </w:t>
+      </w:r>
+      <w:r>
+        <w:rPr>
+          <w:color w:val="0F4761" w:themeColor="accent1" w:themeShade="BF"/>
+        </w:rPr>
+        <w:t xml:space="preserve">from 1-10 cluster values. </w:t>
+      </w:r>
+    </w:p>
+    <w:p>
+      <w:pPr>
+        <w:spacing w:line="360" w:lineRule="auto"/>
+      </w:pPr>
+      <w:r>
+        <w:t xml:space="preserve">The results showed a sharp decrease in inertia values from 1 to 3 </w:t>
+      </w:r>
+      <w:r>
+        <w:t>clusters;</w:t>
+      </w:r>
+      <w:r>
+        <w:t xml:space="preserve"> this was then followed </w:t>
+      </w:r>
+      <w:r>
+        <w:t>by a noticeable reduction in improvement after 4 clusters. This is represented as the elbow</w:t>
+      </w:r>
+      <w:r>
+        <w:t xml:space="preserve"> and represents the point of diminishing returns. Based off this cluster values around 3 and 4 were identified as the strongest candidates</w:t>
+      </w:r>
+      <w:r>
+        <w:t xml:space="preserve">. </w:t>
+      </w:r>
+    </w:p>
+    <w:p>
+      <w:pPr>
+        <w:spacing w:line="360" w:lineRule="auto"/>
+      </w:pPr>
+      <w:r>
+        <w:t xml:space="preserve">Given the results from the elbow method, cluster values of 3 and 4 were </w:t>
+      </w:r>
+      <w:r>
+        <w:t xml:space="preserve">evaluated further through visual inspection. </w:t>
+      </w:r>
+    </w:p>
+    <w:p>
+      <w:pPr>
+        <w:spacing w:line="360" w:lineRule="auto"/>
+      </w:pPr>
+      <w:r>
+        <w:rPr>
+          <w:noProof/>
+        </w:rPr>
         <w:lastRenderedPageBreak/>
-        <w:t xml:space="preserve">groups, the middle cluster in particular lacks </w:t>
-      </w:r>
-      <w:r>
-        <w:t xml:space="preserve">any real depth as it is extremely broad. </w:t>
-      </w:r>
-      <w:r>
-        <w:t xml:space="preserve">This therefore limits its </w:t>
-      </w:r>
-      <w:r>
-        <w:t xml:space="preserve">relevance to a detailed portfolio analysis. </w:t>
-      </w:r>
-    </w:p>
-    <w:p>
-      <w:r>
-        <w:rPr>
-          <w:noProof/>
-        </w:rPr>
         <w:drawing>
-          <wp:inline distT="0" distB="0" distL="0" distR="0" wp14:anchorId="67782DEC" wp14:editId="51754F69">
+          <wp:inline distT="0" distB="0" distL="0" distR="0" wp14:anchorId="53D86E1A" wp14:editId="64516C6A">
             <wp:extent cx="4394200" cy="2984500"/>
             <wp:effectExtent l="0" t="0" r="0" b="0"/>
-            <wp:docPr id="1127199562" name="Picture 11"/>
+            <wp:docPr id="1428729114" name="Picture 10"/>
             <wp:cNvGraphicFramePr>
               <a:graphicFrameLocks xmlns:a="http://schemas.openxmlformats.org/drawingml/2006/main" noChangeAspect="1"/>
             </wp:cNvGraphicFramePr>
@@ -5011,7 +5696,7 @@
               <a:graphicData uri="http://schemas.openxmlformats.org/drawingml/2006/picture">
                 <pic:pic xmlns:pic="http://schemas.openxmlformats.org/drawingml/2006/picture">
                   <pic:nvPicPr>
-                    <pic:cNvPr id="0" name="Picture 19"/>
+                    <pic:cNvPr id="0" name="Picture 17"/>
                     <pic:cNvPicPr>
                       <a:picLocks noChangeAspect="1" noChangeArrowheads="1"/>
                     </pic:cNvPicPr>
@@ -5052,32 +5737,186 @@
     <w:p>
       <w:pPr>
         <w:pStyle w:val="Heading3"/>
-      </w:pPr>
-      <w:bookmarkStart w:id="34" w:name="_Toc226965392"/>
-      <w:r>
+        <w:spacing w:line="360" w:lineRule="auto"/>
+        <w:rPr>
+          <w:sz w:val="24"/>
+          <w:szCs w:val="24"/>
+        </w:rPr>
+      </w:pPr>
+      <w:bookmarkStart w:id="32" w:name="_Toc227963486"/>
+      <w:r>
+        <w:rPr>
+          <w:sz w:val="24"/>
+          <w:szCs w:val="24"/>
+        </w:rPr>
+        <w:t>Figure 16</w:t>
+      </w:r>
+      <w:r>
+        <w:rPr>
+          <w:sz w:val="24"/>
+          <w:szCs w:val="24"/>
+        </w:rPr>
+        <w:t>.</w:t>
+      </w:r>
+      <w:r>
+        <w:rPr>
+          <w:sz w:val="24"/>
+          <w:szCs w:val="24"/>
+        </w:rPr>
+        <w:t xml:space="preserve"> K=4 cluster segmentation plot.</w:t>
+      </w:r>
+      <w:bookmarkEnd w:id="32"/>
+    </w:p>
+    <w:p>
+      <w:pPr>
+        <w:spacing w:line="360" w:lineRule="auto"/>
+      </w:pPr>
+      <w:r>
+        <w:t xml:space="preserve">The k=3 </w:t>
+      </w:r>
+      <w:r>
+        <w:t>solution p</w:t>
+      </w:r>
+      <w:r>
+        <w:t>roduces three clearly defined groups that correspond loosely to low-risk, medium-risk and high-risk stocks. Although</w:t>
+      </w:r>
+      <w:r>
+        <w:t xml:space="preserve">, despite the clear separation between groups, the middle cluster in particular lacks </w:t>
+      </w:r>
+      <w:r>
+        <w:t xml:space="preserve">any real depth as it is extremely broad. </w:t>
+      </w:r>
+      <w:r>
+        <w:t xml:space="preserve">This therefore limits its </w:t>
+      </w:r>
+      <w:r>
+        <w:t xml:space="preserve">relevance to a detailed portfolio analysis. </w:t>
+      </w:r>
+    </w:p>
+    <w:p>
+      <w:pPr>
+        <w:spacing w:line="360" w:lineRule="auto"/>
+      </w:pPr>
+      <w:r>
+        <w:rPr>
+          <w:noProof/>
+        </w:rPr>
+        <w:drawing>
+          <wp:inline distT="0" distB="0" distL="0" distR="0" wp14:anchorId="67782DEC" wp14:editId="51754F69">
+            <wp:extent cx="4394200" cy="2984500"/>
+            <wp:effectExtent l="0" t="0" r="0" b="0"/>
+            <wp:docPr id="1127199562" name="Picture 11"/>
+            <wp:cNvGraphicFramePr>
+              <a:graphicFrameLocks xmlns:a="http://schemas.openxmlformats.org/drawingml/2006/main" noChangeAspect="1"/>
+            </wp:cNvGraphicFramePr>
+            <a:graphic xmlns:a="http://schemas.openxmlformats.org/drawingml/2006/main">
+              <a:graphicData uri="http://schemas.openxmlformats.org/drawingml/2006/picture">
+                <pic:pic xmlns:pic="http://schemas.openxmlformats.org/drawingml/2006/picture">
+                  <pic:nvPicPr>
+                    <pic:cNvPr id="0" name="Picture 19"/>
+                    <pic:cNvPicPr>
+                      <a:picLocks noChangeAspect="1" noChangeArrowheads="1"/>
+                    </pic:cNvPicPr>
+                  </pic:nvPicPr>
+                  <pic:blipFill>
+                    <a:blip r:embed="rId25">
+                      <a:extLst>
+                        <a:ext uri="{28A0092B-C50C-407E-A947-70E740481C1C}">
+                          <a14:useLocalDpi xmlns:a14="http://schemas.microsoft.com/office/drawing/2010/main" val="0"/>
+                        </a:ext>
+                      </a:extLst>
+                    </a:blip>
+                    <a:srcRect/>
+                    <a:stretch>
+                      <a:fillRect/>
+                    </a:stretch>
+                  </pic:blipFill>
+                  <pic:spPr bwMode="auto">
+                    <a:xfrm>
+                      <a:off x="0" y="0"/>
+                      <a:ext cx="4394200" cy="2984500"/>
+                    </a:xfrm>
+                    <a:prstGeom prst="rect">
+                      <a:avLst/>
+                    </a:prstGeom>
+                    <a:noFill/>
+                    <a:ln>
+                      <a:noFill/>
+                    </a:ln>
+                  </pic:spPr>
+                </pic:pic>
+              </a:graphicData>
+            </a:graphic>
+          </wp:inline>
+        </w:drawing>
+      </w:r>
+    </w:p>
+    <w:p>
+      <w:pPr>
+        <w:pStyle w:val="Heading3"/>
+        <w:spacing w:line="360" w:lineRule="auto"/>
+        <w:rPr>
+          <w:sz w:val="24"/>
+          <w:szCs w:val="24"/>
+        </w:rPr>
+      </w:pPr>
+      <w:bookmarkStart w:id="33" w:name="_Toc227963487"/>
+      <w:r>
+        <w:rPr>
+          <w:sz w:val="24"/>
+          <w:szCs w:val="24"/>
+        </w:rPr>
+        <w:lastRenderedPageBreak/>
         <w:t>Figure 1</w:t>
       </w:r>
       <w:r>
+        <w:rPr>
+          <w:sz w:val="24"/>
+          <w:szCs w:val="24"/>
+        </w:rPr>
         <w:t>7</w:t>
       </w:r>
       <w:r>
+        <w:rPr>
+          <w:sz w:val="24"/>
+          <w:szCs w:val="24"/>
+        </w:rPr>
         <w:t>.</w:t>
       </w:r>
       <w:r>
+        <w:rPr>
+          <w:sz w:val="24"/>
+          <w:szCs w:val="24"/>
+        </w:rPr>
         <w:t xml:space="preserve"> </w:t>
       </w:r>
       <w:r>
+        <w:rPr>
+          <w:sz w:val="24"/>
+          <w:szCs w:val="24"/>
+        </w:rPr>
         <w:t xml:space="preserve">K=4 </w:t>
       </w:r>
       <w:r>
+        <w:rPr>
+          <w:sz w:val="24"/>
+          <w:szCs w:val="24"/>
+        </w:rPr>
         <w:t>cluster segmentation plot</w:t>
       </w:r>
       <w:r>
+        <w:rPr>
+          <w:sz w:val="24"/>
+          <w:szCs w:val="24"/>
+        </w:rPr>
         <w:t>.</w:t>
       </w:r>
-      <w:bookmarkEnd w:id="34"/>
-    </w:p>
-    <w:p>
+      <w:bookmarkEnd w:id="33"/>
+    </w:p>
+    <w:p>
+      <w:pPr>
+        <w:spacing w:line="360" w:lineRule="auto"/>
+      </w:pPr>
       <w:r>
         <w:t xml:space="preserve">The k=4 solution provides a more refined segmentation of the data. </w:t>
       </w:r>
@@ -5092,6 +5931,7 @@
           <w:ilvl w:val="0"/>
           <w:numId w:val="2"/>
         </w:numPr>
+        <w:spacing w:line="360" w:lineRule="auto"/>
       </w:pPr>
       <w:r>
         <w:t>Defensive low-risk stocks (low beta, low volatility)</w:t>
@@ -5104,6 +5944,7 @@
           <w:ilvl w:val="0"/>
           <w:numId w:val="2"/>
         </w:numPr>
+        <w:spacing w:line="360" w:lineRule="auto"/>
       </w:pPr>
       <w:r>
         <w:t>Stable core holdings (moderate beta, low volatility)</w:t>
@@ -5116,6 +5957,7 @@
           <w:ilvl w:val="0"/>
           <w:numId w:val="2"/>
         </w:numPr>
+        <w:spacing w:line="360" w:lineRule="auto"/>
       </w:pPr>
       <w:r>
         <w:t>Moderate growth stocks (higher beta, moderate volatility)</w:t>
@@ -5128,31 +5970,965 @@
           <w:ilvl w:val="0"/>
           <w:numId w:val="2"/>
         </w:numPr>
+        <w:spacing w:line="360" w:lineRule="auto"/>
       </w:pPr>
       <w:r>
         <w:t>Aggressive high-risk stocks (high beta, high volatility)</w:t>
       </w:r>
     </w:p>
     <w:p>
+      <w:pPr>
+        <w:spacing w:line="360" w:lineRule="auto"/>
+      </w:pPr>
       <w:r>
         <w:t xml:space="preserve">As a result, K=4 was selected as the optimal number of clusters for the final k-means model. </w:t>
       </w:r>
     </w:p>
-    <w:p/>
-    <w:p/>
-    <w:p/>
-    <w:p/>
-    <w:p/>
-    <w:p/>
-    <w:p/>
-    <w:p>
+    <w:p>
+      <w:pPr>
+        <w:spacing w:line="360" w:lineRule="auto"/>
+      </w:pPr>
+    </w:p>
+    <w:p>
+      <w:pPr>
+        <w:spacing w:line="360" w:lineRule="auto"/>
+      </w:pPr>
+    </w:p>
+    <w:p>
+      <w:pPr>
+        <w:spacing w:line="360" w:lineRule="auto"/>
+      </w:pPr>
+    </w:p>
+    <w:p>
+      <w:pPr>
+        <w:spacing w:line="360" w:lineRule="auto"/>
+        <w:rPr>
+          <w:color w:val="0F4761" w:themeColor="accent1" w:themeShade="BF"/>
+          <w:sz w:val="40"/>
+          <w:szCs w:val="40"/>
+        </w:rPr>
+      </w:pPr>
+    </w:p>
+    <w:p>
+      <w:pPr>
+        <w:spacing w:line="360" w:lineRule="auto"/>
+        <w:rPr>
+          <w:color w:val="0F4761" w:themeColor="accent1" w:themeShade="BF"/>
+          <w:sz w:val="40"/>
+          <w:szCs w:val="40"/>
+        </w:rPr>
+      </w:pPr>
+    </w:p>
+    <w:p>
+      <w:pPr>
+        <w:spacing w:line="360" w:lineRule="auto"/>
+        <w:rPr>
+          <w:color w:val="0F4761" w:themeColor="accent1" w:themeShade="BF"/>
+          <w:sz w:val="40"/>
+          <w:szCs w:val="40"/>
+        </w:rPr>
+      </w:pPr>
+    </w:p>
+    <w:p>
+      <w:pPr>
+        <w:spacing w:line="360" w:lineRule="auto"/>
+        <w:rPr>
+          <w:color w:val="0F4761" w:themeColor="accent1" w:themeShade="BF"/>
+          <w:sz w:val="40"/>
+          <w:szCs w:val="40"/>
+        </w:rPr>
+      </w:pPr>
+    </w:p>
+    <w:p>
+      <w:pPr>
+        <w:spacing w:line="360" w:lineRule="auto"/>
+        <w:rPr>
+          <w:color w:val="0F4761" w:themeColor="accent1" w:themeShade="BF"/>
+          <w:sz w:val="40"/>
+          <w:szCs w:val="40"/>
+        </w:rPr>
+      </w:pPr>
+    </w:p>
+    <w:p>
+      <w:pPr>
+        <w:spacing w:line="360" w:lineRule="auto"/>
+        <w:rPr>
+          <w:color w:val="0F4761" w:themeColor="accent1" w:themeShade="BF"/>
+          <w:sz w:val="40"/>
+          <w:szCs w:val="40"/>
+        </w:rPr>
+      </w:pPr>
+    </w:p>
+    <w:p>
+      <w:pPr>
+        <w:spacing w:line="360" w:lineRule="auto"/>
+        <w:rPr>
+          <w:color w:val="0F4761" w:themeColor="accent1" w:themeShade="BF"/>
+          <w:sz w:val="40"/>
+          <w:szCs w:val="40"/>
+        </w:rPr>
+      </w:pPr>
+    </w:p>
+    <w:p>
+      <w:pPr>
+        <w:spacing w:line="360" w:lineRule="auto"/>
+        <w:rPr>
+          <w:color w:val="0F4761" w:themeColor="accent1" w:themeShade="BF"/>
+          <w:sz w:val="40"/>
+          <w:szCs w:val="40"/>
+        </w:rPr>
+      </w:pPr>
+    </w:p>
+    <w:p>
+      <w:pPr>
+        <w:pStyle w:val="Heading1"/>
+      </w:pPr>
+      <w:bookmarkStart w:id="34" w:name="_Toc227963488"/>
+      <w:r>
+        <w:lastRenderedPageBreak/>
+        <w:t>Task C</w:t>
+      </w:r>
+      <w:bookmarkEnd w:id="34"/>
+    </w:p>
+    <w:p>
+      <w:pPr>
+        <w:pStyle w:val="Heading3"/>
+      </w:pPr>
+      <w:bookmarkStart w:id="35" w:name="_Toc227963489"/>
+      <w:r>
+        <w:rPr>
+          <w:rFonts w:eastAsia="Times New Roman"/>
+          <w:lang w:val="en-US"/>
+        </w:rPr>
+        <w:t>C-</w:t>
+      </w:r>
+      <w:r>
+        <w:rPr>
+          <w:rFonts w:eastAsia="Times New Roman"/>
+          <w:lang w:val="en-US"/>
+        </w:rPr>
+        <w:t xml:space="preserve">1a. </w:t>
+      </w:r>
+      <w:r>
+        <w:rPr>
+          <w:rFonts w:eastAsia="Times New Roman"/>
+          <w:lang w:val="en-US"/>
+        </w:rPr>
+        <w:t>Identification of business value customer segments/location</w:t>
+      </w:r>
+      <w:bookmarkEnd w:id="35"/>
+    </w:p>
+    <w:p>
+      <w:pPr>
+        <w:spacing w:line="360" w:lineRule="auto"/>
+      </w:pPr>
+      <w:r>
+        <w:t xml:space="preserve">Based on Task B, the data mart should centre on a </w:t>
+      </w:r>
+      <w:proofErr w:type="spellStart"/>
+      <w:r>
+        <w:t>Fact_Stock_Performance</w:t>
+      </w:r>
+      <w:proofErr w:type="spellEnd"/>
+      <w:r>
+        <w:t xml:space="preserve"> table at the grain of one stock per trading day, supported by </w:t>
+      </w:r>
+      <w:proofErr w:type="spellStart"/>
+      <w:r>
+        <w:t>DimDate</w:t>
+      </w:r>
+      <w:proofErr w:type="spellEnd"/>
+      <w:r>
+        <w:t xml:space="preserve">, </w:t>
+      </w:r>
+      <w:proofErr w:type="spellStart"/>
+      <w:r>
+        <w:t>DimStock</w:t>
+      </w:r>
+      <w:proofErr w:type="spellEnd"/>
+      <w:r>
+        <w:t xml:space="preserve">, </w:t>
+      </w:r>
+      <w:proofErr w:type="spellStart"/>
+      <w:r>
+        <w:t>DimBenchmark</w:t>
+      </w:r>
+      <w:proofErr w:type="spellEnd"/>
+      <w:r>
+        <w:t xml:space="preserve">, and </w:t>
+      </w:r>
+      <w:proofErr w:type="spellStart"/>
+      <w:r>
+        <w:t>DimRiskSegment</w:t>
+      </w:r>
+      <w:proofErr w:type="spellEnd"/>
+      <w:r>
+        <w:t>. The core metrics stored in the fact table should be Daily Return, Beta, and Annual Volatility, because these were the three variables used in Python to segment the S&amp;P 500 stocks and evaluate their investment behaviour.</w:t>
+      </w:r>
+    </w:p>
+    <w:p>
+      <w:pPr>
+        <w:pStyle w:val="Heading3"/>
+        <w:rPr>
+          <w:rFonts w:eastAsia="Times New Roman"/>
+          <w:lang w:val="en-US"/>
+        </w:rPr>
+      </w:pPr>
+      <w:bookmarkStart w:id="36" w:name="_Toc227963490"/>
+      <w:r>
+        <w:rPr>
+          <w:rFonts w:eastAsia="Times New Roman"/>
+          <w:lang w:val="en-US"/>
+        </w:rPr>
+        <w:t>C-</w:t>
+      </w:r>
+      <w:r>
+        <w:rPr>
+          <w:rFonts w:eastAsia="Times New Roman"/>
+          <w:lang w:val="en-US"/>
+        </w:rPr>
+        <w:t xml:space="preserve">1b. </w:t>
+      </w:r>
+      <w:r>
+        <w:rPr>
+          <w:rFonts w:eastAsia="Times New Roman"/>
+          <w:lang w:val="en-US"/>
+        </w:rPr>
+        <w:t>Justification of their business value</w:t>
+      </w:r>
+      <w:bookmarkEnd w:id="36"/>
+    </w:p>
+    <w:p>
+      <w:pPr>
+        <w:spacing w:line="360" w:lineRule="auto"/>
+      </w:pPr>
+      <w:r>
+        <w:t xml:space="preserve">The main fact measures should include daily return, average daily return, beta, annual volatility, and optional derived measures such as rolling volatility, cumulative return, risk-adjusted return, and cluster membership history. This design is appropriate because the assignment’s analysis is driven by the interaction </w:t>
+      </w:r>
+      <w:r>
+        <w:t>among return, market sensitivity, and volatility, and because the chosen four-cluster segmentation turns raw market data into business-ready investor groups for targeting, monitoring,</w:t>
+      </w:r>
+      <w:r>
+        <w:t xml:space="preserve"> and rebalancing decisions. It also supports trend analysis, dashboarding and future predictive extensions. </w:t>
+      </w:r>
+    </w:p>
+    <w:p>
+      <w:pPr>
+        <w:pStyle w:val="Heading3"/>
+      </w:pPr>
+      <w:bookmarkStart w:id="37" w:name="_Toc227963491"/>
+      <w:r>
+        <w:t>C-</w:t>
+      </w:r>
+      <w:r>
+        <w:t xml:space="preserve">2a. </w:t>
+      </w:r>
+      <w:r>
+        <w:t>Review of Results</w:t>
+      </w:r>
+      <w:bookmarkEnd w:id="37"/>
+    </w:p>
+    <w:p>
+      <w:pPr>
+        <w:spacing w:line="360" w:lineRule="auto"/>
+      </w:pPr>
+      <w:r>
+        <w:t>The derived stock clusters provide clear business value for investors because they convert a very large universe of S&amp;P 500 stocks into a small number of interpretable risk-return groups that can be used for portfolio construction, rebalancing and investor targeting. In Task B, both the agglomerative and k-means analysis supported a four-cluster solution as the most useful balance between detail and interpretability. The selected clusters can be viewed as Defensive Low-Risk stocks, Stable Core holdings, Moderate Growth stocks, and Aggressive High-Risk stocks. This structure is valuable because it gives investors meaningful portfolio categories rather than an unmanageable list of individual securities.</w:t>
+      </w:r>
+    </w:p>
+    <w:p>
+      <w:pPr>
+        <w:spacing w:line="360" w:lineRule="auto"/>
+      </w:pPr>
+      <w:r>
+        <w:lastRenderedPageBreak/>
+        <w:t xml:space="preserve">The business value of the clustering depends on the interaction of the three metrics. </w:t>
+      </w:r>
+      <w:r>
+        <w:rPr>
+          <w:b/>
+          <w:bCs/>
+        </w:rPr>
+        <w:t>Daily Return</w:t>
+      </w:r>
+      <w:r>
+        <w:t xml:space="preserve"> represents the reward dimension, showing the average </w:t>
+      </w:r>
+      <w:r>
+        <w:t>daily gain or loss of</w:t>
+      </w:r>
+      <w:r>
+        <w:t xml:space="preserve"> a stock. </w:t>
+      </w:r>
+      <w:r>
+        <w:rPr>
+          <w:b/>
+          <w:bCs/>
+        </w:rPr>
+        <w:t>Beta</w:t>
+      </w:r>
+      <w:r>
+        <w:t xml:space="preserve"> measures the stock’s sensitivity to general market movements and therefore captures </w:t>
+      </w:r>
+      <w:r>
+        <w:t xml:space="preserve">systematic risk. </w:t>
+      </w:r>
+      <w:r>
+        <w:rPr>
+          <w:b/>
+          <w:bCs/>
+        </w:rPr>
+        <w:t>Annual Volatility</w:t>
+      </w:r>
+      <w:r>
+        <w:t xml:space="preserve"> measures the overall instability of returns and captures the broader riskiness of the stock’s behaviour. These metrics are related</w:t>
+      </w:r>
+      <w:r>
+        <w:t xml:space="preserve"> but not identical, which</w:t>
+      </w:r>
+      <w:r>
+        <w:t xml:space="preserve"> is why they are useful together. A stock may have a strong daily return but also a very high beta and </w:t>
+      </w:r>
+      <w:r>
+        <w:t xml:space="preserve">volatility, meaning </w:t>
+      </w:r>
+      <w:r>
+        <w:t>the return is achieved with substantial risk. Conversely, a lower-return stock with low beta and low volatility may be highly valuable as a stabiliser within a diversified portfolio.</w:t>
+      </w:r>
+    </w:p>
+    <w:p>
+      <w:pPr>
+        <w:spacing w:line="360" w:lineRule="auto"/>
+      </w:pPr>
+      <w:r>
+        <w:t xml:space="preserve">For investors, the practical business value is improved decision-making. Conservative investors can favour defensive and core clusters, balanced investors can combine core and moderate-growth clusters, and more aggressive investors can selectively include high-risk stocks alongside stabilising holdings. This cluster-based view therefore supports clearer portfolio design, better </w:t>
+      </w:r>
+      <w:r>
+        <w:t>risk communication</w:t>
+      </w:r>
+      <w:r>
+        <w:t>, and more disciplined portfolio rebalancing.</w:t>
+      </w:r>
+    </w:p>
+    <w:p>
+      <w:pPr>
+        <w:pStyle w:val="Heading3"/>
+      </w:pPr>
+      <w:bookmarkStart w:id="38" w:name="_Toc227963492"/>
+      <w:r>
+        <w:t>C-</w:t>
+      </w:r>
+      <w:r>
+        <w:t>2</w:t>
+      </w:r>
+      <w:r>
+        <w:t>b</w:t>
+      </w:r>
+      <w:r>
+        <w:t xml:space="preserve">. Python </w:t>
+      </w:r>
+      <w:r>
+        <w:t>V</w:t>
+      </w:r>
+      <w:r>
+        <w:t>isualisations</w:t>
+      </w:r>
+      <w:bookmarkEnd w:id="38"/>
+    </w:p>
+    <w:p>
+      <w:pPr>
+        <w:spacing w:line="360" w:lineRule="auto"/>
+      </w:pPr>
+      <w:r>
+        <w:t>All Python code used to generate the</w:t>
+      </w:r>
+      <w:r>
+        <w:t xml:space="preserve"> following</w:t>
+      </w:r>
+      <w:r>
+        <w:t xml:space="preserve"> visualisations is available as a Google </w:t>
+      </w:r>
+      <w:proofErr w:type="spellStart"/>
+      <w:r>
+        <w:t>Colab</w:t>
+      </w:r>
+      <w:proofErr w:type="spellEnd"/>
+      <w:r>
+        <w:t xml:space="preserve"> notebook in the GitHub repo.</w:t>
+      </w:r>
+    </w:p>
+    <w:p>
+      <w:pPr>
+        <w:spacing w:line="360" w:lineRule="auto"/>
+      </w:pPr>
+      <w:r>
+        <w:t>The</w:t>
+      </w:r>
+      <w:r>
+        <w:t>se</w:t>
+      </w:r>
+      <w:r>
+        <w:t xml:space="preserve"> visualisations summarise the business value of the derived stock clusters using the three key metrics: Daily Return, Beta, and Annual Volatility.</w:t>
+      </w:r>
       <w:r>
         <w:t xml:space="preserve"> </w:t>
       </w:r>
     </w:p>
+    <w:p>
+      <w:pPr>
+        <w:spacing w:line="360" w:lineRule="auto"/>
+      </w:pPr>
+      <w:r>
+        <w:drawing>
+          <wp:inline distT="0" distB="0" distL="0" distR="0" wp14:anchorId="57F6CE78" wp14:editId="1A84D054">
+            <wp:extent cx="5000625" cy="2262264"/>
+            <wp:effectExtent l="0" t="0" r="0" b="5080"/>
+            <wp:docPr id="655694638" name="Picture 1"/>
+            <wp:cNvGraphicFramePr>
+              <a:graphicFrameLocks xmlns:a="http://schemas.openxmlformats.org/drawingml/2006/main" noChangeAspect="1"/>
+            </wp:cNvGraphicFramePr>
+            <a:graphic xmlns:a="http://schemas.openxmlformats.org/drawingml/2006/main">
+              <a:graphicData uri="http://schemas.openxmlformats.org/drawingml/2006/picture">
+                <pic:pic xmlns:pic="http://schemas.openxmlformats.org/drawingml/2006/picture">
+                  <pic:nvPicPr>
+                    <pic:cNvPr id="655694638" name=""/>
+                    <pic:cNvPicPr/>
+                  </pic:nvPicPr>
+                  <pic:blipFill>
+                    <a:blip r:embed="rId26"/>
+                    <a:stretch>
+                      <a:fillRect/>
+                    </a:stretch>
+                  </pic:blipFill>
+                  <pic:spPr>
+                    <a:xfrm>
+                      <a:off x="0" y="0"/>
+                      <a:ext cx="5049387" cy="2284324"/>
+                    </a:xfrm>
+                    <a:prstGeom prst="rect">
+                      <a:avLst/>
+                    </a:prstGeom>
+                  </pic:spPr>
+                </pic:pic>
+              </a:graphicData>
+            </a:graphic>
+          </wp:inline>
+        </w:drawing>
+      </w:r>
+    </w:p>
+    <w:p>
+      <w:pPr>
+        <w:spacing w:line="360" w:lineRule="auto"/>
+        <w:rPr>
+          <w:color w:val="0F4761" w:themeColor="accent1" w:themeShade="BF"/>
+        </w:rPr>
+      </w:pPr>
+      <w:r>
+        <w:rPr>
+          <w:color w:val="0F4761" w:themeColor="accent1" w:themeShade="BF"/>
+        </w:rPr>
+        <w:t>Figure 18. Derived Stock Clusters: Beta versus Annual Volatility</w:t>
+      </w:r>
+    </w:p>
+    <w:p>
+      <w:pPr>
+        <w:spacing w:line="360" w:lineRule="auto"/>
+        <w:rPr>
+          <w:color w:val="0F4761" w:themeColor="accent1" w:themeShade="BF"/>
+          <w:sz w:val="28"/>
+          <w:szCs w:val="28"/>
+        </w:rPr>
+      </w:pPr>
+      <w:r>
+        <w:rPr>
+          <w:color w:val="0F4761" w:themeColor="accent1" w:themeShade="BF"/>
+          <w:sz w:val="28"/>
+          <w:szCs w:val="28"/>
+        </w:rPr>
+        <w:lastRenderedPageBreak/>
+        <w:drawing>
+          <wp:inline distT="0" distB="0" distL="0" distR="0" wp14:anchorId="313DE183" wp14:editId="2614321C">
+            <wp:extent cx="5791200" cy="2793365"/>
+            <wp:effectExtent l="0" t="0" r="0" b="6985"/>
+            <wp:docPr id="1216096026" name="Picture 1"/>
+            <wp:cNvGraphicFramePr>
+              <a:graphicFrameLocks xmlns:a="http://schemas.openxmlformats.org/drawingml/2006/main" noChangeAspect="1"/>
+            </wp:cNvGraphicFramePr>
+            <a:graphic xmlns:a="http://schemas.openxmlformats.org/drawingml/2006/main">
+              <a:graphicData uri="http://schemas.openxmlformats.org/drawingml/2006/picture">
+                <pic:pic xmlns:pic="http://schemas.openxmlformats.org/drawingml/2006/picture">
+                  <pic:nvPicPr>
+                    <pic:cNvPr id="1216096026" name=""/>
+                    <pic:cNvPicPr/>
+                  </pic:nvPicPr>
+                  <pic:blipFill>
+                    <a:blip r:embed="rId27"/>
+                    <a:stretch>
+                      <a:fillRect/>
+                    </a:stretch>
+                  </pic:blipFill>
+                  <pic:spPr>
+                    <a:xfrm>
+                      <a:off x="0" y="0"/>
+                      <a:ext cx="5800507" cy="2797854"/>
+                    </a:xfrm>
+                    <a:prstGeom prst="rect">
+                      <a:avLst/>
+                    </a:prstGeom>
+                  </pic:spPr>
+                </pic:pic>
+              </a:graphicData>
+            </a:graphic>
+          </wp:inline>
+        </w:drawing>
+      </w:r>
+    </w:p>
+    <w:p>
+      <w:pPr>
+        <w:spacing w:line="360" w:lineRule="auto"/>
+        <w:rPr>
+          <w:color w:val="0F4761" w:themeColor="accent1" w:themeShade="BF"/>
+        </w:rPr>
+      </w:pPr>
+      <w:r>
+        <w:rPr>
+          <w:color w:val="0F4761" w:themeColor="accent1" w:themeShade="BF"/>
+        </w:rPr>
+        <w:t>Figure 19. Average Daily Return, Beta and Annual Volatility by Cluster</w:t>
+      </w:r>
+    </w:p>
+    <w:p>
+      <w:pPr>
+        <w:spacing w:line="360" w:lineRule="auto"/>
+        <w:rPr>
+          <w:color w:val="0F4761" w:themeColor="accent1" w:themeShade="BF"/>
+        </w:rPr>
+      </w:pPr>
+    </w:p>
+    <w:p>
+      <w:pPr>
+        <w:spacing w:line="360" w:lineRule="auto"/>
+        <w:rPr>
+          <w:color w:val="0F4761" w:themeColor="accent1" w:themeShade="BF"/>
+        </w:rPr>
+      </w:pPr>
+      <w:r>
+        <w:rPr>
+          <w:color w:val="0F4761" w:themeColor="accent1" w:themeShade="BF"/>
+        </w:rPr>
+        <w:drawing>
+          <wp:inline distT="0" distB="0" distL="0" distR="0" wp14:anchorId="7DDD419C" wp14:editId="331F12BC">
+            <wp:extent cx="5731510" cy="2836545"/>
+            <wp:effectExtent l="0" t="0" r="2540" b="1905"/>
+            <wp:docPr id="2100962132" name="Picture 1"/>
+            <wp:cNvGraphicFramePr>
+              <a:graphicFrameLocks xmlns:a="http://schemas.openxmlformats.org/drawingml/2006/main" noChangeAspect="1"/>
+            </wp:cNvGraphicFramePr>
+            <a:graphic xmlns:a="http://schemas.openxmlformats.org/drawingml/2006/main">
+              <a:graphicData uri="http://schemas.openxmlformats.org/drawingml/2006/picture">
+                <pic:pic xmlns:pic="http://schemas.openxmlformats.org/drawingml/2006/picture">
+                  <pic:nvPicPr>
+                    <pic:cNvPr id="2100962132" name=""/>
+                    <pic:cNvPicPr/>
+                  </pic:nvPicPr>
+                  <pic:blipFill>
+                    <a:blip r:embed="rId28"/>
+                    <a:stretch>
+                      <a:fillRect/>
+                    </a:stretch>
+                  </pic:blipFill>
+                  <pic:spPr>
+                    <a:xfrm>
+                      <a:off x="0" y="0"/>
+                      <a:ext cx="5731510" cy="2836545"/>
+                    </a:xfrm>
+                    <a:prstGeom prst="rect">
+                      <a:avLst/>
+                    </a:prstGeom>
+                  </pic:spPr>
+                </pic:pic>
+              </a:graphicData>
+            </a:graphic>
+          </wp:inline>
+        </w:drawing>
+      </w:r>
+    </w:p>
+    <w:p>
+      <w:pPr>
+        <w:spacing w:line="360" w:lineRule="auto"/>
+        <w:rPr>
+          <w:color w:val="0F4761" w:themeColor="accent1" w:themeShade="BF"/>
+        </w:rPr>
+      </w:pPr>
+      <w:r>
+        <w:rPr>
+          <w:color w:val="0F4761" w:themeColor="accent1" w:themeShade="BF"/>
+        </w:rPr>
+        <w:t>Figure 20. Number of Stocks in Each Derived Cluster</w:t>
+      </w:r>
+    </w:p>
+    <w:p>
+      <w:pPr>
+        <w:spacing w:line="360" w:lineRule="auto"/>
+        <w:rPr>
+          <w:color w:val="0F4761" w:themeColor="accent1" w:themeShade="BF"/>
+        </w:rPr>
+      </w:pPr>
+      <w:r>
+        <w:rPr>
+          <w:color w:val="0F4761" w:themeColor="accent1" w:themeShade="BF"/>
+        </w:rPr>
+        <w:lastRenderedPageBreak/>
+        <w:drawing>
+          <wp:inline distT="0" distB="0" distL="0" distR="0" wp14:anchorId="795AE674" wp14:editId="23A3CA6A">
+            <wp:extent cx="6337300" cy="2184400"/>
+            <wp:effectExtent l="0" t="0" r="6350" b="6350"/>
+            <wp:docPr id="732458547" name="Picture 1"/>
+            <wp:cNvGraphicFramePr>
+              <a:graphicFrameLocks xmlns:a="http://schemas.openxmlformats.org/drawingml/2006/main" noChangeAspect="1"/>
+            </wp:cNvGraphicFramePr>
+            <a:graphic xmlns:a="http://schemas.openxmlformats.org/drawingml/2006/main">
+              <a:graphicData uri="http://schemas.openxmlformats.org/drawingml/2006/picture">
+                <pic:pic xmlns:pic="http://schemas.openxmlformats.org/drawingml/2006/picture">
+                  <pic:nvPicPr>
+                    <pic:cNvPr id="732458547" name=""/>
+                    <pic:cNvPicPr/>
+                  </pic:nvPicPr>
+                  <pic:blipFill>
+                    <a:blip r:embed="rId29"/>
+                    <a:stretch>
+                      <a:fillRect/>
+                    </a:stretch>
+                  </pic:blipFill>
+                  <pic:spPr>
+                    <a:xfrm>
+                      <a:off x="0" y="0"/>
+                      <a:ext cx="6360380" cy="2192355"/>
+                    </a:xfrm>
+                    <a:prstGeom prst="rect">
+                      <a:avLst/>
+                    </a:prstGeom>
+                  </pic:spPr>
+                </pic:pic>
+              </a:graphicData>
+            </a:graphic>
+          </wp:inline>
+        </w:drawing>
+      </w:r>
+    </w:p>
+    <w:p>
+      <w:pPr>
+        <w:spacing w:line="360" w:lineRule="auto"/>
+        <w:rPr>
+          <w:color w:val="0F4761" w:themeColor="accent1" w:themeShade="BF"/>
+        </w:rPr>
+      </w:pPr>
+      <w:r>
+        <w:rPr>
+          <w:color w:val="0F4761" w:themeColor="accent1" w:themeShade="BF"/>
+        </w:rPr>
+        <w:t>Figure 21. Distribution of Daily Return, Beta and Annual Volatility by Cluster</w:t>
+      </w:r>
+    </w:p>
+    <w:p>
+      <w:pPr>
+        <w:pStyle w:val="Heading3"/>
+      </w:pPr>
+      <w:bookmarkStart w:id="39" w:name="_Toc227963493"/>
+      <w:r>
+        <w:t>C</w:t>
+      </w:r>
+      <w:r>
+        <w:t>-</w:t>
+      </w:r>
+      <w:r>
+        <w:t>3. How CRM tools contribute to sustainability for Fintech</w:t>
+      </w:r>
+      <w:bookmarkEnd w:id="39"/>
+    </w:p>
+    <w:p>
+      <w:pPr>
+        <w:spacing w:line="360" w:lineRule="auto"/>
+      </w:pPr>
+      <w:r>
+        <w:t>Customer relationship management (CRM) tools support sustainability in Fintech by focusing on long-term customer outcomes rather than short-term sales. CRM</w:t>
+      </w:r>
+      <w:r>
+        <w:t xml:space="preserve"> consolidate</w:t>
+      </w:r>
+      <w:r>
+        <w:t xml:space="preserve"> customer data, interaction histories, and service journeys, enabling firms to better understand needs, personalise support, and monitor risks effectively. While digital financial services expand access, lower costs, and improve transparency, poor</w:t>
+      </w:r>
+      <w:r>
+        <w:t xml:space="preserve"> </w:t>
+      </w:r>
+      <w:r>
+        <w:t>customer</w:t>
+      </w:r>
+      <w:r>
+        <w:t xml:space="preserve"> data use can pose risks such as fraud and privacy breaches (World Bank, 2020; OECD, 2020).</w:t>
+      </w:r>
+      <w:r>
+        <w:t xml:space="preserve"> </w:t>
+      </w:r>
+      <w:r>
+        <w:t>Thus, the paragraphs below will explore how the use of CRM tools helps avoid this and helps Fintech firms attain sustainability.</w:t>
+      </w:r>
+    </w:p>
+    <w:p>
+      <w:pPr>
+        <w:spacing w:line="360" w:lineRule="auto"/>
+      </w:pPr>
+      <w:r>
+        <w:t>The first benefit</w:t>
+      </w:r>
+      <w:r>
+        <w:t xml:space="preserve"> of CRM tools</w:t>
+      </w:r>
+      <w:r>
+        <w:t xml:space="preserve"> is economic sustainability. Fintechs often grow rapidly, but high acquisition costs and inefficiencies hinder long-term viability. CRM</w:t>
+      </w:r>
+      <w:r>
+        <w:t xml:space="preserve"> tools</w:t>
+      </w:r>
+      <w:r>
+        <w:t xml:space="preserve"> </w:t>
+      </w:r>
+      <w:r>
+        <w:t>aid</w:t>
+      </w:r>
+      <w:r>
+        <w:t xml:space="preserve"> by enhancing segmentation, communication, and customer retention. Personalisation</w:t>
+      </w:r>
+      <w:r>
+        <w:t xml:space="preserve"> </w:t>
+      </w:r>
+      <w:r>
+        <w:t>tailored to individual risk tolerance and needs</w:t>
+      </w:r>
+      <w:r>
+        <w:t xml:space="preserve"> </w:t>
+      </w:r>
+      <w:r>
+        <w:t>drives revenue and improves customer experience, supporting profitable growth (McKinsey, 2021).</w:t>
+      </w:r>
+    </w:p>
+    <w:p>
+      <w:pPr>
+        <w:spacing w:line="360" w:lineRule="auto"/>
+      </w:pPr>
+      <w:r>
+        <w:t>Second, CRM</w:t>
+      </w:r>
+      <w:r>
+        <w:t xml:space="preserve"> tools</w:t>
+      </w:r>
+      <w:r>
+        <w:t xml:space="preserve"> </w:t>
+      </w:r>
+      <w:r>
+        <w:t>promote</w:t>
+      </w:r>
+      <w:r>
+        <w:t xml:space="preserve"> operational sustainability by automating onboarding, complaint handling</w:t>
+      </w:r>
+      <w:r>
+        <w:t xml:space="preserve"> </w:t>
+      </w:r>
+      <w:r>
+        <w:t>and support</w:t>
+      </w:r>
+      <w:r>
+        <w:t>ing</w:t>
+      </w:r>
+      <w:r>
+        <w:t xml:space="preserve"> workflows, reducing costs and increasing scalability. As noted by the World Bank</w:t>
+      </w:r>
+      <w:r>
+        <w:t xml:space="preserve"> </w:t>
+      </w:r>
+      <w:r>
+        <w:t>(2020)</w:t>
+      </w:r>
+      <w:r>
+        <w:t>, data analytics improve efficiency and service quality, enabling fintechs to allocate resources more effectively, intervene early when customers disengage, and refine products over time.</w:t>
+      </w:r>
+    </w:p>
+    <w:p>
+      <w:pPr>
+        <w:spacing w:line="360" w:lineRule="auto"/>
+      </w:pPr>
+      <w:r>
+        <w:lastRenderedPageBreak/>
+        <w:t>Third, CRM</w:t>
+      </w:r>
+      <w:r>
+        <w:t xml:space="preserve"> tools</w:t>
+      </w:r>
+      <w:r>
+        <w:t xml:space="preserve"> </w:t>
+      </w:r>
+      <w:r>
+        <w:t>foster</w:t>
+      </w:r>
+      <w:r>
+        <w:t xml:space="preserve"> social and governance sustainability. Firms must ensure fairness, transparency, and trust, </w:t>
+      </w:r>
+      <w:r>
+        <w:t xml:space="preserve">in line </w:t>
+      </w:r>
+      <w:r>
+        <w:t>with</w:t>
+      </w:r>
+      <w:r>
+        <w:t xml:space="preserve"> the</w:t>
+      </w:r>
+      <w:r>
+        <w:t xml:space="preserve"> FCA </w:t>
+      </w:r>
+      <w:r>
+        <w:t>2026 guidelines, and avoid risks such as fraud and data breaches highlighted by t</w:t>
+      </w:r>
+      <w:r>
+        <w:t>he OECD</w:t>
+      </w:r>
+      <w:r>
+        <w:t xml:space="preserve"> (2020).</w:t>
+      </w:r>
+      <w:r>
+        <w:t xml:space="preserve"> An effective CRM strategy combines analytics, consent management, fair targeting, complaint monitoring, and </w:t>
+      </w:r>
+      <w:r>
+        <w:t>customer</w:t>
+      </w:r>
+      <w:r>
+        <w:t xml:space="preserve"> support, helping fintech</w:t>
+      </w:r>
+      <w:r>
+        <w:t xml:space="preserve"> attain these goals while</w:t>
+      </w:r>
+      <w:r>
+        <w:t xml:space="preserve"> grow</w:t>
+      </w:r>
+      <w:r>
+        <w:t>ing</w:t>
+      </w:r>
+      <w:r>
+        <w:t xml:space="preserve"> sustainably and build</w:t>
+      </w:r>
+      <w:r>
+        <w:t>ing</w:t>
+      </w:r>
+      <w:r>
+        <w:t xml:space="preserve"> trust for a more resilient industry.</w:t>
+      </w:r>
+    </w:p>
+    <w:p>
+      <w:pPr>
+        <w:spacing w:line="360" w:lineRule="auto"/>
+        <w:rPr>
+          <w:b/>
+          <w:bCs/>
+        </w:rPr>
+      </w:pPr>
+      <w:r>
+        <w:rPr>
+          <w:b/>
+          <w:bCs/>
+        </w:rPr>
+        <w:t xml:space="preserve">C-3 </w:t>
+      </w:r>
+      <w:r>
+        <w:rPr>
+          <w:b/>
+          <w:bCs/>
+        </w:rPr>
+        <w:t>References</w:t>
+      </w:r>
+    </w:p>
+    <w:p>
+      <w:pPr>
+        <w:spacing w:line="360" w:lineRule="auto"/>
+      </w:pPr>
+      <w:r>
+        <w:t xml:space="preserve">Financial Conduct Authority (2026). </w:t>
+      </w:r>
+      <w:r>
+        <w:rPr>
+          <w:i/>
+          <w:iCs/>
+        </w:rPr>
+        <w:t>About the Consumer Duty</w:t>
+      </w:r>
+      <w:r>
+        <w:t>. Financial Conduct Authority. Available from the Financial Conduct Authority website [Accessed 24 April 2026].</w:t>
+      </w:r>
+    </w:p>
+    <w:p>
+      <w:pPr>
+        <w:spacing w:line="360" w:lineRule="auto"/>
+      </w:pPr>
+      <w:r>
+        <w:t xml:space="preserve">McKinsey &amp; Company (2021). </w:t>
+      </w:r>
+      <w:r>
+        <w:rPr>
+          <w:i/>
+          <w:iCs/>
+        </w:rPr>
+        <w:t>The value of getting personalization right—or wrong—is multiplying</w:t>
+      </w:r>
+      <w:r>
+        <w:t>. McKinsey &amp; Company. Available from the McKinsey &amp; Company website [Accessed 24 April 2026].</w:t>
+      </w:r>
+    </w:p>
+    <w:p>
+      <w:pPr>
+        <w:spacing w:line="360" w:lineRule="auto"/>
+      </w:pPr>
+      <w:r>
+        <w:t xml:space="preserve">Organisation for Economic Co-operation and Development (2020). </w:t>
+      </w:r>
+      <w:r>
+        <w:rPr>
+          <w:i/>
+          <w:iCs/>
+        </w:rPr>
+        <w:t>Financial Consumer Protection Policy Approaches in the Digital Age: Protecting consumers’ assets, data and privacy</w:t>
+      </w:r>
+      <w:r>
+        <w:t>. OECD. Available from the OECD website [Accessed 24 April 2026].</w:t>
+      </w:r>
+    </w:p>
+    <w:p>
+      <w:pPr>
+        <w:spacing w:line="360" w:lineRule="auto"/>
+      </w:pPr>
+      <w:r>
+        <w:t xml:space="preserve">World Bank (2020). </w:t>
+      </w:r>
+      <w:r>
+        <w:rPr>
+          <w:i/>
+          <w:iCs/>
+        </w:rPr>
+        <w:t>Digital Financial Services</w:t>
+      </w:r>
+      <w:r>
+        <w:t>. World Bank. Available from the World Bank website [Accessed 24 April 2026].</w:t>
+      </w:r>
+    </w:p>
+    <w:p>
+      <w:pPr>
+        <w:spacing w:line="360" w:lineRule="auto"/>
+      </w:pPr>
+      <w:r>
+        <w:t xml:space="preserve"> </w:t>
+      </w:r>
+    </w:p>
     <w:sectPr>
-      <w:footerReference w:type="even" r:id="rId25"/>
-      <w:footerReference w:type="default" r:id="rId26"/>
+      <w:footerReference w:type="even" r:id="rId30"/>
+      <w:footerReference w:type="default" r:id="rId31"/>
       <w:pgSz w:w="11906" w:h="16838"/>
       <w:pgMar w:top="1440" w:right="1440" w:bottom="1440" w:left="1440" w:header="708" w:footer="708" w:gutter="0"/>
       <w:cols w:space="708"/>
@@ -5200,11 +6976,6 @@
         <w:docPartUnique/>
       </w:docPartObj>
     </w:sdtPr>
-    <w:sdtEndPr>
-      <w:rPr>
-        <w:rStyle w:val="PageNumber"/>
-      </w:rPr>
-    </w:sdtEndPr>
     <w:sdtContent>
       <w:p>
         <w:pPr>
@@ -5263,11 +7034,6 @@
         <w:docPartUnique/>
       </w:docPartObj>
     </w:sdtPr>
-    <w:sdtEndPr>
-      <w:rPr>
-        <w:rStyle w:val="PageNumber"/>
-      </w:rPr>
-    </w:sdtEndPr>
     <w:sdtContent>
       <w:p>
         <w:pPr>
@@ -5497,6 +7263,95 @@
     </w:lvl>
   </w:abstractNum>
   <w:abstractNum w:abstractNumId="1" w15:restartNumberingAfterBreak="0">
+    <w:nsid w:val="474C72FD"/>
+    <w:multiLevelType w:val="hybridMultilevel"/>
+    <w:tmpl w:val="2550F356"/>
+    <w:lvl w:ilvl="0" w:tplc="0809000F">
+      <w:start w:val="1"/>
+      <w:numFmt w:val="decimal"/>
+      <w:lvlText w:val="%1."/>
+      <w:lvlJc w:val="left"/>
+      <w:pPr>
+        <w:ind w:left="720" w:hanging="360"/>
+      </w:pPr>
+      <w:rPr>
+        <w:rFonts w:hint="default"/>
+      </w:rPr>
+    </w:lvl>
+    <w:lvl w:ilvl="1" w:tplc="08090019" w:tentative="1">
+      <w:start w:val="1"/>
+      <w:numFmt w:val="lowerLetter"/>
+      <w:lvlText w:val="%2."/>
+      <w:lvlJc w:val="left"/>
+      <w:pPr>
+        <w:ind w:left="1440" w:hanging="360"/>
+      </w:pPr>
+    </w:lvl>
+    <w:lvl w:ilvl="2" w:tplc="0809001B" w:tentative="1">
+      <w:start w:val="1"/>
+      <w:numFmt w:val="lowerRoman"/>
+      <w:lvlText w:val="%3."/>
+      <w:lvlJc w:val="right"/>
+      <w:pPr>
+        <w:ind w:left="2160" w:hanging="180"/>
+      </w:pPr>
+    </w:lvl>
+    <w:lvl w:ilvl="3" w:tplc="0809000F" w:tentative="1">
+      <w:start w:val="1"/>
+      <w:numFmt w:val="decimal"/>
+      <w:lvlText w:val="%4."/>
+      <w:lvlJc w:val="left"/>
+      <w:pPr>
+        <w:ind w:left="2880" w:hanging="360"/>
+      </w:pPr>
+    </w:lvl>
+    <w:lvl w:ilvl="4" w:tplc="08090019" w:tentative="1">
+      <w:start w:val="1"/>
+      <w:numFmt w:val="lowerLetter"/>
+      <w:lvlText w:val="%5."/>
+      <w:lvlJc w:val="left"/>
+      <w:pPr>
+        <w:ind w:left="3600" w:hanging="360"/>
+      </w:pPr>
+    </w:lvl>
+    <w:lvl w:ilvl="5" w:tplc="0809001B" w:tentative="1">
+      <w:start w:val="1"/>
+      <w:numFmt w:val="lowerRoman"/>
+      <w:lvlText w:val="%6."/>
+      <w:lvlJc w:val="right"/>
+      <w:pPr>
+        <w:ind w:left="4320" w:hanging="180"/>
+      </w:pPr>
+    </w:lvl>
+    <w:lvl w:ilvl="6" w:tplc="0809000F" w:tentative="1">
+      <w:start w:val="1"/>
+      <w:numFmt w:val="decimal"/>
+      <w:lvlText w:val="%7."/>
+      <w:lvlJc w:val="left"/>
+      <w:pPr>
+        <w:ind w:left="5040" w:hanging="360"/>
+      </w:pPr>
+    </w:lvl>
+    <w:lvl w:ilvl="7" w:tplc="08090019" w:tentative="1">
+      <w:start w:val="1"/>
+      <w:numFmt w:val="lowerLetter"/>
+      <w:lvlText w:val="%8."/>
+      <w:lvlJc w:val="left"/>
+      <w:pPr>
+        <w:ind w:left="5760" w:hanging="360"/>
+      </w:pPr>
+    </w:lvl>
+    <w:lvl w:ilvl="8" w:tplc="0809001B" w:tentative="1">
+      <w:start w:val="1"/>
+      <w:numFmt w:val="lowerRoman"/>
+      <w:lvlText w:val="%9."/>
+      <w:lvlJc w:val="right"/>
+      <w:pPr>
+        <w:ind w:left="6480" w:hanging="180"/>
+      </w:pPr>
+    </w:lvl>
+  </w:abstractNum>
+  <w:abstractNum w:abstractNumId="2" w15:restartNumberingAfterBreak="0">
     <w:nsid w:val="5D0002CE"/>
     <w:multiLevelType w:val="hybridMultilevel"/>
     <w:tmpl w:val="FD60E208"/>
@@ -5613,6 +7468,9 @@
     <w:abstractNumId w:val="0"/>
   </w:num>
   <w:num w:numId="2" w16cid:durableId="1892381202">
+    <w:abstractNumId w:val="2"/>
+  </w:num>
+  <w:num w:numId="3" w16cid:durableId="511341392">
     <w:abstractNumId w:val="1"/>
   </w:num>
 </w:numbering>
@@ -6577,14 +8435,16 @@
     <w:autoRedefine/>
     <w:uiPriority w:val="39"/>
     <w:unhideWhenUsed/>
-    <w:rsid w:val="001260BC"/>
+    <w:rsid w:val="00CA7E42"/>
     <w:pPr>
+      <w:tabs>
+        <w:tab w:val="right" w:leader="dot" w:pos="9016"/>
+      </w:tabs>
       <w:spacing w:before="120" w:after="0"/>
       <w:ind w:left="240"/>
     </w:pPr>
     <w:rPr>
-      <w:b/>
-      <w:bCs/>
+      <w:noProof/>
       <w:sz w:val="22"/>
       <w:szCs w:val="22"/>
     </w:rPr>
@@ -6740,7 +8600,6 @@
     <w:name w:val="Normal (Web)"/>
     <w:basedOn w:val="Normal"/>
     <w:uiPriority w:val="99"/>
-    <w:semiHidden/>
     <w:unhideWhenUsed/>
     <w:rsid w:val="001260BC"/>
     <w:pPr>
@@ -6804,6 +8663,18 @@
     <w:link w:val="Header"/>
     <w:uiPriority w:val="99"/>
     <w:rsid w:val="00B32BC6"/>
+  </w:style>
+  <w:style w:type="character" w:styleId="UnresolvedMention">
+    <w:name w:val="Unresolved Mention"/>
+    <w:basedOn w:val="DefaultParagraphFont"/>
+    <w:uiPriority w:val="99"/>
+    <w:semiHidden/>
+    <w:unhideWhenUsed/>
+    <w:rsid w:val="0062468D"/>
+    <w:rPr>
+      <w:color w:val="605E5C"/>
+      <w:shd w:val="clear" w:color="auto" w:fill="E1DFDD"/>
+    </w:rPr>
   </w:style>
 </w:styles>
 </file>

--- a/Report/Data Warehousing & Business Intelligence Assesment 2.docx
+++ b/Report/Data Warehousing & Business Intelligence Assesment 2.docx
@@ -133,7 +133,7 @@
           <w:sz w:val="32"/>
           <w:szCs w:val="32"/>
         </w:rPr>
-        <w:t>Razin Haque</w:t>
+        <w:t xml:space="preserve">Michael Ewer </w:t>
       </w:r>
       <w:r>
         <w:rPr>
@@ -142,19 +142,17 @@
           <w:sz w:val="32"/>
           <w:szCs w:val="32"/>
         </w:rPr>
-        <w:t xml:space="preserve"> - </w:t>
-      </w:r>
-    </w:p>
-    <w:p>
-      <w:pPr>
-        <w:jc w:val="center"/>
+        <w:t>–</w:t>
+      </w:r>
+      <w:r>
         <w:rPr>
           <w:b/>
           <w:bCs/>
           <w:sz w:val="32"/>
           <w:szCs w:val="32"/>
         </w:rPr>
-      </w:pPr>
+        <w:t xml:space="preserve"> </w:t>
+      </w:r>
       <w:r>
         <w:rPr>
           <w:b/>
@@ -162,28 +160,28 @@
           <w:sz w:val="32"/>
           <w:szCs w:val="32"/>
         </w:rPr>
-        <w:t>Michael Ewer</w:t>
-      </w:r>
-      <w:r>
+        <w:t>W1778362 (Task A)</w:t>
+      </w:r>
+    </w:p>
+    <w:p>
+      <w:pPr>
+        <w:jc w:val="center"/>
         <w:rPr>
           <w:b/>
           <w:bCs/>
           <w:sz w:val="32"/>
           <w:szCs w:val="32"/>
         </w:rPr>
-        <w:t xml:space="preserve"> - </w:t>
-      </w:r>
-    </w:p>
-    <w:p>
-      <w:pPr>
-        <w:jc w:val="center"/>
+      </w:pPr>
+      <w:r>
         <w:rPr>
           <w:b/>
           <w:bCs/>
           <w:sz w:val="32"/>
           <w:szCs w:val="32"/>
         </w:rPr>
-      </w:pPr>
+        <w:t xml:space="preserve">Razin Haque </w:t>
+      </w:r>
       <w:r>
         <w:rPr>
           <w:b/>
@@ -191,7 +189,7 @@
           <w:sz w:val="32"/>
           <w:szCs w:val="32"/>
         </w:rPr>
-        <w:t>Stephen Ugbana</w:t>
+        <w:t>–</w:t>
       </w:r>
       <w:r>
         <w:rPr>
@@ -209,16 +207,81 @@
           <w:sz w:val="32"/>
           <w:szCs w:val="32"/>
         </w:rPr>
-        <w:t>–</w:t>
-      </w:r>
-      <w:r>
+        <w:t>W2125537 (Task B)</w:t>
+      </w:r>
+    </w:p>
+    <w:p>
+      <w:pPr>
+        <w:jc w:val="center"/>
         <w:rPr>
           <w:b/>
           <w:bCs/>
           <w:sz w:val="32"/>
           <w:szCs w:val="32"/>
         </w:rPr>
-        <w:t xml:space="preserve"> 21876543</w:t>
+      </w:pPr>
+      <w:r>
+        <w:rPr>
+          <w:b/>
+          <w:bCs/>
+          <w:sz w:val="32"/>
+          <w:szCs w:val="32"/>
+        </w:rPr>
+        <w:t xml:space="preserve">Stephen Ugbana </w:t>
+      </w:r>
+      <w:r>
+        <w:rPr>
+          <w:b/>
+          <w:bCs/>
+          <w:sz w:val="32"/>
+          <w:szCs w:val="32"/>
+        </w:rPr>
+        <w:t>–</w:t>
+      </w:r>
+      <w:r>
+        <w:rPr>
+          <w:b/>
+          <w:bCs/>
+          <w:sz w:val="32"/>
+          <w:szCs w:val="32"/>
+        </w:rPr>
+        <w:t xml:space="preserve"> </w:t>
+      </w:r>
+      <w:r>
+        <w:rPr>
+          <w:b/>
+          <w:bCs/>
+          <w:sz w:val="32"/>
+          <w:szCs w:val="32"/>
+        </w:rPr>
+        <w:t>W</w:t>
+      </w:r>
+      <w:r>
+        <w:rPr>
+          <w:b/>
+          <w:bCs/>
+          <w:sz w:val="32"/>
+          <w:szCs w:val="32"/>
+        </w:rPr>
+        <w:t>2187654</w:t>
+      </w:r>
+      <w:r>
+        <w:rPr>
+          <w:b/>
+          <w:bCs/>
+          <w:sz w:val="32"/>
+          <w:szCs w:val="32"/>
+        </w:rPr>
+        <w:t xml:space="preserve"> </w:t>
+      </w:r>
+      <w:r>
+        <w:rPr>
+          <w:b/>
+          <w:bCs/>
+          <w:sz w:val="32"/>
+          <w:szCs w:val="32"/>
+        </w:rPr>
+        <w:t>(Task C)</w:t>
       </w:r>
     </w:p>
     <w:p>
@@ -245,7 +308,39 @@
             <w:sz w:val="28"/>
             <w:szCs w:val="28"/>
           </w:rPr>
-          <w:t>https://github.com/Raz-Haque/sp500-portfolio-analysis</w:t>
+          <w:t>https://github.c</w:t>
+        </w:r>
+        <w:r>
+          <w:rPr>
+            <w:rStyle w:val="Hyperlink"/>
+            <w:sz w:val="28"/>
+            <w:szCs w:val="28"/>
+          </w:rPr>
+          <w:t>o</w:t>
+        </w:r>
+        <w:r>
+          <w:rPr>
+            <w:rStyle w:val="Hyperlink"/>
+            <w:sz w:val="28"/>
+            <w:szCs w:val="28"/>
+          </w:rPr>
+          <w:t>m/Raz-Haque/sp</w:t>
+        </w:r>
+        <w:r>
+          <w:rPr>
+            <w:rStyle w:val="Hyperlink"/>
+            <w:sz w:val="28"/>
+            <w:szCs w:val="28"/>
+          </w:rPr>
+          <w:t>5</w:t>
+        </w:r>
+        <w:r>
+          <w:rPr>
+            <w:rStyle w:val="Hyperlink"/>
+            <w:sz w:val="28"/>
+            <w:szCs w:val="28"/>
+          </w:rPr>
+          <w:t>00-portfolio-analysis</w:t>
         </w:r>
       </w:hyperlink>
     </w:p>
@@ -344,7 +439,7 @@
             </w:rPr>
             <w:fldChar w:fldCharType="separate"/>
           </w:r>
-          <w:hyperlink w:anchor="_Toc227963455" w:history="1">
+          <w:hyperlink w:anchor="_Toc228011500" w:history="1">
             <w:r>
               <w:rPr>
                 <w:rStyle w:val="Hyperlink"/>
@@ -371,7 +466,7 @@
                 <w:noProof/>
                 <w:webHidden/>
               </w:rPr>
-              <w:instrText xml:space="preserve"> PAGEREF _Toc227963455 \h </w:instrText>
+              <w:instrText xml:space="preserve"> PAGEREF _Toc228011500 \h </w:instrText>
             </w:r>
             <w:r>
               <w:rPr>
@@ -416,7 +511,7 @@
               <w:lang w:eastAsia="en-GB"/>
             </w:rPr>
           </w:pPr>
-          <w:hyperlink w:anchor="_Toc227963456" w:history="1">
+          <w:hyperlink w:anchor="_Toc228011501" w:history="1">
             <w:r>
               <w:rPr>
                 <w:rStyle w:val="Hyperlink"/>
@@ -443,7 +538,7 @@
                 <w:noProof/>
                 <w:webHidden/>
               </w:rPr>
-              <w:instrText xml:space="preserve"> PAGEREF _Toc227963456 \h </w:instrText>
+              <w:instrText xml:space="preserve"> PAGEREF _Toc228011501 \h </w:instrText>
             </w:r>
             <w:r>
               <w:rPr>
@@ -488,7 +583,7 @@
               <w:lang w:eastAsia="en-GB"/>
             </w:rPr>
           </w:pPr>
-          <w:hyperlink w:anchor="_Toc227963457" w:history="1">
+          <w:hyperlink w:anchor="_Toc228011502" w:history="1">
             <w:r>
               <w:rPr>
                 <w:rStyle w:val="Hyperlink"/>
@@ -515,7 +610,7 @@
                 <w:noProof/>
                 <w:webHidden/>
               </w:rPr>
-              <w:instrText xml:space="preserve"> PAGEREF _Toc227963457 \h </w:instrText>
+              <w:instrText xml:space="preserve"> PAGEREF _Toc228011502 \h </w:instrText>
             </w:r>
             <w:r>
               <w:rPr>
@@ -560,7 +655,7 @@
               <w:lang w:eastAsia="en-GB"/>
             </w:rPr>
           </w:pPr>
-          <w:hyperlink w:anchor="_Toc227963458" w:history="1">
+          <w:hyperlink w:anchor="_Toc228011503" w:history="1">
             <w:r>
               <w:rPr>
                 <w:rStyle w:val="Hyperlink"/>
@@ -587,7 +682,7 @@
                 <w:noProof/>
                 <w:webHidden/>
               </w:rPr>
-              <w:instrText xml:space="preserve"> PAGEREF _Toc227963458 \h </w:instrText>
+              <w:instrText xml:space="preserve"> PAGEREF _Toc228011503 \h </w:instrText>
             </w:r>
             <w:r>
               <w:rPr>
@@ -632,7 +727,7 @@
               <w:lang w:eastAsia="en-GB"/>
             </w:rPr>
           </w:pPr>
-          <w:hyperlink w:anchor="_Toc227963459" w:history="1">
+          <w:hyperlink w:anchor="_Toc228011504" w:history="1">
             <w:r>
               <w:rPr>
                 <w:rStyle w:val="Hyperlink"/>
@@ -659,7 +754,7 @@
                 <w:noProof/>
                 <w:webHidden/>
               </w:rPr>
-              <w:instrText xml:space="preserve"> PAGEREF _Toc227963459 \h </w:instrText>
+              <w:instrText xml:space="preserve"> PAGEREF _Toc228011504 \h </w:instrText>
             </w:r>
             <w:r>
               <w:rPr>
@@ -704,7 +799,7 @@
               <w:lang w:eastAsia="en-GB"/>
             </w:rPr>
           </w:pPr>
-          <w:hyperlink w:anchor="_Toc227963460" w:history="1">
+          <w:hyperlink w:anchor="_Toc228011505" w:history="1">
             <w:r>
               <w:rPr>
                 <w:rStyle w:val="Hyperlink"/>
@@ -731,7 +826,7 @@
                 <w:noProof/>
                 <w:webHidden/>
               </w:rPr>
-              <w:instrText xml:space="preserve"> PAGEREF _Toc227963460 \h </w:instrText>
+              <w:instrText xml:space="preserve"> PAGEREF _Toc228011505 \h </w:instrText>
             </w:r>
             <w:r>
               <w:rPr>
@@ -776,7 +871,7 @@
               <w:lang w:eastAsia="en-GB"/>
             </w:rPr>
           </w:pPr>
-          <w:hyperlink w:anchor="_Toc227963461" w:history="1">
+          <w:hyperlink w:anchor="_Toc228011506" w:history="1">
             <w:r>
               <w:rPr>
                 <w:rStyle w:val="Hyperlink"/>
@@ -803,7 +898,7 @@
                 <w:noProof/>
                 <w:webHidden/>
               </w:rPr>
-              <w:instrText xml:space="preserve"> PAGEREF _Toc227963461 \h </w:instrText>
+              <w:instrText xml:space="preserve"> PAGEREF _Toc228011506 \h </w:instrText>
             </w:r>
             <w:r>
               <w:rPr>
@@ -828,195 +923,6 @@
             <w:r>
               <w:rPr>
                 <w:noProof/>
-                <w:webHidden/>
-              </w:rPr>
-              <w:fldChar w:fldCharType="end"/>
-            </w:r>
-          </w:hyperlink>
-        </w:p>
-        <w:p>
-          <w:pPr>
-            <w:pStyle w:val="TOC3"/>
-            <w:tabs>
-              <w:tab w:val="right" w:leader="dot" w:pos="9016"/>
-            </w:tabs>
-            <w:rPr>
-              <w:rStyle w:val="Hyperlink"/>
-              <w:noProof/>
-            </w:rPr>
-          </w:pPr>
-          <w:hyperlink w:anchor="_Toc227963462" w:history="1">
-            <w:r>
-              <w:rPr>
-                <w:rStyle w:val="Hyperlink"/>
-                <w:noProof/>
-              </w:rPr>
-              <w:t>Figure 7. Average Daily Returns Table</w:t>
-            </w:r>
-            <w:r>
-              <w:rPr>
-                <w:noProof/>
-                <w:webHidden/>
-              </w:rPr>
-              <w:tab/>
-            </w:r>
-            <w:r>
-              <w:rPr>
-                <w:noProof/>
-                <w:webHidden/>
-              </w:rPr>
-              <w:fldChar w:fldCharType="begin"/>
-            </w:r>
-            <w:r>
-              <w:rPr>
-                <w:noProof/>
-                <w:webHidden/>
-              </w:rPr>
-              <w:instrText xml:space="preserve"> PAGEREF _Toc227963462 \h </w:instrText>
-            </w:r>
-            <w:r>
-              <w:rPr>
-                <w:noProof/>
-                <w:webHidden/>
-              </w:rPr>
-            </w:r>
-            <w:r>
-              <w:rPr>
-                <w:noProof/>
-                <w:webHidden/>
-              </w:rPr>
-              <w:fldChar w:fldCharType="separate"/>
-            </w:r>
-            <w:r>
-              <w:rPr>
-                <w:noProof/>
-                <w:webHidden/>
-              </w:rPr>
-              <w:t>6</w:t>
-            </w:r>
-            <w:r>
-              <w:rPr>
-                <w:noProof/>
-                <w:webHidden/>
-              </w:rPr>
-              <w:fldChar w:fldCharType="end"/>
-            </w:r>
-          </w:hyperlink>
-        </w:p>
-        <w:p>
-          <w:pPr>
-            <w:pStyle w:val="TOC2"/>
-            <w:rPr>
-              <w:rFonts w:eastAsiaTheme="minorEastAsia"/>
-              <w:sz w:val="24"/>
-              <w:szCs w:val="24"/>
-              <w:lang w:eastAsia="en-GB"/>
-            </w:rPr>
-          </w:pPr>
-          <w:hyperlink w:anchor="_Toc227963463" w:history="1">
-            <w:r>
-              <w:rPr>
-                <w:rStyle w:val="Hyperlink"/>
-              </w:rPr>
-              <w:t xml:space="preserve">     Figure 8. Summary Table</w:t>
-            </w:r>
-            <w:r>
-              <w:rPr>
-                <w:webHidden/>
-              </w:rPr>
-              <w:tab/>
-            </w:r>
-            <w:r>
-              <w:rPr>
-                <w:webHidden/>
-              </w:rPr>
-              <w:fldChar w:fldCharType="begin"/>
-            </w:r>
-            <w:r>
-              <w:rPr>
-                <w:webHidden/>
-              </w:rPr>
-              <w:instrText xml:space="preserve"> PAGEREF _Toc227963463 \h </w:instrText>
-            </w:r>
-            <w:r>
-              <w:rPr>
-                <w:webHidden/>
-              </w:rPr>
-            </w:r>
-            <w:r>
-              <w:rPr>
-                <w:webHidden/>
-              </w:rPr>
-              <w:fldChar w:fldCharType="separate"/>
-            </w:r>
-            <w:r>
-              <w:rPr>
-                <w:webHidden/>
-              </w:rPr>
-              <w:t>7</w:t>
-            </w:r>
-            <w:r>
-              <w:rPr>
-                <w:webHidden/>
-              </w:rPr>
-              <w:fldChar w:fldCharType="end"/>
-            </w:r>
-          </w:hyperlink>
-        </w:p>
-        <w:p>
-          <w:pPr>
-            <w:pStyle w:val="TOC2"/>
-            <w:rPr>
-              <w:rFonts w:eastAsiaTheme="minorEastAsia"/>
-              <w:sz w:val="24"/>
-              <w:szCs w:val="24"/>
-              <w:lang w:eastAsia="en-GB"/>
-            </w:rPr>
-          </w:pPr>
-          <w:hyperlink w:anchor="_Toc227963463" w:history="1">
-            <w:r>
-              <w:rPr>
-                <w:rStyle w:val="Hyperlink"/>
-              </w:rPr>
-              <w:t>Diagrams for Analysis and Insights</w:t>
-            </w:r>
-            <w:r>
-              <w:rPr>
-                <w:webHidden/>
-              </w:rPr>
-              <w:tab/>
-            </w:r>
-            <w:r>
-              <w:rPr>
-                <w:webHidden/>
-              </w:rPr>
-              <w:fldChar w:fldCharType="begin"/>
-            </w:r>
-            <w:r>
-              <w:rPr>
-                <w:webHidden/>
-              </w:rPr>
-              <w:instrText xml:space="preserve"> PAGEREF _Toc227963463 \h </w:instrText>
-            </w:r>
-            <w:r>
-              <w:rPr>
-                <w:webHidden/>
-              </w:rPr>
-            </w:r>
-            <w:r>
-              <w:rPr>
-                <w:webHidden/>
-              </w:rPr>
-              <w:fldChar w:fldCharType="separate"/>
-            </w:r>
-            <w:r>
-              <w:rPr>
-                <w:webHidden/>
-              </w:rPr>
-              <w:t>7</w:t>
-            </w:r>
-            <w:r>
-              <w:rPr>
                 <w:webHidden/>
               </w:rPr>
               <w:fldChar w:fldCharType="end"/>
@@ -1037,13 +943,13 @@
               <w:lang w:eastAsia="en-GB"/>
             </w:rPr>
           </w:pPr>
-          <w:hyperlink w:anchor="_Toc227963464" w:history="1">
+          <w:hyperlink w:anchor="_Toc228011507" w:history="1">
             <w:r>
               <w:rPr>
                 <w:rStyle w:val="Hyperlink"/>
                 <w:noProof/>
               </w:rPr>
-              <w:t>Figure 9. Graph 1 (Beta Vs Return)</w:t>
+              <w:t>Figure 7. Average Daily Returns Table</w:t>
             </w:r>
             <w:r>
               <w:rPr>
@@ -1064,7 +970,7 @@
                 <w:noProof/>
                 <w:webHidden/>
               </w:rPr>
-              <w:instrText xml:space="preserve"> PAGEREF _Toc227963464 \h </w:instrText>
+              <w:instrText xml:space="preserve"> PAGEREF _Toc228011507 \h </w:instrText>
             </w:r>
             <w:r>
               <w:rPr>
@@ -1084,7 +990,7 @@
                 <w:noProof/>
                 <w:webHidden/>
               </w:rPr>
-              <w:t>8</w:t>
+              <w:t>6</w:t>
             </w:r>
             <w:r>
               <w:rPr>
@@ -1109,13 +1015,13 @@
               <w:lang w:eastAsia="en-GB"/>
             </w:rPr>
           </w:pPr>
-          <w:hyperlink w:anchor="_Toc227963465" w:history="1">
+          <w:hyperlink w:anchor="_Toc228011508" w:history="1">
             <w:r>
               <w:rPr>
                 <w:rStyle w:val="Hyperlink"/>
                 <w:noProof/>
               </w:rPr>
-              <w:t>Figure 10. Graph 2 (Volatility Distribution)</w:t>
+              <w:t>Figure 8. Summary Table</w:t>
             </w:r>
             <w:r>
               <w:rPr>
@@ -1136,7 +1042,7 @@
                 <w:noProof/>
                 <w:webHidden/>
               </w:rPr>
-              <w:instrText xml:space="preserve"> PAGEREF _Toc227963465 \h </w:instrText>
+              <w:instrText xml:space="preserve"> PAGEREF _Toc228011508 \h </w:instrText>
             </w:r>
             <w:r>
               <w:rPr>
@@ -1156,73 +1062,11 @@
                 <w:noProof/>
                 <w:webHidden/>
               </w:rPr>
-              <w:t>8</w:t>
-            </w:r>
-            <w:r>
-              <w:rPr>
-                <w:noProof/>
-                <w:webHidden/>
-              </w:rPr>
-              <w:fldChar w:fldCharType="end"/>
-            </w:r>
-          </w:hyperlink>
-        </w:p>
-        <w:p>
-          <w:pPr>
-            <w:pStyle w:val="TOC2"/>
-            <w:rPr>
-              <w:rFonts w:eastAsiaTheme="minorEastAsia"/>
-              <w:b/>
-              <w:bCs/>
-              <w:sz w:val="24"/>
-              <w:szCs w:val="24"/>
-              <w:lang w:eastAsia="en-GB"/>
-            </w:rPr>
-          </w:pPr>
-          <w:hyperlink w:anchor="_Toc227963466" w:history="1">
-            <w:r>
-              <w:rPr>
-                <w:rStyle w:val="Hyperlink"/>
-              </w:rPr>
-              <w:t>Process for Data Collection and Analysis</w:t>
-            </w:r>
-            <w:r>
-              <w:rPr>
-                <w:webHidden/>
-              </w:rPr>
-              <w:tab/>
-            </w:r>
-            <w:r>
-              <w:rPr>
-                <w:webHidden/>
-              </w:rPr>
-              <w:fldChar w:fldCharType="begin"/>
-            </w:r>
-            <w:r>
-              <w:rPr>
-                <w:webHidden/>
-              </w:rPr>
-              <w:instrText xml:space="preserve"> PAGEREF _Toc227963466 \h </w:instrText>
-            </w:r>
-            <w:r>
-              <w:rPr>
-                <w:webHidden/>
-              </w:rPr>
-            </w:r>
-            <w:r>
-              <w:rPr>
-                <w:webHidden/>
-              </w:rPr>
-              <w:fldChar w:fldCharType="separate"/>
-            </w:r>
-            <w:r>
-              <w:rPr>
-                <w:webHidden/>
-              </w:rPr>
-              <w:t>8</w:t>
-            </w:r>
-            <w:r>
-              <w:rPr>
+              <w:t>7</w:t>
+            </w:r>
+            <w:r>
+              <w:rPr>
+                <w:noProof/>
                 <w:webHidden/>
               </w:rPr>
               <w:fldChar w:fldCharType="end"/>
@@ -1243,14 +1087,13 @@
               <w:lang w:eastAsia="en-GB"/>
             </w:rPr>
           </w:pPr>
-          <w:hyperlink w:anchor="_Toc227963467" w:history="1">
+          <w:hyperlink w:anchor="_Toc228011509" w:history="1">
             <w:r>
               <w:rPr>
                 <w:rStyle w:val="Hyperlink"/>
                 <w:noProof/>
-                <w:color w:val="auto"/>
-              </w:rPr>
-              <w:t>Data Collection</w:t>
+              </w:rPr>
+              <w:t>Figure 9. Graph 1 (Beta Vs Return)</w:t>
             </w:r>
             <w:r>
               <w:rPr>
@@ -1271,7 +1114,7 @@
                 <w:noProof/>
                 <w:webHidden/>
               </w:rPr>
-              <w:instrText xml:space="preserve"> PAGEREF _Toc227963467 \h </w:instrText>
+              <w:instrText xml:space="preserve"> PAGEREF _Toc228011509 \h </w:instrText>
             </w:r>
             <w:r>
               <w:rPr>
@@ -1291,7 +1134,7 @@
                 <w:noProof/>
                 <w:webHidden/>
               </w:rPr>
-              <w:t>8</w:t>
+              <w:t>7</w:t>
             </w:r>
             <w:r>
               <w:rPr>
@@ -1316,14 +1159,13 @@
               <w:lang w:eastAsia="en-GB"/>
             </w:rPr>
           </w:pPr>
-          <w:hyperlink w:anchor="_Toc227963468" w:history="1">
+          <w:hyperlink w:anchor="_Toc228011510" w:history="1">
             <w:r>
               <w:rPr>
                 <w:rStyle w:val="Hyperlink"/>
                 <w:noProof/>
-                <w:color w:val="auto"/>
-              </w:rPr>
-              <w:t>Data Cleaning</w:t>
+              </w:rPr>
+              <w:t>Figure 10. Graph 2 (Volatility Distribution)</w:t>
             </w:r>
             <w:r>
               <w:rPr>
@@ -1344,7 +1186,7 @@
                 <w:noProof/>
                 <w:webHidden/>
               </w:rPr>
-              <w:instrText xml:space="preserve"> PAGEREF _Toc227963468 \h </w:instrText>
+              <w:instrText xml:space="preserve"> PAGEREF _Toc228011510 \h </w:instrText>
             </w:r>
             <w:r>
               <w:rPr>
@@ -1364,11 +1206,71 @@
                 <w:noProof/>
                 <w:webHidden/>
               </w:rPr>
-              <w:t>9</w:t>
-            </w:r>
-            <w:r>
-              <w:rPr>
-                <w:noProof/>
+              <w:t>8</w:t>
+            </w:r>
+            <w:r>
+              <w:rPr>
+                <w:noProof/>
+                <w:webHidden/>
+              </w:rPr>
+              <w:fldChar w:fldCharType="end"/>
+            </w:r>
+          </w:hyperlink>
+        </w:p>
+        <w:p>
+          <w:pPr>
+            <w:pStyle w:val="TOC2"/>
+            <w:rPr>
+              <w:rFonts w:eastAsiaTheme="minorEastAsia"/>
+              <w:sz w:val="24"/>
+              <w:szCs w:val="24"/>
+              <w:lang w:eastAsia="en-GB"/>
+            </w:rPr>
+          </w:pPr>
+          <w:hyperlink w:anchor="_Toc228011511" w:history="1">
+            <w:r>
+              <w:rPr>
+                <w:rStyle w:val="Hyperlink"/>
+              </w:rPr>
+              <w:t>Process for Data Collection and Analysis</w:t>
+            </w:r>
+            <w:r>
+              <w:rPr>
+                <w:webHidden/>
+              </w:rPr>
+              <w:tab/>
+            </w:r>
+            <w:r>
+              <w:rPr>
+                <w:webHidden/>
+              </w:rPr>
+              <w:fldChar w:fldCharType="begin"/>
+            </w:r>
+            <w:r>
+              <w:rPr>
+                <w:webHidden/>
+              </w:rPr>
+              <w:instrText xml:space="preserve"> PAGEREF _Toc228011511 \h </w:instrText>
+            </w:r>
+            <w:r>
+              <w:rPr>
+                <w:webHidden/>
+              </w:rPr>
+            </w:r>
+            <w:r>
+              <w:rPr>
+                <w:webHidden/>
+              </w:rPr>
+              <w:fldChar w:fldCharType="separate"/>
+            </w:r>
+            <w:r>
+              <w:rPr>
+                <w:webHidden/>
+              </w:rPr>
+              <w:t>8</w:t>
+            </w:r>
+            <w:r>
+              <w:rPr>
                 <w:webHidden/>
               </w:rPr>
               <w:fldChar w:fldCharType="end"/>
@@ -1389,14 +1291,13 @@
               <w:lang w:eastAsia="en-GB"/>
             </w:rPr>
           </w:pPr>
-          <w:hyperlink w:anchor="_Toc227963469" w:history="1">
+          <w:hyperlink w:anchor="_Toc228011512" w:history="1">
             <w:r>
               <w:rPr>
                 <w:rStyle w:val="Hyperlink"/>
                 <w:noProof/>
-                <w:color w:val="auto"/>
-              </w:rPr>
-              <w:t>Return Calculation</w:t>
+              </w:rPr>
+              <w:t>Data Collection</w:t>
             </w:r>
             <w:r>
               <w:rPr>
@@ -1417,7 +1318,7 @@
                 <w:noProof/>
                 <w:webHidden/>
               </w:rPr>
-              <w:instrText xml:space="preserve"> PAGEREF _Toc227963469 \h </w:instrText>
+              <w:instrText xml:space="preserve"> PAGEREF _Toc228011512 \h </w:instrText>
             </w:r>
             <w:r>
               <w:rPr>
@@ -1437,7 +1338,7 @@
                 <w:noProof/>
                 <w:webHidden/>
               </w:rPr>
-              <w:t>9</w:t>
+              <w:t>8</w:t>
             </w:r>
             <w:r>
               <w:rPr>
@@ -1462,14 +1363,13 @@
               <w:lang w:eastAsia="en-GB"/>
             </w:rPr>
           </w:pPr>
-          <w:hyperlink w:anchor="_Toc227963470" w:history="1">
+          <w:hyperlink w:anchor="_Toc228011513" w:history="1">
             <w:r>
               <w:rPr>
                 <w:rStyle w:val="Hyperlink"/>
                 <w:noProof/>
-                <w:color w:val="auto"/>
-              </w:rPr>
-              <w:t>Beta Calculation</w:t>
+              </w:rPr>
+              <w:t>Data Cleaning</w:t>
             </w:r>
             <w:r>
               <w:rPr>
@@ -1490,7 +1390,7 @@
                 <w:noProof/>
                 <w:webHidden/>
               </w:rPr>
-              <w:instrText xml:space="preserve"> PAGEREF _Toc227963470 \h </w:instrText>
+              <w:instrText xml:space="preserve"> PAGEREF _Toc228011513 \h </w:instrText>
             </w:r>
             <w:r>
               <w:rPr>
@@ -1535,14 +1435,13 @@
               <w:lang w:eastAsia="en-GB"/>
             </w:rPr>
           </w:pPr>
-          <w:hyperlink w:anchor="_Toc227963471" w:history="1">
+          <w:hyperlink w:anchor="_Toc228011514" w:history="1">
             <w:r>
               <w:rPr>
                 <w:rStyle w:val="Hyperlink"/>
                 <w:noProof/>
-                <w:color w:val="auto"/>
-              </w:rPr>
-              <w:t>Volatility Calculation</w:t>
+              </w:rPr>
+              <w:t>Return Calculation</w:t>
             </w:r>
             <w:r>
               <w:rPr>
@@ -1563,7 +1462,7 @@
                 <w:noProof/>
                 <w:webHidden/>
               </w:rPr>
-              <w:instrText xml:space="preserve"> PAGEREF _Toc227963471 \h </w:instrText>
+              <w:instrText xml:space="preserve"> PAGEREF _Toc228011514 \h </w:instrText>
             </w:r>
             <w:r>
               <w:rPr>
@@ -1608,14 +1507,13 @@
               <w:lang w:eastAsia="en-GB"/>
             </w:rPr>
           </w:pPr>
-          <w:hyperlink w:anchor="_Toc227963472" w:history="1">
+          <w:hyperlink w:anchor="_Toc228011515" w:history="1">
             <w:r>
               <w:rPr>
                 <w:rStyle w:val="Hyperlink"/>
                 <w:noProof/>
-                <w:color w:val="auto"/>
-              </w:rPr>
-              <w:t>Summary Metrics</w:t>
+              </w:rPr>
+              <w:t>Beta Calculation</w:t>
             </w:r>
             <w:r>
               <w:rPr>
@@ -1636,7 +1534,7 @@
                 <w:noProof/>
                 <w:webHidden/>
               </w:rPr>
-              <w:instrText xml:space="preserve"> PAGEREF _Toc227963472 \h </w:instrText>
+              <w:instrText xml:space="preserve"> PAGEREF _Toc228011515 \h </w:instrText>
             </w:r>
             <w:r>
               <w:rPr>
@@ -1681,12 +1579,155 @@
               <w:lang w:eastAsia="en-GB"/>
             </w:rPr>
           </w:pPr>
-          <w:hyperlink w:anchor="_Toc227963473" w:history="1">
+          <w:hyperlink w:anchor="_Toc228011516" w:history="1">
             <w:r>
               <w:rPr>
                 <w:rStyle w:val="Hyperlink"/>
                 <w:noProof/>
-                <w:color w:val="auto"/>
+              </w:rPr>
+              <w:t>Volatility Calculation</w:t>
+            </w:r>
+            <w:r>
+              <w:rPr>
+                <w:noProof/>
+                <w:webHidden/>
+              </w:rPr>
+              <w:tab/>
+            </w:r>
+            <w:r>
+              <w:rPr>
+                <w:noProof/>
+                <w:webHidden/>
+              </w:rPr>
+              <w:fldChar w:fldCharType="begin"/>
+            </w:r>
+            <w:r>
+              <w:rPr>
+                <w:noProof/>
+                <w:webHidden/>
+              </w:rPr>
+              <w:instrText xml:space="preserve"> PAGEREF _Toc228011516 \h </w:instrText>
+            </w:r>
+            <w:r>
+              <w:rPr>
+                <w:noProof/>
+                <w:webHidden/>
+              </w:rPr>
+            </w:r>
+            <w:r>
+              <w:rPr>
+                <w:noProof/>
+                <w:webHidden/>
+              </w:rPr>
+              <w:fldChar w:fldCharType="separate"/>
+            </w:r>
+            <w:r>
+              <w:rPr>
+                <w:noProof/>
+                <w:webHidden/>
+              </w:rPr>
+              <w:t>9</w:t>
+            </w:r>
+            <w:r>
+              <w:rPr>
+                <w:noProof/>
+                <w:webHidden/>
+              </w:rPr>
+              <w:fldChar w:fldCharType="end"/>
+            </w:r>
+          </w:hyperlink>
+        </w:p>
+        <w:p>
+          <w:pPr>
+            <w:pStyle w:val="TOC3"/>
+            <w:tabs>
+              <w:tab w:val="right" w:leader="dot" w:pos="9016"/>
+            </w:tabs>
+            <w:rPr>
+              <w:rFonts w:eastAsiaTheme="minorEastAsia"/>
+              <w:noProof/>
+              <w:sz w:val="24"/>
+              <w:szCs w:val="24"/>
+              <w:lang w:eastAsia="en-GB"/>
+            </w:rPr>
+          </w:pPr>
+          <w:hyperlink w:anchor="_Toc228011517" w:history="1">
+            <w:r>
+              <w:rPr>
+                <w:rStyle w:val="Hyperlink"/>
+                <w:noProof/>
+              </w:rPr>
+              <w:t>Summary Metrics</w:t>
+            </w:r>
+            <w:r>
+              <w:rPr>
+                <w:noProof/>
+                <w:webHidden/>
+              </w:rPr>
+              <w:tab/>
+            </w:r>
+            <w:r>
+              <w:rPr>
+                <w:noProof/>
+                <w:webHidden/>
+              </w:rPr>
+              <w:fldChar w:fldCharType="begin"/>
+            </w:r>
+            <w:r>
+              <w:rPr>
+                <w:noProof/>
+                <w:webHidden/>
+              </w:rPr>
+              <w:instrText xml:space="preserve"> PAGEREF _Toc228011517 \h </w:instrText>
+            </w:r>
+            <w:r>
+              <w:rPr>
+                <w:noProof/>
+                <w:webHidden/>
+              </w:rPr>
+            </w:r>
+            <w:r>
+              <w:rPr>
+                <w:noProof/>
+                <w:webHidden/>
+              </w:rPr>
+              <w:fldChar w:fldCharType="separate"/>
+            </w:r>
+            <w:r>
+              <w:rPr>
+                <w:noProof/>
+                <w:webHidden/>
+              </w:rPr>
+              <w:t>9</w:t>
+            </w:r>
+            <w:r>
+              <w:rPr>
+                <w:noProof/>
+                <w:webHidden/>
+              </w:rPr>
+              <w:fldChar w:fldCharType="end"/>
+            </w:r>
+          </w:hyperlink>
+        </w:p>
+        <w:p>
+          <w:pPr>
+            <w:pStyle w:val="TOC3"/>
+            <w:tabs>
+              <w:tab w:val="right" w:leader="dot" w:pos="9016"/>
+            </w:tabs>
+            <w:rPr>
+              <w:rFonts w:eastAsiaTheme="minorEastAsia"/>
+              <w:noProof/>
+              <w:sz w:val="24"/>
+              <w:szCs w:val="24"/>
+              <w:lang w:eastAsia="en-GB"/>
+            </w:rPr>
+          </w:pPr>
+          <w:hyperlink w:anchor="_Toc228011518" w:history="1">
+            <w:r>
+              <w:rPr>
+                <w:rStyle w:val="Hyperlink"/>
+                <w:noProof/>
               </w:rPr>
               <w:t>Visual Analysis</w:t>
             </w:r>
@@ -1709,7 +1750,7 @@
                 <w:noProof/>
                 <w:webHidden/>
               </w:rPr>
-              <w:instrText xml:space="preserve"> PAGEREF _Toc227963473 \h </w:instrText>
+              <w:instrText xml:space="preserve"> PAGEREF _Toc228011518 \h </w:instrText>
             </w:r>
             <w:r>
               <w:rPr>
@@ -1756,7 +1797,7 @@
               <w:lang w:eastAsia="en-GB"/>
             </w:rPr>
           </w:pPr>
-          <w:hyperlink w:anchor="_Toc227963474" w:history="1">
+          <w:hyperlink w:anchor="_Toc228011519" w:history="1">
             <w:r>
               <w:rPr>
                 <w:rStyle w:val="Hyperlink"/>
@@ -1783,7 +1824,7 @@
                 <w:noProof/>
                 <w:webHidden/>
               </w:rPr>
-              <w:instrText xml:space="preserve"> PAGEREF _Toc227963474 \h </w:instrText>
+              <w:instrText xml:space="preserve"> PAGEREF _Toc228011519 \h </w:instrText>
             </w:r>
             <w:r>
               <w:rPr>
@@ -1819,14 +1860,12 @@
             <w:pStyle w:val="TOC2"/>
             <w:rPr>
               <w:rFonts w:eastAsiaTheme="minorEastAsia"/>
-              <w:b/>
-              <w:bCs/>
               <w:sz w:val="24"/>
               <w:szCs w:val="24"/>
               <w:lang w:eastAsia="en-GB"/>
             </w:rPr>
           </w:pPr>
-          <w:hyperlink w:anchor="_Toc227963475" w:history="1">
+          <w:hyperlink w:anchor="_Toc228011520" w:history="1">
             <w:r>
               <w:rPr>
                 <w:rStyle w:val="Hyperlink"/>
@@ -1849,7 +1888,7 @@
               <w:rPr>
                 <w:webHidden/>
               </w:rPr>
-              <w:instrText xml:space="preserve"> PAGEREF _Toc227963475 \h </w:instrText>
+              <w:instrText xml:space="preserve"> PAGEREF _Toc228011520 \h </w:instrText>
             </w:r>
             <w:r>
               <w:rPr>
@@ -1890,7 +1929,7 @@
               <w:lang w:eastAsia="en-GB"/>
             </w:rPr>
           </w:pPr>
-          <w:hyperlink w:anchor="_Toc227963476" w:history="1">
+          <w:hyperlink w:anchor="_Toc228011521" w:history="1">
             <w:r>
               <w:rPr>
                 <w:rStyle w:val="Hyperlink"/>
@@ -1917,7 +1956,7 @@
                 <w:noProof/>
                 <w:webHidden/>
               </w:rPr>
-              <w:instrText xml:space="preserve"> PAGEREF _Toc227963476 \h </w:instrText>
+              <w:instrText xml:space="preserve"> PAGEREF _Toc228011521 \h </w:instrText>
             </w:r>
             <w:r>
               <w:rPr>
@@ -1962,7 +2001,7 @@
               <w:lang w:eastAsia="en-GB"/>
             </w:rPr>
           </w:pPr>
-          <w:hyperlink w:anchor="_Toc227963477" w:history="1">
+          <w:hyperlink w:anchor="_Toc228011522" w:history="1">
             <w:r>
               <w:rPr>
                 <w:rStyle w:val="Hyperlink"/>
@@ -1989,7 +2028,7 @@
                 <w:noProof/>
                 <w:webHidden/>
               </w:rPr>
-              <w:instrText xml:space="preserve"> PAGEREF _Toc227963477 \h </w:instrText>
+              <w:instrText xml:space="preserve"> PAGEREF _Toc228011522 \h </w:instrText>
             </w:r>
             <w:r>
               <w:rPr>
@@ -2034,7 +2073,7 @@
               <w:lang w:eastAsia="en-GB"/>
             </w:rPr>
           </w:pPr>
-          <w:hyperlink w:anchor="_Toc227963478" w:history="1">
+          <w:hyperlink w:anchor="_Toc228011523" w:history="1">
             <w:r>
               <w:rPr>
                 <w:rStyle w:val="Hyperlink"/>
@@ -2061,7 +2100,7 @@
                 <w:noProof/>
                 <w:webHidden/>
               </w:rPr>
-              <w:instrText xml:space="preserve"> PAGEREF _Toc227963478 \h </w:instrText>
+              <w:instrText xml:space="preserve"> PAGEREF _Toc228011523 \h </w:instrText>
             </w:r>
             <w:r>
               <w:rPr>
@@ -2106,7 +2145,7 @@
               <w:lang w:eastAsia="en-GB"/>
             </w:rPr>
           </w:pPr>
-          <w:hyperlink w:anchor="_Toc227963479" w:history="1">
+          <w:hyperlink w:anchor="_Toc228011524" w:history="1">
             <w:r>
               <w:rPr>
                 <w:rStyle w:val="Hyperlink"/>
@@ -2133,7 +2172,7 @@
                 <w:noProof/>
                 <w:webHidden/>
               </w:rPr>
-              <w:instrText xml:space="preserve"> PAGEREF _Toc227963479 \h </w:instrText>
+              <w:instrText xml:space="preserve"> PAGEREF _Toc228011524 \h </w:instrText>
             </w:r>
             <w:r>
               <w:rPr>
@@ -2169,14 +2208,12 @@
             <w:pStyle w:val="TOC2"/>
             <w:rPr>
               <w:rFonts w:eastAsiaTheme="minorEastAsia"/>
-              <w:b/>
-              <w:bCs/>
               <w:sz w:val="24"/>
               <w:szCs w:val="24"/>
               <w:lang w:eastAsia="en-GB"/>
             </w:rPr>
           </w:pPr>
-          <w:hyperlink w:anchor="_Toc227963480" w:history="1">
+          <w:hyperlink w:anchor="_Toc228011525" w:history="1">
             <w:r>
               <w:rPr>
                 <w:rStyle w:val="Hyperlink"/>
@@ -2199,7 +2236,7 @@
               <w:rPr>
                 <w:webHidden/>
               </w:rPr>
-              <w:instrText xml:space="preserve"> PAGEREF _Toc227963480 \h </w:instrText>
+              <w:instrText xml:space="preserve"> PAGEREF _Toc228011525 \h </w:instrText>
             </w:r>
             <w:r>
               <w:rPr>
@@ -2240,7 +2277,7 @@
               <w:lang w:eastAsia="en-GB"/>
             </w:rPr>
           </w:pPr>
-          <w:hyperlink w:anchor="_Toc227963481" w:history="1">
+          <w:hyperlink w:anchor="_Toc228011526" w:history="1">
             <w:r>
               <w:rPr>
                 <w:rStyle w:val="Hyperlink"/>
@@ -2267,7 +2304,7 @@
                 <w:noProof/>
                 <w:webHidden/>
               </w:rPr>
-              <w:instrText xml:space="preserve"> PAGEREF _Toc227963481 \h </w:instrText>
+              <w:instrText xml:space="preserve"> PAGEREF _Toc228011526 \h </w:instrText>
             </w:r>
             <w:r>
               <w:rPr>
@@ -2312,7 +2349,7 @@
               <w:lang w:eastAsia="en-GB"/>
             </w:rPr>
           </w:pPr>
-          <w:hyperlink w:anchor="_Toc227963482" w:history="1">
+          <w:hyperlink w:anchor="_Toc228011527" w:history="1">
             <w:r>
               <w:rPr>
                 <w:rStyle w:val="Hyperlink"/>
@@ -2339,7 +2376,7 @@
                 <w:noProof/>
                 <w:webHidden/>
               </w:rPr>
-              <w:instrText xml:space="preserve"> PAGEREF _Toc227963482 \h </w:instrText>
+              <w:instrText xml:space="preserve"> PAGEREF _Toc228011527 \h </w:instrText>
             </w:r>
             <w:r>
               <w:rPr>
@@ -2384,7 +2421,7 @@
               <w:lang w:eastAsia="en-GB"/>
             </w:rPr>
           </w:pPr>
-          <w:hyperlink w:anchor="_Toc227963483" w:history="1">
+          <w:hyperlink w:anchor="_Toc228011528" w:history="1">
             <w:r>
               <w:rPr>
                 <w:rStyle w:val="Hyperlink"/>
@@ -2411,7 +2448,7 @@
                 <w:noProof/>
                 <w:webHidden/>
               </w:rPr>
-              <w:instrText xml:space="preserve"> PAGEREF _Toc227963483 \h </w:instrText>
+              <w:instrText xml:space="preserve"> PAGEREF _Toc228011528 \h </w:instrText>
             </w:r>
             <w:r>
               <w:rPr>
@@ -2456,7 +2493,7 @@
               <w:lang w:eastAsia="en-GB"/>
             </w:rPr>
           </w:pPr>
-          <w:hyperlink w:anchor="_Toc227963484" w:history="1">
+          <w:hyperlink w:anchor="_Toc228011529" w:history="1">
             <w:r>
               <w:rPr>
                 <w:rStyle w:val="Hyperlink"/>
@@ -2483,7 +2520,7 @@
                 <w:noProof/>
                 <w:webHidden/>
               </w:rPr>
-              <w:instrText xml:space="preserve"> PAGEREF _Toc227963484 \h </w:instrText>
+              <w:instrText xml:space="preserve"> PAGEREF _Toc228011529 \h </w:instrText>
             </w:r>
             <w:r>
               <w:rPr>
@@ -2519,14 +2556,12 @@
             <w:pStyle w:val="TOC2"/>
             <w:rPr>
               <w:rFonts w:eastAsiaTheme="minorEastAsia"/>
-              <w:b/>
-              <w:bCs/>
               <w:sz w:val="24"/>
               <w:szCs w:val="24"/>
               <w:lang w:eastAsia="en-GB"/>
             </w:rPr>
           </w:pPr>
-          <w:hyperlink w:anchor="_Toc227963485" w:history="1">
+          <w:hyperlink w:anchor="_Toc228011530" w:history="1">
             <w:r>
               <w:rPr>
                 <w:rStyle w:val="Hyperlink"/>
@@ -2549,7 +2584,7 @@
               <w:rPr>
                 <w:webHidden/>
               </w:rPr>
-              <w:instrText xml:space="preserve"> PAGEREF _Toc227963485 \h </w:instrText>
+              <w:instrText xml:space="preserve"> PAGEREF _Toc228011530 \h </w:instrText>
             </w:r>
             <w:r>
               <w:rPr>
@@ -2590,7 +2625,7 @@
               <w:lang w:eastAsia="en-GB"/>
             </w:rPr>
           </w:pPr>
-          <w:hyperlink w:anchor="_Toc227963486" w:history="1">
+          <w:hyperlink w:anchor="_Toc228011531" w:history="1">
             <w:r>
               <w:rPr>
                 <w:rStyle w:val="Hyperlink"/>
@@ -2617,7 +2652,7 @@
                 <w:noProof/>
                 <w:webHidden/>
               </w:rPr>
-              <w:instrText xml:space="preserve"> PAGEREF _Toc227963486 \h </w:instrText>
+              <w:instrText xml:space="preserve"> PAGEREF _Toc228011531 \h </w:instrText>
             </w:r>
             <w:r>
               <w:rPr>
@@ -2662,7 +2697,7 @@
               <w:lang w:eastAsia="en-GB"/>
             </w:rPr>
           </w:pPr>
-          <w:hyperlink w:anchor="_Toc227963487" w:history="1">
+          <w:hyperlink w:anchor="_Toc228011532" w:history="1">
             <w:r>
               <w:rPr>
                 <w:rStyle w:val="Hyperlink"/>
@@ -2689,7 +2724,7 @@
                 <w:noProof/>
                 <w:webHidden/>
               </w:rPr>
-              <w:instrText xml:space="preserve"> PAGEREF _Toc227963487 \h </w:instrText>
+              <w:instrText xml:space="preserve"> PAGEREF _Toc228011532 \h </w:instrText>
             </w:r>
             <w:r>
               <w:rPr>
@@ -2736,7 +2771,7 @@
               <w:lang w:eastAsia="en-GB"/>
             </w:rPr>
           </w:pPr>
-          <w:hyperlink w:anchor="_Toc227963488" w:history="1">
+          <w:hyperlink w:anchor="_Toc228011533" w:history="1">
             <w:r>
               <w:rPr>
                 <w:rStyle w:val="Hyperlink"/>
@@ -2763,7 +2798,7 @@
                 <w:noProof/>
                 <w:webHidden/>
               </w:rPr>
-              <w:instrText xml:space="preserve"> PAGEREF _Toc227963488 \h </w:instrText>
+              <w:instrText xml:space="preserve"> PAGEREF _Toc228011533 \h </w:instrText>
             </w:r>
             <w:r>
               <w:rPr>
@@ -2808,7 +2843,7 @@
               <w:lang w:eastAsia="en-GB"/>
             </w:rPr>
           </w:pPr>
-          <w:hyperlink w:anchor="_Toc227963489" w:history="1">
+          <w:hyperlink w:anchor="_Toc228011534" w:history="1">
             <w:r>
               <w:rPr>
                 <w:rStyle w:val="Hyperlink"/>
@@ -2837,7 +2872,7 @@
                 <w:noProof/>
                 <w:webHidden/>
               </w:rPr>
-              <w:instrText xml:space="preserve"> PAGEREF _Toc227963489 \h </w:instrText>
+              <w:instrText xml:space="preserve"> PAGEREF _Toc228011534 \h </w:instrText>
             </w:r>
             <w:r>
               <w:rPr>
@@ -2882,7 +2917,7 @@
               <w:lang w:eastAsia="en-GB"/>
             </w:rPr>
           </w:pPr>
-          <w:hyperlink w:anchor="_Toc227963490" w:history="1">
+          <w:hyperlink w:anchor="_Toc228011535" w:history="1">
             <w:r>
               <w:rPr>
                 <w:rStyle w:val="Hyperlink"/>
@@ -2911,7 +2946,7 @@
                 <w:noProof/>
                 <w:webHidden/>
               </w:rPr>
-              <w:instrText xml:space="preserve"> PAGEREF _Toc227963490 \h </w:instrText>
+              <w:instrText xml:space="preserve"> PAGEREF _Toc228011535 \h </w:instrText>
             </w:r>
             <w:r>
               <w:rPr>
@@ -2956,7 +2991,7 @@
               <w:lang w:eastAsia="en-GB"/>
             </w:rPr>
           </w:pPr>
-          <w:hyperlink w:anchor="_Toc227963491" w:history="1">
+          <w:hyperlink w:anchor="_Toc228011536" w:history="1">
             <w:r>
               <w:rPr>
                 <w:rStyle w:val="Hyperlink"/>
@@ -2983,7 +3018,7 @@
                 <w:noProof/>
                 <w:webHidden/>
               </w:rPr>
-              <w:instrText xml:space="preserve"> PAGEREF _Toc227963491 \h </w:instrText>
+              <w:instrText xml:space="preserve"> PAGEREF _Toc228011536 \h </w:instrText>
             </w:r>
             <w:r>
               <w:rPr>
@@ -3028,7 +3063,7 @@
               <w:lang w:eastAsia="en-GB"/>
             </w:rPr>
           </w:pPr>
-          <w:hyperlink w:anchor="_Toc227963492" w:history="1">
+          <w:hyperlink w:anchor="_Toc228011537" w:history="1">
             <w:r>
               <w:rPr>
                 <w:rStyle w:val="Hyperlink"/>
@@ -3055,7 +3090,7 @@
                 <w:noProof/>
                 <w:webHidden/>
               </w:rPr>
-              <w:instrText xml:space="preserve"> PAGEREF _Toc227963492 \h </w:instrText>
+              <w:instrText xml:space="preserve"> PAGEREF _Toc228011537 \h </w:instrText>
             </w:r>
             <w:r>
               <w:rPr>
@@ -3100,7 +3135,7 @@
               <w:lang w:eastAsia="en-GB"/>
             </w:rPr>
           </w:pPr>
-          <w:hyperlink w:anchor="_Toc227963493" w:history="1">
+          <w:hyperlink w:anchor="_Toc228011538" w:history="1">
             <w:r>
               <w:rPr>
                 <w:rStyle w:val="Hyperlink"/>
@@ -3127,7 +3162,7 @@
                 <w:noProof/>
                 <w:webHidden/>
               </w:rPr>
-              <w:instrText xml:space="preserve"> PAGEREF _Toc227963493 \h </w:instrText>
+              <w:instrText xml:space="preserve"> PAGEREF _Toc228011538 \h </w:instrText>
             </w:r>
             <w:r>
               <w:rPr>
@@ -3196,13 +3231,13 @@
           <w:rFonts w:asciiTheme="minorHAnsi" w:hAnsiTheme="minorHAnsi"/>
         </w:rPr>
       </w:pPr>
-      <w:bookmarkStart w:id="0" w:name="_Toc227963455"/>
     </w:p>
     <w:p/>
     <w:p>
       <w:pPr>
         <w:pStyle w:val="Heading1"/>
       </w:pPr>
+      <w:bookmarkStart w:id="0" w:name="_Toc228011500"/>
       <w:r>
         <w:lastRenderedPageBreak/>
         <w:t>Task A</w:t>
@@ -3211,14 +3246,30 @@
     </w:p>
     <w:p>
       <w:pPr>
+        <w:pStyle w:val="Heading3"/>
+        <w:spacing w:line="360" w:lineRule="auto"/>
+        <w:rPr>
+          <w:sz w:val="24"/>
+          <w:szCs w:val="24"/>
+        </w:rPr>
+      </w:pPr>
+      <w:bookmarkStart w:id="1" w:name="_Toc228011501"/>
+      <w:r>
+        <w:rPr>
+          <w:sz w:val="24"/>
+          <w:szCs w:val="24"/>
+        </w:rPr>
+        <w:t>Figure 1. Tickers List</w:t>
+      </w:r>
+      <w:bookmarkEnd w:id="1"/>
+    </w:p>
+    <w:p>
+      <w:pPr>
         <w:spacing w:line="360" w:lineRule="auto"/>
         <w:rPr>
           <w:color w:val="000000"/>
         </w:rPr>
       </w:pPr>
-      <w:r>
-        <w:t xml:space="preserve">1. </w:t>
-      </w:r>
       <w:r>
         <w:rPr>
           <w:color w:val="000000"/>
@@ -3298,21 +3349,20 @@
     <w:p>
       <w:pPr>
         <w:pStyle w:val="Heading3"/>
-        <w:spacing w:line="360" w:lineRule="auto"/>
         <w:rPr>
           <w:sz w:val="24"/>
           <w:szCs w:val="24"/>
         </w:rPr>
       </w:pPr>
-      <w:bookmarkStart w:id="1" w:name="_Toc227963456"/>
+      <w:bookmarkStart w:id="2" w:name="_Toc228011502"/>
       <w:r>
         <w:rPr>
           <w:sz w:val="24"/>
           <w:szCs w:val="24"/>
         </w:rPr>
-        <w:t>Figure 1. Tickers List</w:t>
-      </w:r>
-      <w:bookmarkEnd w:id="1"/>
+        <w:t>Figure 2. Dataset Shape</w:t>
+      </w:r>
+      <w:bookmarkEnd w:id="2"/>
     </w:p>
     <w:p>
       <w:pPr>
@@ -3321,9 +3371,6 @@
           <w:color w:val="000000"/>
         </w:rPr>
       </w:pPr>
-      <w:r>
-        <w:t xml:space="preserve">2. </w:t>
-      </w:r>
       <w:r>
         <w:rPr>
           <w:color w:val="000000"/>
@@ -3390,15 +3437,15 @@
           <w:szCs w:val="24"/>
         </w:rPr>
       </w:pPr>
-      <w:bookmarkStart w:id="2" w:name="_Toc227963457"/>
+      <w:bookmarkStart w:id="3" w:name="_Toc228011503"/>
       <w:r>
         <w:rPr>
           <w:sz w:val="24"/>
           <w:szCs w:val="24"/>
         </w:rPr>
-        <w:t>Figure 2. Dataset Shape</w:t>
-      </w:r>
-      <w:bookmarkEnd w:id="2"/>
+        <w:t>Figure 3. Cleaning (Before &amp; After)</w:t>
+      </w:r>
+      <w:bookmarkEnd w:id="3"/>
     </w:p>
     <w:p>
       <w:pPr>
@@ -3407,9 +3454,6 @@
           <w:color w:val="000000"/>
         </w:rPr>
       </w:pPr>
-      <w:r>
-        <w:t xml:space="preserve">3. </w:t>
-      </w:r>
       <w:r>
         <w:t>This step removes companies with missing data to ensure consistency and accuracy in subsequent calculations</w:t>
       </w:r>
@@ -3474,39 +3518,29 @@
     <w:p>
       <w:pPr>
         <w:pStyle w:val="Heading3"/>
+        <w:spacing w:line="360" w:lineRule="auto"/>
         <w:rPr>
           <w:sz w:val="24"/>
           <w:szCs w:val="24"/>
         </w:rPr>
       </w:pPr>
-      <w:bookmarkStart w:id="3" w:name="_Toc227963458"/>
+      <w:bookmarkStart w:id="4" w:name="_Toc228011504"/>
       <w:r>
         <w:rPr>
           <w:sz w:val="24"/>
           <w:szCs w:val="24"/>
         </w:rPr>
         <w:lastRenderedPageBreak/>
-        <w:t>Figure 3. Cleaning (Before &amp; After)</w:t>
-      </w:r>
-      <w:bookmarkEnd w:id="3"/>
-    </w:p>
-    <w:p>
-      <w:pPr>
-        <w:spacing w:line="360" w:lineRule="auto"/>
+        <w:t>Figure 4. Daily Returns</w:t>
+      </w:r>
+      <w:bookmarkEnd w:id="4"/>
+    </w:p>
+    <w:p>
+      <w:pPr>
         <w:rPr>
           <w:color w:val="0F4761" w:themeColor="accent1" w:themeShade="BF"/>
         </w:rPr>
       </w:pPr>
-    </w:p>
-    <w:p>
-      <w:pPr>
-        <w:rPr>
-          <w:color w:val="0F4761" w:themeColor="accent1" w:themeShade="BF"/>
-        </w:rPr>
-      </w:pPr>
-      <w:r>
-        <w:t xml:space="preserve">4. </w:t>
-      </w:r>
       <w:r>
         <w:t>Daily returns are calculated to measure the percentage change in stock prices, forming the basis for risk and performance analysis.</w:t>
       </w:r>
@@ -3571,15 +3605,15 @@
           <w:szCs w:val="24"/>
         </w:rPr>
       </w:pPr>
-      <w:bookmarkStart w:id="4" w:name="_Toc227963459"/>
+      <w:bookmarkStart w:id="5" w:name="_Toc228011505"/>
       <w:r>
         <w:rPr>
           <w:sz w:val="24"/>
           <w:szCs w:val="24"/>
         </w:rPr>
-        <w:t>Figure 4. Daily Returns</w:t>
-      </w:r>
-      <w:bookmarkEnd w:id="4"/>
+        <w:t>Figure 5. Beta Table</w:t>
+      </w:r>
+      <w:bookmarkEnd w:id="5"/>
     </w:p>
     <w:p>
       <w:pPr>
@@ -3588,9 +3622,6 @@
           <w:color w:val="000000"/>
         </w:rPr>
       </w:pPr>
-      <w:r>
-        <w:t xml:space="preserve">5. </w:t>
-      </w:r>
       <w:r>
         <w:rPr>
           <w:color w:val="000000"/>
@@ -3651,6 +3682,14 @@
     </w:p>
     <w:p>
       <w:pPr>
+        <w:spacing w:line="360" w:lineRule="auto"/>
+        <w:rPr>
+          <w:color w:val="000000"/>
+        </w:rPr>
+      </w:pPr>
+    </w:p>
+    <w:p>
+      <w:pPr>
         <w:pStyle w:val="Heading3"/>
         <w:spacing w:line="360" w:lineRule="auto"/>
         <w:rPr>
@@ -3658,35 +3697,21 @@
           <w:szCs w:val="24"/>
         </w:rPr>
       </w:pPr>
-      <w:bookmarkStart w:id="5" w:name="_Toc227963460"/>
+      <w:bookmarkStart w:id="6" w:name="_Toc228011506"/>
       <w:r>
         <w:rPr>
           <w:sz w:val="24"/>
           <w:szCs w:val="24"/>
         </w:rPr>
         <w:lastRenderedPageBreak/>
-        <w:t>Figure 5. Beta Table</w:t>
-      </w:r>
-      <w:bookmarkEnd w:id="5"/>
-    </w:p>
-    <w:p>
-      <w:pPr>
-        <w:spacing w:line="360" w:lineRule="auto"/>
-        <w:rPr>
-          <w:color w:val="000000"/>
-        </w:rPr>
-      </w:pPr>
-    </w:p>
-    <w:p>
-      <w:pPr>
-        <w:spacing w:line="360" w:lineRule="auto"/>
-      </w:pPr>
-      <w:r>
-        <w:rPr>
-          <w:color w:val="000000"/>
-        </w:rPr>
-        <w:t xml:space="preserve">6. </w:t>
-      </w:r>
+        <w:t>Figure 6. Volatility Table</w:t>
+      </w:r>
+      <w:bookmarkEnd w:id="6"/>
+    </w:p>
+    <w:p>
+      <w:pPr>
+        <w:spacing w:line="360" w:lineRule="auto"/>
+      </w:pPr>
       <w:r>
         <w:rPr>
           <w:color w:val="000000"/>
@@ -3754,26 +3779,20 @@
           <w:szCs w:val="24"/>
         </w:rPr>
       </w:pPr>
-      <w:bookmarkStart w:id="6" w:name="_Toc227963461"/>
+      <w:bookmarkStart w:id="7" w:name="_Toc228011507"/>
       <w:r>
         <w:rPr>
           <w:sz w:val="24"/>
           <w:szCs w:val="24"/>
         </w:rPr>
-        <w:t>Figure 6. Volatility Table</w:t>
-      </w:r>
-      <w:bookmarkEnd w:id="6"/>
-    </w:p>
-    <w:p>
-      <w:pPr>
-        <w:spacing w:line="360" w:lineRule="auto"/>
-      </w:pPr>
-      <w:r>
-        <w:rPr>
-          <w:color w:val="000000"/>
-        </w:rPr>
-        <w:t xml:space="preserve">7. </w:t>
-      </w:r>
+        <w:t>Figure 7. Average Daily Returns Table</w:t>
+      </w:r>
+      <w:bookmarkEnd w:id="7"/>
+    </w:p>
+    <w:p>
+      <w:pPr>
+        <w:spacing w:line="360" w:lineRule="auto"/>
+      </w:pPr>
       <w:r>
         <w:rPr>
           <w:color w:val="000000"/>
@@ -3839,28 +3858,28 @@
     </w:p>
     <w:p>
       <w:pPr>
-        <w:pStyle w:val="Heading3"/>
-        <w:spacing w:line="360" w:lineRule="auto"/>
-        <w:rPr>
-          <w:sz w:val="24"/>
-          <w:szCs w:val="24"/>
-        </w:rPr>
-      </w:pPr>
-      <w:bookmarkStart w:id="7" w:name="_Toc227963462"/>
-      <w:r>
-        <w:rPr>
-          <w:sz w:val="24"/>
-          <w:szCs w:val="24"/>
+        <w:spacing w:line="360" w:lineRule="auto"/>
+      </w:pPr>
+    </w:p>
+    <w:p>
+      <w:pPr>
+        <w:spacing w:line="360" w:lineRule="auto"/>
+        <w:rPr>
+          <w:rFonts w:eastAsiaTheme="majorEastAsia" w:cstheme="majorBidi"/>
+          <w:color w:val="0F4761" w:themeColor="accent1" w:themeShade="BF"/>
+          <w:sz w:val="28"/>
+          <w:szCs w:val="28"/>
+        </w:rPr>
+      </w:pPr>
+      <w:bookmarkStart w:id="8" w:name="_Toc228011508"/>
+      <w:r>
+        <w:rPr>
+          <w:rStyle w:val="Heading3Char"/>
         </w:rPr>
         <w:lastRenderedPageBreak/>
-        <w:t>Figure 7. Average Daily Returns Table</w:t>
-      </w:r>
-      <w:bookmarkEnd w:id="7"/>
-    </w:p>
-    <w:p>
-      <w:pPr>
-        <w:spacing w:line="360" w:lineRule="auto"/>
-      </w:pPr>
+        <w:t>Figure 8. Summary Table</w:t>
+      </w:r>
+      <w:bookmarkEnd w:id="8"/>
     </w:p>
     <w:p>
       <w:pPr>
@@ -3869,12 +3888,6 @@
           <w:color w:val="000000"/>
         </w:rPr>
       </w:pPr>
-      <w:r>
-        <w:rPr>
-          <w:color w:val="000000"/>
-        </w:rPr>
-        <w:t xml:space="preserve">8. </w:t>
-      </w:r>
       <w:r>
         <w:rPr>
           <w:color w:val="000000"/>
@@ -3935,28 +3948,25 @@
           </wp:inline>
         </w:drawing>
       </w:r>
-      <w:r>
-        <w:rPr>
-          <w:rStyle w:val="Heading3Char"/>
-        </w:rPr>
-        <w:t>Figure 8. Summary Table</w:t>
-      </w:r>
-    </w:p>
-    <w:p>
-      <w:pPr>
-        <w:pStyle w:val="Heading2"/>
-        <w:rPr>
-          <w:rStyle w:val="Heading3Char"/>
-        </w:rPr>
-      </w:pPr>
-      <w:bookmarkStart w:id="8" w:name="_Toc227963463"/>
-      <w:r>
-        <w:rPr>
-          <w:rStyle w:val="Heading3Char"/>
-        </w:rPr>
-        <w:t>Diagrams for Analysis and Insights</w:t>
-      </w:r>
-      <w:bookmarkEnd w:id="8"/>
+    </w:p>
+    <w:p>
+      <w:pPr>
+        <w:pStyle w:val="Heading3"/>
+        <w:spacing w:line="360" w:lineRule="auto"/>
+        <w:rPr>
+          <w:sz w:val="24"/>
+          <w:szCs w:val="24"/>
+        </w:rPr>
+      </w:pPr>
+      <w:bookmarkStart w:id="9" w:name="_Toc228011509"/>
+      <w:r>
+        <w:rPr>
+          <w:sz w:val="24"/>
+          <w:szCs w:val="24"/>
+        </w:rPr>
+        <w:t>Figure 9. Graph 1 (Beta Vs Return)</w:t>
+      </w:r>
+      <w:bookmarkEnd w:id="9"/>
     </w:p>
     <w:p>
       <w:pPr>
@@ -3966,9 +3976,6 @@
         </w:rPr>
       </w:pPr>
       <w:r>
-        <w:t xml:space="preserve">9. </w:t>
-      </w:r>
-      <w:r>
         <w:rPr>
           <w:color w:val="000000"/>
         </w:rPr>
@@ -3979,10 +3986,7 @@
       <w:pPr>
         <w:spacing w:line="360" w:lineRule="auto"/>
         <w:rPr>
-          <w:rFonts w:ascii="-webkit-standard" w:hAnsi="-webkit-standard"/>
           <w:color w:val="000000"/>
-          <w:sz w:val="27"/>
-          <w:szCs w:val="27"/>
         </w:rPr>
       </w:pPr>
       <w:r>
@@ -3990,9 +3994,25 @@
           <w:noProof/>
         </w:rPr>
         <w:drawing>
-          <wp:inline distT="0" distB="0" distL="0" distR="0" wp14:anchorId="615525C6" wp14:editId="26823FDE">
+          <wp:anchor distT="0" distB="0" distL="114300" distR="114300" simplePos="0" relativeHeight="251659264" behindDoc="1" locked="0" layoutInCell="1" allowOverlap="1" wp14:anchorId="615525C6" wp14:editId="2963A1E2">
+            <wp:simplePos x="0" y="0"/>
+            <wp:positionH relativeFrom="column">
+              <wp:posOffset>0</wp:posOffset>
+            </wp:positionH>
+            <wp:positionV relativeFrom="paragraph">
+              <wp:posOffset>17780</wp:posOffset>
+            </wp:positionV>
             <wp:extent cx="5314950" cy="3666757"/>
-            <wp:effectExtent l="0" t="0" r="0" b="0"/>
+            <wp:effectExtent l="0" t="0" r="0" b="3810"/>
+            <wp:wrapTight wrapText="bothSides">
+              <wp:wrapPolygon edited="0">
+                <wp:start x="0" y="0"/>
+                <wp:lineTo x="0" y="21548"/>
+                <wp:lineTo x="21523" y="21548"/>
+                <wp:lineTo x="21523" y="0"/>
+                <wp:lineTo x="0" y="0"/>
+              </wp:wrapPolygon>
+            </wp:wrapTight>
             <wp:docPr id="417457866" name="Picture 9" descr="A screen shot of a graph&#10;&#10;AI-generated content may be incorrect."/>
             <wp:cNvGraphicFramePr>
               <a:graphicFrameLocks xmlns:a="http://schemas.openxmlformats.org/drawingml/2006/main" noChangeAspect="1"/>
@@ -4019,7 +4039,7 @@
                   <pic:spPr>
                     <a:xfrm>
                       <a:off x="0" y="0"/>
-                      <a:ext cx="5350549" cy="3691317"/>
+                      <a:ext cx="5314950" cy="3666757"/>
                     </a:xfrm>
                     <a:prstGeom prst="rect">
                       <a:avLst/>
@@ -4028,9 +4048,20 @@
                 </pic:pic>
               </a:graphicData>
             </a:graphic>
-          </wp:inline>
+            <wp14:sizeRelH relativeFrom="page">
+              <wp14:pctWidth>0</wp14:pctWidth>
+            </wp14:sizeRelH>
+            <wp14:sizeRelV relativeFrom="page">
+              <wp14:pctHeight>0</wp14:pctHeight>
+            </wp14:sizeRelV>
+          </wp:anchor>
         </w:drawing>
       </w:r>
+    </w:p>
+    <w:p>
+      <w:pPr>
+        <w:spacing w:line="360" w:lineRule="auto"/>
+      </w:pPr>
     </w:p>
     <w:p>
       <w:pPr>
@@ -4041,42 +4072,32 @@
           <w:szCs w:val="24"/>
         </w:rPr>
       </w:pPr>
-      <w:bookmarkStart w:id="9" w:name="_Toc227963464"/>
-      <w:r>
-        <w:rPr>
-          <w:sz w:val="24"/>
-          <w:szCs w:val="24"/>
+      <w:bookmarkStart w:id="10" w:name="_Toc228011510"/>
+      <w:r>
+        <w:rPr>
+          <w:noProof/>
         </w:rPr>
         <w:lastRenderedPageBreak/>
-        <w:t>Figure 9. Graph 1 (Beta Vs Return)</w:t>
-      </w:r>
-      <w:bookmarkEnd w:id="9"/>
-    </w:p>
-    <w:p>
-      <w:pPr>
-        <w:spacing w:line="360" w:lineRule="auto"/>
-      </w:pPr>
-      <w:bookmarkStart w:id="10" w:name="_Toc226963434"/>
-      <w:r>
-        <w:t xml:space="preserve">10. </w:t>
-      </w:r>
-      <w:r>
-        <w:t>This histogram shows the distribution of stock volatility, highlighting how risk levels vary across the S&amp;P 500.</w:t>
-      </w:r>
-      <w:bookmarkEnd w:id="10"/>
-    </w:p>
-    <w:p>
-      <w:pPr>
-        <w:spacing w:line="360" w:lineRule="auto"/>
-      </w:pPr>
-      <w:r>
-        <w:rPr>
-          <w:noProof/>
-        </w:rPr>
         <w:drawing>
-          <wp:inline distT="0" distB="0" distL="0" distR="0" wp14:anchorId="2FDD23B9" wp14:editId="50649FAE">
+          <wp:anchor distT="0" distB="0" distL="114300" distR="114300" simplePos="0" relativeHeight="251658240" behindDoc="1" locked="0" layoutInCell="1" allowOverlap="1" wp14:anchorId="2FDD23B9" wp14:editId="36A854A5">
+            <wp:simplePos x="0" y="0"/>
+            <wp:positionH relativeFrom="column">
+              <wp:posOffset>0</wp:posOffset>
+            </wp:positionH>
+            <wp:positionV relativeFrom="paragraph">
+              <wp:posOffset>458470</wp:posOffset>
+            </wp:positionV>
             <wp:extent cx="5731510" cy="4271645"/>
             <wp:effectExtent l="0" t="0" r="0" b="0"/>
+            <wp:wrapTight wrapText="bothSides">
+              <wp:wrapPolygon edited="0">
+                <wp:start x="0" y="0"/>
+                <wp:lineTo x="0" y="21513"/>
+                <wp:lineTo x="21538" y="21513"/>
+                <wp:lineTo x="21538" y="0"/>
+                <wp:lineTo x="0" y="0"/>
+              </wp:wrapPolygon>
+            </wp:wrapTight>
             <wp:docPr id="397474564" name="Picture 10" descr="A graph with blue and white lines&#10;&#10;AI-generated content may be incorrect."/>
             <wp:cNvGraphicFramePr>
               <a:graphicFrameLocks xmlns:a="http://schemas.openxmlformats.org/drawingml/2006/main" noChangeAspect="1"/>
@@ -4112,47 +4133,47 @@
                 </pic:pic>
               </a:graphicData>
             </a:graphic>
-          </wp:inline>
+            <wp14:sizeRelH relativeFrom="page">
+              <wp14:pctWidth>0</wp14:pctWidth>
+            </wp14:sizeRelH>
+            <wp14:sizeRelV relativeFrom="page">
+              <wp14:pctHeight>0</wp14:pctHeight>
+            </wp14:sizeRelV>
+          </wp:anchor>
         </w:drawing>
       </w:r>
-    </w:p>
-    <w:p>
-      <w:pPr>
-        <w:pStyle w:val="Heading3"/>
-        <w:spacing w:line="360" w:lineRule="auto"/>
+      <w:r>
         <w:rPr>
           <w:sz w:val="24"/>
           <w:szCs w:val="24"/>
         </w:rPr>
-      </w:pPr>
-      <w:bookmarkStart w:id="11" w:name="_Toc227963465"/>
-      <w:r>
-        <w:rPr>
-          <w:sz w:val="24"/>
-          <w:szCs w:val="24"/>
-        </w:rPr>
         <w:t>Figure 10. Graph 2 (Volatility Distribution)</w:t>
       </w:r>
+      <w:bookmarkEnd w:id="10"/>
+    </w:p>
+    <w:p>
+      <w:r>
+        <w:t>This histogram shows the distribution of stock volatility, highlighting how risk levels vary across the S&amp;P 500.</w:t>
+      </w:r>
+    </w:p>
+    <w:p>
+      <w:pPr>
+        <w:pStyle w:val="Heading2"/>
+      </w:pPr>
+      <w:bookmarkStart w:id="11" w:name="_Toc228011511"/>
+      <w:r>
+        <w:t xml:space="preserve">Process for </w:t>
+      </w:r>
+      <w:r>
+        <w:t>Data Collection and Analysis</w:t>
+      </w:r>
       <w:bookmarkEnd w:id="11"/>
     </w:p>
     <w:p>
       <w:pPr>
-        <w:pStyle w:val="Heading2"/>
-      </w:pPr>
-      <w:bookmarkStart w:id="12" w:name="_Toc227963466"/>
-      <w:r>
-        <w:t xml:space="preserve">Process for </w:t>
-      </w:r>
-      <w:r>
-        <w:t>Data Collection and Analysis</w:t>
-      </w:r>
-      <w:bookmarkEnd w:id="12"/>
-    </w:p>
-    <w:p>
-      <w:pPr>
         <w:pStyle w:val="Heading3"/>
       </w:pPr>
-      <w:bookmarkStart w:id="13" w:name="_Toc227963467"/>
+      <w:bookmarkStart w:id="12" w:name="_Toc228011512"/>
       <w:r>
         <w:rPr>
           <w:rStyle w:val="Strong"/>
@@ -4161,7 +4182,7 @@
         </w:rPr>
         <w:t>Data Collection</w:t>
       </w:r>
-      <w:bookmarkEnd w:id="13"/>
+      <w:bookmarkEnd w:id="12"/>
     </w:p>
     <w:p>
       <w:pPr>
@@ -4179,15 +4200,13 @@
         </w:rPr>
         <w:t xml:space="preserve">Stock data for S&amp;P 500 companies was collected using Python. The list of companies was extracted from Wikipedia and processed to obtain valid stock ticker symbols. Historical price data was then downloaded using the </w:t>
       </w:r>
-      <w:proofErr w:type="spellStart"/>
       <w:r>
         <w:rPr>
           <w:rFonts w:asciiTheme="minorHAnsi" w:hAnsiTheme="minorHAnsi"/>
           <w:color w:val="000000"/>
         </w:rPr>
-        <w:t>yfinance</w:t>
-      </w:r>
-      <w:proofErr w:type="spellEnd"/>
+        <w:t>finance</w:t>
+      </w:r>
       <w:r>
         <w:rPr>
           <w:rFonts w:asciiTheme="minorHAnsi" w:hAnsiTheme="minorHAnsi"/>
@@ -4200,7 +4219,7 @@
       <w:pPr>
         <w:pStyle w:val="Heading3"/>
       </w:pPr>
-      <w:bookmarkStart w:id="14" w:name="_Toc227963468"/>
+      <w:bookmarkStart w:id="13" w:name="_Toc228011513"/>
       <w:r>
         <w:rPr>
           <w:rStyle w:val="Strong"/>
@@ -4210,7 +4229,7 @@
         <w:lastRenderedPageBreak/>
         <w:t>Data Cleaning</w:t>
       </w:r>
-      <w:bookmarkEnd w:id="14"/>
+      <w:bookmarkEnd w:id="13"/>
     </w:p>
     <w:p>
       <w:pPr>
@@ -4249,7 +4268,7 @@
       <w:pPr>
         <w:pStyle w:val="Heading3"/>
       </w:pPr>
-      <w:bookmarkStart w:id="15" w:name="_Toc227963469"/>
+      <w:bookmarkStart w:id="14" w:name="_Toc228011514"/>
       <w:r>
         <w:rPr>
           <w:rStyle w:val="Strong"/>
@@ -4258,7 +4277,7 @@
         </w:rPr>
         <w:t>Return Calculation</w:t>
       </w:r>
-      <w:bookmarkEnd w:id="15"/>
+      <w:bookmarkEnd w:id="14"/>
     </w:p>
     <w:p>
       <w:pPr>
@@ -4281,7 +4300,7 @@
       <w:pPr>
         <w:pStyle w:val="Heading3"/>
       </w:pPr>
-      <w:bookmarkStart w:id="16" w:name="_Toc227963470"/>
+      <w:bookmarkStart w:id="15" w:name="_Toc228011515"/>
       <w:r>
         <w:rPr>
           <w:rStyle w:val="Strong"/>
@@ -4290,7 +4309,7 @@
         </w:rPr>
         <w:t>Beta Calculation</w:t>
       </w:r>
-      <w:bookmarkEnd w:id="16"/>
+      <w:bookmarkEnd w:id="15"/>
     </w:p>
     <w:p>
       <w:pPr>
@@ -4313,7 +4332,7 @@
       <w:pPr>
         <w:pStyle w:val="Heading3"/>
       </w:pPr>
-      <w:bookmarkStart w:id="17" w:name="_Toc227963471"/>
+      <w:bookmarkStart w:id="16" w:name="_Toc228011516"/>
       <w:r>
         <w:rPr>
           <w:rStyle w:val="Strong"/>
@@ -4322,7 +4341,7 @@
         </w:rPr>
         <w:t>Volatility Calculation</w:t>
       </w:r>
-      <w:bookmarkEnd w:id="17"/>
+      <w:bookmarkEnd w:id="16"/>
     </w:p>
     <w:p>
       <w:pPr>
@@ -4352,7 +4371,7 @@
       <w:pPr>
         <w:pStyle w:val="Heading3"/>
       </w:pPr>
-      <w:bookmarkStart w:id="18" w:name="_Toc227963472"/>
+      <w:bookmarkStart w:id="17" w:name="_Toc228011517"/>
       <w:r>
         <w:rPr>
           <w:rStyle w:val="Strong"/>
@@ -4361,7 +4380,7 @@
         </w:rPr>
         <w:t>Summary Metrics</w:t>
       </w:r>
-      <w:bookmarkEnd w:id="18"/>
+      <w:bookmarkEnd w:id="17"/>
     </w:p>
     <w:p>
       <w:pPr>
@@ -4384,7 +4403,7 @@
       <w:pPr>
         <w:pStyle w:val="Heading3"/>
       </w:pPr>
-      <w:bookmarkStart w:id="19" w:name="_Toc227963473"/>
+      <w:bookmarkStart w:id="18" w:name="_Toc228011518"/>
       <w:r>
         <w:rPr>
           <w:rStyle w:val="Strong"/>
@@ -4394,7 +4413,7 @@
         <w:lastRenderedPageBreak/>
         <w:t>Visual Analysis</w:t>
       </w:r>
-      <w:bookmarkEnd w:id="19"/>
+      <w:bookmarkEnd w:id="18"/>
     </w:p>
     <w:p>
       <w:pPr>
@@ -4544,22 +4563,22 @@
       <w:pPr>
         <w:pStyle w:val="Heading1"/>
       </w:pPr>
-      <w:bookmarkStart w:id="20" w:name="_Toc227963474"/>
+      <w:bookmarkStart w:id="19" w:name="_Toc228011519"/>
       <w:r>
         <w:lastRenderedPageBreak/>
         <w:t>Task B</w:t>
       </w:r>
+      <w:bookmarkEnd w:id="19"/>
+    </w:p>
+    <w:p>
+      <w:pPr>
+        <w:pStyle w:val="Heading2"/>
+      </w:pPr>
+      <w:bookmarkStart w:id="20" w:name="_Toc228011520"/>
+      <w:r>
+        <w:t>Agglomerative Clustering</w:t>
+      </w:r>
       <w:bookmarkEnd w:id="20"/>
-    </w:p>
-    <w:p>
-      <w:pPr>
-        <w:pStyle w:val="Heading2"/>
-      </w:pPr>
-      <w:bookmarkStart w:id="21" w:name="_Toc227963475"/>
-      <w:r>
-        <w:t>Agglomerative Clustering</w:t>
-      </w:r>
-      <w:bookmarkEnd w:id="21"/>
     </w:p>
     <w:p>
       <w:pPr>
@@ -4570,7 +4589,7 @@
           <w:bCs w:val="0"/>
         </w:rPr>
       </w:pPr>
-      <w:bookmarkStart w:id="22" w:name="_Toc227963476"/>
+      <w:bookmarkStart w:id="21" w:name="_Toc228011521"/>
       <w:r>
         <w:rPr>
           <w:rStyle w:val="Strong"/>
@@ -4579,7 +4598,7 @@
         </w:rPr>
         <w:t>Appropriateness of Agglomerative clustering</w:t>
       </w:r>
-      <w:bookmarkEnd w:id="22"/>
+      <w:bookmarkEnd w:id="21"/>
     </w:p>
     <w:p>
       <w:pPr>
@@ -4689,7 +4708,7 @@
           <w:bCs w:val="0"/>
         </w:rPr>
       </w:pPr>
-      <w:bookmarkStart w:id="23" w:name="_Toc227963477"/>
+      <w:bookmarkStart w:id="22" w:name="_Toc228011522"/>
       <w:r>
         <w:rPr>
           <w:rStyle w:val="Strong"/>
@@ -4706,7 +4725,7 @@
         </w:rPr>
         <w:t>Implementation</w:t>
       </w:r>
-      <w:bookmarkEnd w:id="23"/>
+      <w:bookmarkEnd w:id="22"/>
     </w:p>
     <w:p>
       <w:pPr>
@@ -4799,7 +4818,7 @@
           <w:szCs w:val="24"/>
         </w:rPr>
       </w:pPr>
-      <w:bookmarkStart w:id="24" w:name="_Toc227963478"/>
+      <w:bookmarkStart w:id="23" w:name="_Toc228011523"/>
       <w:r>
         <w:rPr>
           <w:sz w:val="24"/>
@@ -4842,7 +4861,7 @@
         </w:rPr>
         <w:t>2-9 clusters</w:t>
       </w:r>
-      <w:bookmarkEnd w:id="24"/>
+      <w:bookmarkEnd w:id="23"/>
     </w:p>
     <w:p>
       <w:pPr>
@@ -4965,7 +4984,7 @@
           <w:szCs w:val="24"/>
         </w:rPr>
       </w:pPr>
-      <w:bookmarkStart w:id="25" w:name="_Toc227963479"/>
+      <w:bookmarkStart w:id="24" w:name="_Toc228011524"/>
       <w:r>
         <w:rPr>
           <w:sz w:val="24"/>
@@ -5001,7 +5020,7 @@
         </w:rPr>
         <w:t>k=4 cluster segmentation.</w:t>
       </w:r>
-      <w:bookmarkEnd w:id="25"/>
+      <w:bookmarkEnd w:id="24"/>
       <w:r>
         <w:rPr>
           <w:sz w:val="24"/>
@@ -5098,12 +5117,12 @@
       <w:pPr>
         <w:pStyle w:val="Heading2"/>
       </w:pPr>
-      <w:bookmarkStart w:id="26" w:name="_Toc227963480"/>
+      <w:bookmarkStart w:id="25" w:name="_Toc228011525"/>
       <w:r>
         <w:lastRenderedPageBreak/>
         <w:t>K-means Clustering</w:t>
       </w:r>
-      <w:bookmarkEnd w:id="26"/>
+      <w:bookmarkEnd w:id="25"/>
     </w:p>
     <w:p>
       <w:pPr>
@@ -5114,7 +5133,7 @@
           <w:bCs w:val="0"/>
         </w:rPr>
       </w:pPr>
-      <w:bookmarkStart w:id="27" w:name="_Toc227963481"/>
+      <w:bookmarkStart w:id="26" w:name="_Toc228011526"/>
       <w:r>
         <w:rPr>
           <w:rStyle w:val="Strong"/>
@@ -5123,7 +5142,7 @@
         </w:rPr>
         <w:t>Appropriateness of K-means clustering</w:t>
       </w:r>
-      <w:bookmarkEnd w:id="27"/>
+      <w:bookmarkEnd w:id="26"/>
     </w:p>
     <w:p>
       <w:pPr>
@@ -5177,7 +5196,7 @@
           <w:bCs w:val="0"/>
         </w:rPr>
       </w:pPr>
-      <w:bookmarkStart w:id="28" w:name="_Toc227963482"/>
+      <w:bookmarkStart w:id="27" w:name="_Toc228011527"/>
       <w:r>
         <w:rPr>
           <w:rStyle w:val="Strong"/>
@@ -5186,7 +5205,7 @@
         </w:rPr>
         <w:t>Remove Skewness and Scaling</w:t>
       </w:r>
-      <w:bookmarkEnd w:id="28"/>
+      <w:bookmarkEnd w:id="27"/>
     </w:p>
     <w:p>
       <w:pPr>
@@ -5280,7 +5299,7 @@
           <w:szCs w:val="24"/>
         </w:rPr>
       </w:pPr>
-      <w:bookmarkStart w:id="29" w:name="_Toc227963483"/>
+      <w:bookmarkStart w:id="28" w:name="_Toc228011528"/>
       <w:r>
         <w:rPr>
           <w:sz w:val="24"/>
@@ -5302,7 +5321,7 @@
         </w:rPr>
         <w:t>. Histogram of distribution of input data before normalisation.</w:t>
       </w:r>
-      <w:bookmarkEnd w:id="29"/>
+      <w:bookmarkEnd w:id="28"/>
     </w:p>
     <w:p>
       <w:pPr>
@@ -5416,7 +5435,7 @@
           <w:szCs w:val="24"/>
         </w:rPr>
       </w:pPr>
-      <w:bookmarkStart w:id="30" w:name="_Toc227963484"/>
+      <w:bookmarkStart w:id="29" w:name="_Toc228011529"/>
       <w:r>
         <w:rPr>
           <w:sz w:val="24"/>
@@ -5438,7 +5457,7 @@
         </w:rPr>
         <w:t>. Distribution of input data prior to normalisation.</w:t>
       </w:r>
-      <w:bookmarkEnd w:id="30"/>
+      <w:bookmarkEnd w:id="29"/>
     </w:p>
     <w:p>
       <w:pPr>
@@ -5453,13 +5472,8 @@
         <w:spacing w:line="360" w:lineRule="auto"/>
       </w:pPr>
       <w:r>
-        <w:t xml:space="preserve">After the removal of skewness in the data, all the transformed variables were standardised using the </w:t>
-      </w:r>
-      <w:proofErr w:type="spellStart"/>
-      <w:r>
-        <w:t>StandardScaler</w:t>
-      </w:r>
-      <w:proofErr w:type="spellEnd"/>
+        <w:t>After the removal of skewness in the data, all the transformed variables were standardised using the StandardScaler</w:t>
+      </w:r>
       <w:r>
         <w:t xml:space="preserve">. </w:t>
       </w:r>
@@ -5484,7 +5498,7 @@
           <w:bCs w:val="0"/>
         </w:rPr>
       </w:pPr>
-      <w:bookmarkStart w:id="31" w:name="_Toc227963485"/>
+      <w:bookmarkStart w:id="30" w:name="_Toc228011530"/>
       <w:r>
         <w:rPr>
           <w:rStyle w:val="Strong"/>
@@ -5494,7 +5508,7 @@
         <w:lastRenderedPageBreak/>
         <w:t>K-means Clustering Implementation</w:t>
       </w:r>
-      <w:bookmarkEnd w:id="31"/>
+      <w:bookmarkEnd w:id="30"/>
     </w:p>
     <w:p>
       <w:pPr>
@@ -5743,7 +5757,7 @@
           <w:szCs w:val="24"/>
         </w:rPr>
       </w:pPr>
-      <w:bookmarkStart w:id="32" w:name="_Toc227963486"/>
+      <w:bookmarkStart w:id="31" w:name="_Toc228011531"/>
       <w:r>
         <w:rPr>
           <w:sz w:val="24"/>
@@ -5765,7 +5779,7 @@
         </w:rPr>
         <w:t xml:space="preserve"> K=4 cluster segmentation plot.</w:t>
       </w:r>
-      <w:bookmarkEnd w:id="32"/>
+      <w:bookmarkEnd w:id="31"/>
     </w:p>
     <w:p>
       <w:pPr>
@@ -5860,7 +5874,7 @@
           <w:szCs w:val="24"/>
         </w:rPr>
       </w:pPr>
-      <w:bookmarkStart w:id="33" w:name="_Toc227963487"/>
+      <w:bookmarkStart w:id="32" w:name="_Toc228011532"/>
       <w:r>
         <w:rPr>
           <w:sz w:val="24"/>
@@ -5911,7 +5925,7 @@
         </w:rPr>
         <w:t>.</w:t>
       </w:r>
-      <w:bookmarkEnd w:id="33"/>
+      <w:bookmarkEnd w:id="32"/>
     </w:p>
     <w:p>
       <w:pPr>
@@ -6083,18 +6097,18 @@
       <w:pPr>
         <w:pStyle w:val="Heading1"/>
       </w:pPr>
-      <w:bookmarkStart w:id="34" w:name="_Toc227963488"/>
+      <w:bookmarkStart w:id="33" w:name="_Toc228011533"/>
       <w:r>
         <w:lastRenderedPageBreak/>
         <w:t>Task C</w:t>
       </w:r>
-      <w:bookmarkEnd w:id="34"/>
+      <w:bookmarkEnd w:id="33"/>
     </w:p>
     <w:p>
       <w:pPr>
         <w:pStyle w:val="Heading3"/>
       </w:pPr>
-      <w:bookmarkStart w:id="35" w:name="_Toc227963489"/>
+      <w:bookmarkStart w:id="34" w:name="_Toc228011534"/>
       <w:r>
         <w:rPr>
           <w:rFonts w:eastAsia="Times New Roman"/>
@@ -6107,94 +6121,110 @@
           <w:rFonts w:eastAsia="Times New Roman"/>
           <w:lang w:val="en-US"/>
         </w:rPr>
-        <w:t xml:space="preserve">1a. </w:t>
-      </w:r>
-      <w:r>
+        <w:t>1a. Identification of business value customer segments/location</w:t>
+      </w:r>
+      <w:bookmarkEnd w:id="34"/>
+    </w:p>
+    <w:p>
+      <w:pPr>
+        <w:spacing w:line="360" w:lineRule="auto"/>
+      </w:pPr>
+      <w:r>
+        <w:t xml:space="preserve">Based on Task B, the data mart should centre on a </w:t>
+      </w:r>
+      <w:proofErr w:type="spellStart"/>
+      <w:r>
+        <w:t>Fact_Stock_Performance</w:t>
+      </w:r>
+      <w:proofErr w:type="spellEnd"/>
+      <w:r>
+        <w:t xml:space="preserve"> table at the grain of one stock per trading day, supported by </w:t>
+      </w:r>
+      <w:proofErr w:type="spellStart"/>
+      <w:r>
+        <w:t>DimDate</w:t>
+      </w:r>
+      <w:proofErr w:type="spellEnd"/>
+      <w:r>
+        <w:t xml:space="preserve">, </w:t>
+      </w:r>
+      <w:proofErr w:type="spellStart"/>
+      <w:r>
+        <w:t>DimStock</w:t>
+      </w:r>
+      <w:proofErr w:type="spellEnd"/>
+      <w:r>
+        <w:t xml:space="preserve">, </w:t>
+      </w:r>
+      <w:proofErr w:type="spellStart"/>
+      <w:r>
+        <w:t>DimBenchmark</w:t>
+      </w:r>
+      <w:proofErr w:type="spellEnd"/>
+      <w:r>
+        <w:t xml:space="preserve">, and </w:t>
+      </w:r>
+      <w:proofErr w:type="spellStart"/>
+      <w:r>
+        <w:t>DimRiskSegment</w:t>
+      </w:r>
+      <w:proofErr w:type="spellEnd"/>
+      <w:r>
+        <w:t>. The core metrics stored in the fact table should be Daily Return, Beta, and Annual Volatility, because these were the three variables used in Python to segment the S&amp;P 500 stocks and evaluate their investment behaviour.</w:t>
+      </w:r>
+    </w:p>
+    <w:p>
+      <w:pPr>
+        <w:pStyle w:val="Heading3"/>
         <w:rPr>
           <w:rFonts w:eastAsia="Times New Roman"/>
           <w:lang w:val="en-US"/>
         </w:rPr>
-        <w:t>Identification of business value customer segments/location</w:t>
-      </w:r>
-      <w:bookmarkEnd w:id="35"/>
-    </w:p>
-    <w:p>
-      <w:pPr>
-        <w:spacing w:line="360" w:lineRule="auto"/>
-      </w:pPr>
-      <w:r>
-        <w:t xml:space="preserve">Based on Task B, the data mart should centre on a </w:t>
-      </w:r>
-      <w:proofErr w:type="spellStart"/>
-      <w:r>
-        <w:t>Fact_Stock_Performance</w:t>
-      </w:r>
-      <w:proofErr w:type="spellEnd"/>
-      <w:r>
-        <w:t xml:space="preserve"> table at the grain of one stock per trading day, supported by </w:t>
-      </w:r>
-      <w:proofErr w:type="spellStart"/>
-      <w:r>
-        <w:t>DimDate</w:t>
-      </w:r>
-      <w:proofErr w:type="spellEnd"/>
-      <w:r>
-        <w:t xml:space="preserve">, </w:t>
-      </w:r>
-      <w:proofErr w:type="spellStart"/>
-      <w:r>
-        <w:t>DimStock</w:t>
-      </w:r>
-      <w:proofErr w:type="spellEnd"/>
-      <w:r>
-        <w:t xml:space="preserve">, </w:t>
-      </w:r>
-      <w:proofErr w:type="spellStart"/>
-      <w:r>
-        <w:t>DimBenchmark</w:t>
-      </w:r>
-      <w:proofErr w:type="spellEnd"/>
-      <w:r>
-        <w:t xml:space="preserve">, and </w:t>
-      </w:r>
-      <w:proofErr w:type="spellStart"/>
-      <w:r>
-        <w:t>DimRiskSegment</w:t>
-      </w:r>
-      <w:proofErr w:type="spellEnd"/>
-      <w:r>
-        <w:t>. The core metrics stored in the fact table should be Daily Return, Beta, and Annual Volatility, because these were the three variables used in Python to segment the S&amp;P 500 stocks and evaluate their investment behaviour.</w:t>
-      </w:r>
-    </w:p>
-    <w:p>
-      <w:pPr>
-        <w:pStyle w:val="Heading3"/>
+      </w:pPr>
+      <w:bookmarkStart w:id="35" w:name="_Toc228011535"/>
+      <w:r>
         <w:rPr>
           <w:rFonts w:eastAsia="Times New Roman"/>
           <w:lang w:val="en-US"/>
         </w:rPr>
-      </w:pPr>
-      <w:bookmarkStart w:id="36" w:name="_Toc227963490"/>
+        <w:t>C-</w:t>
+      </w:r>
       <w:r>
         <w:rPr>
           <w:rFonts w:eastAsia="Times New Roman"/>
           <w:lang w:val="en-US"/>
         </w:rPr>
+        <w:t>1b. Justification of their business value</w:t>
+      </w:r>
+      <w:bookmarkEnd w:id="35"/>
+    </w:p>
+    <w:p>
+      <w:pPr>
+        <w:spacing w:line="360" w:lineRule="auto"/>
+      </w:pPr>
+      <w:r>
+        <w:t xml:space="preserve">The main fact measures should include daily return, average daily return, beta, annual volatility, and optional derived measures such as rolling volatility, cumulative return, risk-adjusted return, and cluster membership history. This design is appropriate because the assignment’s analysis is driven by the interaction </w:t>
+      </w:r>
+      <w:r>
+        <w:t>among return, market sensitivity, and volatility, and because the chosen four-cluster segmentation turns raw market data into business-ready investor groups for targeting, monitoring,</w:t>
+      </w:r>
+      <w:r>
+        <w:t xml:space="preserve"> and rebalancing decisions. It also supports trend analysis, dashboarding and future predictive extensions. </w:t>
+      </w:r>
+    </w:p>
+    <w:p>
+      <w:pPr>
+        <w:pStyle w:val="Heading3"/>
+      </w:pPr>
+      <w:bookmarkStart w:id="36" w:name="_Toc228011536"/>
+      <w:r>
         <w:t>C-</w:t>
       </w:r>
       <w:r>
-        <w:rPr>
-          <w:rFonts w:eastAsia="Times New Roman"/>
-          <w:lang w:val="en-US"/>
-        </w:rPr>
-        <w:t xml:space="preserve">1b. </w:t>
-      </w:r>
-      <w:r>
-        <w:rPr>
-          <w:rFonts w:eastAsia="Times New Roman"/>
-          <w:lang w:val="en-US"/>
-        </w:rPr>
-        <w:t>Justification of their business value</w:t>
+        <w:t xml:space="preserve">2a. </w:t>
+      </w:r>
+      <w:r>
+        <w:t>Review of Results</w:t>
       </w:r>
       <w:bookmarkEnd w:id="36"/>
     </w:p>
@@ -6203,37 +6233,21 @@
         <w:spacing w:line="360" w:lineRule="auto"/>
       </w:pPr>
       <w:r>
-        <w:t xml:space="preserve">The main fact measures should include daily return, average daily return, beta, annual volatility, and optional derived measures such as rolling volatility, cumulative return, risk-adjusted return, and cluster membership history. This design is appropriate because the assignment’s analysis is driven by the interaction </w:t>
-      </w:r>
-      <w:r>
-        <w:t>among return, market sensitivity, and volatility, and because the chosen four-cluster segmentation turns raw market data into business-ready investor groups for targeting, monitoring,</w:t>
-      </w:r>
-      <w:r>
-        <w:t xml:space="preserve"> and rebalancing decisions. It also supports trend analysis, dashboarding and future predictive extensions. </w:t>
-      </w:r>
-    </w:p>
-    <w:p>
-      <w:pPr>
-        <w:pStyle w:val="Heading3"/>
-      </w:pPr>
-      <w:bookmarkStart w:id="37" w:name="_Toc227963491"/>
-      <w:r>
-        <w:t>C-</w:t>
-      </w:r>
-      <w:r>
-        <w:t xml:space="preserve">2a. </w:t>
-      </w:r>
-      <w:r>
-        <w:t>Review of Results</w:t>
-      </w:r>
-      <w:bookmarkEnd w:id="37"/>
-    </w:p>
-    <w:p>
-      <w:pPr>
-        <w:spacing w:line="360" w:lineRule="auto"/>
-      </w:pPr>
-      <w:r>
-        <w:t>The derived stock clusters provide clear business value for investors because they convert a very large universe of S&amp;P 500 stocks into a small number of interpretable risk-return groups that can be used for portfolio construction, rebalancing and investor targeting. In Task B, both the agglomerative and k-means analysis supported a four-cluster solution as the most useful balance between detail and interpretability. The selected clusters can be viewed as Defensive Low-Risk stocks, Stable Core holdings, Moderate Growth stocks, and Aggressive High-Risk stocks. This structure is valuable because it gives investors meaningful portfolio categories rather than an unmanageable list of individual securities.</w:t>
+        <w:t xml:space="preserve">The derived stock clusters provide clear business value for investors because they convert a very large universe of S&amp;P 500 stocks into a small number of interpretable risk-return groups that can be used for portfolio construction, rebalancing and investor targeting. In Task B, both the agglomerative and k-means analysis supported a four-cluster solution as the most useful balance between detail and interpretability. The selected clusters can be viewed as Defensive Low-Risk stocks, Stable Core holdings, Moderate Growth stocks, and Aggressive </w:t>
+      </w:r>
+      <w:proofErr w:type="gramStart"/>
+      <w:r>
+        <w:t>High</w:t>
+      </w:r>
+      <w:r>
+        <w:t xml:space="preserve"> </w:t>
+      </w:r>
+      <w:r>
+        <w:t>Risk</w:t>
+      </w:r>
+      <w:proofErr w:type="gramEnd"/>
+      <w:r>
+        <w:t xml:space="preserve"> stocks. This structure is valuable because it gives investors meaningful portfolio categories rather than an unmanageable list of individual securities.</w:t>
       </w:r>
     </w:p>
     <w:p>
@@ -6314,7 +6328,7 @@
       <w:pPr>
         <w:pStyle w:val="Heading3"/>
       </w:pPr>
-      <w:bookmarkStart w:id="38" w:name="_Toc227963492"/>
+      <w:bookmarkStart w:id="37" w:name="_Toc228011537"/>
       <w:r>
         <w:t>C-</w:t>
       </w:r>
@@ -6333,28 +6347,14 @@
       <w:r>
         <w:t>isualisations</w:t>
       </w:r>
-      <w:bookmarkEnd w:id="38"/>
-    </w:p>
-    <w:p>
-      <w:pPr>
-        <w:spacing w:line="360" w:lineRule="auto"/>
-      </w:pPr>
-      <w:r>
-        <w:t>All Python code used to generate the</w:t>
-      </w:r>
-      <w:r>
-        <w:t xml:space="preserve"> following</w:t>
-      </w:r>
-      <w:r>
-        <w:t xml:space="preserve"> visualisations is available as a Google </w:t>
-      </w:r>
-      <w:proofErr w:type="spellStart"/>
-      <w:r>
-        <w:t>Colab</w:t>
-      </w:r>
-      <w:proofErr w:type="spellEnd"/>
-      <w:r>
-        <w:t xml:space="preserve"> notebook in the GitHub repo.</w:t>
+      <w:bookmarkEnd w:id="37"/>
+    </w:p>
+    <w:p>
+      <w:pPr>
+        <w:spacing w:line="360" w:lineRule="auto"/>
+      </w:pPr>
+      <w:r>
+        <w:t>All Python code used to generate the following visualisations is available as a Google Colab notebook in the GitHub repo.</w:t>
       </w:r>
     </w:p>
     <w:p>
@@ -6379,6 +6379,9 @@
         <w:spacing w:line="360" w:lineRule="auto"/>
       </w:pPr>
       <w:r>
+        <w:rPr>
+          <w:noProof/>
+        </w:rPr>
         <w:drawing>
           <wp:inline distT="0" distB="0" distL="0" distR="0" wp14:anchorId="57F6CE78" wp14:editId="1A84D054">
             <wp:extent cx="5000625" cy="2262264"/>
@@ -6441,6 +6444,7 @@
       </w:pPr>
       <w:r>
         <w:rPr>
+          <w:noProof/>
           <w:color w:val="0F4761" w:themeColor="accent1" w:themeShade="BF"/>
           <w:sz w:val="28"/>
           <w:szCs w:val="28"/>
@@ -6514,6 +6518,7 @@
       </w:pPr>
       <w:r>
         <w:rPr>
+          <w:noProof/>
           <w:color w:val="0F4761" w:themeColor="accent1" w:themeShade="BF"/>
         </w:rPr>
         <w:drawing>
@@ -6576,6 +6581,7 @@
       </w:pPr>
       <w:r>
         <w:rPr>
+          <w:noProof/>
           <w:color w:val="0F4761" w:themeColor="accent1" w:themeShade="BF"/>
         </w:rPr>
         <w:lastRenderedPageBreak/>
@@ -6634,17 +6640,11 @@
       <w:pPr>
         <w:pStyle w:val="Heading3"/>
       </w:pPr>
-      <w:bookmarkStart w:id="39" w:name="_Toc227963493"/>
-      <w:r>
-        <w:t>C</w:t>
-      </w:r>
-      <w:r>
-        <w:t>-</w:t>
-      </w:r>
-      <w:r>
-        <w:t>3. How CRM tools contribute to sustainability for Fintech</w:t>
-      </w:r>
-      <w:bookmarkEnd w:id="39"/>
+      <w:bookmarkStart w:id="38" w:name="_Toc228011538"/>
+      <w:r>
+        <w:t>C-3. How CRM tools contribute to sustainability for Fintech</w:t>
+      </w:r>
+      <w:bookmarkEnd w:id="38"/>
     </w:p>
     <w:p>
       <w:pPr>
@@ -8077,6 +8077,7 @@
   <w:style w:type="character" w:default="1" w:styleId="DefaultParagraphFont">
     <w:name w:val="Default Paragraph Font"/>
     <w:uiPriority w:val="1"/>
+    <w:semiHidden/>
     <w:unhideWhenUsed/>
   </w:style>
   <w:style w:type="table" w:default="1" w:styleId="TableNormal">
@@ -8676,6 +8677,18 @@
       <w:shd w:val="clear" w:color="auto" w:fill="E1DFDD"/>
     </w:rPr>
   </w:style>
+  <w:style w:type="character" w:styleId="FollowedHyperlink">
+    <w:name w:val="FollowedHyperlink"/>
+    <w:basedOn w:val="DefaultParagraphFont"/>
+    <w:uiPriority w:val="99"/>
+    <w:semiHidden/>
+    <w:unhideWhenUsed/>
+    <w:rsid w:val="00344D0C"/>
+    <w:rPr>
+      <w:color w:val="96607D" w:themeColor="followedHyperlink"/>
+      <w:u w:val="single"/>
+    </w:rPr>
+  </w:style>
 </w:styles>
 </file>
 

--- a/Report/Data Warehousing & Business Intelligence Assesment 2.docx
+++ b/Report/Data Warehousing & Business Intelligence Assesment 2.docx
@@ -282,6 +282,57 @@
           <w:szCs w:val="32"/>
         </w:rPr>
         <w:t>(Task C)</w:t>
+      </w:r>
+    </w:p>
+    <w:p>
+      <w:pPr>
+        <w:jc w:val="center"/>
+        <w:rPr>
+          <w:b/>
+          <w:bCs/>
+          <w:sz w:val="32"/>
+          <w:szCs w:val="32"/>
+        </w:rPr>
+      </w:pPr>
+    </w:p>
+    <w:p>
+      <w:pPr>
+        <w:jc w:val="center"/>
+        <w:rPr>
+          <w:b/>
+          <w:bCs/>
+          <w:sz w:val="32"/>
+          <w:szCs w:val="32"/>
+        </w:rPr>
+      </w:pPr>
+      <w:r>
+        <w:rPr>
+          <w:b/>
+          <w:bCs/>
+          <w:sz w:val="32"/>
+          <w:szCs w:val="32"/>
+        </w:rPr>
+        <w:t xml:space="preserve">For Notebooks &amp; Figures Refer </w:t>
+      </w:r>
+      <w:proofErr w:type="gramStart"/>
+      <w:r>
+        <w:rPr>
+          <w:b/>
+          <w:bCs/>
+          <w:sz w:val="32"/>
+          <w:szCs w:val="32"/>
+        </w:rPr>
+        <w:t>To</w:t>
+      </w:r>
+      <w:proofErr w:type="gramEnd"/>
+      <w:r>
+        <w:rPr>
+          <w:b/>
+          <w:bCs/>
+          <w:sz w:val="32"/>
+          <w:szCs w:val="32"/>
+        </w:rPr>
+        <w:t xml:space="preserve"> GitHub Link Below</w:t>
       </w:r>
     </w:p>
     <w:p>
@@ -308,7 +359,7 @@
             <w:sz w:val="28"/>
             <w:szCs w:val="28"/>
           </w:rPr>
-          <w:t>https://github.c</w:t>
+          <w:t>https://github.com/Raz-Haque/s</w:t>
         </w:r>
         <w:r>
           <w:rPr>
@@ -316,7 +367,7 @@
             <w:sz w:val="28"/>
             <w:szCs w:val="28"/>
           </w:rPr>
-          <w:t>o</w:t>
+          <w:t>p</w:t>
         </w:r>
         <w:r>
           <w:rPr>
@@ -324,38 +375,13 @@
             <w:sz w:val="28"/>
             <w:szCs w:val="28"/>
           </w:rPr>
-          <w:t>m/Raz-Haque/sp</w:t>
-        </w:r>
-        <w:r>
-          <w:rPr>
-            <w:rStyle w:val="Hyperlink"/>
-            <w:sz w:val="28"/>
-            <w:szCs w:val="28"/>
-          </w:rPr>
-          <w:t>5</w:t>
-        </w:r>
-        <w:r>
-          <w:rPr>
-            <w:rStyle w:val="Hyperlink"/>
-            <w:sz w:val="28"/>
-            <w:szCs w:val="28"/>
-          </w:rPr>
-          <w:t>00-portfolio-analysis</w:t>
+          <w:t>500-portfolio-analysis</w:t>
         </w:r>
       </w:hyperlink>
     </w:p>
     <w:p>
       <w:pPr>
         <w:jc w:val="center"/>
-      </w:pPr>
-    </w:p>
-    <w:p>
-      <w:pPr>
-        <w:rPr>
-          <w:b/>
-          <w:bCs/>
-          <w:u w:val="single"/>
-        </w:rPr>
       </w:pPr>
     </w:p>
     <w:p>
@@ -3304,7 +3330,7 @@
           <w:noProof/>
         </w:rPr>
         <w:drawing>
-          <wp:inline distT="0" distB="0" distL="0" distR="0" wp14:anchorId="4980C31D" wp14:editId="1708F6B1">
+          <wp:inline distT="0" distB="0" distL="0" distR="0" wp14:anchorId="4980C31D" wp14:editId="7C77277C">
             <wp:extent cx="6364605" cy="1838325"/>
             <wp:effectExtent l="0" t="0" r="0" b="9525"/>
             <wp:docPr id="1183341334" name="Picture 1" descr="A white background with black text&#10;&#10;AI-generated content may be incorrect."/>

--- a/Report/Data Warehousing & Business Intelligence Assesment 2.docx
+++ b/Report/Data Warehousing & Business Intelligence Assesment 2.docx
@@ -359,23 +359,7 @@
             <w:sz w:val="28"/>
             <w:szCs w:val="28"/>
           </w:rPr>
-          <w:t>https://github.com/Raz-Haque/s</w:t>
-        </w:r>
-        <w:r>
-          <w:rPr>
-            <w:rStyle w:val="Hyperlink"/>
-            <w:sz w:val="28"/>
-            <w:szCs w:val="28"/>
-          </w:rPr>
-          <w:t>p</w:t>
-        </w:r>
-        <w:r>
-          <w:rPr>
-            <w:rStyle w:val="Hyperlink"/>
-            <w:sz w:val="28"/>
-            <w:szCs w:val="28"/>
-          </w:rPr>
-          <w:t>500-portfolio-analysis</w:t>
+          <w:t>https://github.com/Raz-Haque/sp500-portfolio-analysis</w:t>
         </w:r>
       </w:hyperlink>
     </w:p>
@@ -3271,6 +3255,22 @@
       <w:bookmarkEnd w:id="0"/>
     </w:p>
     <w:p>
+      <w:r>
+        <w:t>Link To Figures-</w:t>
+      </w:r>
+      <w:r>
+        <w:t xml:space="preserve"> </w:t>
+      </w:r>
+      <w:hyperlink r:id="rId9" w:history="1">
+        <w:r>
+          <w:rPr>
+            <w:rStyle w:val="Hyperlink"/>
+          </w:rPr>
+          <w:t>https://github.com/Raz-Haque/sp500-portfolio-analysis/tree/main/Figures/Task%20A</w:t>
+        </w:r>
+      </w:hyperlink>
+    </w:p>
+    <w:p>
       <w:pPr>
         <w:pStyle w:val="Heading3"/>
         <w:spacing w:line="360" w:lineRule="auto"/>
@@ -3345,7 +3345,7 @@
                     <pic:cNvPicPr/>
                   </pic:nvPicPr>
                   <pic:blipFill>
-                    <a:blip r:embed="rId9">
+                    <a:blip r:embed="rId10">
                       <a:extLst>
                         <a:ext uri="{28A0092B-C50C-407E-A947-70E740481C1C}">
                           <a14:useLocalDpi xmlns:a14="http://schemas.microsoft.com/office/drawing/2010/main" val="0"/>
@@ -3428,7 +3428,7 @@
                     <pic:cNvPicPr/>
                   </pic:nvPicPr>
                   <pic:blipFill>
-                    <a:blip r:embed="rId10">
+                    <a:blip r:embed="rId11">
                       <a:extLst>
                         <a:ext uri="{28A0092B-C50C-407E-A947-70E740481C1C}">
                           <a14:useLocalDpi xmlns:a14="http://schemas.microsoft.com/office/drawing/2010/main" val="0"/>
@@ -3498,6 +3498,7 @@
         <w:rPr>
           <w:noProof/>
         </w:rPr>
+        <w:lastRenderedPageBreak/>
         <w:drawing>
           <wp:inline distT="0" distB="0" distL="0" distR="0" wp14:anchorId="18B642E3" wp14:editId="29D38F11">
             <wp:extent cx="3817620" cy="847725"/>
@@ -3514,7 +3515,7 @@
                     <pic:cNvPicPr/>
                   </pic:nvPicPr>
                   <pic:blipFill>
-                    <a:blip r:embed="rId11">
+                    <a:blip r:embed="rId12">
                       <a:extLst>
                         <a:ext uri="{28A0092B-C50C-407E-A947-70E740481C1C}">
                           <a14:useLocalDpi xmlns:a14="http://schemas.microsoft.com/office/drawing/2010/main" val="0"/>
@@ -3556,7 +3557,6 @@
           <w:sz w:val="24"/>
           <w:szCs w:val="24"/>
         </w:rPr>
-        <w:lastRenderedPageBreak/>
         <w:t>Figure 4. Daily Returns</w:t>
       </w:r>
       <w:bookmarkEnd w:id="4"/>
@@ -3595,7 +3595,7 @@
                     <pic:cNvPicPr/>
                   </pic:nvPicPr>
                   <pic:blipFill>
-                    <a:blip r:embed="rId12">
+                    <a:blip r:embed="rId13">
                       <a:extLst>
                         <a:ext uri="{28A0092B-C50C-407E-A947-70E740481C1C}">
                           <a14:useLocalDpi xmlns:a14="http://schemas.microsoft.com/office/drawing/2010/main" val="0"/>
@@ -3663,6 +3663,7 @@
         <w:rPr>
           <w:noProof/>
         </w:rPr>
+        <w:lastRenderedPageBreak/>
         <w:drawing>
           <wp:inline distT="0" distB="0" distL="0" distR="0" wp14:anchorId="643E7B67" wp14:editId="08DA1180">
             <wp:extent cx="6329680" cy="3810000"/>
@@ -3679,7 +3680,7 @@
                     <pic:cNvPicPr/>
                   </pic:nvPicPr>
                   <pic:blipFill>
-                    <a:blip r:embed="rId13">
+                    <a:blip r:embed="rId14">
                       <a:extLst>
                         <a:ext uri="{28A0092B-C50C-407E-A947-70E740481C1C}">
                           <a14:useLocalDpi xmlns:a14="http://schemas.microsoft.com/office/drawing/2010/main" val="0"/>
@@ -3729,30 +3730,30 @@
           <w:sz w:val="24"/>
           <w:szCs w:val="24"/>
         </w:rPr>
+        <w:t>Figure 6. Volatility Table</w:t>
+      </w:r>
+      <w:bookmarkEnd w:id="6"/>
+    </w:p>
+    <w:p>
+      <w:pPr>
+        <w:spacing w:line="360" w:lineRule="auto"/>
+      </w:pPr>
+      <w:r>
+        <w:rPr>
+          <w:color w:val="000000"/>
+        </w:rPr>
+        <w:t>Annual volatility represents the level of risk associated with each stock, calculated from the standard deviation of returns.</w:t>
+      </w:r>
+    </w:p>
+    <w:p>
+      <w:pPr>
+        <w:spacing w:line="360" w:lineRule="auto"/>
+      </w:pPr>
+      <w:r>
+        <w:rPr>
+          <w:noProof/>
+        </w:rPr>
         <w:lastRenderedPageBreak/>
-        <w:t>Figure 6. Volatility Table</w:t>
-      </w:r>
-      <w:bookmarkEnd w:id="6"/>
-    </w:p>
-    <w:p>
-      <w:pPr>
-        <w:spacing w:line="360" w:lineRule="auto"/>
-      </w:pPr>
-      <w:r>
-        <w:rPr>
-          <w:color w:val="000000"/>
-        </w:rPr>
-        <w:t>Annual volatility represents the level of risk associated with each stock, calculated from the standard deviation of returns.</w:t>
-      </w:r>
-    </w:p>
-    <w:p>
-      <w:pPr>
-        <w:spacing w:line="360" w:lineRule="auto"/>
-      </w:pPr>
-      <w:r>
-        <w:rPr>
-          <w:noProof/>
-        </w:rPr>
         <w:drawing>
           <wp:inline distT="0" distB="0" distL="0" distR="0" wp14:anchorId="55D5D689" wp14:editId="3A4B80FF">
             <wp:extent cx="5638800" cy="3770626"/>
@@ -3769,7 +3770,7 @@
                     <pic:cNvPicPr/>
                   </pic:nvPicPr>
                   <pic:blipFill>
-                    <a:blip r:embed="rId14">
+                    <a:blip r:embed="rId15">
                       <a:extLst>
                         <a:ext uri="{28A0092B-C50C-407E-A947-70E740481C1C}">
                           <a14:useLocalDpi xmlns:a14="http://schemas.microsoft.com/office/drawing/2010/main" val="0"/>
@@ -3855,7 +3856,7 @@
                     <pic:cNvPicPr/>
                   </pic:nvPicPr>
                   <pic:blipFill>
-                    <a:blip r:embed="rId15">
+                    <a:blip r:embed="rId16">
                       <a:extLst>
                         <a:ext uri="{28A0092B-C50C-407E-A947-70E740481C1C}">
                           <a14:useLocalDpi xmlns:a14="http://schemas.microsoft.com/office/drawing/2010/main" val="0"/>
@@ -3902,22 +3903,22 @@
         <w:rPr>
           <w:rStyle w:val="Heading3Char"/>
         </w:rPr>
+        <w:t>Figure 8. Summary Table</w:t>
+      </w:r>
+      <w:bookmarkEnd w:id="8"/>
+    </w:p>
+    <w:p>
+      <w:pPr>
+        <w:spacing w:line="360" w:lineRule="auto"/>
+        <w:rPr>
+          <w:color w:val="000000"/>
+        </w:rPr>
+      </w:pPr>
+      <w:r>
+        <w:rPr>
+          <w:color w:val="000000"/>
+        </w:rPr>
         <w:lastRenderedPageBreak/>
-        <w:t>Figure 8. Summary Table</w:t>
-      </w:r>
-      <w:bookmarkEnd w:id="8"/>
-    </w:p>
-    <w:p>
-      <w:pPr>
-        <w:spacing w:line="360" w:lineRule="auto"/>
-        <w:rPr>
-          <w:color w:val="000000"/>
-        </w:rPr>
-      </w:pPr>
-      <w:r>
-        <w:rPr>
-          <w:color w:val="000000"/>
-        </w:rPr>
         <w:t>This shows the average return generated by each stock, providing a measure of overall performance.</w:t>
       </w:r>
     </w:p>
@@ -3948,7 +3949,7 @@
                     <pic:cNvPicPr/>
                   </pic:nvPicPr>
                   <pic:blipFill>
-                    <a:blip r:embed="rId16">
+                    <a:blip r:embed="rId17">
                       <a:extLst>
                         <a:ext uri="{28A0092B-C50C-407E-A947-70E740481C1C}">
                           <a14:useLocalDpi xmlns:a14="http://schemas.microsoft.com/office/drawing/2010/main" val="0"/>
@@ -4051,7 +4052,7 @@
                     <pic:cNvPicPr/>
                   </pic:nvPicPr>
                   <pic:blipFill>
-                    <a:blip r:embed="rId17">
+                    <a:blip r:embed="rId18">
                       <a:extLst>
                         <a:ext uri="{28A0092B-C50C-407E-A947-70E740481C1C}">
                           <a14:useLocalDpi xmlns:a14="http://schemas.microsoft.com/office/drawing/2010/main" val="0"/>
@@ -4136,7 +4137,7 @@
                     <pic:cNvPicPr/>
                   </pic:nvPicPr>
                   <pic:blipFill>
-                    <a:blip r:embed="rId18">
+                    <a:blip r:embed="rId19">
                       <a:extLst>
                         <a:ext uri="{28A0092B-C50C-407E-A947-70E740481C1C}">
                           <a14:useLocalDpi xmlns:a14="http://schemas.microsoft.com/office/drawing/2010/main" val="0"/>
@@ -4597,6 +4598,25 @@
       <w:bookmarkEnd w:id="19"/>
     </w:p>
     <w:p>
+      <w:r>
+        <w:t>Link To Figures-</w:t>
+      </w:r>
+      <w:r>
+        <w:t xml:space="preserve"> </w:t>
+      </w:r>
+      <w:hyperlink r:id="rId20" w:history="1">
+        <w:r>
+          <w:rPr>
+            <w:rStyle w:val="Hyperlink"/>
+          </w:rPr>
+          <w:t>https://github.com/Raz-Haque/sp500-portfolio-analysis/tree/main/Figures/Task%20</w:t>
+        </w:r>
+      </w:hyperlink>
+      <w:r>
+        <w:t>B</w:t>
+      </w:r>
+    </w:p>
+    <w:p>
       <w:pPr>
         <w:pStyle w:val="Heading2"/>
       </w:pPr>
@@ -4741,6 +4761,7 @@
           <w:b w:val="0"/>
           <w:bCs w:val="0"/>
         </w:rPr>
+        <w:lastRenderedPageBreak/>
         <w:t xml:space="preserve">Agglomerative Clustering </w:t>
       </w:r>
       <w:r>
@@ -4784,7 +4805,6 @@
         <w:rPr>
           <w:noProof/>
         </w:rPr>
-        <w:lastRenderedPageBreak/>
         <w:drawing>
           <wp:inline distT="0" distB="0" distL="0" distR="0" wp14:anchorId="1C47E2AC" wp14:editId="78078A08">
             <wp:extent cx="3657600" cy="2895600"/>
@@ -4803,7 +4823,7 @@
                     </pic:cNvPicPr>
                   </pic:nvPicPr>
                   <pic:blipFill>
-                    <a:blip r:embed="rId19">
+                    <a:blip r:embed="rId21">
                       <a:extLst>
                         <a:ext uri="{28A0092B-C50C-407E-A947-70E740481C1C}">
                           <a14:useLocalDpi xmlns:a14="http://schemas.microsoft.com/office/drawing/2010/main" val="0"/>
@@ -4969,7 +4989,7 @@
                     </pic:cNvPicPr>
                   </pic:nvPicPr>
                   <pic:blipFill>
-                    <a:blip r:embed="rId20">
+                    <a:blip r:embed="rId22">
                       <a:extLst>
                         <a:ext uri="{28A0092B-C50C-407E-A947-70E740481C1C}">
                           <a14:useLocalDpi xmlns:a14="http://schemas.microsoft.com/office/drawing/2010/main" val="0"/>
@@ -5279,7 +5299,7 @@
                     </pic:cNvPicPr>
                   </pic:nvPicPr>
                   <pic:blipFill>
-                    <a:blip r:embed="rId21">
+                    <a:blip r:embed="rId23">
                       <a:extLst>
                         <a:ext uri="{28A0092B-C50C-407E-A947-70E740481C1C}">
                           <a14:useLocalDpi xmlns:a14="http://schemas.microsoft.com/office/drawing/2010/main" val="0"/>
@@ -5420,7 +5440,7 @@
                     </pic:cNvPicPr>
                   </pic:nvPicPr>
                   <pic:blipFill>
-                    <a:blip r:embed="rId22">
+                    <a:blip r:embed="rId24">
                       <a:extLst>
                         <a:ext uri="{28A0092B-C50C-407E-A947-70E740481C1C}">
                           <a14:useLocalDpi xmlns:a14="http://schemas.microsoft.com/office/drawing/2010/main" val="0"/>
@@ -5599,7 +5619,7 @@
                     </pic:cNvPicPr>
                   </pic:nvPicPr>
                   <pic:blipFill>
-                    <a:blip r:embed="rId23">
+                    <a:blip r:embed="rId25">
                       <a:extLst>
                         <a:ext uri="{28A0092B-C50C-407E-A947-70E740481C1C}">
                           <a14:useLocalDpi xmlns:a14="http://schemas.microsoft.com/office/drawing/2010/main" val="0"/>
@@ -5742,7 +5762,7 @@
                     </pic:cNvPicPr>
                   </pic:nvPicPr>
                   <pic:blipFill>
-                    <a:blip r:embed="rId24">
+                    <a:blip r:embed="rId26">
                       <a:extLst>
                         <a:ext uri="{28A0092B-C50C-407E-A947-70E740481C1C}">
                           <a14:useLocalDpi xmlns:a14="http://schemas.microsoft.com/office/drawing/2010/main" val="0"/>
@@ -5859,7 +5879,7 @@
                     </pic:cNvPicPr>
                   </pic:nvPicPr>
                   <pic:blipFill>
-                    <a:blip r:embed="rId25">
+                    <a:blip r:embed="rId27">
                       <a:extLst>
                         <a:ext uri="{28A0092B-C50C-407E-A947-70E740481C1C}">
                           <a14:useLocalDpi xmlns:a14="http://schemas.microsoft.com/office/drawing/2010/main" val="0"/>
@@ -6131,6 +6151,22 @@
       <w:bookmarkEnd w:id="33"/>
     </w:p>
     <w:p>
+      <w:r>
+        <w:t>Link to figures-</w:t>
+      </w:r>
+      <w:r>
+        <w:t xml:space="preserve"> </w:t>
+      </w:r>
+      <w:hyperlink r:id="rId28" w:history="1">
+        <w:r>
+          <w:rPr>
+            <w:rStyle w:val="Hyperlink"/>
+          </w:rPr>
+          <w:t>https://github.com/Raz-Haque/sp500-portfolio-analysis/tree/main/Figures/Task%20C</w:t>
+        </w:r>
+      </w:hyperlink>
+    </w:p>
+    <w:p>
       <w:pPr>
         <w:pStyle w:val="Heading3"/>
       </w:pPr>
@@ -6273,15 +6309,18 @@
       </w:r>
       <w:proofErr w:type="gramEnd"/>
       <w:r>
-        <w:t xml:space="preserve"> stocks. This structure is valuable because it gives investors meaningful portfolio categories rather than an unmanageable list of individual securities.</w:t>
-      </w:r>
-    </w:p>
-    <w:p>
-      <w:pPr>
-        <w:spacing w:line="360" w:lineRule="auto"/>
-      </w:pPr>
+        <w:t xml:space="preserve"> stocks. This structure is valuable </w:t>
+      </w:r>
       <w:r>
         <w:lastRenderedPageBreak/>
+        <w:t>because it gives investors meaningful portfolio categories rather than an unmanageable list of individual securities.</w:t>
+      </w:r>
+    </w:p>
+    <w:p>
+      <w:pPr>
+        <w:spacing w:line="360" w:lineRule="auto"/>
+      </w:pPr>
+      <w:r>
         <w:t xml:space="preserve">The business value of the clustering depends on the interaction of the three metrics. </w:t>
       </w:r>
       <w:r>
@@ -6408,6 +6447,7 @@
         <w:rPr>
           <w:noProof/>
         </w:rPr>
+        <w:lastRenderedPageBreak/>
         <w:drawing>
           <wp:inline distT="0" distB="0" distL="0" distR="0" wp14:anchorId="57F6CE78" wp14:editId="1A84D054">
             <wp:extent cx="5000625" cy="2262264"/>
@@ -6424,7 +6464,7 @@
                     <pic:cNvPicPr/>
                   </pic:nvPicPr>
                   <pic:blipFill>
-                    <a:blip r:embed="rId26"/>
+                    <a:blip r:embed="rId29"/>
                     <a:stretch>
                       <a:fillRect/>
                     </a:stretch>
@@ -6475,7 +6515,6 @@
           <w:sz w:val="28"/>
           <w:szCs w:val="28"/>
         </w:rPr>
-        <w:lastRenderedPageBreak/>
         <w:drawing>
           <wp:inline distT="0" distB="0" distL="0" distR="0" wp14:anchorId="313DE183" wp14:editId="2614321C">
             <wp:extent cx="5791200" cy="2793365"/>
@@ -6492,7 +6531,7 @@
                     <pic:cNvPicPr/>
                   </pic:nvPicPr>
                   <pic:blipFill>
-                    <a:blip r:embed="rId27"/>
+                    <a:blip r:embed="rId30"/>
                     <a:stretch>
                       <a:fillRect/>
                     </a:stretch>
@@ -6547,6 +6586,7 @@
           <w:noProof/>
           <w:color w:val="0F4761" w:themeColor="accent1" w:themeShade="BF"/>
         </w:rPr>
+        <w:lastRenderedPageBreak/>
         <w:drawing>
           <wp:inline distT="0" distB="0" distL="0" distR="0" wp14:anchorId="7DDD419C" wp14:editId="331F12BC">
             <wp:extent cx="5731510" cy="2836545"/>
@@ -6563,7 +6603,7 @@
                     <pic:cNvPicPr/>
                   </pic:nvPicPr>
                   <pic:blipFill>
-                    <a:blip r:embed="rId28"/>
+                    <a:blip r:embed="rId31"/>
                     <a:stretch>
                       <a:fillRect/>
                     </a:stretch>
@@ -6610,7 +6650,6 @@
           <w:noProof/>
           <w:color w:val="0F4761" w:themeColor="accent1" w:themeShade="BF"/>
         </w:rPr>
-        <w:lastRenderedPageBreak/>
         <w:drawing>
           <wp:inline distT="0" distB="0" distL="0" distR="0" wp14:anchorId="795AE674" wp14:editId="23A3CA6A">
             <wp:extent cx="6337300" cy="2184400"/>
@@ -6627,7 +6666,7 @@
                     <pic:cNvPicPr/>
                   </pic:nvPicPr>
                   <pic:blipFill>
-                    <a:blip r:embed="rId29"/>
+                    <a:blip r:embed="rId32"/>
                     <a:stretch>
                       <a:fillRect/>
                     </a:stretch>
@@ -6706,6 +6745,7 @@
         <w:spacing w:line="360" w:lineRule="auto"/>
       </w:pPr>
       <w:r>
+        <w:lastRenderedPageBreak/>
         <w:t>The first benefit</w:t>
       </w:r>
       <w:r>
@@ -6785,7 +6825,6 @@
         <w:spacing w:line="360" w:lineRule="auto"/>
       </w:pPr>
       <w:r>
-        <w:lastRenderedPageBreak/>
         <w:t>Third, CRM</w:t>
       </w:r>
       <w:r>
@@ -6953,8 +6992,8 @@
       </w:r>
     </w:p>
     <w:sectPr>
-      <w:footerReference w:type="even" r:id="rId30"/>
-      <w:footerReference w:type="default" r:id="rId31"/>
+      <w:footerReference w:type="even" r:id="rId33"/>
+      <w:footerReference w:type="default" r:id="rId34"/>
       <w:pgSz w:w="11906" w:h="16838"/>
       <w:pgMar w:top="1440" w:right="1440" w:bottom="1440" w:left="1440" w:header="708" w:footer="708" w:gutter="0"/>
       <w:cols w:space="708"/>
